--- a/Dokumentacio/veglegesek/QUBE_tesztelesi_dokumentacio.docx
+++ b/Dokumentacio/veglegesek/QUBE_tesztelesi_dokumentacio.docx
@@ -1984,7 +1984,7 @@
         <w:rPr>
           <w:lang w:val="hu-HU"/>
         </w:rPr>
-        <w:t xml:space="preserve"> fizikai és virtuális körülményekk között.</w:t>
+        <w:t xml:space="preserve"> fizikai és virtuális körülmények között.</w:t>
       </w:r>
     </w:p>
     <w:p>
@@ -2005,7 +2005,31 @@
         <w:rPr>
           <w:lang w:val="hu-HU"/>
         </w:rPr>
-        <w:t xml:space="preserve"> Ebben a dokumentumban minden egyes komponens – beleértve a hálózati funkciókat, szerver szolgáltatásokat, automatizációt és monitorozást – külön-külön, részletesen dokumentálva van, így biztosítva az átláthatóságot és a visszakövethetőséget.</w:t>
+        <w:t xml:space="preserve"> Ebben a dokumentumban minden egyes komponens </w:t>
+      </w:r>
+      <w:r>
+        <w:rPr>
+          <w:lang w:val="hu-HU"/>
+        </w:rPr>
+        <w:t>(</w:t>
+      </w:r>
+      <w:r>
+        <w:rPr>
+          <w:lang w:val="hu-HU"/>
+        </w:rPr>
+        <w:t>beleértve a hálózati funkciókat, szerver szolgáltatásokat, automatizációt és monitorozást</w:t>
+      </w:r>
+      <w:r>
+        <w:rPr>
+          <w:lang w:val="hu-HU"/>
+        </w:rPr>
+        <w:t>)</w:t>
+      </w:r>
+      <w:r>
+        <w:rPr>
+          <w:lang w:val="hu-HU"/>
+        </w:rPr>
+        <w:t xml:space="preserve"> külön-külön, részletesen dokumentálva van, így biztosítva az átláthatóságot és a visszakövethetőséget.</w:t>
       </w:r>
     </w:p>
     <w:p>
@@ -2681,7 +2705,7 @@
         </mc:Choice>
         <mc:Fallback>
           <w:pict>
-            <v:rect w14:anchorId="39787EA0" id="Téglalap 5" o:spid="_x0000_s1031" style="position:absolute;left:0;text-align:left;margin-left:0;margin-top:795.45pt;width:36pt;height:25.25pt;z-index:251663360;visibility:visible;mso-wrap-style:square;mso-wrap-distance-left:14.4pt;mso-wrap-distance-top:0;mso-wrap-distance-right:14.4pt;mso-wrap-distance-bottom:0;mso-position-horizontal:left;mso-position-horizontal-relative:right-margin-area;mso-position-vertical:absolute;mso-position-vertical-relative:page;v-text-anchor:bottom" o:gfxdata="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" fillcolor="#f6762c" stroked="f" strokeweight="3pt">
+            <v:rect w14:anchorId="39787EA0" id="Téglalap 5" o:spid="_x0000_s1026" style="position:absolute;left:0;text-align:left;margin-left:0;margin-top:795.45pt;width:36pt;height:25.25pt;z-index:251663360;visibility:visible;mso-wrap-style:square;mso-wrap-distance-left:14.4pt;mso-wrap-distance-top:0;mso-wrap-distance-right:14.4pt;mso-wrap-distance-bottom:0;mso-position-horizontal:left;mso-position-horizontal-relative:right-margin-area;mso-position-vertical:absolute;mso-position-vertical-relative:page;v-text-anchor:bottom" o:gfxdata="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" fillcolor="#f6762c" stroked="f" strokeweight="3pt">
               <v:textbox>
                 <w:txbxContent>
                   <w:p>

--- a/Dokumentacio/veglegesek/QUBE_tesztelesi_dokumentacio.docx
+++ b/Dokumentacio/veglegesek/QUBE_tesztelesi_dokumentacio.docx
@@ -6,18 +6,8 @@
       <w:pPr>
         <w:pStyle w:val="Cm"/>
       </w:pPr>
-      <w:commentRangeStart w:id="0"/>
       <w:r>
         <w:t>QUBE</w:t>
-      </w:r>
-      <w:commentRangeEnd w:id="0"/>
-      <w:r>
-        <w:rPr>
-          <w:rStyle w:val="Jegyzethivatkozs"/>
-          <w:sz w:val="92"/>
-          <w:szCs w:val="76"/>
-        </w:rPr>
-        <w:commentReference w:id="0"/>
       </w:r>
     </w:p>
     <w:p>
@@ -50,11 +40,11 @@
         <w:pStyle w:val="Alcm"/>
         <w:spacing w:after="0" w:line="240" w:lineRule="auto"/>
         <w:sectPr>
-          <w:headerReference w:type="even" r:id="rId12"/>
-          <w:headerReference w:type="default" r:id="rId13"/>
-          <w:footerReference w:type="default" r:id="rId14"/>
-          <w:headerReference w:type="first" r:id="rId15"/>
-          <w:footerReference w:type="first" r:id="rId16"/>
+          <w:headerReference w:type="even" r:id="rId8"/>
+          <w:headerReference w:type="default" r:id="rId9"/>
+          <w:footerReference w:type="default" r:id="rId10"/>
+          <w:headerReference w:type="first" r:id="rId11"/>
+          <w:footerReference w:type="first" r:id="rId12"/>
           <w:pgSz w:w="11906" w:h="16838" w:code="9"/>
           <w:pgMar w:top="1418" w:right="1418" w:bottom="1418" w:left="1418" w:header="709" w:footer="709" w:gutter="0"/>
           <w:cols w:space="708"/>
@@ -131,7 +121,7 @@
           <w:r>
             <w:fldChar w:fldCharType="separate"/>
           </w:r>
-          <w:hyperlink w:anchor="_Toc227433661" w:history="1">
+          <w:hyperlink w:anchor="_Toc227537795" w:history="1">
             <w:r>
               <w:rPr>
                 <w:rStyle w:val="Hiperhivatkozs"/>
@@ -158,7 +148,7 @@
                 <w:noProof/>
                 <w:webHidden/>
               </w:rPr>
-              <w:instrText xml:space="preserve"> PAGEREF _Toc227433661 \h </w:instrText>
+              <w:instrText xml:space="preserve"> PAGEREF _Toc227537795 \h </w:instrText>
             </w:r>
             <w:r>
               <w:rPr>
@@ -178,7 +168,7 @@
                 <w:noProof/>
                 <w:webHidden/>
               </w:rPr>
-              <w:t>3</w:t>
+              <w:t>2</w:t>
             </w:r>
             <w:r>
               <w:rPr>
@@ -204,13 +194,13 @@
               <w14:ligatures w14:val="standardContextual"/>
             </w:rPr>
           </w:pPr>
-          <w:hyperlink w:anchor="_Toc227433662" w:history="1">
+          <w:hyperlink w:anchor="_Toc227537796" w:history="1">
             <w:r>
               <w:rPr>
                 <w:rStyle w:val="Hiperhivatkozs"/>
                 <w:noProof/>
               </w:rPr>
-              <w:t>1. Feszítőfa</w:t>
+              <w:t>1. RSTP redundancia teszt</w:t>
             </w:r>
             <w:r>
               <w:rPr>
@@ -231,7 +221,7 @@
                 <w:noProof/>
                 <w:webHidden/>
               </w:rPr>
-              <w:instrText xml:space="preserve"> PAGEREF _Toc227433662 \h </w:instrText>
+              <w:instrText xml:space="preserve"> PAGEREF _Toc227537796 \h </w:instrText>
             </w:r>
             <w:r>
               <w:rPr>
@@ -251,7 +241,7 @@
                 <w:noProof/>
                 <w:webHidden/>
               </w:rPr>
-              <w:t>4</w:t>
+              <w:t>3</w:t>
             </w:r>
             <w:r>
               <w:rPr>
@@ -277,13 +267,13 @@
               <w14:ligatures w14:val="standardContextual"/>
             </w:rPr>
           </w:pPr>
-          <w:hyperlink w:anchor="_Toc227433663" w:history="1">
+          <w:hyperlink w:anchor="_Toc227537797" w:history="1">
             <w:r>
               <w:rPr>
                 <w:rStyle w:val="Hiperhivatkozs"/>
                 <w:noProof/>
               </w:rPr>
-              <w:t>2. Link-aggregáció</w:t>
+              <w:t>2. RSTP hurokmentesítés teszt</w:t>
             </w:r>
             <w:r>
               <w:rPr>
@@ -304,7 +294,7 @@
                 <w:noProof/>
                 <w:webHidden/>
               </w:rPr>
-              <w:instrText xml:space="preserve"> PAGEREF _Toc227433663 \h </w:instrText>
+              <w:instrText xml:space="preserve"> PAGEREF _Toc227537797 \h </w:instrText>
             </w:r>
             <w:r>
               <w:rPr>
@@ -350,13 +340,13 @@
               <w14:ligatures w14:val="standardContextual"/>
             </w:rPr>
           </w:pPr>
-          <w:hyperlink w:anchor="_Toc227433664" w:history="1">
+          <w:hyperlink w:anchor="_Toc227537798" w:history="1">
             <w:r>
               <w:rPr>
                 <w:rStyle w:val="Hiperhivatkozs"/>
                 <w:noProof/>
               </w:rPr>
-              <w:t>3. Gateway redundancia</w:t>
+              <w:t>3. Link-aggregáció</w:t>
             </w:r>
             <w:r>
               <w:rPr>
@@ -377,7 +367,7 @@
                 <w:noProof/>
                 <w:webHidden/>
               </w:rPr>
-              <w:instrText xml:space="preserve"> PAGEREF _Toc227433664 \h </w:instrText>
+              <w:instrText xml:space="preserve"> PAGEREF _Toc227537798 \h </w:instrText>
             </w:r>
             <w:r>
               <w:rPr>
@@ -423,13 +413,13 @@
               <w14:ligatures w14:val="standardContextual"/>
             </w:rPr>
           </w:pPr>
-          <w:hyperlink w:anchor="_Toc227433665" w:history="1">
+          <w:hyperlink w:anchor="_Toc227537799" w:history="1">
             <w:r>
               <w:rPr>
                 <w:rStyle w:val="Hiperhivatkozs"/>
                 <w:noProof/>
               </w:rPr>
-              <w:t>4. DAI</w:t>
+              <w:t>4. HSRP failover teszt</w:t>
             </w:r>
             <w:r>
               <w:rPr>
@@ -450,7 +440,7 @@
                 <w:noProof/>
                 <w:webHidden/>
               </w:rPr>
-              <w:instrText xml:space="preserve"> PAGEREF _Toc227433665 \h </w:instrText>
+              <w:instrText xml:space="preserve"> PAGEREF _Toc227537799 \h </w:instrText>
             </w:r>
             <w:r>
               <w:rPr>
@@ -470,7 +460,7 @@
                 <w:noProof/>
                 <w:webHidden/>
               </w:rPr>
-              <w:t>4</w:t>
+              <w:t>6</w:t>
             </w:r>
             <w:r>
               <w:rPr>
@@ -496,13 +486,13 @@
               <w14:ligatures w14:val="standardContextual"/>
             </w:rPr>
           </w:pPr>
-          <w:hyperlink w:anchor="_Toc227433666" w:history="1">
+          <w:hyperlink w:anchor="_Toc227537800" w:history="1">
             <w:r>
               <w:rPr>
                 <w:rStyle w:val="Hiperhivatkozs"/>
                 <w:noProof/>
               </w:rPr>
-              <w:t>5. DHCP felügyelet</w:t>
+              <w:t>5. Átfogó NAT tesztelés</w:t>
             </w:r>
             <w:r>
               <w:rPr>
@@ -523,7 +513,7 @@
                 <w:noProof/>
                 <w:webHidden/>
               </w:rPr>
-              <w:instrText xml:space="preserve"> PAGEREF _Toc227433666 \h </w:instrText>
+              <w:instrText xml:space="preserve"> PAGEREF _Toc227537800 \h </w:instrText>
             </w:r>
             <w:r>
               <w:rPr>
@@ -543,7 +533,7 @@
                 <w:noProof/>
                 <w:webHidden/>
               </w:rPr>
-              <w:t>4</w:t>
+              <w:t>7</w:t>
             </w:r>
             <w:r>
               <w:rPr>
@@ -569,13 +559,13 @@
               <w14:ligatures w14:val="standardContextual"/>
             </w:rPr>
           </w:pPr>
-          <w:hyperlink w:anchor="_Toc227433667" w:history="1">
+          <w:hyperlink w:anchor="_Toc227537801" w:history="1">
             <w:r>
               <w:rPr>
                 <w:rStyle w:val="Hiperhivatkozs"/>
                 <w:noProof/>
               </w:rPr>
-              <w:t>6. Broadcast védelem</w:t>
+              <w:t>6. GRE tunnel tesztelés</w:t>
             </w:r>
             <w:r>
               <w:rPr>
@@ -596,7 +586,7 @@
                 <w:noProof/>
                 <w:webHidden/>
               </w:rPr>
-              <w:instrText xml:space="preserve"> PAGEREF _Toc227433667 \h </w:instrText>
+              <w:instrText xml:space="preserve"> PAGEREF _Toc227537801 \h </w:instrText>
             </w:r>
             <w:r>
               <w:rPr>
@@ -616,7 +606,7 @@
                 <w:noProof/>
                 <w:webHidden/>
               </w:rPr>
-              <w:t>4</w:t>
+              <w:t>9</w:t>
             </w:r>
             <w:r>
               <w:rPr>
@@ -642,13 +632,13 @@
               <w14:ligatures w14:val="standardContextual"/>
             </w:rPr>
           </w:pPr>
-          <w:hyperlink w:anchor="_Toc227433668" w:history="1">
+          <w:hyperlink w:anchor="_Toc227537802" w:history="1">
             <w:r>
               <w:rPr>
                 <w:rStyle w:val="Hiperhivatkozs"/>
                 <w:noProof/>
               </w:rPr>
-              <w:t>7. Tűzfalszabályok</w:t>
+              <w:t>7. Dualstack és SLAAC működése</w:t>
             </w:r>
             <w:r>
               <w:rPr>
@@ -669,7 +659,7 @@
                 <w:noProof/>
                 <w:webHidden/>
               </w:rPr>
-              <w:instrText xml:space="preserve"> PAGEREF _Toc227433668 \h </w:instrText>
+              <w:instrText xml:space="preserve"> PAGEREF _Toc227537802 \h </w:instrText>
             </w:r>
             <w:r>
               <w:rPr>
@@ -689,7 +679,7 @@
                 <w:noProof/>
                 <w:webHidden/>
               </w:rPr>
-              <w:t>4</w:t>
+              <w:t>10</w:t>
             </w:r>
             <w:r>
               <w:rPr>
@@ -715,13 +705,13 @@
               <w14:ligatures w14:val="standardContextual"/>
             </w:rPr>
           </w:pPr>
-          <w:hyperlink w:anchor="_Toc227433669" w:history="1">
+          <w:hyperlink w:anchor="_Toc227537803" w:history="1">
             <w:r>
               <w:rPr>
                 <w:rStyle w:val="Hiperhivatkozs"/>
                 <w:noProof/>
               </w:rPr>
-              <w:t>8. Hálózati címfordítások</w:t>
+              <w:t>13. Vezeték nélküli hálózatok</w:t>
             </w:r>
             <w:r>
               <w:rPr>
@@ -742,7 +732,7 @@
                 <w:noProof/>
                 <w:webHidden/>
               </w:rPr>
-              <w:instrText xml:space="preserve"> PAGEREF _Toc227433669 \h </w:instrText>
+              <w:instrText xml:space="preserve"> PAGEREF _Toc227537803 \h </w:instrText>
             </w:r>
             <w:r>
               <w:rPr>
@@ -762,7 +752,7 @@
                 <w:noProof/>
                 <w:webHidden/>
               </w:rPr>
-              <w:t>4</w:t>
+              <w:t>12</w:t>
             </w:r>
             <w:r>
               <w:rPr>
@@ -788,13 +778,13 @@
               <w14:ligatures w14:val="standardContextual"/>
             </w:rPr>
           </w:pPr>
-          <w:hyperlink w:anchor="_Toc227433670" w:history="1">
+          <w:hyperlink w:anchor="_Toc227537804" w:history="1">
             <w:r>
               <w:rPr>
                 <w:rStyle w:val="Hiperhivatkozs"/>
                 <w:noProof/>
               </w:rPr>
-              <w:t>9. Site-to-site kapcsolat</w:t>
+              <w:t>5. DAI</w:t>
             </w:r>
             <w:r>
               <w:rPr>
@@ -815,7 +805,7 @@
                 <w:noProof/>
                 <w:webHidden/>
               </w:rPr>
-              <w:instrText xml:space="preserve"> PAGEREF _Toc227433670 \h </w:instrText>
+              <w:instrText xml:space="preserve"> PAGEREF _Toc227537804 \h </w:instrText>
             </w:r>
             <w:r>
               <w:rPr>
@@ -835,7 +825,7 @@
                 <w:noProof/>
                 <w:webHidden/>
               </w:rPr>
-              <w:t>4</w:t>
+              <w:t>12</w:t>
             </w:r>
             <w:r>
               <w:rPr>
@@ -861,13 +851,13 @@
               <w14:ligatures w14:val="standardContextual"/>
             </w:rPr>
           </w:pPr>
-          <w:hyperlink w:anchor="_Toc227433671" w:history="1">
+          <w:hyperlink w:anchor="_Toc227537805" w:history="1">
             <w:r>
               <w:rPr>
                 <w:rStyle w:val="Hiperhivatkozs"/>
                 <w:noProof/>
               </w:rPr>
-              <w:t>10. LAN forgalomirányítás</w:t>
+              <w:t>5. DHCP felügyelet</w:t>
             </w:r>
             <w:r>
               <w:rPr>
@@ -888,7 +878,7 @@
                 <w:noProof/>
                 <w:webHidden/>
               </w:rPr>
-              <w:instrText xml:space="preserve"> PAGEREF _Toc227433671 \h </w:instrText>
+              <w:instrText xml:space="preserve"> PAGEREF _Toc227537805 \h </w:instrText>
             </w:r>
             <w:r>
               <w:rPr>
@@ -908,7 +898,7 @@
                 <w:noProof/>
                 <w:webHidden/>
               </w:rPr>
-              <w:t>4</w:t>
+              <w:t>12</w:t>
             </w:r>
             <w:r>
               <w:rPr>
@@ -934,13 +924,13 @@
               <w14:ligatures w14:val="standardContextual"/>
             </w:rPr>
           </w:pPr>
-          <w:hyperlink w:anchor="_Toc227433672" w:history="1">
+          <w:hyperlink w:anchor="_Toc227537806" w:history="1">
             <w:r>
               <w:rPr>
                 <w:rStyle w:val="Hiperhivatkozs"/>
                 <w:noProof/>
               </w:rPr>
-              <w:t>11. WAN kapcsolatok</w:t>
+              <w:t>6. Broadcast védelem</w:t>
             </w:r>
             <w:r>
               <w:rPr>
@@ -961,7 +951,7 @@
                 <w:noProof/>
                 <w:webHidden/>
               </w:rPr>
-              <w:instrText xml:space="preserve"> PAGEREF _Toc227433672 \h </w:instrText>
+              <w:instrText xml:space="preserve"> PAGEREF _Toc227537806 \h </w:instrText>
             </w:r>
             <w:r>
               <w:rPr>
@@ -981,7 +971,7 @@
                 <w:noProof/>
                 <w:webHidden/>
               </w:rPr>
-              <w:t>4</w:t>
+              <w:t>12</w:t>
             </w:r>
             <w:r>
               <w:rPr>
@@ -1007,13 +997,13 @@
               <w14:ligatures w14:val="standardContextual"/>
             </w:rPr>
           </w:pPr>
-          <w:hyperlink w:anchor="_Toc227433673" w:history="1">
+          <w:hyperlink w:anchor="_Toc227537807" w:history="1">
             <w:r>
               <w:rPr>
                 <w:rStyle w:val="Hiperhivatkozs"/>
                 <w:noProof/>
               </w:rPr>
-              <w:t>12. Dualstack</w:t>
+              <w:t>7. Tűzfalszabályok</w:t>
             </w:r>
             <w:r>
               <w:rPr>
@@ -1034,7 +1024,7 @@
                 <w:noProof/>
                 <w:webHidden/>
               </w:rPr>
-              <w:instrText xml:space="preserve"> PAGEREF _Toc227433673 \h </w:instrText>
+              <w:instrText xml:space="preserve"> PAGEREF _Toc227537807 \h </w:instrText>
             </w:r>
             <w:r>
               <w:rPr>
@@ -1054,7 +1044,7 @@
                 <w:noProof/>
                 <w:webHidden/>
               </w:rPr>
-              <w:t>4</w:t>
+              <w:t>12</w:t>
             </w:r>
             <w:r>
               <w:rPr>
@@ -1080,13 +1070,13 @@
               <w14:ligatures w14:val="standardContextual"/>
             </w:rPr>
           </w:pPr>
-          <w:hyperlink w:anchor="_Toc227433674" w:history="1">
+          <w:hyperlink w:anchor="_Toc227537808" w:history="1">
             <w:r>
               <w:rPr>
                 <w:rStyle w:val="Hiperhivatkozs"/>
                 <w:noProof/>
               </w:rPr>
-              <w:t>13. Vezeték nélküli hálózatok</w:t>
+              <w:t>14. Active Directory</w:t>
             </w:r>
             <w:r>
               <w:rPr>
@@ -1107,7 +1097,7 @@
                 <w:noProof/>
                 <w:webHidden/>
               </w:rPr>
-              <w:instrText xml:space="preserve"> PAGEREF _Toc227433674 \h </w:instrText>
+              <w:instrText xml:space="preserve"> PAGEREF _Toc227537808 \h </w:instrText>
             </w:r>
             <w:r>
               <w:rPr>
@@ -1127,7 +1117,7 @@
                 <w:noProof/>
                 <w:webHidden/>
               </w:rPr>
-              <w:t>4</w:t>
+              <w:t>12</w:t>
             </w:r>
             <w:r>
               <w:rPr>
@@ -1153,13 +1143,13 @@
               <w14:ligatures w14:val="standardContextual"/>
             </w:rPr>
           </w:pPr>
-          <w:hyperlink w:anchor="_Toc227433675" w:history="1">
+          <w:hyperlink w:anchor="_Toc227537809" w:history="1">
             <w:r>
               <w:rPr>
                 <w:rStyle w:val="Hiperhivatkozs"/>
                 <w:noProof/>
               </w:rPr>
-              <w:t>14. Active Directory</w:t>
+              <w:t>15. DHCP</w:t>
             </w:r>
             <w:r>
               <w:rPr>
@@ -1180,7 +1170,7 @@
                 <w:noProof/>
                 <w:webHidden/>
               </w:rPr>
-              <w:instrText xml:space="preserve"> PAGEREF _Toc227433675 \h </w:instrText>
+              <w:instrText xml:space="preserve"> PAGEREF _Toc227537809 \h </w:instrText>
             </w:r>
             <w:r>
               <w:rPr>
@@ -1200,7 +1190,7 @@
                 <w:noProof/>
                 <w:webHidden/>
               </w:rPr>
-              <w:t>4</w:t>
+              <w:t>12</w:t>
             </w:r>
             <w:r>
               <w:rPr>
@@ -1226,13 +1216,13 @@
               <w14:ligatures w14:val="standardContextual"/>
             </w:rPr>
           </w:pPr>
-          <w:hyperlink w:anchor="_Toc227433676" w:history="1">
+          <w:hyperlink w:anchor="_Toc227537810" w:history="1">
             <w:r>
               <w:rPr>
                 <w:rStyle w:val="Hiperhivatkozs"/>
                 <w:noProof/>
               </w:rPr>
-              <w:t>15. DHCP</w:t>
+              <w:t>16. DNS</w:t>
             </w:r>
             <w:r>
               <w:rPr>
@@ -1253,7 +1243,7 @@
                 <w:noProof/>
                 <w:webHidden/>
               </w:rPr>
-              <w:instrText xml:space="preserve"> PAGEREF _Toc227433676 \h </w:instrText>
+              <w:instrText xml:space="preserve"> PAGEREF _Toc227537810 \h </w:instrText>
             </w:r>
             <w:r>
               <w:rPr>
@@ -1273,7 +1263,7 @@
                 <w:noProof/>
                 <w:webHidden/>
               </w:rPr>
-              <w:t>4</w:t>
+              <w:t>12</w:t>
             </w:r>
             <w:r>
               <w:rPr>
@@ -1299,13 +1289,13 @@
               <w14:ligatures w14:val="standardContextual"/>
             </w:rPr>
           </w:pPr>
-          <w:hyperlink w:anchor="_Toc227433677" w:history="1">
+          <w:hyperlink w:anchor="_Toc227537811" w:history="1">
             <w:r>
               <w:rPr>
                 <w:rStyle w:val="Hiperhivatkozs"/>
                 <w:noProof/>
               </w:rPr>
-              <w:t>16. DNS</w:t>
+              <w:t>17. Webszerver</w:t>
             </w:r>
             <w:r>
               <w:rPr>
@@ -1326,7 +1316,7 @@
                 <w:noProof/>
                 <w:webHidden/>
               </w:rPr>
-              <w:instrText xml:space="preserve"> PAGEREF _Toc227433677 \h </w:instrText>
+              <w:instrText xml:space="preserve"> PAGEREF _Toc227537811 \h </w:instrText>
             </w:r>
             <w:r>
               <w:rPr>
@@ -1346,7 +1336,7 @@
                 <w:noProof/>
                 <w:webHidden/>
               </w:rPr>
-              <w:t>4</w:t>
+              <w:t>12</w:t>
             </w:r>
             <w:r>
               <w:rPr>
@@ -1372,13 +1362,13 @@
               <w14:ligatures w14:val="standardContextual"/>
             </w:rPr>
           </w:pPr>
-          <w:hyperlink w:anchor="_Toc227433678" w:history="1">
+          <w:hyperlink w:anchor="_Toc227537812" w:history="1">
             <w:r>
               <w:rPr>
                 <w:rStyle w:val="Hiperhivatkozs"/>
                 <w:noProof/>
               </w:rPr>
-              <w:t>17. Webszerver</w:t>
+              <w:t>18. Fájlmegosztás</w:t>
             </w:r>
             <w:r>
               <w:rPr>
@@ -1399,7 +1389,7 @@
                 <w:noProof/>
                 <w:webHidden/>
               </w:rPr>
-              <w:instrText xml:space="preserve"> PAGEREF _Toc227433678 \h </w:instrText>
+              <w:instrText xml:space="preserve"> PAGEREF _Toc227537812 \h </w:instrText>
             </w:r>
             <w:r>
               <w:rPr>
@@ -1419,7 +1409,7 @@
                 <w:noProof/>
                 <w:webHidden/>
               </w:rPr>
-              <w:t>4</w:t>
+              <w:t>12</w:t>
             </w:r>
             <w:r>
               <w:rPr>
@@ -1445,13 +1435,13 @@
               <w14:ligatures w14:val="standardContextual"/>
             </w:rPr>
           </w:pPr>
-          <w:hyperlink w:anchor="_Toc227433679" w:history="1">
+          <w:hyperlink w:anchor="_Toc227537813" w:history="1">
             <w:r>
               <w:rPr>
                 <w:rStyle w:val="Hiperhivatkozs"/>
                 <w:noProof/>
               </w:rPr>
-              <w:t>18. Fájlmegosztás</w:t>
+              <w:t>19. Időszinkronizáció</w:t>
             </w:r>
             <w:r>
               <w:rPr>
@@ -1472,7 +1462,7 @@
                 <w:noProof/>
                 <w:webHidden/>
               </w:rPr>
-              <w:instrText xml:space="preserve"> PAGEREF _Toc227433679 \h </w:instrText>
+              <w:instrText xml:space="preserve"> PAGEREF _Toc227537813 \h </w:instrText>
             </w:r>
             <w:r>
               <w:rPr>
@@ -1492,7 +1482,7 @@
                 <w:noProof/>
                 <w:webHidden/>
               </w:rPr>
-              <w:t>4</w:t>
+              <w:t>12</w:t>
             </w:r>
             <w:r>
               <w:rPr>
@@ -1518,13 +1508,13 @@
               <w14:ligatures w14:val="standardContextual"/>
             </w:rPr>
           </w:pPr>
-          <w:hyperlink w:anchor="_Toc227433680" w:history="1">
+          <w:hyperlink w:anchor="_Toc227537814" w:history="1">
             <w:r>
               <w:rPr>
                 <w:rStyle w:val="Hiperhivatkozs"/>
                 <w:noProof/>
               </w:rPr>
-              <w:t>19. Időszinkronizáció</w:t>
+              <w:t>20. Szolgáltatásredundancia</w:t>
             </w:r>
             <w:r>
               <w:rPr>
@@ -1545,7 +1535,7 @@
                 <w:noProof/>
                 <w:webHidden/>
               </w:rPr>
-              <w:instrText xml:space="preserve"> PAGEREF _Toc227433680 \h </w:instrText>
+              <w:instrText xml:space="preserve"> PAGEREF _Toc227537814 \h </w:instrText>
             </w:r>
             <w:r>
               <w:rPr>
@@ -1565,7 +1555,7 @@
                 <w:noProof/>
                 <w:webHidden/>
               </w:rPr>
-              <w:t>5</w:t>
+              <w:t>12</w:t>
             </w:r>
             <w:r>
               <w:rPr>
@@ -1591,13 +1581,13 @@
               <w14:ligatures w14:val="standardContextual"/>
             </w:rPr>
           </w:pPr>
-          <w:hyperlink w:anchor="_Toc227433681" w:history="1">
+          <w:hyperlink w:anchor="_Toc227537815" w:history="1">
             <w:r>
               <w:rPr>
                 <w:rStyle w:val="Hiperhivatkozs"/>
                 <w:noProof/>
               </w:rPr>
-              <w:t>20. Szolgáltatásredundancia</w:t>
+              <w:t>21. Hálózatautomatizáció</w:t>
             </w:r>
             <w:r>
               <w:rPr>
@@ -1618,7 +1608,7 @@
                 <w:noProof/>
                 <w:webHidden/>
               </w:rPr>
-              <w:instrText xml:space="preserve"> PAGEREF _Toc227433681 \h </w:instrText>
+              <w:instrText xml:space="preserve"> PAGEREF _Toc227537815 \h </w:instrText>
             </w:r>
             <w:r>
               <w:rPr>
@@ -1638,7 +1628,7 @@
                 <w:noProof/>
                 <w:webHidden/>
               </w:rPr>
-              <w:t>5</w:t>
+              <w:t>12</w:t>
             </w:r>
             <w:r>
               <w:rPr>
@@ -1664,13 +1654,13 @@
               <w14:ligatures w14:val="standardContextual"/>
             </w:rPr>
           </w:pPr>
-          <w:hyperlink w:anchor="_Toc227433682" w:history="1">
+          <w:hyperlink w:anchor="_Toc227537816" w:history="1">
             <w:r>
               <w:rPr>
                 <w:rStyle w:val="Hiperhivatkozs"/>
                 <w:noProof/>
               </w:rPr>
-              <w:t>21. Hálózatautomatizáció</w:t>
+              <w:t>22. Hálózatmegfigyelés</w:t>
             </w:r>
             <w:r>
               <w:rPr>
@@ -1691,7 +1681,7 @@
                 <w:noProof/>
                 <w:webHidden/>
               </w:rPr>
-              <w:instrText xml:space="preserve"> PAGEREF _Toc227433682 \h </w:instrText>
+              <w:instrText xml:space="preserve"> PAGEREF _Toc227537816 \h </w:instrText>
             </w:r>
             <w:r>
               <w:rPr>
@@ -1711,7 +1701,7 @@
                 <w:noProof/>
                 <w:webHidden/>
               </w:rPr>
-              <w:t>5</w:t>
+              <w:t>12</w:t>
             </w:r>
             <w:r>
               <w:rPr>
@@ -1737,13 +1727,14 @@
               <w14:ligatures w14:val="standardContextual"/>
             </w:rPr>
           </w:pPr>
-          <w:hyperlink w:anchor="_Toc227433683" w:history="1">
+          <w:hyperlink w:anchor="_Toc227537817" w:history="1">
             <w:r>
               <w:rPr>
                 <w:rStyle w:val="Hiperhivatkozs"/>
-                <w:noProof/>
-              </w:rPr>
-              <w:t>22. Hálózatmegfigyelés</w:t>
+                <w:rFonts w:eastAsia="Times New Roman"/>
+                <w:noProof/>
+              </w:rPr>
+              <w:t>23. Dinamikus forgalomirányítás</w:t>
             </w:r>
             <w:r>
               <w:rPr>
@@ -1764,7 +1755,7 @@
                 <w:noProof/>
                 <w:webHidden/>
               </w:rPr>
-              <w:instrText xml:space="preserve"> PAGEREF _Toc227433683 \h </w:instrText>
+              <w:instrText xml:space="preserve"> PAGEREF _Toc227537817 \h </w:instrText>
             </w:r>
             <w:r>
               <w:rPr>
@@ -1784,7 +1775,7 @@
                 <w:noProof/>
                 <w:webHidden/>
               </w:rPr>
-              <w:t>5</w:t>
+              <w:t>12</w:t>
             </w:r>
             <w:r>
               <w:rPr>
@@ -1810,14 +1801,14 @@
               <w14:ligatures w14:val="standardContextual"/>
             </w:rPr>
           </w:pPr>
-          <w:hyperlink w:anchor="_Toc227433684" w:history="1">
+          <w:hyperlink w:anchor="_Toc227537818" w:history="1">
             <w:r>
               <w:rPr>
                 <w:rStyle w:val="Hiperhivatkozs"/>
                 <w:rFonts w:eastAsia="Times New Roman"/>
                 <w:noProof/>
               </w:rPr>
-              <w:t>23. Dinamikus forgalomirányítás</w:t>
+              <w:t>24. PPP hitelesítés</w:t>
             </w:r>
             <w:r>
               <w:rPr>
@@ -1838,7 +1829,7 @@
                 <w:noProof/>
                 <w:webHidden/>
               </w:rPr>
-              <w:instrText xml:space="preserve"> PAGEREF _Toc227433684 \h </w:instrText>
+              <w:instrText xml:space="preserve"> PAGEREF _Toc227537818 \h </w:instrText>
             </w:r>
             <w:r>
               <w:rPr>
@@ -1858,81 +1849,7 @@
                 <w:noProof/>
                 <w:webHidden/>
               </w:rPr>
-              <w:t>5</w:t>
-            </w:r>
-            <w:r>
-              <w:rPr>
-                <w:noProof/>
-                <w:webHidden/>
-              </w:rPr>
-              <w:fldChar w:fldCharType="end"/>
-            </w:r>
-          </w:hyperlink>
-        </w:p>
-        <w:p>
-          <w:pPr>
-            <w:pStyle w:val="TJ2"/>
-            <w:tabs>
-              <w:tab w:val="right" w:leader="dot" w:pos="9060"/>
-            </w:tabs>
-            <w:rPr>
-              <w:rFonts w:asciiTheme="minorHAnsi" w:hAnsiTheme="minorHAnsi"/>
-              <w:noProof/>
-              <w:kern w:val="2"/>
-              <w:szCs w:val="24"/>
-              <w:lang w:val="hu-HU" w:eastAsia="hu-HU"/>
-              <w14:ligatures w14:val="standardContextual"/>
-            </w:rPr>
-          </w:pPr>
-          <w:hyperlink w:anchor="_Toc227433685" w:history="1">
-            <w:r>
-              <w:rPr>
-                <w:rStyle w:val="Hiperhivatkozs"/>
-                <w:rFonts w:eastAsia="Times New Roman"/>
-                <w:noProof/>
-              </w:rPr>
-              <w:t>24. PPP hitelesítés</w:t>
-            </w:r>
-            <w:r>
-              <w:rPr>
-                <w:noProof/>
-                <w:webHidden/>
-              </w:rPr>
-              <w:tab/>
-            </w:r>
-            <w:r>
-              <w:rPr>
-                <w:noProof/>
-                <w:webHidden/>
-              </w:rPr>
-              <w:fldChar w:fldCharType="begin"/>
-            </w:r>
-            <w:r>
-              <w:rPr>
-                <w:noProof/>
-                <w:webHidden/>
-              </w:rPr>
-              <w:instrText xml:space="preserve"> PAGEREF _Toc227433685 \h </w:instrText>
-            </w:r>
-            <w:r>
-              <w:rPr>
-                <w:noProof/>
-                <w:webHidden/>
-              </w:rPr>
-            </w:r>
-            <w:r>
-              <w:rPr>
-                <w:noProof/>
-                <w:webHidden/>
-              </w:rPr>
-              <w:fldChar w:fldCharType="separate"/>
-            </w:r>
-            <w:r>
-              <w:rPr>
-                <w:noProof/>
-                <w:webHidden/>
-              </w:rPr>
-              <w:t>5</w:t>
+              <w:t>12</w:t>
             </w:r>
             <w:r>
               <w:rPr>
@@ -1949,7 +1866,6 @@
               <w:b/>
               <w:bCs/>
             </w:rPr>
-            <w:lastRenderedPageBreak/>
             <w:fldChar w:fldCharType="end"/>
           </w:r>
         </w:p>
@@ -1962,187 +1878,5493 @@
           <w:rFonts w:eastAsia="Times New Roman"/>
         </w:rPr>
       </w:pPr>
-      <w:bookmarkStart w:id="1" w:name="_Toc227433661"/>
-      <w:r>
+      <w:bookmarkStart w:id="0" w:name="_Toc227537795"/>
+      <w:r>
+        <w:lastRenderedPageBreak/>
         <w:t>Bevezetés</w:t>
+      </w:r>
+      <w:bookmarkEnd w:id="0"/>
+    </w:p>
+    <w:p>
+      <w:pPr>
+        <w:rPr>
+          <w:lang w:val="hu-HU"/>
+        </w:rPr>
+      </w:pPr>
+      <w:r>
+        <w:rPr>
+          <w:b/>
+          <w:bCs/>
+          <w:lang w:val="hu-HU"/>
+        </w:rPr>
+        <w:t>A tesztelési dokumentáció célja a rendszer működésének ellenőrzése</w:t>
+      </w:r>
+      <w:r>
+        <w:rPr>
+          <w:b/>
+          <w:bCs/>
+          <w:lang w:val="hu-HU"/>
+        </w:rPr>
+        <w:t xml:space="preserve"> </w:t>
+      </w:r>
+      <w:r>
+        <w:rPr>
+          <w:b/>
+          <w:bCs/>
+          <w:lang w:val="hu-HU"/>
+        </w:rPr>
+        <w:t>valamint annak biztosítása, hogy a megvalósított megoldás megfelel a tervezési követelményeknek</w:t>
+      </w:r>
+      <w:r>
+        <w:rPr>
+          <w:lang w:val="hu-HU"/>
+        </w:rPr>
+        <w:t>. A tesztelési folyamat során különböző tesztesetek kerültek végrehajtásra, amelyek lefedik a rendszer főbb funkcióit és komponenseit.</w:t>
+      </w:r>
+    </w:p>
+    <w:p>
+      <w:pPr>
+        <w:rPr>
+          <w:lang w:val="hu-HU"/>
+        </w:rPr>
+      </w:pPr>
+      <w:r>
+        <w:rPr>
+          <w:lang w:val="hu-HU"/>
+        </w:rPr>
+        <w:t>A vizsgálatok során kiemelt figyelmet fordítottunk a hálózati kommunikáció stabilitására, a</w:t>
+      </w:r>
+      <w:r>
+        <w:rPr>
+          <w:lang w:val="hu-HU"/>
+        </w:rPr>
+        <w:t xml:space="preserve"> szerverek </w:t>
+      </w:r>
+      <w:r>
+        <w:rPr>
+          <w:lang w:val="hu-HU"/>
+        </w:rPr>
+        <w:t>megfelelő konfigurációjára, valamint a biztonsági és redundancia megoldások működésére. A tesztelés célja továbbá annak igazolása, hogy a rendszer képes folyamatos és megbízható működésre</w:t>
+      </w:r>
+      <w:r>
+        <w:rPr>
+          <w:lang w:val="hu-HU"/>
+        </w:rPr>
+        <w:t>.</w:t>
+      </w:r>
+    </w:p>
+    <w:p>
+      <w:pPr>
+        <w:rPr>
+          <w:lang w:val="hu-HU"/>
+        </w:rPr>
+      </w:pPr>
+      <w:r>
+        <w:rPr>
+          <w:lang w:val="hu-HU"/>
+        </w:rPr>
+        <w:t>A dokumentáció tartalmazza az alkalmazott módszereket, a végrehajtott tesztesetek leírását, valamint azok eredményeit és kiértékelését.</w:t>
+      </w:r>
+    </w:p>
+    <w:p>
+      <w:pPr>
+        <w:spacing w:after="160" w:line="312" w:lineRule="auto"/>
+        <w:jc w:val="left"/>
+        <w:rPr>
+          <w:rFonts w:ascii="Roboto Condensed SemiBold" w:eastAsiaTheme="majorEastAsia" w:hAnsi="Roboto Condensed SemiBold" w:cstheme="majorBidi"/>
+          <w:caps/>
+          <w:color w:val="E55400"/>
+          <w:spacing w:val="10"/>
+          <w:sz w:val="36"/>
+          <w:szCs w:val="36"/>
+        </w:rPr>
+      </w:pPr>
+      <w:bookmarkStart w:id="1" w:name="_Toc227537796"/>
+      <w:r>
+        <w:br w:type="page"/>
+      </w:r>
+    </w:p>
+    <w:p>
+      <w:pPr>
+        <w:pStyle w:val="Cmsor2"/>
+      </w:pPr>
+      <w:r>
+        <w:lastRenderedPageBreak/>
+        <w:t xml:space="preserve">1. </w:t>
+      </w:r>
+      <w:r>
+        <w:t>RSTP redundancia teszt</w:t>
       </w:r>
       <w:bookmarkEnd w:id="1"/>
     </w:p>
     <w:p>
-      <w:pPr>
-        <w:rPr>
-          <w:lang w:val="hu-HU"/>
-        </w:rPr>
-      </w:pPr>
-      <w:r>
-        <w:rPr>
-          <w:lang w:val="hu-HU"/>
-        </w:rPr>
-        <w:t>A prototípus tesztelése során minden bevezetett technológia és szolgáltatás működését ellenőriztük</w:t>
-      </w:r>
-      <w:r>
-        <w:rPr>
-          <w:lang w:val="hu-HU"/>
-        </w:rPr>
-        <w:t xml:space="preserve"> fizikai és virtuális körülmények között.</w:t>
+      <w:r>
+        <w:t>A cél annak vizsgálata, hogy a Rapid Spanning Tree Protocol biztosítja-e a hálózat működését linkhiba esetén.</w:t>
+      </w:r>
+      <w:r>
+        <w:t xml:space="preserve"> </w:t>
+      </w:r>
+      <w:r>
+        <w:t>Ellenőrizzük, hogy a szerver elérhető marad-e kieső kapcsolat mellett.</w:t>
+      </w:r>
+      <w:r>
+        <w:t xml:space="preserve"> </w:t>
+      </w:r>
+      <w:r>
+        <w:t>Három switch egymásba kötve, redundáns topológiában.</w:t>
+      </w:r>
+      <w:r>
+        <w:t xml:space="preserve"> </w:t>
+      </w:r>
+      <w:r>
+        <w:t>A root bridge automatikusan lett kijelölve.</w:t>
       </w:r>
     </w:p>
     <w:p>
-      <w:pPr>
-        <w:rPr>
-          <w:lang w:val="hu-HU"/>
-        </w:rPr>
-      </w:pPr>
-      <w:r>
-        <w:rPr>
-          <w:b/>
-          <w:bCs/>
-          <w:lang w:val="hu-HU"/>
-        </w:rPr>
-        <w:t>A részletes tesztelési folyamatok és eredmények külön tesztelési dokumentációban kerültek rögzítésre.</w:t>
-      </w:r>
-      <w:r>
-        <w:rPr>
-          <w:lang w:val="hu-HU"/>
-        </w:rPr>
-        <w:t xml:space="preserve"> Ebben a dokumentumban minden egyes komponens </w:t>
-      </w:r>
-      <w:r>
-        <w:rPr>
-          <w:lang w:val="hu-HU"/>
-        </w:rPr>
-        <w:t>(</w:t>
-      </w:r>
-      <w:r>
-        <w:rPr>
-          <w:lang w:val="hu-HU"/>
-        </w:rPr>
-        <w:t>beleértve a hálózati funkciókat, szerver szolgáltatásokat, automatizációt és monitorozást</w:t>
-      </w:r>
-      <w:r>
-        <w:rPr>
-          <w:lang w:val="hu-HU"/>
-        </w:rPr>
+      <w:r>
+        <w:drawing>
+          <wp:anchor distT="0" distB="0" distL="114300" distR="114300" simplePos="0" relativeHeight="251659264" behindDoc="0" locked="0" layoutInCell="1" allowOverlap="1" wp14:anchorId="72EC5472" wp14:editId="5CFBE088">
+            <wp:simplePos x="0" y="0"/>
+            <wp:positionH relativeFrom="margin">
+              <wp:align>left</wp:align>
+            </wp:positionH>
+            <wp:positionV relativeFrom="paragraph">
+              <wp:posOffset>610988</wp:posOffset>
+            </wp:positionV>
+            <wp:extent cx="5759450" cy="2482215"/>
+            <wp:effectExtent l="0" t="0" r="0" b="0"/>
+            <wp:wrapTopAndBottom/>
+            <wp:docPr id="1576013183" name="Kép 1"/>
+            <wp:cNvGraphicFramePr>
+              <a:graphicFrameLocks xmlns:a="http://schemas.openxmlformats.org/drawingml/2006/main" noChangeAspect="1"/>
+            </wp:cNvGraphicFramePr>
+            <a:graphic xmlns:a="http://schemas.openxmlformats.org/drawingml/2006/main">
+              <a:graphicData uri="http://schemas.openxmlformats.org/drawingml/2006/picture">
+                <pic:pic xmlns:pic="http://schemas.openxmlformats.org/drawingml/2006/picture">
+                  <pic:nvPicPr>
+                    <pic:cNvPr id="1576013183" name=""/>
+                    <pic:cNvPicPr/>
+                  </pic:nvPicPr>
+                  <pic:blipFill>
+                    <a:blip r:embed="rId13">
+                      <a:extLst>
+                        <a:ext uri="{28A0092B-C50C-407E-A947-70E740481C1C}">
+                          <a14:useLocalDpi xmlns:a14="http://schemas.microsoft.com/office/drawing/2010/main" val="0"/>
+                        </a:ext>
+                      </a:extLst>
+                    </a:blip>
+                    <a:stretch>
+                      <a:fillRect/>
+                    </a:stretch>
+                  </pic:blipFill>
+                  <pic:spPr>
+                    <a:xfrm>
+                      <a:off x="0" y="0"/>
+                      <a:ext cx="5759450" cy="2482215"/>
+                    </a:xfrm>
+                    <a:prstGeom prst="rect">
+                      <a:avLst/>
+                    </a:prstGeom>
+                  </pic:spPr>
+                </pic:pic>
+              </a:graphicData>
+            </a:graphic>
+          </wp:anchor>
+        </w:drawing>
+      </w:r>
+      <w:r>
+        <w:t xml:space="preserve">A </w:t>
+      </w:r>
+      <w:r>
+        <w:rPr>
+          <w:rStyle w:val="inlineChar"/>
+          <w:shd w:val="clear" w:color="auto" w:fill="E7E6E6" w:themeFill="background2"/>
+        </w:rPr>
+        <w:t>FOLDSZINT_SW</w:t>
+      </w:r>
+      <w:r>
+        <w:t xml:space="preserve"> switch </w:t>
+      </w:r>
+      <w:r>
+        <w:t>root bridge</w:t>
+      </w:r>
+      <w:r>
+        <w:t xml:space="preserve"> (</w:t>
+      </w:r>
+      <w:r>
+        <w:rPr>
+          <w:rStyle w:val="inlineChar"/>
+          <w:shd w:val="clear" w:color="auto" w:fill="E7E6E6" w:themeFill="background2"/>
+        </w:rPr>
+        <w:t>SZERVER_SW</w:t>
+      </w:r>
+      <w:r>
         <w:t>)</w:t>
       </w:r>
       <w:r>
-        <w:rPr>
-          <w:lang w:val="hu-HU"/>
-        </w:rPr>
-        <w:t xml:space="preserve"> külön-külön, részletesen dokumentálva van, így biztosítva az átláthatóságot és a visszakövethetőséget.</w:t>
+        <w:t xml:space="preserve"> felé tartó</w:t>
+      </w:r>
+      <w:r>
+        <w:t xml:space="preserve"> kapcsolatát </w:t>
+      </w:r>
+      <w:r>
+        <w:t>lekapcsolt</w:t>
+      </w:r>
+      <w:r>
+        <w:t>uk</w:t>
+      </w:r>
+      <w:r>
+        <w:t xml:space="preserve"> (1.1, 1.2. ábra)</w:t>
+      </w:r>
+      <w:r>
+        <w:t>.</w:t>
+      </w:r>
+      <w:r>
+        <w:t xml:space="preserve"> </w:t>
+      </w:r>
+      <w:r>
+        <w:t>Ezután tesztelt</w:t>
+      </w:r>
+      <w:r>
+        <w:t>ük</w:t>
+      </w:r>
+      <w:r>
+        <w:t xml:space="preserve"> a szerver elérhetőségét </w:t>
+      </w:r>
+      <w:r>
+        <w:t>a switchről</w:t>
+      </w:r>
+      <w:r>
+        <w:t>.</w:t>
       </w:r>
     </w:p>
     <w:p>
       <w:pPr>
+        <w:keepNext/>
+      </w:pPr>
+      <w:r>
+        <w:drawing>
+          <wp:anchor distT="0" distB="0" distL="114300" distR="114300" simplePos="0" relativeHeight="251657216" behindDoc="0" locked="0" layoutInCell="1" allowOverlap="1" wp14:anchorId="684CFD09" wp14:editId="4F443675">
+            <wp:simplePos x="0" y="0"/>
+            <wp:positionH relativeFrom="margin">
+              <wp:posOffset>19685</wp:posOffset>
+            </wp:positionH>
+            <wp:positionV relativeFrom="paragraph">
+              <wp:posOffset>2780222</wp:posOffset>
+            </wp:positionV>
+            <wp:extent cx="5745480" cy="1006475"/>
+            <wp:effectExtent l="0" t="0" r="7620" b="3175"/>
+            <wp:wrapTopAndBottom/>
+            <wp:docPr id="632463814" name="Kép 1"/>
+            <wp:cNvGraphicFramePr>
+              <a:graphicFrameLocks xmlns:a="http://schemas.openxmlformats.org/drawingml/2006/main" noChangeAspect="1"/>
+            </wp:cNvGraphicFramePr>
+            <a:graphic xmlns:a="http://schemas.openxmlformats.org/drawingml/2006/main">
+              <a:graphicData uri="http://schemas.openxmlformats.org/drawingml/2006/picture">
+                <pic:pic xmlns:pic="http://schemas.openxmlformats.org/drawingml/2006/picture">
+                  <pic:nvPicPr>
+                    <pic:cNvPr id="632463814" name=""/>
+                    <pic:cNvPicPr/>
+                  </pic:nvPicPr>
+                  <pic:blipFill>
+                    <a:blip r:embed="rId14">
+                      <a:extLst>
+                        <a:ext uri="{28A0092B-C50C-407E-A947-70E740481C1C}">
+                          <a14:useLocalDpi xmlns:a14="http://schemas.microsoft.com/office/drawing/2010/main" val="0"/>
+                        </a:ext>
+                      </a:extLst>
+                    </a:blip>
+                    <a:stretch>
+                      <a:fillRect/>
+                    </a:stretch>
+                  </pic:blipFill>
+                  <pic:spPr>
+                    <a:xfrm>
+                      <a:off x="0" y="0"/>
+                      <a:ext cx="5745480" cy="1006475"/>
+                    </a:xfrm>
+                    <a:prstGeom prst="rect">
+                      <a:avLst/>
+                    </a:prstGeom>
+                  </pic:spPr>
+                </pic:pic>
+              </a:graphicData>
+            </a:graphic>
+            <wp14:sizeRelH relativeFrom="margin">
+              <wp14:pctWidth>0</wp14:pctWidth>
+            </wp14:sizeRelH>
+            <wp14:sizeRelV relativeFrom="margin">
+              <wp14:pctHeight>0</wp14:pctHeight>
+            </wp14:sizeRelV>
+          </wp:anchor>
+        </w:drawing>
+      </w:r>
+      <w:r>
+        <w:rPr>
+          <w:noProof/>
+        </w:rPr>
+        <mc:AlternateContent>
+          <mc:Choice Requires="wps">
+            <w:drawing>
+              <wp:anchor distT="0" distB="0" distL="114300" distR="114300" simplePos="0" relativeHeight="251661312" behindDoc="0" locked="0" layoutInCell="1" allowOverlap="1" wp14:anchorId="63F54BAC" wp14:editId="45E1ADFA">
+                <wp:simplePos x="0" y="0"/>
+                <wp:positionH relativeFrom="margin">
+                  <wp:align>left</wp:align>
+                </wp:positionH>
+                <wp:positionV relativeFrom="paragraph">
+                  <wp:posOffset>2447039</wp:posOffset>
+                </wp:positionV>
+                <wp:extent cx="5934075" cy="635"/>
+                <wp:effectExtent l="0" t="0" r="9525" b="5080"/>
+                <wp:wrapNone/>
+                <wp:docPr id="1072928370" name="Szövegdoboz 1"/>
+                <wp:cNvGraphicFramePr/>
+                <a:graphic xmlns:a="http://schemas.openxmlformats.org/drawingml/2006/main">
+                  <a:graphicData uri="http://schemas.microsoft.com/office/word/2010/wordprocessingShape">
+                    <wps:wsp>
+                      <wps:cNvSpPr txBox="1"/>
+                      <wps:spPr>
+                        <a:xfrm>
+                          <a:off x="0" y="0"/>
+                          <a:ext cx="5934075" cy="635"/>
+                        </a:xfrm>
+                        <a:prstGeom prst="rect">
+                          <a:avLst/>
+                        </a:prstGeom>
+                        <a:solidFill>
+                          <a:prstClr val="white"/>
+                        </a:solidFill>
+                        <a:ln>
+                          <a:noFill/>
+                        </a:ln>
+                      </wps:spPr>
+                      <wps:txbx>
+                        <w:txbxContent>
+                          <w:p>
+                            <w:pPr>
+                              <w:pStyle w:val="Kpalrs"/>
+                              <w:jc w:val="center"/>
+                            </w:pPr>
+                            <w:r>
+                              <w:t>1.1</w:t>
+                            </w:r>
+                            <w:r>
+                              <w:t>. ábra</w:t>
+                            </w:r>
+                          </w:p>
+                        </w:txbxContent>
+                      </wps:txbx>
+                      <wps:bodyPr rot="0" spcFirstLastPara="0" vertOverflow="overflow" horzOverflow="overflow" vert="horz" wrap="square" lIns="0" tIns="0" rIns="0" bIns="0" numCol="1" spcCol="0" rtlCol="0" fromWordArt="0" anchor="t" anchorCtr="0" forceAA="0" compatLnSpc="1">
+                        <a:prstTxWarp prst="textNoShape">
+                          <a:avLst/>
+                        </a:prstTxWarp>
+                        <a:spAutoFit/>
+                      </wps:bodyPr>
+                    </wps:wsp>
+                  </a:graphicData>
+                </a:graphic>
+              </wp:anchor>
+            </w:drawing>
+          </mc:Choice>
+          <mc:Fallback>
+            <w:pict>
+              <v:shapetype w14:anchorId="63F54BAC" id="_x0000_t202" coordsize="21600,21600" o:spt="202" path="m,l,21600r21600,l21600,xe">
+                <v:stroke joinstyle="miter"/>
+                <v:path gradientshapeok="t" o:connecttype="rect"/>
+              </v:shapetype>
+              <v:shape id="Szövegdoboz 1" o:spid="_x0000_s1026" type="#_x0000_t202" style="position:absolute;left:0;text-align:left;margin-left:0;margin-top:192.7pt;width:467.25pt;height:.05pt;z-index:251661312;visibility:visible;mso-wrap-style:square;mso-wrap-distance-left:9pt;mso-wrap-distance-top:0;mso-wrap-distance-right:9pt;mso-wrap-distance-bottom:0;mso-position-horizontal:left;mso-position-horizontal-relative:margin;mso-position-vertical:absolute;mso-position-vertical-relative:text;v-text-anchor:top" o:gfxdata="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" stroked="f">
+                <v:textbox style="mso-fit-shape-to-text:t" inset="0,0,0,0">
+                  <w:txbxContent>
+                    <w:p>
+                      <w:pPr>
+                        <w:pStyle w:val="Kpalrs"/>
+                        <w:jc w:val="center"/>
+                      </w:pPr>
+                      <w:r>
+                        <w:t>1.1</w:t>
+                      </w:r>
+                      <w:r>
+                        <w:t>. ábra</w:t>
+                      </w:r>
+                    </w:p>
+                  </w:txbxContent>
+                </v:textbox>
+                <w10:wrap anchorx="margin"/>
+              </v:shape>
+            </w:pict>
+          </mc:Fallback>
+        </mc:AlternateContent>
+      </w:r>
+    </w:p>
+    <w:p>
+      <w:r>
+        <w:rPr>
+          <w:noProof/>
+        </w:rPr>
+        <mc:AlternateContent>
+          <mc:Choice Requires="wps">
+            <w:drawing>
+              <wp:anchor distT="0" distB="0" distL="114300" distR="114300" simplePos="0" relativeHeight="251665408" behindDoc="0" locked="0" layoutInCell="1" allowOverlap="1" wp14:anchorId="39579D40" wp14:editId="03595D02">
+                <wp:simplePos x="0" y="0"/>
+                <wp:positionH relativeFrom="margin">
+                  <wp:align>center</wp:align>
+                </wp:positionH>
+                <wp:positionV relativeFrom="paragraph">
+                  <wp:posOffset>2756535</wp:posOffset>
+                </wp:positionV>
+                <wp:extent cx="5934075" cy="635"/>
+                <wp:effectExtent l="0" t="0" r="9525" b="11430"/>
+                <wp:wrapTopAndBottom/>
+                <wp:docPr id="1074508476" name="Szövegdoboz 1"/>
+                <wp:cNvGraphicFramePr/>
+                <a:graphic xmlns:a="http://schemas.openxmlformats.org/drawingml/2006/main">
+                  <a:graphicData uri="http://schemas.microsoft.com/office/word/2010/wordprocessingShape">
+                    <wps:wsp>
+                      <wps:cNvSpPr txBox="1"/>
+                      <wps:spPr>
+                        <a:xfrm>
+                          <a:off x="0" y="0"/>
+                          <a:ext cx="5934075" cy="635"/>
+                        </a:xfrm>
+                        <a:prstGeom prst="rect">
+                          <a:avLst/>
+                        </a:prstGeom>
+                        <a:noFill/>
+                        <a:ln>
+                          <a:noFill/>
+                        </a:ln>
+                      </wps:spPr>
+                      <wps:txbx>
+                        <w:txbxContent>
+                          <w:p>
+                            <w:pPr>
+                              <w:pStyle w:val="Kpalrs"/>
+                              <w:jc w:val="center"/>
+                            </w:pPr>
+                            <w:r>
+                              <w:t>1.</w:t>
+                            </w:r>
+                            <w:r>
+                              <w:t>3</w:t>
+                            </w:r>
+                            <w:r>
+                              <w:t>. ábra</w:t>
+                            </w:r>
+                          </w:p>
+                        </w:txbxContent>
+                      </wps:txbx>
+                      <wps:bodyPr rot="0" spcFirstLastPara="0" vertOverflow="overflow" horzOverflow="overflow" vert="horz" wrap="square" lIns="0" tIns="0" rIns="0" bIns="0" numCol="1" spcCol="0" rtlCol="0" fromWordArt="0" anchor="t" anchorCtr="0" forceAA="0" compatLnSpc="1">
+                        <a:prstTxWarp prst="textNoShape">
+                          <a:avLst/>
+                        </a:prstTxWarp>
+                        <a:spAutoFit/>
+                      </wps:bodyPr>
+                    </wps:wsp>
+                  </a:graphicData>
+                </a:graphic>
+              </wp:anchor>
+            </w:drawing>
+          </mc:Choice>
+          <mc:Fallback>
+            <w:pict>
+              <v:shape w14:anchorId="39579D40" id="_x0000_s1027" type="#_x0000_t202" style="position:absolute;left:0;text-align:left;margin-left:0;margin-top:217.05pt;width:467.25pt;height:.05pt;z-index:251665408;visibility:visible;mso-wrap-style:square;mso-wrap-distance-left:9pt;mso-wrap-distance-top:0;mso-wrap-distance-right:9pt;mso-wrap-distance-bottom:0;mso-position-horizontal:center;mso-position-horizontal-relative:margin;mso-position-vertical:absolute;mso-position-vertical-relative:text;v-text-anchor:top" o:gfxdata="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" filled="f" stroked="f">
+                <v:textbox style="mso-fit-shape-to-text:t" inset="0,0,0,0">
+                  <w:txbxContent>
+                    <w:p>
+                      <w:pPr>
+                        <w:pStyle w:val="Kpalrs"/>
+                        <w:jc w:val="center"/>
+                      </w:pPr>
+                      <w:r>
+                        <w:t>1.</w:t>
+                      </w:r>
+                      <w:r>
+                        <w:t>3</w:t>
+                      </w:r>
+                      <w:r>
+                        <w:t>. ábra</w:t>
+                      </w:r>
+                    </w:p>
+                  </w:txbxContent>
+                </v:textbox>
+                <w10:wrap type="topAndBottom" anchorx="margin"/>
+              </v:shape>
+            </w:pict>
+          </mc:Fallback>
+        </mc:AlternateContent>
+      </w:r>
+      <w:r>
+        <w:drawing>
+          <wp:anchor distT="0" distB="0" distL="114300" distR="114300" simplePos="0" relativeHeight="251658240" behindDoc="0" locked="0" layoutInCell="1" allowOverlap="1" wp14:anchorId="07B7CEF9" wp14:editId="06EA1387">
+            <wp:simplePos x="0" y="0"/>
+            <wp:positionH relativeFrom="margin">
+              <wp:align>right</wp:align>
+            </wp:positionH>
+            <wp:positionV relativeFrom="paragraph">
+              <wp:posOffset>1865630</wp:posOffset>
+            </wp:positionV>
+            <wp:extent cx="5759450" cy="884555"/>
+            <wp:effectExtent l="0" t="0" r="0" b="0"/>
+            <wp:wrapTopAndBottom/>
+            <wp:docPr id="750679560" name="Kép 1"/>
+            <wp:cNvGraphicFramePr>
+              <a:graphicFrameLocks xmlns:a="http://schemas.openxmlformats.org/drawingml/2006/main" noChangeAspect="1"/>
+            </wp:cNvGraphicFramePr>
+            <a:graphic xmlns:a="http://schemas.openxmlformats.org/drawingml/2006/main">
+              <a:graphicData uri="http://schemas.openxmlformats.org/drawingml/2006/picture">
+                <pic:pic xmlns:pic="http://schemas.openxmlformats.org/drawingml/2006/picture">
+                  <pic:nvPicPr>
+                    <pic:cNvPr id="750679560" name=""/>
+                    <pic:cNvPicPr/>
+                  </pic:nvPicPr>
+                  <pic:blipFill>
+                    <a:blip r:embed="rId15">
+                      <a:extLst>
+                        <a:ext uri="{28A0092B-C50C-407E-A947-70E740481C1C}">
+                          <a14:useLocalDpi xmlns:a14="http://schemas.microsoft.com/office/drawing/2010/main" val="0"/>
+                        </a:ext>
+                      </a:extLst>
+                    </a:blip>
+                    <a:stretch>
+                      <a:fillRect/>
+                    </a:stretch>
+                  </pic:blipFill>
+                  <pic:spPr>
+                    <a:xfrm>
+                      <a:off x="0" y="0"/>
+                      <a:ext cx="5759450" cy="884555"/>
+                    </a:xfrm>
+                    <a:prstGeom prst="rect">
+                      <a:avLst/>
+                    </a:prstGeom>
+                  </pic:spPr>
+                </pic:pic>
+              </a:graphicData>
+            </a:graphic>
+          </wp:anchor>
+        </w:drawing>
+      </w:r>
+      <w:r>
+        <w:rPr>
+          <w:noProof/>
+        </w:rPr>
+        <mc:AlternateContent>
+          <mc:Choice Requires="wps">
+            <w:drawing>
+              <wp:anchor distT="0" distB="0" distL="114300" distR="114300" simplePos="0" relativeHeight="251663360" behindDoc="0" locked="0" layoutInCell="1" allowOverlap="1" wp14:anchorId="5458C4BC" wp14:editId="7DDC3139">
+                <wp:simplePos x="0" y="0"/>
+                <wp:positionH relativeFrom="margin">
+                  <wp:align>left</wp:align>
+                </wp:positionH>
+                <wp:positionV relativeFrom="paragraph">
+                  <wp:posOffset>980130</wp:posOffset>
+                </wp:positionV>
+                <wp:extent cx="5934075" cy="635"/>
+                <wp:effectExtent l="0" t="0" r="9525" b="5080"/>
+                <wp:wrapTopAndBottom/>
+                <wp:docPr id="2066580389" name="Szövegdoboz 1"/>
+                <wp:cNvGraphicFramePr/>
+                <a:graphic xmlns:a="http://schemas.openxmlformats.org/drawingml/2006/main">
+                  <a:graphicData uri="http://schemas.microsoft.com/office/word/2010/wordprocessingShape">
+                    <wps:wsp>
+                      <wps:cNvSpPr txBox="1"/>
+                      <wps:spPr>
+                        <a:xfrm>
+                          <a:off x="0" y="0"/>
+                          <a:ext cx="5934075" cy="635"/>
+                        </a:xfrm>
+                        <a:prstGeom prst="rect">
+                          <a:avLst/>
+                        </a:prstGeom>
+                        <a:solidFill>
+                          <a:prstClr val="white"/>
+                        </a:solidFill>
+                        <a:ln>
+                          <a:noFill/>
+                        </a:ln>
+                      </wps:spPr>
+                      <wps:txbx>
+                        <w:txbxContent>
+                          <w:p>
+                            <w:pPr>
+                              <w:pStyle w:val="Kpalrs"/>
+                              <w:jc w:val="center"/>
+                            </w:pPr>
+                            <w:r>
+                              <w:t>1.</w:t>
+                            </w:r>
+                            <w:r>
+                              <w:t>2</w:t>
+                            </w:r>
+                            <w:r>
+                              <w:t>. ábra</w:t>
+                            </w:r>
+                          </w:p>
+                        </w:txbxContent>
+                      </wps:txbx>
+                      <wps:bodyPr rot="0" spcFirstLastPara="0" vertOverflow="overflow" horzOverflow="overflow" vert="horz" wrap="square" lIns="0" tIns="0" rIns="0" bIns="0" numCol="1" spcCol="0" rtlCol="0" fromWordArt="0" anchor="t" anchorCtr="0" forceAA="0" compatLnSpc="1">
+                        <a:prstTxWarp prst="textNoShape">
+                          <a:avLst/>
+                        </a:prstTxWarp>
+                        <a:spAutoFit/>
+                      </wps:bodyPr>
+                    </wps:wsp>
+                  </a:graphicData>
+                </a:graphic>
+              </wp:anchor>
+            </w:drawing>
+          </mc:Choice>
+          <mc:Fallback>
+            <w:pict>
+              <v:shape w14:anchorId="5458C4BC" id="_x0000_s1028" type="#_x0000_t202" style="position:absolute;left:0;text-align:left;margin-left:0;margin-top:77.2pt;width:467.25pt;height:.05pt;z-index:251663360;visibility:visible;mso-wrap-style:square;mso-wrap-distance-left:9pt;mso-wrap-distance-top:0;mso-wrap-distance-right:9pt;mso-wrap-distance-bottom:0;mso-position-horizontal:left;mso-position-horizontal-relative:margin;mso-position-vertical:absolute;mso-position-vertical-relative:text;v-text-anchor:top" o:gfxdata="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" stroked="f">
+                <v:textbox style="mso-fit-shape-to-text:t" inset="0,0,0,0">
+                  <w:txbxContent>
+                    <w:p>
+                      <w:pPr>
+                        <w:pStyle w:val="Kpalrs"/>
+                        <w:jc w:val="center"/>
+                      </w:pPr>
+                      <w:r>
+                        <w:t>1.</w:t>
+                      </w:r>
+                      <w:r>
+                        <w:t>2</w:t>
+                      </w:r>
+                      <w:r>
+                        <w:t>. ábra</w:t>
+                      </w:r>
+                    </w:p>
+                  </w:txbxContent>
+                </v:textbox>
+                <w10:wrap type="topAndBottom" anchorx="margin"/>
+              </v:shape>
+            </w:pict>
+          </mc:Fallback>
+        </mc:AlternateContent>
+      </w:r>
+      <w:r>
+        <w:t>A szerver a kapcsolat megszakítása után is elérhető maradt</w:t>
+      </w:r>
+      <w:r>
+        <w:t xml:space="preserve"> (1.3 ábra)</w:t>
+      </w:r>
+      <w:r>
+        <w:t>.</w:t>
+      </w:r>
+      <w:r>
+        <w:t xml:space="preserve"> </w:t>
+      </w:r>
+      <w:r>
+        <w:t>A forgalom alternatív útvonalon, kerülő úton jutott el</w:t>
+      </w:r>
+      <w:r>
+        <w:t>.</w:t>
+      </w:r>
+    </w:p>
+    <w:p>
+      <w:r>
+        <w:t>A hálózat hibatűrően működött, nem történt szolgáltatás kiesés.</w:t>
+      </w:r>
+      <w:r>
+        <w:t xml:space="preserve"> </w:t>
+      </w:r>
+      <w:r>
+        <w:t>Az RSTP gyorsan újrakonfigurálta az útvonalakat.</w:t>
+      </w:r>
+    </w:p>
+    <w:p>
+      <w:pPr>
         <w:pStyle w:val="Cmsor2"/>
       </w:pPr>
-      <w:bookmarkStart w:id="2" w:name="_Toc227433662"/>
+      <w:bookmarkStart w:id="2" w:name="_Toc227537797"/>
       <w:r>
         <w:lastRenderedPageBreak/>
-        <w:t>1</w:t>
-      </w:r>
-      <w:r>
-        <w:t>. Feszítőfa</w:t>
+        <w:t xml:space="preserve">2. RSTP </w:t>
+      </w:r>
+      <w:r>
+        <w:t>h</w:t>
+      </w:r>
+      <w:r>
+        <w:t>urokmentesítés</w:t>
+      </w:r>
+      <w:r>
+        <w:t xml:space="preserve"> teszt</w:t>
       </w:r>
       <w:bookmarkEnd w:id="2"/>
     </w:p>
     <w:p>
+      <w:r>
+        <w:rPr>
+          <w:noProof/>
+        </w:rPr>
+        <mc:AlternateContent>
+          <mc:Choice Requires="wps">
+            <w:drawing>
+              <wp:anchor distT="0" distB="0" distL="114300" distR="114300" simplePos="0" relativeHeight="251668480" behindDoc="0" locked="0" layoutInCell="1" allowOverlap="1" wp14:anchorId="6E341546" wp14:editId="5B6F9840">
+                <wp:simplePos x="0" y="0"/>
+                <wp:positionH relativeFrom="margin">
+                  <wp:posOffset>-101600</wp:posOffset>
+                </wp:positionH>
+                <wp:positionV relativeFrom="paragraph">
+                  <wp:posOffset>3248660</wp:posOffset>
+                </wp:positionV>
+                <wp:extent cx="5934075" cy="635"/>
+                <wp:effectExtent l="0" t="0" r="9525" b="11430"/>
+                <wp:wrapTopAndBottom/>
+                <wp:docPr id="1586604896" name="Szövegdoboz 1"/>
+                <wp:cNvGraphicFramePr/>
+                <a:graphic xmlns:a="http://schemas.openxmlformats.org/drawingml/2006/main">
+                  <a:graphicData uri="http://schemas.microsoft.com/office/word/2010/wordprocessingShape">
+                    <wps:wsp>
+                      <wps:cNvSpPr txBox="1"/>
+                      <wps:spPr>
+                        <a:xfrm>
+                          <a:off x="0" y="0"/>
+                          <a:ext cx="5934075" cy="635"/>
+                        </a:xfrm>
+                        <a:prstGeom prst="rect">
+                          <a:avLst/>
+                        </a:prstGeom>
+                        <a:noFill/>
+                        <a:ln>
+                          <a:noFill/>
+                        </a:ln>
+                      </wps:spPr>
+                      <wps:txbx>
+                        <w:txbxContent>
+                          <w:p>
+                            <w:pPr>
+                              <w:pStyle w:val="Kpalrs"/>
+                              <w:jc w:val="center"/>
+                            </w:pPr>
+                            <w:r>
+                              <w:t>2</w:t>
+                            </w:r>
+                            <w:r>
+                              <w:t>.</w:t>
+                            </w:r>
+                            <w:r>
+                              <w:t>1</w:t>
+                            </w:r>
+                            <w:r>
+                              <w:t>. ábra</w:t>
+                            </w:r>
+                          </w:p>
+                        </w:txbxContent>
+                      </wps:txbx>
+                      <wps:bodyPr rot="0" spcFirstLastPara="0" vertOverflow="overflow" horzOverflow="overflow" vert="horz" wrap="square" lIns="0" tIns="0" rIns="0" bIns="0" numCol="1" spcCol="0" rtlCol="0" fromWordArt="0" anchor="t" anchorCtr="0" forceAA="0" compatLnSpc="1">
+                        <a:prstTxWarp prst="textNoShape">
+                          <a:avLst/>
+                        </a:prstTxWarp>
+                        <a:spAutoFit/>
+                      </wps:bodyPr>
+                    </wps:wsp>
+                  </a:graphicData>
+                </a:graphic>
+              </wp:anchor>
+            </w:drawing>
+          </mc:Choice>
+          <mc:Fallback>
+            <w:pict>
+              <v:shape w14:anchorId="6E341546" id="_x0000_s1029" type="#_x0000_t202" style="position:absolute;left:0;text-align:left;margin-left:-8pt;margin-top:255.8pt;width:467.25pt;height:.05pt;z-index:251668480;visibility:visible;mso-wrap-style:square;mso-wrap-distance-left:9pt;mso-wrap-distance-top:0;mso-wrap-distance-right:9pt;mso-wrap-distance-bottom:0;mso-position-horizontal:absolute;mso-position-horizontal-relative:margin;mso-position-vertical:absolute;mso-position-vertical-relative:text;v-text-anchor:top" o:gfxdata="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" filled="f" stroked="f">
+                <v:textbox style="mso-fit-shape-to-text:t" inset="0,0,0,0">
+                  <w:txbxContent>
+                    <w:p>
+                      <w:pPr>
+                        <w:pStyle w:val="Kpalrs"/>
+                        <w:jc w:val="center"/>
+                      </w:pPr>
+                      <w:r>
+                        <w:t>2</w:t>
+                      </w:r>
+                      <w:r>
+                        <w:t>.</w:t>
+                      </w:r>
+                      <w:r>
+                        <w:t>1</w:t>
+                      </w:r>
+                      <w:r>
+                        <w:t>. ábra</w:t>
+                      </w:r>
+                    </w:p>
+                  </w:txbxContent>
+                </v:textbox>
+                <w10:wrap type="topAndBottom" anchorx="margin"/>
+              </v:shape>
+            </w:pict>
+          </mc:Fallback>
+        </mc:AlternateContent>
+      </w:r>
+      <w:r>
+        <w:drawing>
+          <wp:anchor distT="0" distB="0" distL="114300" distR="114300" simplePos="0" relativeHeight="251666432" behindDoc="0" locked="0" layoutInCell="1" allowOverlap="1" wp14:anchorId="43CE14AD" wp14:editId="1651CE9A">
+            <wp:simplePos x="0" y="0"/>
+            <wp:positionH relativeFrom="margin">
+              <wp:posOffset>-3175</wp:posOffset>
+            </wp:positionH>
+            <wp:positionV relativeFrom="paragraph">
+              <wp:posOffset>865241</wp:posOffset>
+            </wp:positionV>
+            <wp:extent cx="5753100" cy="2385695"/>
+            <wp:effectExtent l="0" t="0" r="0" b="0"/>
+            <wp:wrapTopAndBottom/>
+            <wp:docPr id="1755562733" name="Kép 1"/>
+            <wp:cNvGraphicFramePr>
+              <a:graphicFrameLocks xmlns:a="http://schemas.openxmlformats.org/drawingml/2006/main" noChangeAspect="1"/>
+            </wp:cNvGraphicFramePr>
+            <a:graphic xmlns:a="http://schemas.openxmlformats.org/drawingml/2006/main">
+              <a:graphicData uri="http://schemas.openxmlformats.org/drawingml/2006/picture">
+                <pic:pic xmlns:pic="http://schemas.openxmlformats.org/drawingml/2006/picture">
+                  <pic:nvPicPr>
+                    <pic:cNvPr id="1755562733" name=""/>
+                    <pic:cNvPicPr/>
+                  </pic:nvPicPr>
+                  <pic:blipFill rotWithShape="1">
+                    <a:blip r:embed="rId16">
+                      <a:extLst>
+                        <a:ext uri="{28A0092B-C50C-407E-A947-70E740481C1C}">
+                          <a14:useLocalDpi xmlns:a14="http://schemas.microsoft.com/office/drawing/2010/main" val="0"/>
+                        </a:ext>
+                      </a:extLst>
+                    </a:blip>
+                    <a:srcRect l="18026"/>
+                    <a:stretch>
+                      <a:fillRect/>
+                    </a:stretch>
+                  </pic:blipFill>
+                  <pic:spPr bwMode="auto">
+                    <a:xfrm>
+                      <a:off x="0" y="0"/>
+                      <a:ext cx="5753100" cy="2385695"/>
+                    </a:xfrm>
+                    <a:prstGeom prst="rect">
+                      <a:avLst/>
+                    </a:prstGeom>
+                    <a:ln>
+                      <a:noFill/>
+                    </a:ln>
+                    <a:extLst>
+                      <a:ext uri="{53640926-AAD7-44D8-BBD7-CCE9431645EC}">
+                        <a14:shadowObscured xmlns:a14="http://schemas.microsoft.com/office/drawing/2010/main"/>
+                      </a:ext>
+                    </a:extLst>
+                  </pic:spPr>
+                </pic:pic>
+              </a:graphicData>
+            </a:graphic>
+            <wp14:sizeRelH relativeFrom="margin">
+              <wp14:pctWidth>0</wp14:pctWidth>
+            </wp14:sizeRelH>
+            <wp14:sizeRelV relativeFrom="margin">
+              <wp14:pctHeight>0</wp14:pctHeight>
+            </wp14:sizeRelV>
+          </wp:anchor>
+        </w:drawing>
+      </w:r>
+      <w:r>
+        <w:t>A cél annak vizsgálata, hogy a Rapid Spanning Tree Protocol felismeri-e a hurkot és kezeli azt.</w:t>
+      </w:r>
+      <w:r>
+        <w:t xml:space="preserve"> </w:t>
+      </w:r>
+      <w:r>
+        <w:t xml:space="preserve">A </w:t>
+      </w:r>
+      <w:r>
+        <w:rPr>
+          <w:rStyle w:val="inlineChar"/>
+          <w:shd w:val="clear" w:color="auto" w:fill="E7E6E6" w:themeFill="background2"/>
+        </w:rPr>
+        <w:t>BOLT_SW</w:t>
+      </w:r>
+      <w:r>
+        <w:t xml:space="preserve"> switch </w:t>
+      </w:r>
+      <w:r>
+        <w:rPr>
+          <w:rStyle w:val="inlineChar"/>
+          <w:shd w:val="clear" w:color="auto" w:fill="E7E6E6" w:themeFill="background2"/>
+        </w:rPr>
+        <w:t>Gi1/0/21</w:t>
+      </w:r>
+      <w:r>
+        <w:t xml:space="preserve"> és </w:t>
+      </w:r>
+      <w:r>
+        <w:rPr>
+          <w:rStyle w:val="inlineChar"/>
+          <w:shd w:val="clear" w:color="auto" w:fill="E7E6E6" w:themeFill="background2"/>
+        </w:rPr>
+        <w:t>Gi1/0/22</w:t>
+      </w:r>
+      <w:r>
+        <w:t xml:space="preserve"> portjait fizikailag összekötött</w:t>
+      </w:r>
+      <w:r>
+        <w:t>ük</w:t>
+      </w:r>
+      <w:r>
+        <w:t>, hurkot létrehozva. Ezután megfigyelt</w:t>
+      </w:r>
+      <w:r>
+        <w:t>ük</w:t>
+      </w:r>
+      <w:r>
+        <w:t xml:space="preserve"> a portok állapotát és a logokat.</w:t>
+      </w:r>
+    </w:p>
+    <w:p>
+      <w:r>
+        <w:t>Mindkét port</w:t>
+      </w:r>
+      <w:r>
+        <w:t xml:space="preserve"> blocking állapotba kerül</w:t>
+      </w:r>
+      <w:r>
+        <w:t>t</w:t>
+      </w:r>
+      <w:r>
+        <w:t>.</w:t>
+      </w:r>
+      <w:r>
+        <w:t xml:space="preserve"> </w:t>
+      </w:r>
+      <w:r>
+        <w:t>A logokban</w:t>
+      </w:r>
+      <w:r>
+        <w:t xml:space="preserve"> (</w:t>
+      </w:r>
+      <w:r>
+        <w:t>2.1 ábra</w:t>
+      </w:r>
+      <w:r>
+        <w:t>)</w:t>
+      </w:r>
+      <w:r>
+        <w:t xml:space="preserve"> látható a port state változás.</w:t>
+      </w:r>
+    </w:p>
+    <w:p>
+      <w:r>
+        <w:t>Az RSTP helyesen kezelte a hurkot</w:t>
+      </w:r>
+      <w:r>
+        <w:t>, a</w:t>
+      </w:r>
+      <w:r>
+        <w:t xml:space="preserve"> hálózat stabil maradt.</w:t>
+      </w:r>
+      <w:r>
+        <w:t xml:space="preserve"> </w:t>
+      </w:r>
+    </w:p>
+    <w:p>
       <w:pPr>
         <w:pStyle w:val="Cmsor2"/>
       </w:pPr>
-      <w:bookmarkStart w:id="3" w:name="_Toc227433663"/>
-      <w:r>
-        <w:t>2. Link-aggregáció</w:t>
+      <w:bookmarkStart w:id="3" w:name="_Toc227537798"/>
+      <w:r>
+        <w:t>3</w:t>
+      </w:r>
+      <w:r>
+        <w:t>. Link-aggregáció</w:t>
       </w:r>
       <w:bookmarkEnd w:id="3"/>
     </w:p>
     <w:p>
+      <w:r>
+        <w:t>Az EtherChannel működésének vizsgálata LACP használatával, annak ellenőrzésével, hogy a portok megfelelően kerülnek-e egy port-channel-be.</w:t>
+      </w:r>
+    </w:p>
+    <w:p>
+      <w:r>
+        <w:rPr>
+          <w:noProof/>
+        </w:rPr>
+        <mc:AlternateContent>
+          <mc:Choice Requires="wps">
+            <w:drawing>
+              <wp:anchor distT="0" distB="0" distL="114300" distR="114300" simplePos="0" relativeHeight="251671552" behindDoc="0" locked="0" layoutInCell="1" allowOverlap="1" wp14:anchorId="0A9F961B" wp14:editId="5E495837">
+                <wp:simplePos x="0" y="0"/>
+                <wp:positionH relativeFrom="margin">
+                  <wp:align>right</wp:align>
+                </wp:positionH>
+                <wp:positionV relativeFrom="paragraph">
+                  <wp:posOffset>2910840</wp:posOffset>
+                </wp:positionV>
+                <wp:extent cx="5743575" cy="635"/>
+                <wp:effectExtent l="0" t="0" r="9525" b="11430"/>
+                <wp:wrapTopAndBottom/>
+                <wp:docPr id="1380342977" name="Szövegdoboz 1"/>
+                <wp:cNvGraphicFramePr/>
+                <a:graphic xmlns:a="http://schemas.openxmlformats.org/drawingml/2006/main">
+                  <a:graphicData uri="http://schemas.microsoft.com/office/word/2010/wordprocessingShape">
+                    <wps:wsp>
+                      <wps:cNvSpPr txBox="1"/>
+                      <wps:spPr>
+                        <a:xfrm>
+                          <a:off x="0" y="0"/>
+                          <a:ext cx="5743575" cy="635"/>
+                        </a:xfrm>
+                        <a:prstGeom prst="rect">
+                          <a:avLst/>
+                        </a:prstGeom>
+                        <a:noFill/>
+                        <a:ln>
+                          <a:noFill/>
+                        </a:ln>
+                      </wps:spPr>
+                      <wps:txbx>
+                        <w:txbxContent>
+                          <w:p>
+                            <w:pPr>
+                              <w:pStyle w:val="Kpalrs"/>
+                              <w:jc w:val="center"/>
+                            </w:pPr>
+                            <w:r>
+                              <w:t>3</w:t>
+                            </w:r>
+                            <w:r>
+                              <w:t>.</w:t>
+                            </w:r>
+                            <w:r>
+                              <w:t>1</w:t>
+                            </w:r>
+                            <w:r>
+                              <w:t>. ábra</w:t>
+                            </w:r>
+                          </w:p>
+                        </w:txbxContent>
+                      </wps:txbx>
+                      <wps:bodyPr rot="0" spcFirstLastPara="0" vertOverflow="overflow" horzOverflow="overflow" vert="horz" wrap="square" lIns="0" tIns="0" rIns="0" bIns="0" numCol="1" spcCol="0" rtlCol="0" fromWordArt="0" anchor="t" anchorCtr="0" forceAA="0" compatLnSpc="1">
+                        <a:prstTxWarp prst="textNoShape">
+                          <a:avLst/>
+                        </a:prstTxWarp>
+                        <a:spAutoFit/>
+                      </wps:bodyPr>
+                    </wps:wsp>
+                  </a:graphicData>
+                </a:graphic>
+                <wp14:sizeRelH relativeFrom="margin">
+                  <wp14:pctWidth>0</wp14:pctWidth>
+                </wp14:sizeRelH>
+              </wp:anchor>
+            </w:drawing>
+          </mc:Choice>
+          <mc:Fallback>
+            <w:pict>
+              <v:shape w14:anchorId="0A9F961B" id="_x0000_s1030" type="#_x0000_t202" style="position:absolute;left:0;text-align:left;margin-left:401.05pt;margin-top:229.2pt;width:452.25pt;height:.05pt;z-index:251671552;visibility:visible;mso-wrap-style:square;mso-width-percent:0;mso-wrap-distance-left:9pt;mso-wrap-distance-top:0;mso-wrap-distance-right:9pt;mso-wrap-distance-bottom:0;mso-position-horizontal:right;mso-position-horizontal-relative:margin;mso-position-vertical:absolute;mso-position-vertical-relative:text;mso-width-percent:0;mso-width-relative:margin;v-text-anchor:top" o:gfxdata="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" filled="f" stroked="f">
+                <v:textbox style="mso-fit-shape-to-text:t" inset="0,0,0,0">
+                  <w:txbxContent>
+                    <w:p>
+                      <w:pPr>
+                        <w:pStyle w:val="Kpalrs"/>
+                        <w:jc w:val="center"/>
+                      </w:pPr>
+                      <w:r>
+                        <w:t>3</w:t>
+                      </w:r>
+                      <w:r>
+                        <w:t>.</w:t>
+                      </w:r>
+                      <w:r>
+                        <w:t>1</w:t>
+                      </w:r>
+                      <w:r>
+                        <w:t>. ábra</w:t>
+                      </w:r>
+                    </w:p>
+                  </w:txbxContent>
+                </v:textbox>
+                <w10:wrap type="topAndBottom" anchorx="margin"/>
+              </v:shape>
+            </w:pict>
+          </mc:Fallback>
+        </mc:AlternateContent>
+      </w:r>
+      <w:r>
+        <w:drawing>
+          <wp:anchor distT="0" distB="0" distL="114300" distR="114300" simplePos="0" relativeHeight="251669504" behindDoc="0" locked="0" layoutInCell="1" allowOverlap="1" wp14:anchorId="4845AC38" wp14:editId="6330B2D4">
+            <wp:simplePos x="0" y="0"/>
+            <wp:positionH relativeFrom="margin">
+              <wp:align>center</wp:align>
+            </wp:positionH>
+            <wp:positionV relativeFrom="paragraph">
+              <wp:posOffset>838835</wp:posOffset>
+            </wp:positionV>
+            <wp:extent cx="3403600" cy="2059798"/>
+            <wp:effectExtent l="0" t="0" r="6350" b="0"/>
+            <wp:wrapTopAndBottom/>
+            <wp:docPr id="83657191" name="Kép 1"/>
+            <wp:cNvGraphicFramePr>
+              <a:graphicFrameLocks xmlns:a="http://schemas.openxmlformats.org/drawingml/2006/main" noChangeAspect="1"/>
+            </wp:cNvGraphicFramePr>
+            <a:graphic xmlns:a="http://schemas.openxmlformats.org/drawingml/2006/main">
+              <a:graphicData uri="http://schemas.openxmlformats.org/drawingml/2006/picture">
+                <pic:pic xmlns:pic="http://schemas.openxmlformats.org/drawingml/2006/picture">
+                  <pic:nvPicPr>
+                    <pic:cNvPr id="83657191" name=""/>
+                    <pic:cNvPicPr/>
+                  </pic:nvPicPr>
+                  <pic:blipFill>
+                    <a:blip r:embed="rId17">
+                      <a:extLst>
+                        <a:ext uri="{28A0092B-C50C-407E-A947-70E740481C1C}">
+                          <a14:useLocalDpi xmlns:a14="http://schemas.microsoft.com/office/drawing/2010/main" val="0"/>
+                        </a:ext>
+                      </a:extLst>
+                    </a:blip>
+                    <a:stretch>
+                      <a:fillRect/>
+                    </a:stretch>
+                  </pic:blipFill>
+                  <pic:spPr>
+                    <a:xfrm>
+                      <a:off x="0" y="0"/>
+                      <a:ext cx="3403600" cy="2059798"/>
+                    </a:xfrm>
+                    <a:prstGeom prst="rect">
+                      <a:avLst/>
+                    </a:prstGeom>
+                  </pic:spPr>
+                </pic:pic>
+              </a:graphicData>
+            </a:graphic>
+          </wp:anchor>
+        </w:drawing>
+      </w:r>
+      <w:r>
+        <w:t>Az EtherChannel LACP-vel lett konfigurálva, egyik oldal active, másik passive módban.</w:t>
+      </w:r>
+      <w:r>
+        <w:br/>
+      </w:r>
+      <w:r>
+        <w:t xml:space="preserve">A </w:t>
+      </w:r>
+      <w:r>
+        <w:rPr>
+          <w:rStyle w:val="inlineChar"/>
+          <w:shd w:val="clear" w:color="auto" w:fill="E7E6E6" w:themeFill="background2"/>
+        </w:rPr>
+        <w:t>FOLDSZINT_SW</w:t>
+      </w:r>
+      <w:r>
+        <w:t>-n t</w:t>
+      </w:r>
+      <w:r>
+        <w:t>öbb port-channel (Po1, Po3) került kialakításra</w:t>
+      </w:r>
+      <w:r>
+        <w:t xml:space="preserve"> (3.1. ábra)</w:t>
+      </w:r>
+      <w:r>
+        <w:t>.</w:t>
+      </w:r>
+    </w:p>
+    <w:p>
+      <w:pPr>
+        <w:rPr>
+          <w:noProof/>
+        </w:rPr>
+      </w:pPr>
+      <w:r>
+        <w:rPr>
+          <w:noProof/>
+        </w:rPr>
+        <w:lastRenderedPageBreak/>
+        <w:drawing>
+          <wp:anchor distT="0" distB="0" distL="114300" distR="114300" simplePos="0" relativeHeight="251675648" behindDoc="0" locked="0" layoutInCell="1" allowOverlap="1" wp14:anchorId="500AA03E" wp14:editId="6323F971">
+            <wp:simplePos x="0" y="0"/>
+            <wp:positionH relativeFrom="margin">
+              <wp:posOffset>0</wp:posOffset>
+            </wp:positionH>
+            <wp:positionV relativeFrom="paragraph">
+              <wp:posOffset>1147445</wp:posOffset>
+            </wp:positionV>
+            <wp:extent cx="5759450" cy="2921635"/>
+            <wp:effectExtent l="0" t="0" r="0" b="0"/>
+            <wp:wrapTopAndBottom/>
+            <wp:docPr id="1371820893" name="Kép 3"/>
+            <wp:cNvGraphicFramePr>
+              <a:graphicFrameLocks xmlns:a="http://schemas.openxmlformats.org/drawingml/2006/main" noChangeAspect="1"/>
+            </wp:cNvGraphicFramePr>
+            <a:graphic xmlns:a="http://schemas.openxmlformats.org/drawingml/2006/main">
+              <a:graphicData uri="http://schemas.openxmlformats.org/drawingml/2006/picture">
+                <pic:pic xmlns:pic="http://schemas.openxmlformats.org/drawingml/2006/picture">
+                  <pic:nvPicPr>
+                    <pic:cNvPr id="0" name="Picture 2"/>
+                    <pic:cNvPicPr>
+                      <a:picLocks noChangeAspect="1" noChangeArrowheads="1"/>
+                    </pic:cNvPicPr>
+                  </pic:nvPicPr>
+                  <pic:blipFill>
+                    <a:blip r:embed="rId18">
+                      <a:extLst>
+                        <a:ext uri="{28A0092B-C50C-407E-A947-70E740481C1C}">
+                          <a14:useLocalDpi xmlns:a14="http://schemas.microsoft.com/office/drawing/2010/main" val="0"/>
+                        </a:ext>
+                      </a:extLst>
+                    </a:blip>
+                    <a:srcRect/>
+                    <a:stretch>
+                      <a:fillRect/>
+                    </a:stretch>
+                  </pic:blipFill>
+                  <pic:spPr bwMode="auto">
+                    <a:xfrm>
+                      <a:off x="0" y="0"/>
+                      <a:ext cx="5759450" cy="2921635"/>
+                    </a:xfrm>
+                    <a:prstGeom prst="rect">
+                      <a:avLst/>
+                    </a:prstGeom>
+                    <a:noFill/>
+                    <a:ln>
+                      <a:noFill/>
+                    </a:ln>
+                  </pic:spPr>
+                </pic:pic>
+              </a:graphicData>
+            </a:graphic>
+          </wp:anchor>
+        </w:drawing>
+      </w:r>
+      <w:r>
+        <w:rPr>
+          <w:noProof/>
+        </w:rPr>
+        <mc:AlternateContent>
+          <mc:Choice Requires="wps">
+            <w:drawing>
+              <wp:anchor distT="0" distB="0" distL="114300" distR="114300" simplePos="0" relativeHeight="251674624" behindDoc="0" locked="0" layoutInCell="1" allowOverlap="1" wp14:anchorId="14BF5180" wp14:editId="68F03B68">
+                <wp:simplePos x="0" y="0"/>
+                <wp:positionH relativeFrom="margin">
+                  <wp:posOffset>6350</wp:posOffset>
+                </wp:positionH>
+                <wp:positionV relativeFrom="paragraph">
+                  <wp:posOffset>4065270</wp:posOffset>
+                </wp:positionV>
+                <wp:extent cx="5743575" cy="635"/>
+                <wp:effectExtent l="0" t="0" r="9525" b="11430"/>
+                <wp:wrapTopAndBottom/>
+                <wp:docPr id="1026352614" name="Szövegdoboz 1"/>
+                <wp:cNvGraphicFramePr/>
+                <a:graphic xmlns:a="http://schemas.openxmlformats.org/drawingml/2006/main">
+                  <a:graphicData uri="http://schemas.microsoft.com/office/word/2010/wordprocessingShape">
+                    <wps:wsp>
+                      <wps:cNvSpPr txBox="1"/>
+                      <wps:spPr>
+                        <a:xfrm>
+                          <a:off x="0" y="0"/>
+                          <a:ext cx="5743575" cy="635"/>
+                        </a:xfrm>
+                        <a:prstGeom prst="rect">
+                          <a:avLst/>
+                        </a:prstGeom>
+                        <a:noFill/>
+                        <a:ln>
+                          <a:noFill/>
+                        </a:ln>
+                      </wps:spPr>
+                      <wps:txbx>
+                        <w:txbxContent>
+                          <w:p>
+                            <w:pPr>
+                              <w:pStyle w:val="Kpalrs"/>
+                              <w:jc w:val="center"/>
+                            </w:pPr>
+                            <w:r>
+                              <w:t>3</w:t>
+                            </w:r>
+                            <w:r>
+                              <w:t>.</w:t>
+                            </w:r>
+                            <w:r>
+                              <w:t>2</w:t>
+                            </w:r>
+                            <w:r>
+                              <w:t>. ábra</w:t>
+                            </w:r>
+                          </w:p>
+                        </w:txbxContent>
+                      </wps:txbx>
+                      <wps:bodyPr rot="0" spcFirstLastPara="0" vertOverflow="overflow" horzOverflow="overflow" vert="horz" wrap="square" lIns="0" tIns="0" rIns="0" bIns="0" numCol="1" spcCol="0" rtlCol="0" fromWordArt="0" anchor="t" anchorCtr="0" forceAA="0" compatLnSpc="1">
+                        <a:prstTxWarp prst="textNoShape">
+                          <a:avLst/>
+                        </a:prstTxWarp>
+                        <a:spAutoFit/>
+                      </wps:bodyPr>
+                    </wps:wsp>
+                  </a:graphicData>
+                </a:graphic>
+                <wp14:sizeRelH relativeFrom="margin">
+                  <wp14:pctWidth>0</wp14:pctWidth>
+                </wp14:sizeRelH>
+              </wp:anchor>
+            </w:drawing>
+          </mc:Choice>
+          <mc:Fallback>
+            <w:pict>
+              <v:shape w14:anchorId="14BF5180" id="_x0000_s1031" type="#_x0000_t202" style="position:absolute;left:0;text-align:left;margin-left:.5pt;margin-top:320.1pt;width:452.25pt;height:.05pt;z-index:251674624;visibility:visible;mso-wrap-style:square;mso-width-percent:0;mso-wrap-distance-left:9pt;mso-wrap-distance-top:0;mso-wrap-distance-right:9pt;mso-wrap-distance-bottom:0;mso-position-horizontal:absolute;mso-position-horizontal-relative:margin;mso-position-vertical:absolute;mso-position-vertical-relative:text;mso-width-percent:0;mso-width-relative:margin;v-text-anchor:top" o:gfxdata="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" filled="f" stroked="f">
+                <v:textbox style="mso-fit-shape-to-text:t" inset="0,0,0,0">
+                  <w:txbxContent>
+                    <w:p>
+                      <w:pPr>
+                        <w:pStyle w:val="Kpalrs"/>
+                        <w:jc w:val="center"/>
+                      </w:pPr>
+                      <w:r>
+                        <w:t>3</w:t>
+                      </w:r>
+                      <w:r>
+                        <w:t>.</w:t>
+                      </w:r>
+                      <w:r>
+                        <w:t>2</w:t>
+                      </w:r>
+                      <w:r>
+                        <w:t>. ábra</w:t>
+                      </w:r>
+                    </w:p>
+                  </w:txbxContent>
+                </v:textbox>
+                <w10:wrap type="topAndBottom" anchorx="margin"/>
+              </v:shape>
+            </w:pict>
+          </mc:Fallback>
+        </mc:AlternateContent>
+      </w:r>
+      <w:r>
+        <w:rPr>
+          <w:noProof/>
+        </w:rPr>
+        <w:drawing>
+          <wp:anchor distT="0" distB="0" distL="114300" distR="114300" simplePos="0" relativeHeight="251672576" behindDoc="0" locked="0" layoutInCell="1" allowOverlap="1" wp14:anchorId="2C29F55D" wp14:editId="3ECA10B8">
+            <wp:simplePos x="0" y="0"/>
+            <wp:positionH relativeFrom="margin">
+              <wp:posOffset>0</wp:posOffset>
+            </wp:positionH>
+            <wp:positionV relativeFrom="paragraph">
+              <wp:posOffset>4452620</wp:posOffset>
+            </wp:positionV>
+            <wp:extent cx="5759450" cy="3227070"/>
+            <wp:effectExtent l="0" t="0" r="0" b="0"/>
+            <wp:wrapTopAndBottom/>
+            <wp:docPr id="1028260153" name="Kép 2"/>
+            <wp:cNvGraphicFramePr>
+              <a:graphicFrameLocks xmlns:a="http://schemas.openxmlformats.org/drawingml/2006/main" noChangeAspect="1"/>
+            </wp:cNvGraphicFramePr>
+            <a:graphic xmlns:a="http://schemas.openxmlformats.org/drawingml/2006/main">
+              <a:graphicData uri="http://schemas.openxmlformats.org/drawingml/2006/picture">
+                <pic:pic xmlns:pic="http://schemas.openxmlformats.org/drawingml/2006/picture">
+                  <pic:nvPicPr>
+                    <pic:cNvPr id="0" name="Picture 1"/>
+                    <pic:cNvPicPr>
+                      <a:picLocks noChangeAspect="1" noChangeArrowheads="1"/>
+                    </pic:cNvPicPr>
+                  </pic:nvPicPr>
+                  <pic:blipFill>
+                    <a:blip r:embed="rId19">
+                      <a:extLst>
+                        <a:ext uri="{28A0092B-C50C-407E-A947-70E740481C1C}">
+                          <a14:useLocalDpi xmlns:a14="http://schemas.microsoft.com/office/drawing/2010/main" val="0"/>
+                        </a:ext>
+                      </a:extLst>
+                    </a:blip>
+                    <a:srcRect/>
+                    <a:stretch>
+                      <a:fillRect/>
+                    </a:stretch>
+                  </pic:blipFill>
+                  <pic:spPr bwMode="auto">
+                    <a:xfrm>
+                      <a:off x="0" y="0"/>
+                      <a:ext cx="5759450" cy="3227070"/>
+                    </a:xfrm>
+                    <a:prstGeom prst="rect">
+                      <a:avLst/>
+                    </a:prstGeom>
+                    <a:noFill/>
+                    <a:ln>
+                      <a:noFill/>
+                    </a:ln>
+                  </pic:spPr>
+                </pic:pic>
+              </a:graphicData>
+            </a:graphic>
+            <wp14:sizeRelH relativeFrom="margin">
+              <wp14:pctWidth>0</wp14:pctWidth>
+            </wp14:sizeRelH>
+            <wp14:sizeRelV relativeFrom="margin">
+              <wp14:pctHeight>0</wp14:pctHeight>
+            </wp14:sizeRelV>
+          </wp:anchor>
+        </w:drawing>
+      </w:r>
+      <w:r>
+        <w:rPr>
+          <w:noProof/>
+        </w:rPr>
+        <mc:AlternateContent>
+          <mc:Choice Requires="wps">
+            <w:drawing>
+              <wp:anchor distT="0" distB="0" distL="114300" distR="114300" simplePos="0" relativeHeight="251677696" behindDoc="0" locked="0" layoutInCell="1" allowOverlap="1" wp14:anchorId="565AA2F7" wp14:editId="76255D22">
+                <wp:simplePos x="0" y="0"/>
+                <wp:positionH relativeFrom="margin">
+                  <wp:posOffset>6350</wp:posOffset>
+                </wp:positionH>
+                <wp:positionV relativeFrom="paragraph">
+                  <wp:posOffset>7691120</wp:posOffset>
+                </wp:positionV>
+                <wp:extent cx="5743575" cy="635"/>
+                <wp:effectExtent l="0" t="0" r="9525" b="11430"/>
+                <wp:wrapTopAndBottom/>
+                <wp:docPr id="2015135575" name="Szövegdoboz 1"/>
+                <wp:cNvGraphicFramePr/>
+                <a:graphic xmlns:a="http://schemas.openxmlformats.org/drawingml/2006/main">
+                  <a:graphicData uri="http://schemas.microsoft.com/office/word/2010/wordprocessingShape">
+                    <wps:wsp>
+                      <wps:cNvSpPr txBox="1"/>
+                      <wps:spPr>
+                        <a:xfrm>
+                          <a:off x="0" y="0"/>
+                          <a:ext cx="5743575" cy="635"/>
+                        </a:xfrm>
+                        <a:prstGeom prst="rect">
+                          <a:avLst/>
+                        </a:prstGeom>
+                        <a:noFill/>
+                        <a:ln>
+                          <a:noFill/>
+                        </a:ln>
+                      </wps:spPr>
+                      <wps:txbx>
+                        <w:txbxContent>
+                          <w:p>
+                            <w:pPr>
+                              <w:pStyle w:val="Kpalrs"/>
+                              <w:jc w:val="center"/>
+                            </w:pPr>
+                            <w:r>
+                              <w:t>3</w:t>
+                            </w:r>
+                            <w:r>
+                              <w:t>.</w:t>
+                            </w:r>
+                            <w:r>
+                              <w:t>3</w:t>
+                            </w:r>
+                            <w:r>
+                              <w:t>. ábra</w:t>
+                            </w:r>
+                          </w:p>
+                        </w:txbxContent>
+                      </wps:txbx>
+                      <wps:bodyPr rot="0" spcFirstLastPara="0" vertOverflow="overflow" horzOverflow="overflow" vert="horz" wrap="square" lIns="0" tIns="0" rIns="0" bIns="0" numCol="1" spcCol="0" rtlCol="0" fromWordArt="0" anchor="t" anchorCtr="0" forceAA="0" compatLnSpc="1">
+                        <a:prstTxWarp prst="textNoShape">
+                          <a:avLst/>
+                        </a:prstTxWarp>
+                        <a:spAutoFit/>
+                      </wps:bodyPr>
+                    </wps:wsp>
+                  </a:graphicData>
+                </a:graphic>
+                <wp14:sizeRelH relativeFrom="margin">
+                  <wp14:pctWidth>0</wp14:pctWidth>
+                </wp14:sizeRelH>
+              </wp:anchor>
+            </w:drawing>
+          </mc:Choice>
+          <mc:Fallback>
+            <w:pict>
+              <v:shape w14:anchorId="565AA2F7" id="_x0000_s1032" type="#_x0000_t202" style="position:absolute;left:0;text-align:left;margin-left:.5pt;margin-top:605.6pt;width:452.25pt;height:.05pt;z-index:251677696;visibility:visible;mso-wrap-style:square;mso-width-percent:0;mso-wrap-distance-left:9pt;mso-wrap-distance-top:0;mso-wrap-distance-right:9pt;mso-wrap-distance-bottom:0;mso-position-horizontal:absolute;mso-position-horizontal-relative:margin;mso-position-vertical:absolute;mso-position-vertical-relative:text;mso-width-percent:0;mso-width-relative:margin;v-text-anchor:top" o:gfxdata="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" filled="f" stroked="f">
+                <v:textbox style="mso-fit-shape-to-text:t" inset="0,0,0,0">
+                  <w:txbxContent>
+                    <w:p>
+                      <w:pPr>
+                        <w:pStyle w:val="Kpalrs"/>
+                        <w:jc w:val="center"/>
+                      </w:pPr>
+                      <w:r>
+                        <w:t>3</w:t>
+                      </w:r>
+                      <w:r>
+                        <w:t>.</w:t>
+                      </w:r>
+                      <w:r>
+                        <w:t>3</w:t>
+                      </w:r>
+                      <w:r>
+                        <w:t>. ábra</w:t>
+                      </w:r>
+                    </w:p>
+                  </w:txbxContent>
+                </v:textbox>
+                <w10:wrap type="topAndBottom" anchorx="margin"/>
+              </v:shape>
+            </w:pict>
+          </mc:Fallback>
+        </mc:AlternateContent>
+      </w:r>
+      <w:r>
+        <w:t xml:space="preserve">A konfiguráció után a </w:t>
+      </w:r>
+      <w:r>
+        <w:rPr>
+          <w:rStyle w:val="inlineChar"/>
+          <w:shd w:val="clear" w:color="auto" w:fill="E7E6E6" w:themeFill="background2"/>
+        </w:rPr>
+        <w:t>show etherchannel summary</w:t>
+      </w:r>
+      <w:r>
+        <w:t xml:space="preserve"> </w:t>
+      </w:r>
+      <w:r>
+        <w:t xml:space="preserve">(3.2. ábra), </w:t>
+      </w:r>
+      <w:r>
+        <w:rPr>
+          <w:rStyle w:val="inlineChar"/>
+          <w:shd w:val="clear" w:color="auto" w:fill="E7E6E6" w:themeFill="background2"/>
+        </w:rPr>
+        <w:t>show etherchannel detail</w:t>
+      </w:r>
+      <w:r>
+        <w:t xml:space="preserve"> </w:t>
+      </w:r>
+      <w:r>
+        <w:t xml:space="preserve">(3.3. ábra) </w:t>
+      </w:r>
+      <w:r>
+        <w:t xml:space="preserve">és </w:t>
+      </w:r>
+      <w:r>
+        <w:rPr>
+          <w:rStyle w:val="inlineChar"/>
+          <w:shd w:val="clear" w:color="auto" w:fill="E7E6E6" w:themeFill="background2"/>
+        </w:rPr>
+        <w:t>port-channel 1</w:t>
+      </w:r>
+      <w:r>
+        <w:t xml:space="preserve"> </w:t>
+      </w:r>
+      <w:r>
+        <w:t>(3.</w:t>
+      </w:r>
+      <w:r>
+        <w:t>4</w:t>
+      </w:r>
+      <w:r>
+        <w:t xml:space="preserve">. ábra) </w:t>
+      </w:r>
+      <w:r>
+        <w:t>parancsokkal ellenőrizt</w:t>
+      </w:r>
+      <w:r>
+        <w:t>ük</w:t>
+      </w:r>
+      <w:r>
+        <w:t xml:space="preserve"> az állapotokat, megfigyelve a portok és port-channel-ek státuszát.</w:t>
+      </w:r>
+      <w:r>
+        <w:rPr>
+          <w:noProof/>
+        </w:rPr>
+        <w:t xml:space="preserve"> </w:t>
+      </w:r>
+    </w:p>
+    <w:p>
+      <w:pPr>
+        <w:spacing w:after="160" w:line="312" w:lineRule="auto"/>
+        <w:jc w:val="left"/>
+        <w:rPr>
+          <w:noProof/>
+        </w:rPr>
+      </w:pPr>
+      <w:r>
+        <w:rPr>
+          <w:noProof/>
+        </w:rPr>
+        <w:br w:type="page"/>
+      </w:r>
+    </w:p>
+    <w:p>
+      <w:pPr>
+        <w:rPr>
+          <w:lang w:val="hu-HU"/>
+        </w:rPr>
+      </w:pPr>
+      <w:r>
+        <w:rPr>
+          <w:noProof/>
+        </w:rPr>
+        <w:lastRenderedPageBreak/>
+        <w:drawing>
+          <wp:anchor distT="0" distB="0" distL="114300" distR="114300" simplePos="0" relativeHeight="251680768" behindDoc="0" locked="0" layoutInCell="1" allowOverlap="1" wp14:anchorId="223F752C" wp14:editId="5991F55F">
+            <wp:simplePos x="0" y="0"/>
+            <wp:positionH relativeFrom="margin">
+              <wp:posOffset>0</wp:posOffset>
+            </wp:positionH>
+            <wp:positionV relativeFrom="paragraph">
+              <wp:posOffset>0</wp:posOffset>
+            </wp:positionV>
+            <wp:extent cx="5759450" cy="2139315"/>
+            <wp:effectExtent l="0" t="0" r="0" b="0"/>
+            <wp:wrapTopAndBottom/>
+            <wp:docPr id="139535183" name="Kép 4"/>
+            <wp:cNvGraphicFramePr>
+              <a:graphicFrameLocks xmlns:a="http://schemas.openxmlformats.org/drawingml/2006/main" noChangeAspect="1"/>
+            </wp:cNvGraphicFramePr>
+            <a:graphic xmlns:a="http://schemas.openxmlformats.org/drawingml/2006/main">
+              <a:graphicData uri="http://schemas.openxmlformats.org/drawingml/2006/picture">
+                <pic:pic xmlns:pic="http://schemas.openxmlformats.org/drawingml/2006/picture">
+                  <pic:nvPicPr>
+                    <pic:cNvPr id="0" name="Picture 4"/>
+                    <pic:cNvPicPr>
+                      <a:picLocks noChangeAspect="1" noChangeArrowheads="1"/>
+                    </pic:cNvPicPr>
+                  </pic:nvPicPr>
+                  <pic:blipFill rotWithShape="1">
+                    <a:blip r:embed="rId20">
+                      <a:extLst>
+                        <a:ext uri="{28A0092B-C50C-407E-A947-70E740481C1C}">
+                          <a14:useLocalDpi xmlns:a14="http://schemas.microsoft.com/office/drawing/2010/main" val="0"/>
+                        </a:ext>
+                      </a:extLst>
+                    </a:blip>
+                    <a:srcRect b="63816"/>
+                    <a:stretch>
+                      <a:fillRect/>
+                    </a:stretch>
+                  </pic:blipFill>
+                  <pic:spPr bwMode="auto">
+                    <a:xfrm>
+                      <a:off x="0" y="0"/>
+                      <a:ext cx="5759450" cy="2139315"/>
+                    </a:xfrm>
+                    <a:prstGeom prst="rect">
+                      <a:avLst/>
+                    </a:prstGeom>
+                    <a:noFill/>
+                    <a:ln>
+                      <a:noFill/>
+                    </a:ln>
+                    <a:extLst>
+                      <a:ext uri="{53640926-AAD7-44D8-BBD7-CCE9431645EC}">
+                        <a14:shadowObscured xmlns:a14="http://schemas.microsoft.com/office/drawing/2010/main"/>
+                      </a:ext>
+                    </a:extLst>
+                  </pic:spPr>
+                </pic:pic>
+              </a:graphicData>
+            </a:graphic>
+          </wp:anchor>
+        </w:drawing>
+      </w:r>
+      <w:r>
+        <w:rPr>
+          <w:noProof/>
+        </w:rPr>
+        <mc:AlternateContent>
+          <mc:Choice Requires="wps">
+            <w:drawing>
+              <wp:anchor distT="0" distB="0" distL="114300" distR="114300" simplePos="0" relativeHeight="251679744" behindDoc="0" locked="0" layoutInCell="1" allowOverlap="1" wp14:anchorId="0828ADE2" wp14:editId="1272CF93">
+                <wp:simplePos x="0" y="0"/>
+                <wp:positionH relativeFrom="margin">
+                  <wp:posOffset>6350</wp:posOffset>
+                </wp:positionH>
+                <wp:positionV relativeFrom="paragraph">
+                  <wp:posOffset>2129790</wp:posOffset>
+                </wp:positionV>
+                <wp:extent cx="5743575" cy="635"/>
+                <wp:effectExtent l="0" t="0" r="9525" b="11430"/>
+                <wp:wrapTopAndBottom/>
+                <wp:docPr id="1563220278" name="Szövegdoboz 1"/>
+                <wp:cNvGraphicFramePr/>
+                <a:graphic xmlns:a="http://schemas.openxmlformats.org/drawingml/2006/main">
+                  <a:graphicData uri="http://schemas.microsoft.com/office/word/2010/wordprocessingShape">
+                    <wps:wsp>
+                      <wps:cNvSpPr txBox="1"/>
+                      <wps:spPr>
+                        <a:xfrm>
+                          <a:off x="0" y="0"/>
+                          <a:ext cx="5743575" cy="635"/>
+                        </a:xfrm>
+                        <a:prstGeom prst="rect">
+                          <a:avLst/>
+                        </a:prstGeom>
+                        <a:noFill/>
+                        <a:ln>
+                          <a:noFill/>
+                        </a:ln>
+                      </wps:spPr>
+                      <wps:txbx>
+                        <w:txbxContent>
+                          <w:p>
+                            <w:pPr>
+                              <w:pStyle w:val="Kpalrs"/>
+                              <w:jc w:val="center"/>
+                            </w:pPr>
+                            <w:r>
+                              <w:t>3</w:t>
+                            </w:r>
+                            <w:r>
+                              <w:t>.</w:t>
+                            </w:r>
+                            <w:r>
+                              <w:t>4</w:t>
+                            </w:r>
+                            <w:r>
+                              <w:t>. ábra</w:t>
+                            </w:r>
+                          </w:p>
+                        </w:txbxContent>
+                      </wps:txbx>
+                      <wps:bodyPr rot="0" spcFirstLastPara="0" vertOverflow="overflow" horzOverflow="overflow" vert="horz" wrap="square" lIns="0" tIns="0" rIns="0" bIns="0" numCol="1" spcCol="0" rtlCol="0" fromWordArt="0" anchor="t" anchorCtr="0" forceAA="0" compatLnSpc="1">
+                        <a:prstTxWarp prst="textNoShape">
+                          <a:avLst/>
+                        </a:prstTxWarp>
+                        <a:spAutoFit/>
+                      </wps:bodyPr>
+                    </wps:wsp>
+                  </a:graphicData>
+                </a:graphic>
+                <wp14:sizeRelH relativeFrom="margin">
+                  <wp14:pctWidth>0</wp14:pctWidth>
+                </wp14:sizeRelH>
+              </wp:anchor>
+            </w:drawing>
+          </mc:Choice>
+          <mc:Fallback>
+            <w:pict>
+              <v:shape w14:anchorId="0828ADE2" id="_x0000_s1033" type="#_x0000_t202" style="position:absolute;left:0;text-align:left;margin-left:.5pt;margin-top:167.7pt;width:452.25pt;height:.05pt;z-index:251679744;visibility:visible;mso-wrap-style:square;mso-width-percent:0;mso-wrap-distance-left:9pt;mso-wrap-distance-top:0;mso-wrap-distance-right:9pt;mso-wrap-distance-bottom:0;mso-position-horizontal:absolute;mso-position-horizontal-relative:margin;mso-position-vertical:absolute;mso-position-vertical-relative:text;mso-width-percent:0;mso-width-relative:margin;v-text-anchor:top" o:gfxdata="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" filled="f" stroked="f">
+                <v:textbox style="mso-fit-shape-to-text:t" inset="0,0,0,0">
+                  <w:txbxContent>
+                    <w:p>
+                      <w:pPr>
+                        <w:pStyle w:val="Kpalrs"/>
+                        <w:jc w:val="center"/>
+                      </w:pPr>
+                      <w:r>
+                        <w:t>3</w:t>
+                      </w:r>
+                      <w:r>
+                        <w:t>.</w:t>
+                      </w:r>
+                      <w:r>
+                        <w:t>4</w:t>
+                      </w:r>
+                      <w:r>
+                        <w:t>. ábra</w:t>
+                      </w:r>
+                    </w:p>
+                  </w:txbxContent>
+                </v:textbox>
+                <w10:wrap type="topAndBottom" anchorx="margin"/>
+              </v:shape>
+            </w:pict>
+          </mc:Fallback>
+        </mc:AlternateContent>
+      </w:r>
+      <w:r>
+        <w:t>A képekből látszik, hogy a Po3 aktív (SU), a portok (Gi1/0/1, Gi1/0/2) megfelelően bundle-olva vannak. A Po1 (SD) állapotú, a portok passive módban vannak, azonban ez nem hiba, mivel az STP tiltja le a kapcsolatot, így a működés összességében megfelelő.</w:t>
+      </w:r>
+    </w:p>
+    <w:p/>
+    <w:p>
       <w:pPr>
         <w:pStyle w:val="Cmsor2"/>
       </w:pPr>
-      <w:bookmarkStart w:id="4" w:name="_Toc227433664"/>
-      <w:r>
-        <w:t>3. Gateway redundancia</w:t>
+      <w:bookmarkStart w:id="4" w:name="_Toc227537799"/>
+      <w:r>
+        <w:t>4</w:t>
+      </w:r>
+      <w:r>
+        <w:t xml:space="preserve">. </w:t>
+      </w:r>
+      <w:r>
+        <w:t>HSRP failover teszt</w:t>
       </w:r>
       <w:bookmarkEnd w:id="4"/>
     </w:p>
     <w:p>
+      <w:r>
+        <w:t xml:space="preserve">A Hot Standby Router Protocol működésének vizsgálata </w:t>
+      </w:r>
+      <w:r>
+        <w:t xml:space="preserve">egyik </w:t>
+      </w:r>
+      <w:r>
+        <w:t>router kiesés</w:t>
+      </w:r>
+      <w:r>
+        <w:t>e</w:t>
+      </w:r>
+      <w:r>
+        <w:t xml:space="preserve"> esetén.</w:t>
+      </w:r>
+      <w:r>
+        <w:t xml:space="preserve"> </w:t>
+      </w:r>
+      <w:r>
+        <w:t>Ellenőrzés, hogy az alapértelmezett átjáró automatikusan átáll-e.</w:t>
+      </w:r>
+    </w:p>
+    <w:p>
+      <w:r>
+        <w:t>Két router</w:t>
+      </w:r>
+      <w:r>
+        <w:t xml:space="preserve">, </w:t>
+      </w:r>
+      <w:r>
+        <w:rPr>
+          <w:rStyle w:val="inlineChar"/>
+          <w:shd w:val="clear" w:color="auto" w:fill="E7E6E6" w:themeFill="background2"/>
+        </w:rPr>
+        <w:t>KOZPONT_R</w:t>
+      </w:r>
+      <w:r>
+        <w:t xml:space="preserve"> és </w:t>
+      </w:r>
+      <w:r>
+        <w:rPr>
+          <w:rStyle w:val="inlineChar"/>
+          <w:shd w:val="clear" w:color="auto" w:fill="E7E6E6" w:themeFill="background2"/>
+        </w:rPr>
+        <w:t>KOZPONT_BACKUP_R</w:t>
+      </w:r>
+      <w:r>
+        <w:t xml:space="preserve"> HSRP-vel konfigurálva több VLAN-on.</w:t>
+      </w:r>
+      <w:r>
+        <w:t xml:space="preserve"> A teszt során a VLAN 70-t vizsgáltuk, ezen könnyen bemutatható a folyamat. </w:t>
+      </w:r>
+    </w:p>
+    <w:p>
+      <w:r>
+        <w:rPr>
+          <w:noProof/>
+        </w:rPr>
+        <mc:AlternateContent>
+          <mc:Choice Requires="wps">
+            <w:drawing>
+              <wp:anchor distT="0" distB="0" distL="114300" distR="114300" simplePos="0" relativeHeight="251682816" behindDoc="0" locked="0" layoutInCell="1" allowOverlap="1" wp14:anchorId="740AEFCA" wp14:editId="4F7F157A">
+                <wp:simplePos x="0" y="0"/>
+                <wp:positionH relativeFrom="margin">
+                  <wp:align>right</wp:align>
+                </wp:positionH>
+                <wp:positionV relativeFrom="paragraph">
+                  <wp:posOffset>2909570</wp:posOffset>
+                </wp:positionV>
+                <wp:extent cx="5743575" cy="635"/>
+                <wp:effectExtent l="0" t="0" r="9525" b="11430"/>
+                <wp:wrapTopAndBottom/>
+                <wp:docPr id="1877653424" name="Szövegdoboz 1"/>
+                <wp:cNvGraphicFramePr/>
+                <a:graphic xmlns:a="http://schemas.openxmlformats.org/drawingml/2006/main">
+                  <a:graphicData uri="http://schemas.microsoft.com/office/word/2010/wordprocessingShape">
+                    <wps:wsp>
+                      <wps:cNvSpPr txBox="1"/>
+                      <wps:spPr>
+                        <a:xfrm>
+                          <a:off x="0" y="0"/>
+                          <a:ext cx="5743575" cy="635"/>
+                        </a:xfrm>
+                        <a:prstGeom prst="rect">
+                          <a:avLst/>
+                        </a:prstGeom>
+                        <a:noFill/>
+                        <a:ln>
+                          <a:noFill/>
+                        </a:ln>
+                      </wps:spPr>
+                      <wps:txbx>
+                        <w:txbxContent>
+                          <w:p>
+                            <w:pPr>
+                              <w:pStyle w:val="Kpalrs"/>
+                              <w:jc w:val="center"/>
+                            </w:pPr>
+                            <w:r>
+                              <w:t>4</w:t>
+                            </w:r>
+                            <w:r>
+                              <w:t>.</w:t>
+                            </w:r>
+                            <w:r>
+                              <w:t>1</w:t>
+                            </w:r>
+                            <w:r>
+                              <w:t>. ábra</w:t>
+                            </w:r>
+                          </w:p>
+                        </w:txbxContent>
+                      </wps:txbx>
+                      <wps:bodyPr rot="0" spcFirstLastPara="0" vertOverflow="overflow" horzOverflow="overflow" vert="horz" wrap="square" lIns="0" tIns="0" rIns="0" bIns="0" numCol="1" spcCol="0" rtlCol="0" fromWordArt="0" anchor="t" anchorCtr="0" forceAA="0" compatLnSpc="1">
+                        <a:prstTxWarp prst="textNoShape">
+                          <a:avLst/>
+                        </a:prstTxWarp>
+                        <a:spAutoFit/>
+                      </wps:bodyPr>
+                    </wps:wsp>
+                  </a:graphicData>
+                </a:graphic>
+                <wp14:sizeRelH relativeFrom="margin">
+                  <wp14:pctWidth>0</wp14:pctWidth>
+                </wp14:sizeRelH>
+                <wp14:sizeRelV relativeFrom="margin">
+                  <wp14:pctHeight>0</wp14:pctHeight>
+                </wp14:sizeRelV>
+              </wp:anchor>
+            </w:drawing>
+          </mc:Choice>
+          <mc:Fallback>
+            <w:pict>
+              <v:shape w14:anchorId="740AEFCA" id="_x0000_s1034" type="#_x0000_t202" style="position:absolute;left:0;text-align:left;margin-left:401.05pt;margin-top:229.1pt;width:452.25pt;height:.05pt;z-index:251682816;visibility:visible;mso-wrap-style:square;mso-width-percent:0;mso-height-percent:0;mso-wrap-distance-left:9pt;mso-wrap-distance-top:0;mso-wrap-distance-right:9pt;mso-wrap-distance-bottom:0;mso-position-horizontal:right;mso-position-horizontal-relative:margin;mso-position-vertical:absolute;mso-position-vertical-relative:text;mso-width-percent:0;mso-height-percent:0;mso-width-relative:margin;mso-height-relative:margin;v-text-anchor:top" o:gfxdata="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" filled="f" stroked="f">
+                <v:textbox style="mso-fit-shape-to-text:t" inset="0,0,0,0">
+                  <w:txbxContent>
+                    <w:p>
+                      <w:pPr>
+                        <w:pStyle w:val="Kpalrs"/>
+                        <w:jc w:val="center"/>
+                      </w:pPr>
+                      <w:r>
+                        <w:t>4</w:t>
+                      </w:r>
+                      <w:r>
+                        <w:t>.</w:t>
+                      </w:r>
+                      <w:r>
+                        <w:t>1</w:t>
+                      </w:r>
+                      <w:r>
+                        <w:t>. ábra</w:t>
+                      </w:r>
+                    </w:p>
+                  </w:txbxContent>
+                </v:textbox>
+                <w10:wrap type="topAndBottom" anchorx="margin"/>
+              </v:shape>
+            </w:pict>
+          </mc:Fallback>
+        </mc:AlternateContent>
+      </w:r>
+      <w:r>
+        <w:drawing>
+          <wp:anchor distT="0" distB="0" distL="114300" distR="114300" simplePos="0" relativeHeight="251683840" behindDoc="0" locked="0" layoutInCell="1" allowOverlap="1" wp14:anchorId="34F1A097" wp14:editId="5967CC99">
+            <wp:simplePos x="0" y="0"/>
+            <wp:positionH relativeFrom="margin">
+              <wp:posOffset>3175</wp:posOffset>
+            </wp:positionH>
+            <wp:positionV relativeFrom="paragraph">
+              <wp:posOffset>1038225</wp:posOffset>
+            </wp:positionV>
+            <wp:extent cx="5746750" cy="1893570"/>
+            <wp:effectExtent l="0" t="0" r="6350" b="0"/>
+            <wp:wrapTopAndBottom/>
+            <wp:docPr id="173373368" name="Kép 1"/>
+            <wp:cNvGraphicFramePr>
+              <a:graphicFrameLocks xmlns:a="http://schemas.openxmlformats.org/drawingml/2006/main" noChangeAspect="1"/>
+            </wp:cNvGraphicFramePr>
+            <a:graphic xmlns:a="http://schemas.openxmlformats.org/drawingml/2006/main">
+              <a:graphicData uri="http://schemas.openxmlformats.org/drawingml/2006/picture">
+                <pic:pic xmlns:pic="http://schemas.openxmlformats.org/drawingml/2006/picture">
+                  <pic:nvPicPr>
+                    <pic:cNvPr id="173373368" name=""/>
+                    <pic:cNvPicPr/>
+                  </pic:nvPicPr>
+                  <pic:blipFill>
+                    <a:blip r:embed="rId21">
+                      <a:extLst>
+                        <a:ext uri="{28A0092B-C50C-407E-A947-70E740481C1C}">
+                          <a14:useLocalDpi xmlns:a14="http://schemas.microsoft.com/office/drawing/2010/main" val="0"/>
+                        </a:ext>
+                      </a:extLst>
+                    </a:blip>
+                    <a:stretch>
+                      <a:fillRect/>
+                    </a:stretch>
+                  </pic:blipFill>
+                  <pic:spPr>
+                    <a:xfrm>
+                      <a:off x="0" y="0"/>
+                      <a:ext cx="5746750" cy="1893570"/>
+                    </a:xfrm>
+                    <a:prstGeom prst="rect">
+                      <a:avLst/>
+                    </a:prstGeom>
+                  </pic:spPr>
+                </pic:pic>
+              </a:graphicData>
+            </a:graphic>
+            <wp14:sizeRelH relativeFrom="margin">
+              <wp14:pctWidth>0</wp14:pctWidth>
+            </wp14:sizeRelH>
+            <wp14:sizeRelV relativeFrom="margin">
+              <wp14:pctHeight>0</wp14:pctHeight>
+            </wp14:sizeRelV>
+          </wp:anchor>
+        </w:drawing>
+      </w:r>
+      <w:r>
+        <w:t xml:space="preserve">A </w:t>
+      </w:r>
+      <w:r>
+        <w:t>1</w:t>
+      </w:r>
+      <w:r>
+        <w:t xml:space="preserve">0-es VLAN-ban a </w:t>
+      </w:r>
+      <w:r>
+        <w:rPr>
+          <w:rStyle w:val="inlineChar"/>
+          <w:shd w:val="clear" w:color="auto" w:fill="E7E6E6" w:themeFill="background2"/>
+        </w:rPr>
+        <w:t>KOZPONT_R</w:t>
+      </w:r>
+      <w:r>
+        <w:t xml:space="preserve"> volt az elsődleges router, majd lekapcsolt</w:t>
+      </w:r>
+      <w:r>
+        <w:t>uk</w:t>
+      </w:r>
+      <w:r>
+        <w:t xml:space="preserve"> és megfigyelt</w:t>
+      </w:r>
+      <w:r>
+        <w:t>ük</w:t>
+      </w:r>
+      <w:r>
+        <w:t xml:space="preserve"> a</w:t>
+      </w:r>
+      <w:r>
+        <w:t xml:space="preserve"> </w:t>
+      </w:r>
+      <w:r>
+        <w:rPr>
+          <w:rStyle w:val="inlineChar"/>
+          <w:shd w:val="clear" w:color="auto" w:fill="E7E6E6" w:themeFill="background2"/>
+        </w:rPr>
+        <w:t>KOZPONT_BACKUP_R</w:t>
+      </w:r>
+      <w:r>
+        <w:t xml:space="preserve"> routeren a</w:t>
+      </w:r>
+      <w:r>
+        <w:t xml:space="preserve"> VLAN-ok HSRP állapotváltozását</w:t>
+      </w:r>
+      <w:r>
+        <w:t xml:space="preserve"> </w:t>
+      </w:r>
+      <w:r>
+        <w:t xml:space="preserve">   </w:t>
+      </w:r>
+      <w:r>
+        <w:t>(4.1. ábra)</w:t>
+      </w:r>
+      <w:r>
+        <w:t>.</w:t>
+      </w:r>
+      <w:r>
+        <w:t xml:space="preserve"> Ezek után a SZERVER_SW -ről tesztelt</w:t>
+      </w:r>
+      <w:r>
+        <w:t>ük</w:t>
+      </w:r>
+      <w:r>
+        <w:t>,  hogy még elérhető e a virtuális átjáró</w:t>
+      </w:r>
+      <w:r>
+        <w:t xml:space="preserve"> (4.2. ábra)</w:t>
+      </w:r>
+      <w:r>
+        <w:t>.</w:t>
+      </w:r>
+    </w:p>
+    <w:p>
+      <w:r>
+        <w:rPr>
+          <w:noProof/>
+        </w:rPr>
+        <w:lastRenderedPageBreak/>
+        <mc:AlternateContent>
+          <mc:Choice Requires="wps">
+            <w:drawing>
+              <wp:anchor distT="0" distB="0" distL="114300" distR="114300" simplePos="0" relativeHeight="251685888" behindDoc="0" locked="0" layoutInCell="1" allowOverlap="1" wp14:anchorId="2674DB5D" wp14:editId="7E20FD45">
+                <wp:simplePos x="0" y="0"/>
+                <wp:positionH relativeFrom="margin">
+                  <wp:align>right</wp:align>
+                </wp:positionH>
+                <wp:positionV relativeFrom="paragraph">
+                  <wp:posOffset>1258570</wp:posOffset>
+                </wp:positionV>
+                <wp:extent cx="5743575" cy="635"/>
+                <wp:effectExtent l="0" t="0" r="9525" b="11430"/>
+                <wp:wrapTopAndBottom/>
+                <wp:docPr id="1772298779" name="Szövegdoboz 1"/>
+                <wp:cNvGraphicFramePr/>
+                <a:graphic xmlns:a="http://schemas.openxmlformats.org/drawingml/2006/main">
+                  <a:graphicData uri="http://schemas.microsoft.com/office/word/2010/wordprocessingShape">
+                    <wps:wsp>
+                      <wps:cNvSpPr txBox="1"/>
+                      <wps:spPr>
+                        <a:xfrm>
+                          <a:off x="0" y="0"/>
+                          <a:ext cx="5743575" cy="635"/>
+                        </a:xfrm>
+                        <a:prstGeom prst="rect">
+                          <a:avLst/>
+                        </a:prstGeom>
+                        <a:noFill/>
+                        <a:ln>
+                          <a:noFill/>
+                        </a:ln>
+                      </wps:spPr>
+                      <wps:txbx>
+                        <w:txbxContent>
+                          <w:p>
+                            <w:pPr>
+                              <w:pStyle w:val="Kpalrs"/>
+                              <w:jc w:val="center"/>
+                            </w:pPr>
+                            <w:r>
+                              <w:t>4</w:t>
+                            </w:r>
+                            <w:r>
+                              <w:t>.</w:t>
+                            </w:r>
+                            <w:r>
+                              <w:t>2</w:t>
+                            </w:r>
+                            <w:r>
+                              <w:t>. ábra</w:t>
+                            </w:r>
+                          </w:p>
+                        </w:txbxContent>
+                      </wps:txbx>
+                      <wps:bodyPr rot="0" spcFirstLastPara="0" vertOverflow="overflow" horzOverflow="overflow" vert="horz" wrap="square" lIns="0" tIns="0" rIns="0" bIns="0" numCol="1" spcCol="0" rtlCol="0" fromWordArt="0" anchor="t" anchorCtr="0" forceAA="0" compatLnSpc="1">
+                        <a:prstTxWarp prst="textNoShape">
+                          <a:avLst/>
+                        </a:prstTxWarp>
+                        <a:spAutoFit/>
+                      </wps:bodyPr>
+                    </wps:wsp>
+                  </a:graphicData>
+                </a:graphic>
+                <wp14:sizeRelH relativeFrom="margin">
+                  <wp14:pctWidth>0</wp14:pctWidth>
+                </wp14:sizeRelH>
+                <wp14:sizeRelV relativeFrom="margin">
+                  <wp14:pctHeight>0</wp14:pctHeight>
+                </wp14:sizeRelV>
+              </wp:anchor>
+            </w:drawing>
+          </mc:Choice>
+          <mc:Fallback>
+            <w:pict>
+              <v:shape w14:anchorId="2674DB5D" id="_x0000_s1035" type="#_x0000_t202" style="position:absolute;left:0;text-align:left;margin-left:401.05pt;margin-top:99.1pt;width:452.25pt;height:.05pt;z-index:251685888;visibility:visible;mso-wrap-style:square;mso-width-percent:0;mso-height-percent:0;mso-wrap-distance-left:9pt;mso-wrap-distance-top:0;mso-wrap-distance-right:9pt;mso-wrap-distance-bottom:0;mso-position-horizontal:right;mso-position-horizontal-relative:margin;mso-position-vertical:absolute;mso-position-vertical-relative:text;mso-width-percent:0;mso-height-percent:0;mso-width-relative:margin;mso-height-relative:margin;v-text-anchor:top" o:gfxdata="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" filled="f" stroked="f">
+                <v:textbox style="mso-fit-shape-to-text:t" inset="0,0,0,0">
+                  <w:txbxContent>
+                    <w:p>
+                      <w:pPr>
+                        <w:pStyle w:val="Kpalrs"/>
+                        <w:jc w:val="center"/>
+                      </w:pPr>
+                      <w:r>
+                        <w:t>4</w:t>
+                      </w:r>
+                      <w:r>
+                        <w:t>.</w:t>
+                      </w:r>
+                      <w:r>
+                        <w:t>2</w:t>
+                      </w:r>
+                      <w:r>
+                        <w:t>. ábra</w:t>
+                      </w:r>
+                    </w:p>
+                  </w:txbxContent>
+                </v:textbox>
+                <w10:wrap type="topAndBottom" anchorx="margin"/>
+              </v:shape>
+            </w:pict>
+          </mc:Fallback>
+        </mc:AlternateContent>
+      </w:r>
+      <w:r>
+        <w:drawing>
+          <wp:inline distT="0" distB="0" distL="0" distR="0" wp14:anchorId="213150DF" wp14:editId="7BF848DC">
+            <wp:extent cx="5753903" cy="1247949"/>
+            <wp:effectExtent l="0" t="0" r="0" b="9525"/>
+            <wp:docPr id="763726999" name="Kép 1"/>
+            <wp:cNvGraphicFramePr>
+              <a:graphicFrameLocks xmlns:a="http://schemas.openxmlformats.org/drawingml/2006/main" noChangeAspect="1"/>
+            </wp:cNvGraphicFramePr>
+            <a:graphic xmlns:a="http://schemas.openxmlformats.org/drawingml/2006/main">
+              <a:graphicData uri="http://schemas.openxmlformats.org/drawingml/2006/picture">
+                <pic:pic xmlns:pic="http://schemas.openxmlformats.org/drawingml/2006/picture">
+                  <pic:nvPicPr>
+                    <pic:cNvPr id="763726999" name=""/>
+                    <pic:cNvPicPr/>
+                  </pic:nvPicPr>
+                  <pic:blipFill>
+                    <a:blip r:embed="rId22"/>
+                    <a:stretch>
+                      <a:fillRect/>
+                    </a:stretch>
+                  </pic:blipFill>
+                  <pic:spPr>
+                    <a:xfrm>
+                      <a:off x="0" y="0"/>
+                      <a:ext cx="5753903" cy="1247949"/>
+                    </a:xfrm>
+                    <a:prstGeom prst="rect">
+                      <a:avLst/>
+                    </a:prstGeom>
+                  </pic:spPr>
+                </pic:pic>
+              </a:graphicData>
+            </a:graphic>
+          </wp:inline>
+        </w:drawing>
+      </w:r>
+    </w:p>
+    <w:p>
+      <w:r>
+        <w:t>A</w:t>
+      </w:r>
+      <w:r>
+        <w:t xml:space="preserve"> 4.1 ábrán jól </w:t>
+      </w:r>
+      <w:r>
+        <w:t xml:space="preserve">látható a </w:t>
+      </w:r>
+      <w:r>
+        <w:rPr>
+          <w:rStyle w:val="inlineChar"/>
+          <w:shd w:val="clear" w:color="auto" w:fill="E7E6E6" w:themeFill="background2"/>
+        </w:rPr>
+        <w:t>Standby → Active</w:t>
+      </w:r>
+      <w:r>
+        <w:t xml:space="preserve"> </w:t>
+      </w:r>
+      <w:r>
+        <w:rPr>
+          <w:rFonts w:cs="Roboto"/>
+        </w:rPr>
+        <w:t>á</w:t>
+      </w:r>
+      <w:r>
+        <w:t>llapotv</w:t>
+      </w:r>
+      <w:r>
+        <w:rPr>
+          <w:rFonts w:cs="Roboto"/>
+        </w:rPr>
+        <w:t>á</w:t>
+      </w:r>
+      <w:r>
+        <w:t>lt</w:t>
+      </w:r>
+      <w:r>
+        <w:rPr>
+          <w:rFonts w:cs="Roboto"/>
+        </w:rPr>
+        <w:t>á</w:t>
+      </w:r>
+      <w:r>
+        <w:t xml:space="preserve">s a 70-es VLAN-ban, a </w:t>
+      </w:r>
+      <w:r>
+        <w:rPr>
+          <w:rStyle w:val="inlineChar"/>
+          <w:shd w:val="clear" w:color="auto" w:fill="E7E6E6" w:themeFill="background2"/>
+        </w:rPr>
+        <w:t>KOZPONT_BACKUP_R</w:t>
+      </w:r>
+      <w:r>
+        <w:t xml:space="preserve"> </w:t>
+      </w:r>
+      <w:r>
+        <w:rPr>
+          <w:rFonts w:cs="Roboto"/>
+        </w:rPr>
+        <w:t>á</w:t>
+      </w:r>
+      <w:r>
+        <w:t>tvette az akt</w:t>
+      </w:r>
+      <w:r>
+        <w:rPr>
+          <w:rFonts w:cs="Roboto"/>
+        </w:rPr>
+        <w:t>í</w:t>
+      </w:r>
+      <w:r>
+        <w:t xml:space="preserve">v szerepet, </w:t>
+      </w:r>
+      <w:r>
+        <w:rPr>
+          <w:rFonts w:cs="Roboto"/>
+        </w:rPr>
+        <w:t>í</w:t>
+      </w:r>
+      <w:r>
+        <w:t>gy a failover megfelel</w:t>
+      </w:r>
+      <w:r>
+        <w:rPr>
+          <w:rFonts w:cs="Roboto"/>
+        </w:rPr>
+        <w:t>ő</w:t>
+      </w:r>
+      <w:r>
+        <w:t>en m</w:t>
+      </w:r>
+      <w:r>
+        <w:rPr>
+          <w:rFonts w:cs="Roboto"/>
+        </w:rPr>
+        <w:t>ű</w:t>
+      </w:r>
+      <w:r>
+        <w:t>k</w:t>
+      </w:r>
+      <w:r>
+        <w:rPr>
+          <w:rFonts w:cs="Roboto"/>
+        </w:rPr>
+        <w:t>ö</w:t>
+      </w:r>
+      <w:r>
+        <w:t>d</w:t>
+      </w:r>
+      <w:r>
+        <w:rPr>
+          <w:rFonts w:cs="Roboto"/>
+        </w:rPr>
+        <w:t>ö</w:t>
+      </w:r>
+      <w:r>
+        <w:t xml:space="preserve">tt, az </w:t>
+      </w:r>
+      <w:r>
+        <w:rPr>
+          <w:rFonts w:cs="Roboto"/>
+        </w:rPr>
+        <w:t>á</w:t>
+      </w:r>
+      <w:r>
+        <w:t>tj</w:t>
+      </w:r>
+      <w:r>
+        <w:rPr>
+          <w:rFonts w:cs="Roboto"/>
+        </w:rPr>
+        <w:t>á</w:t>
+      </w:r>
+      <w:r>
+        <w:t>r</w:t>
+      </w:r>
+      <w:r>
+        <w:rPr>
+          <w:rFonts w:cs="Roboto"/>
+        </w:rPr>
+        <w:t>ó</w:t>
+      </w:r>
+      <w:r>
+        <w:t xml:space="preserve"> el</w:t>
+      </w:r>
+      <w:r>
+        <w:rPr>
+          <w:rFonts w:cs="Roboto"/>
+        </w:rPr>
+        <w:t>é</w:t>
+      </w:r>
+      <w:r>
+        <w:t>rhet</w:t>
+      </w:r>
+      <w:r>
+        <w:rPr>
+          <w:rFonts w:cs="Roboto"/>
+        </w:rPr>
+        <w:t>ő</w:t>
+      </w:r>
+      <w:r>
+        <w:t xml:space="preserve"> maradt, </w:t>
+      </w:r>
+      <w:r>
+        <w:rPr>
+          <w:rFonts w:cs="Roboto"/>
+        </w:rPr>
+        <w:t>é</w:t>
+      </w:r>
+      <w:r>
+        <w:t xml:space="preserve">s azok a VLAN-ok, ahol nem a </w:t>
+      </w:r>
+      <w:r>
+        <w:rPr>
+          <w:rStyle w:val="inlineChar"/>
+          <w:shd w:val="clear" w:color="auto" w:fill="E7E6E6" w:themeFill="background2"/>
+        </w:rPr>
+        <w:t>KOZPONT_R</w:t>
+      </w:r>
+      <w:r>
+        <w:t xml:space="preserve"> volt az els</w:t>
+      </w:r>
+      <w:r>
+        <w:rPr>
+          <w:rFonts w:cs="Roboto"/>
+        </w:rPr>
+        <w:t>ő</w:t>
+      </w:r>
+      <w:r>
+        <w:t>dleges, v</w:t>
+      </w:r>
+      <w:r>
+        <w:rPr>
+          <w:rFonts w:cs="Roboto"/>
+        </w:rPr>
+        <w:t>á</w:t>
+      </w:r>
+      <w:r>
+        <w:t>ltozatlanul m</w:t>
+      </w:r>
+      <w:r>
+        <w:rPr>
+          <w:rFonts w:cs="Roboto"/>
+        </w:rPr>
+        <w:t>ű</w:t>
+      </w:r>
+      <w:r>
+        <w:t>k</w:t>
+      </w:r>
+      <w:r>
+        <w:rPr>
+          <w:rFonts w:cs="Roboto"/>
+        </w:rPr>
+        <w:t>ö</w:t>
+      </w:r>
+      <w:r>
+        <w:t>dtek.</w:t>
+      </w:r>
+      <w:r>
+        <w:t xml:space="preserve"> A 4.2. ábra is megerősíti, hogy a virtuális átjáró a hiba után is elérhető.</w:t>
+      </w:r>
+    </w:p>
+    <w:p>
       <w:pPr>
         <w:pStyle w:val="Cmsor2"/>
       </w:pPr>
-      <w:bookmarkStart w:id="5" w:name="_Toc227433665"/>
-      <w:r>
-        <w:t>4. DAI</w:t>
+      <w:bookmarkStart w:id="5" w:name="_Toc227537800"/>
+      <w:r>
+        <w:t>5</w:t>
+      </w:r>
+      <w:r>
+        <w:t xml:space="preserve">. </w:t>
+      </w:r>
+      <w:r>
+        <w:t>Átfogó NAT tesztelés</w:t>
       </w:r>
       <w:bookmarkEnd w:id="5"/>
     </w:p>
     <w:p>
       <w:pPr>
+        <w:rPr>
+          <w:lang w:val="hu-HU"/>
+        </w:rPr>
+      </w:pPr>
+      <w:r>
+        <w:rPr>
+          <w:lang w:val="hu-HU"/>
+        </w:rPr>
+        <w:t>A</w:t>
+      </w:r>
+      <w:r>
+        <w:rPr>
+          <w:lang w:val="hu-HU"/>
+        </w:rPr>
+        <w:t xml:space="preserve"> teszt célja a</w:t>
+      </w:r>
+      <w:r>
+        <w:rPr>
+          <w:lang w:val="hu-HU"/>
+        </w:rPr>
+        <w:t xml:space="preserve"> Network Address Translation különböző működési módjainak (PAT, dinamikus NAT, statikus NAT) vizsgálata.</w:t>
+      </w:r>
+      <w:r>
+        <w:rPr>
+          <w:lang w:val="hu-HU"/>
+        </w:rPr>
+        <w:t xml:space="preserve"> </w:t>
+      </w:r>
+      <w:r>
+        <w:rPr>
+          <w:lang w:val="hu-HU"/>
+        </w:rPr>
+        <w:t>Ellenőr</w:t>
+      </w:r>
+      <w:r>
+        <w:rPr>
+          <w:lang w:val="hu-HU"/>
+        </w:rPr>
+        <w:t>izzük</w:t>
+      </w:r>
+      <w:r>
+        <w:rPr>
+          <w:lang w:val="hu-HU"/>
+        </w:rPr>
+        <w:t>, hogy a belső kliensek és szerverek megfelelően kommunikálnak-e publikus címeken keresztül.</w:t>
+      </w:r>
+    </w:p>
+    <w:p>
+      <w:r>
+        <w:t>A BOLT telephelyen a kliensek PAT (NAT overload) használatával egy publikus IP-n keresztül kommunikálnak.</w:t>
+      </w:r>
+      <w:r>
+        <w:t xml:space="preserve"> </w:t>
+      </w:r>
+      <w:r>
+        <w:t>A K</w:t>
+      </w:r>
+      <w:r>
+        <w:t>Ö</w:t>
+      </w:r>
+      <w:r>
+        <w:t>ZPONT telephelyen a kliensek NAT poolból kapnak címet, míg a szerverek statikus NAT-tal fix publikus címen érhetők el.</w:t>
+      </w:r>
+    </w:p>
+    <w:p>
+      <w:r>
+        <w:t xml:space="preserve">A NAT működését </w:t>
+      </w:r>
+      <w:r>
+        <w:rPr>
+          <w:rStyle w:val="inlineChar"/>
+          <w:shd w:val="clear" w:color="auto" w:fill="E7E6E6" w:themeFill="background2"/>
+          <w:lang w:val="en-US"/>
+        </w:rPr>
+        <w:t>debug</w:t>
+      </w:r>
+      <w:r>
+        <w:t xml:space="preserve"> és </w:t>
+      </w:r>
+      <w:r>
+        <w:rPr>
+          <w:rStyle w:val="inlineChar"/>
+          <w:shd w:val="clear" w:color="auto" w:fill="E7E6E6" w:themeFill="background2"/>
+          <w:lang w:val="en-US"/>
+        </w:rPr>
+        <w:t>show ip nat translations</w:t>
+      </w:r>
+      <w:r>
+        <w:t xml:space="preserve"> parancsokkal ellenőrizt</w:t>
+      </w:r>
+      <w:r>
+        <w:t>ük</w:t>
+      </w:r>
+      <w:r>
+        <w:t>.</w:t>
+      </w:r>
+      <w:r>
+        <w:t xml:space="preserve"> Ezután a </w:t>
+      </w:r>
+      <w:r>
+        <w:t>BOLT telephely klienséről pingelt</w:t>
+      </w:r>
+      <w:r>
+        <w:t>ük</w:t>
+      </w:r>
+      <w:r>
+        <w:t xml:space="preserve"> a K</w:t>
+      </w:r>
+      <w:r>
+        <w:t>Ö</w:t>
+      </w:r>
+      <w:r>
+        <w:t>ZPONT telephely szerverének publikus IP címét.</w:t>
+      </w:r>
+    </w:p>
+    <w:p>
+      <w:pPr>
+        <w:rPr>
+          <w:lang w:val="hu-HU"/>
+        </w:rPr>
+      </w:pPr>
+      <w:r>
+        <w:rPr>
+          <w:noProof/>
+        </w:rPr>
+        <w:lastRenderedPageBreak/>
+        <mc:AlternateContent>
+          <mc:Choice Requires="wps">
+            <w:drawing>
+              <wp:anchor distT="0" distB="0" distL="114300" distR="114300" simplePos="0" relativeHeight="251695104" behindDoc="0" locked="0" layoutInCell="1" allowOverlap="1" wp14:anchorId="3059A629" wp14:editId="5287AA65">
+                <wp:simplePos x="0" y="0"/>
+                <wp:positionH relativeFrom="margin">
+                  <wp:align>left</wp:align>
+                </wp:positionH>
+                <wp:positionV relativeFrom="paragraph">
+                  <wp:posOffset>7672142</wp:posOffset>
+                </wp:positionV>
+                <wp:extent cx="5743575" cy="635"/>
+                <wp:effectExtent l="0" t="0" r="9525" b="11430"/>
+                <wp:wrapTopAndBottom/>
+                <wp:docPr id="466084993" name="Szövegdoboz 1"/>
+                <wp:cNvGraphicFramePr/>
+                <a:graphic xmlns:a="http://schemas.openxmlformats.org/drawingml/2006/main">
+                  <a:graphicData uri="http://schemas.microsoft.com/office/word/2010/wordprocessingShape">
+                    <wps:wsp>
+                      <wps:cNvSpPr txBox="1"/>
+                      <wps:spPr>
+                        <a:xfrm>
+                          <a:off x="0" y="0"/>
+                          <a:ext cx="5743575" cy="635"/>
+                        </a:xfrm>
+                        <a:prstGeom prst="rect">
+                          <a:avLst/>
+                        </a:prstGeom>
+                        <a:noFill/>
+                        <a:ln>
+                          <a:noFill/>
+                        </a:ln>
+                      </wps:spPr>
+                      <wps:txbx>
+                        <w:txbxContent>
+                          <w:p>
+                            <w:pPr>
+                              <w:pStyle w:val="Kpalrs"/>
+                              <w:jc w:val="center"/>
+                            </w:pPr>
+                            <w:r>
+                              <w:t>5</w:t>
+                            </w:r>
+                            <w:r>
+                              <w:t>.</w:t>
+                            </w:r>
+                            <w:r>
+                              <w:t>3</w:t>
+                            </w:r>
+                            <w:r>
+                              <w:t>. ábra</w:t>
+                            </w:r>
+                          </w:p>
+                        </w:txbxContent>
+                      </wps:txbx>
+                      <wps:bodyPr rot="0" spcFirstLastPara="0" vertOverflow="overflow" horzOverflow="overflow" vert="horz" wrap="square" lIns="0" tIns="0" rIns="0" bIns="0" numCol="1" spcCol="0" rtlCol="0" fromWordArt="0" anchor="t" anchorCtr="0" forceAA="0" compatLnSpc="1">
+                        <a:prstTxWarp prst="textNoShape">
+                          <a:avLst/>
+                        </a:prstTxWarp>
+                        <a:spAutoFit/>
+                      </wps:bodyPr>
+                    </wps:wsp>
+                  </a:graphicData>
+                </a:graphic>
+                <wp14:sizeRelH relativeFrom="margin">
+                  <wp14:pctWidth>0</wp14:pctWidth>
+                </wp14:sizeRelH>
+                <wp14:sizeRelV relativeFrom="margin">
+                  <wp14:pctHeight>0</wp14:pctHeight>
+                </wp14:sizeRelV>
+              </wp:anchor>
+            </w:drawing>
+          </mc:Choice>
+          <mc:Fallback>
+            <w:pict>
+              <v:shape w14:anchorId="3059A629" id="_x0000_s1036" type="#_x0000_t202" style="position:absolute;left:0;text-align:left;margin-left:0;margin-top:604.1pt;width:452.25pt;height:.05pt;z-index:251695104;visibility:visible;mso-wrap-style:square;mso-width-percent:0;mso-height-percent:0;mso-wrap-distance-left:9pt;mso-wrap-distance-top:0;mso-wrap-distance-right:9pt;mso-wrap-distance-bottom:0;mso-position-horizontal:left;mso-position-horizontal-relative:margin;mso-position-vertical:absolute;mso-position-vertical-relative:text;mso-width-percent:0;mso-height-percent:0;mso-width-relative:margin;mso-height-relative:margin;v-text-anchor:top" o:gfxdata="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" filled="f" stroked="f">
+                <v:textbox style="mso-fit-shape-to-text:t" inset="0,0,0,0">
+                  <w:txbxContent>
+                    <w:p>
+                      <w:pPr>
+                        <w:pStyle w:val="Kpalrs"/>
+                        <w:jc w:val="center"/>
+                      </w:pPr>
+                      <w:r>
+                        <w:t>5</w:t>
+                      </w:r>
+                      <w:r>
+                        <w:t>.</w:t>
+                      </w:r>
+                      <w:r>
+                        <w:t>3</w:t>
+                      </w:r>
+                      <w:r>
+                        <w:t>. ábra</w:t>
+                      </w:r>
+                    </w:p>
+                  </w:txbxContent>
+                </v:textbox>
+                <w10:wrap type="topAndBottom" anchorx="margin"/>
+              </v:shape>
+            </w:pict>
+          </mc:Fallback>
+        </mc:AlternateContent>
+      </w:r>
+      <w:r>
+        <w:rPr>
+          <w:noProof/>
+        </w:rPr>
+        <w:drawing>
+          <wp:anchor distT="0" distB="0" distL="114300" distR="114300" simplePos="0" relativeHeight="251693056" behindDoc="0" locked="0" layoutInCell="1" allowOverlap="1" wp14:anchorId="55ADEB02" wp14:editId="5D564AFD">
+            <wp:simplePos x="0" y="0"/>
+            <wp:positionH relativeFrom="margin">
+              <wp:align>center</wp:align>
+            </wp:positionH>
+            <wp:positionV relativeFrom="paragraph">
+              <wp:posOffset>5724489</wp:posOffset>
+            </wp:positionV>
+            <wp:extent cx="4684395" cy="1941195"/>
+            <wp:effectExtent l="0" t="0" r="1905" b="1905"/>
+            <wp:wrapTopAndBottom/>
+            <wp:docPr id="609142014" name="Kép 7"/>
+            <wp:cNvGraphicFramePr>
+              <a:graphicFrameLocks xmlns:a="http://schemas.openxmlformats.org/drawingml/2006/main" noChangeAspect="1"/>
+            </wp:cNvGraphicFramePr>
+            <a:graphic xmlns:a="http://schemas.openxmlformats.org/drawingml/2006/main">
+              <a:graphicData uri="http://schemas.openxmlformats.org/drawingml/2006/picture">
+                <pic:pic xmlns:pic="http://schemas.openxmlformats.org/drawingml/2006/picture">
+                  <pic:nvPicPr>
+                    <pic:cNvPr id="0" name="Picture 10"/>
+                    <pic:cNvPicPr>
+                      <a:picLocks noChangeAspect="1" noChangeArrowheads="1"/>
+                    </pic:cNvPicPr>
+                  </pic:nvPicPr>
+                  <pic:blipFill>
+                    <a:blip r:embed="rId23">
+                      <a:extLst>
+                        <a:ext uri="{28A0092B-C50C-407E-A947-70E740481C1C}">
+                          <a14:useLocalDpi xmlns:a14="http://schemas.microsoft.com/office/drawing/2010/main" val="0"/>
+                        </a:ext>
+                      </a:extLst>
+                    </a:blip>
+                    <a:srcRect/>
+                    <a:stretch>
+                      <a:fillRect/>
+                    </a:stretch>
+                  </pic:blipFill>
+                  <pic:spPr bwMode="auto">
+                    <a:xfrm>
+                      <a:off x="0" y="0"/>
+                      <a:ext cx="4684395" cy="1941195"/>
+                    </a:xfrm>
+                    <a:prstGeom prst="rect">
+                      <a:avLst/>
+                    </a:prstGeom>
+                    <a:noFill/>
+                    <a:ln>
+                      <a:noFill/>
+                    </a:ln>
+                  </pic:spPr>
+                </pic:pic>
+              </a:graphicData>
+            </a:graphic>
+          </wp:anchor>
+        </w:drawing>
+      </w:r>
+      <w:r>
+        <w:rPr>
+          <w:noProof/>
+        </w:rPr>
+        <mc:AlternateContent>
+          <mc:Choice Requires="wps">
+            <w:drawing>
+              <wp:anchor distT="0" distB="0" distL="114300" distR="114300" simplePos="0" relativeHeight="251692032" behindDoc="0" locked="0" layoutInCell="1" allowOverlap="1" wp14:anchorId="57937E35" wp14:editId="75371610">
+                <wp:simplePos x="0" y="0"/>
+                <wp:positionH relativeFrom="margin">
+                  <wp:align>left</wp:align>
+                </wp:positionH>
+                <wp:positionV relativeFrom="paragraph">
+                  <wp:posOffset>5290352</wp:posOffset>
+                </wp:positionV>
+                <wp:extent cx="5743575" cy="635"/>
+                <wp:effectExtent l="0" t="0" r="9525" b="11430"/>
+                <wp:wrapTopAndBottom/>
+                <wp:docPr id="856257716" name="Szövegdoboz 1"/>
+                <wp:cNvGraphicFramePr/>
+                <a:graphic xmlns:a="http://schemas.openxmlformats.org/drawingml/2006/main">
+                  <a:graphicData uri="http://schemas.microsoft.com/office/word/2010/wordprocessingShape">
+                    <wps:wsp>
+                      <wps:cNvSpPr txBox="1"/>
+                      <wps:spPr>
+                        <a:xfrm>
+                          <a:off x="0" y="0"/>
+                          <a:ext cx="5743575" cy="635"/>
+                        </a:xfrm>
+                        <a:prstGeom prst="rect">
+                          <a:avLst/>
+                        </a:prstGeom>
+                        <a:noFill/>
+                        <a:ln>
+                          <a:noFill/>
+                        </a:ln>
+                      </wps:spPr>
+                      <wps:txbx>
+                        <w:txbxContent>
+                          <w:p>
+                            <w:pPr>
+                              <w:pStyle w:val="Kpalrs"/>
+                              <w:jc w:val="center"/>
+                            </w:pPr>
+                            <w:r>
+                              <w:t>5.2</w:t>
+                            </w:r>
+                            <w:r>
+                              <w:t>. ábra</w:t>
+                            </w:r>
+                          </w:p>
+                        </w:txbxContent>
+                      </wps:txbx>
+                      <wps:bodyPr rot="0" spcFirstLastPara="0" vertOverflow="overflow" horzOverflow="overflow" vert="horz" wrap="square" lIns="0" tIns="0" rIns="0" bIns="0" numCol="1" spcCol="0" rtlCol="0" fromWordArt="0" anchor="t" anchorCtr="0" forceAA="0" compatLnSpc="1">
+                        <a:prstTxWarp prst="textNoShape">
+                          <a:avLst/>
+                        </a:prstTxWarp>
+                        <a:spAutoFit/>
+                      </wps:bodyPr>
+                    </wps:wsp>
+                  </a:graphicData>
+                </a:graphic>
+                <wp14:sizeRelH relativeFrom="margin">
+                  <wp14:pctWidth>0</wp14:pctWidth>
+                </wp14:sizeRelH>
+                <wp14:sizeRelV relativeFrom="margin">
+                  <wp14:pctHeight>0</wp14:pctHeight>
+                </wp14:sizeRelV>
+              </wp:anchor>
+            </w:drawing>
+          </mc:Choice>
+          <mc:Fallback>
+            <w:pict>
+              <v:shape w14:anchorId="57937E35" id="_x0000_s1037" type="#_x0000_t202" style="position:absolute;left:0;text-align:left;margin-left:0;margin-top:416.55pt;width:452.25pt;height:.05pt;z-index:251692032;visibility:visible;mso-wrap-style:square;mso-width-percent:0;mso-height-percent:0;mso-wrap-distance-left:9pt;mso-wrap-distance-top:0;mso-wrap-distance-right:9pt;mso-wrap-distance-bottom:0;mso-position-horizontal:left;mso-position-horizontal-relative:margin;mso-position-vertical:absolute;mso-position-vertical-relative:text;mso-width-percent:0;mso-height-percent:0;mso-width-relative:margin;mso-height-relative:margin;v-text-anchor:top" o:gfxdata="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" filled="f" stroked="f">
+                <v:textbox style="mso-fit-shape-to-text:t" inset="0,0,0,0">
+                  <w:txbxContent>
+                    <w:p>
+                      <w:pPr>
+                        <w:pStyle w:val="Kpalrs"/>
+                        <w:jc w:val="center"/>
+                      </w:pPr>
+                      <w:r>
+                        <w:t>5.2</w:t>
+                      </w:r>
+                      <w:r>
+                        <w:t>. ábra</w:t>
+                      </w:r>
+                    </w:p>
+                  </w:txbxContent>
+                </v:textbox>
+                <w10:wrap type="topAndBottom" anchorx="margin"/>
+              </v:shape>
+            </w:pict>
+          </mc:Fallback>
+        </mc:AlternateContent>
+      </w:r>
+      <w:r>
+        <w:rPr>
+          <w:noProof/>
+        </w:rPr>
+        <w:drawing>
+          <wp:anchor distT="0" distB="0" distL="114300" distR="114300" simplePos="0" relativeHeight="251689984" behindDoc="0" locked="0" layoutInCell="1" allowOverlap="1" wp14:anchorId="2D94B140" wp14:editId="725D0288">
+            <wp:simplePos x="0" y="0"/>
+            <wp:positionH relativeFrom="margin">
+              <wp:align>center</wp:align>
+            </wp:positionH>
+            <wp:positionV relativeFrom="paragraph">
+              <wp:posOffset>1083286</wp:posOffset>
+            </wp:positionV>
+            <wp:extent cx="2530549" cy="4206875"/>
+            <wp:effectExtent l="0" t="0" r="3175" b="3175"/>
+            <wp:wrapTopAndBottom/>
+            <wp:docPr id="1656290725" name="Kép 6"/>
+            <wp:cNvGraphicFramePr>
+              <a:graphicFrameLocks xmlns:a="http://schemas.openxmlformats.org/drawingml/2006/main" noChangeAspect="1"/>
+            </wp:cNvGraphicFramePr>
+            <a:graphic xmlns:a="http://schemas.openxmlformats.org/drawingml/2006/main">
+              <a:graphicData uri="http://schemas.openxmlformats.org/drawingml/2006/picture">
+                <pic:pic xmlns:pic="http://schemas.openxmlformats.org/drawingml/2006/picture">
+                  <pic:nvPicPr>
+                    <pic:cNvPr id="0" name="Picture 8"/>
+                    <pic:cNvPicPr>
+                      <a:picLocks noChangeAspect="1" noChangeArrowheads="1"/>
+                    </pic:cNvPicPr>
+                  </pic:nvPicPr>
+                  <pic:blipFill rotWithShape="1">
+                    <a:blip r:embed="rId24">
+                      <a:extLst>
+                        <a:ext uri="{28A0092B-C50C-407E-A947-70E740481C1C}">
+                          <a14:useLocalDpi xmlns:a14="http://schemas.microsoft.com/office/drawing/2010/main" val="0"/>
+                        </a:ext>
+                      </a:extLst>
+                    </a:blip>
+                    <a:srcRect r="56062"/>
+                    <a:stretch>
+                      <a:fillRect/>
+                    </a:stretch>
+                  </pic:blipFill>
+                  <pic:spPr bwMode="auto">
+                    <a:xfrm>
+                      <a:off x="0" y="0"/>
+                      <a:ext cx="2530549" cy="4206875"/>
+                    </a:xfrm>
+                    <a:prstGeom prst="rect">
+                      <a:avLst/>
+                    </a:prstGeom>
+                    <a:noFill/>
+                    <a:ln>
+                      <a:noFill/>
+                    </a:ln>
+                    <a:extLst>
+                      <a:ext uri="{53640926-AAD7-44D8-BBD7-CCE9431645EC}">
+                        <a14:shadowObscured xmlns:a14="http://schemas.microsoft.com/office/drawing/2010/main"/>
+                      </a:ext>
+                    </a:extLst>
+                  </pic:spPr>
+                </pic:pic>
+              </a:graphicData>
+            </a:graphic>
+          </wp:anchor>
+        </w:drawing>
+      </w:r>
+      <w:r>
+        <w:rPr>
+          <w:noProof/>
+        </w:rPr>
+        <mc:AlternateContent>
+          <mc:Choice Requires="wps">
+            <w:drawing>
+              <wp:anchor distT="0" distB="0" distL="114300" distR="114300" simplePos="0" relativeHeight="251687936" behindDoc="0" locked="0" layoutInCell="1" allowOverlap="1" wp14:anchorId="0E36B2D4" wp14:editId="52A12B4A">
+                <wp:simplePos x="0" y="0"/>
+                <wp:positionH relativeFrom="margin">
+                  <wp:align>right</wp:align>
+                </wp:positionH>
+                <wp:positionV relativeFrom="paragraph">
+                  <wp:posOffset>544962</wp:posOffset>
+                </wp:positionV>
+                <wp:extent cx="5743575" cy="635"/>
+                <wp:effectExtent l="0" t="0" r="9525" b="11430"/>
+                <wp:wrapTopAndBottom/>
+                <wp:docPr id="712093995" name="Szövegdoboz 1"/>
+                <wp:cNvGraphicFramePr/>
+                <a:graphic xmlns:a="http://schemas.openxmlformats.org/drawingml/2006/main">
+                  <a:graphicData uri="http://schemas.microsoft.com/office/word/2010/wordprocessingShape">
+                    <wps:wsp>
+                      <wps:cNvSpPr txBox="1"/>
+                      <wps:spPr>
+                        <a:xfrm>
+                          <a:off x="0" y="0"/>
+                          <a:ext cx="5743575" cy="635"/>
+                        </a:xfrm>
+                        <a:prstGeom prst="rect">
+                          <a:avLst/>
+                        </a:prstGeom>
+                        <a:noFill/>
+                        <a:ln>
+                          <a:noFill/>
+                        </a:ln>
+                      </wps:spPr>
+                      <wps:txbx>
+                        <w:txbxContent>
+                          <w:p>
+                            <w:pPr>
+                              <w:pStyle w:val="Kpalrs"/>
+                              <w:jc w:val="center"/>
+                            </w:pPr>
+                            <w:r>
+                              <w:t>5</w:t>
+                            </w:r>
+                            <w:r>
+                              <w:t>.</w:t>
+                            </w:r>
+                            <w:r>
+                              <w:t>1</w:t>
+                            </w:r>
+                            <w:r>
+                              <w:t>. ábra</w:t>
+                            </w:r>
+                          </w:p>
+                        </w:txbxContent>
+                      </wps:txbx>
+                      <wps:bodyPr rot="0" spcFirstLastPara="0" vertOverflow="overflow" horzOverflow="overflow" vert="horz" wrap="square" lIns="0" tIns="0" rIns="0" bIns="0" numCol="1" spcCol="0" rtlCol="0" fromWordArt="0" anchor="t" anchorCtr="0" forceAA="0" compatLnSpc="1">
+                        <a:prstTxWarp prst="textNoShape">
+                          <a:avLst/>
+                        </a:prstTxWarp>
+                        <a:spAutoFit/>
+                      </wps:bodyPr>
+                    </wps:wsp>
+                  </a:graphicData>
+                </a:graphic>
+                <wp14:sizeRelH relativeFrom="margin">
+                  <wp14:pctWidth>0</wp14:pctWidth>
+                </wp14:sizeRelH>
+                <wp14:sizeRelV relativeFrom="margin">
+                  <wp14:pctHeight>0</wp14:pctHeight>
+                </wp14:sizeRelV>
+              </wp:anchor>
+            </w:drawing>
+          </mc:Choice>
+          <mc:Fallback>
+            <w:pict>
+              <v:shape w14:anchorId="0E36B2D4" id="_x0000_s1038" type="#_x0000_t202" style="position:absolute;left:0;text-align:left;margin-left:401.05pt;margin-top:42.9pt;width:452.25pt;height:.05pt;z-index:251687936;visibility:visible;mso-wrap-style:square;mso-width-percent:0;mso-height-percent:0;mso-wrap-distance-left:9pt;mso-wrap-distance-top:0;mso-wrap-distance-right:9pt;mso-wrap-distance-bottom:0;mso-position-horizontal:right;mso-position-horizontal-relative:margin;mso-position-vertical:absolute;mso-position-vertical-relative:text;mso-width-percent:0;mso-height-percent:0;mso-width-relative:margin;mso-height-relative:margin;v-text-anchor:top" o:gfxdata="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" filled="f" stroked="f">
+                <v:textbox style="mso-fit-shape-to-text:t" inset="0,0,0,0">
+                  <w:txbxContent>
+                    <w:p>
+                      <w:pPr>
+                        <w:pStyle w:val="Kpalrs"/>
+                        <w:jc w:val="center"/>
+                      </w:pPr>
+                      <w:r>
+                        <w:t>5</w:t>
+                      </w:r>
+                      <w:r>
+                        <w:t>.</w:t>
+                      </w:r>
+                      <w:r>
+                        <w:t>1</w:t>
+                      </w:r>
+                      <w:r>
+                        <w:t>. ábra</w:t>
+                      </w:r>
+                    </w:p>
+                  </w:txbxContent>
+                </v:textbox>
+                <w10:wrap type="topAndBottom" anchorx="margin"/>
+              </v:shape>
+            </w:pict>
+          </mc:Fallback>
+        </mc:AlternateContent>
+      </w:r>
+      <w:r>
+        <w:rPr>
+          <w:noProof/>
+        </w:rPr>
+        <w:drawing>
+          <wp:anchor distT="0" distB="0" distL="114300" distR="114300" simplePos="0" relativeHeight="251688960" behindDoc="0" locked="0" layoutInCell="1" allowOverlap="1" wp14:anchorId="6F1A0809" wp14:editId="0C068D07">
+            <wp:simplePos x="0" y="0"/>
+            <wp:positionH relativeFrom="column">
+              <wp:posOffset>3337</wp:posOffset>
+            </wp:positionH>
+            <wp:positionV relativeFrom="paragraph">
+              <wp:posOffset>3337</wp:posOffset>
+            </wp:positionV>
+            <wp:extent cx="5742546" cy="534010"/>
+            <wp:effectExtent l="0" t="0" r="0" b="0"/>
+            <wp:wrapTopAndBottom/>
+            <wp:docPr id="261240707" name="Kép 5"/>
+            <wp:cNvGraphicFramePr>
+              <a:graphicFrameLocks xmlns:a="http://schemas.openxmlformats.org/drawingml/2006/main" noChangeAspect="1"/>
+            </wp:cNvGraphicFramePr>
+            <a:graphic xmlns:a="http://schemas.openxmlformats.org/drawingml/2006/main">
+              <a:graphicData uri="http://schemas.openxmlformats.org/drawingml/2006/picture">
+                <pic:pic xmlns:pic="http://schemas.openxmlformats.org/drawingml/2006/picture">
+                  <pic:nvPicPr>
+                    <pic:cNvPr id="0" name="Picture 6"/>
+                    <pic:cNvPicPr>
+                      <a:picLocks noChangeAspect="1" noChangeArrowheads="1"/>
+                    </pic:cNvPicPr>
+                  </pic:nvPicPr>
+                  <pic:blipFill rotWithShape="1">
+                    <a:blip r:embed="rId25">
+                      <a:extLst>
+                        <a:ext uri="{BEBA8EAE-BF5A-486C-A8C5-ECC9F3942E4B}">
+                          <a14:imgProps xmlns:a14="http://schemas.microsoft.com/office/drawing/2010/main">
+                            <a14:imgLayer r:embed="rId26">
+                              <a14:imgEffect>
+                                <a14:brightnessContrast bright="38000"/>
+                              </a14:imgEffect>
+                            </a14:imgLayer>
+                          </a14:imgProps>
+                        </a:ext>
+                        <a:ext uri="{28A0092B-C50C-407E-A947-70E740481C1C}">
+                          <a14:useLocalDpi xmlns:a14="http://schemas.microsoft.com/office/drawing/2010/main" val="0"/>
+                        </a:ext>
+                      </a:extLst>
+                    </a:blip>
+                    <a:srcRect l="18192" t="1" b="2953"/>
+                    <a:stretch>
+                      <a:fillRect/>
+                    </a:stretch>
+                  </pic:blipFill>
+                  <pic:spPr bwMode="auto">
+                    <a:xfrm>
+                      <a:off x="0" y="0"/>
+                      <a:ext cx="5742546" cy="534010"/>
+                    </a:xfrm>
+                    <a:prstGeom prst="rect">
+                      <a:avLst/>
+                    </a:prstGeom>
+                    <a:noFill/>
+                    <a:ln>
+                      <a:noFill/>
+                    </a:ln>
+                    <a:extLst>
+                      <a:ext uri="{53640926-AAD7-44D8-BBD7-CCE9431645EC}">
+                        <a14:shadowObscured xmlns:a14="http://schemas.microsoft.com/office/drawing/2010/main"/>
+                      </a:ext>
+                    </a:extLst>
+                  </pic:spPr>
+                </pic:pic>
+              </a:graphicData>
+            </a:graphic>
+          </wp:anchor>
+        </w:drawing>
+      </w:r>
+    </w:p>
+    <w:p/>
+    <w:p>
+      <w:r>
+        <w:t xml:space="preserve">Az </w:t>
+      </w:r>
+      <w:r>
+        <w:t xml:space="preserve">5.1 ábrán </w:t>
+      </w:r>
+      <w:r>
+        <w:t xml:space="preserve">látható, hogy a </w:t>
+      </w:r>
+      <w:r>
+        <w:rPr>
+          <w:rStyle w:val="inlineChar"/>
+          <w:shd w:val="clear" w:color="auto" w:fill="E7E6E6" w:themeFill="background2"/>
+        </w:rPr>
+        <w:t>BOLT_R</w:t>
+      </w:r>
+      <w:r>
+        <w:t xml:space="preserve"> a belső privát címeket egyetlen publikus IP-re fordítja PAT segítségével, több kapcsolatot különböző portokkal kezelve. A</w:t>
+      </w:r>
+      <w:r>
+        <w:t>z</w:t>
+      </w:r>
+      <w:r>
+        <w:t xml:space="preserve"> </w:t>
+      </w:r>
+      <w:r>
+        <w:t xml:space="preserve">5.2. ábrán </w:t>
+      </w:r>
+      <w:r>
+        <w:lastRenderedPageBreak/>
+        <w:t xml:space="preserve">a </w:t>
+      </w:r>
+      <w:r>
+        <w:rPr>
+          <w:rStyle w:val="inlineChar"/>
+          <w:shd w:val="clear" w:color="auto" w:fill="E7E6E6" w:themeFill="background2"/>
+        </w:rPr>
+        <w:t>KOZPONT_R</w:t>
+      </w:r>
+      <w:r>
+        <w:t xml:space="preserve"> dinamikus NAT-ot használ poolból (pl. </w:t>
+      </w:r>
+      <w:r>
+        <w:rPr>
+          <w:rStyle w:val="inlineChar"/>
+          <w:shd w:val="clear" w:color="auto" w:fill="E7E6E6" w:themeFill="background2"/>
+        </w:rPr>
+        <w:t>10.1.10.7 → 204.231.55.2</w:t>
+      </w:r>
+      <w:r>
+        <w:t>), valamint megfigyelhet</w:t>
+      </w:r>
+      <w:r>
+        <w:rPr>
+          <w:rFonts w:cs="Roboto"/>
+        </w:rPr>
+        <w:t>ő</w:t>
+      </w:r>
+      <w:r>
+        <w:t xml:space="preserve"> a szerverek statikus NAT-ja is (</w:t>
+      </w:r>
+      <w:r>
+        <w:rPr>
+          <w:rStyle w:val="inlineChar"/>
+          <w:shd w:val="clear" w:color="auto" w:fill="E7E6E6" w:themeFill="background2"/>
+        </w:rPr>
+        <w:t>10.1.10.5 → 204.231.55.1</w:t>
+      </w:r>
+      <w:r>
+        <w:t xml:space="preserve"> </w:t>
+      </w:r>
+      <w:r>
+        <w:rPr>
+          <w:rFonts w:cs="Roboto"/>
+        </w:rPr>
+        <w:t>é</w:t>
+      </w:r>
+      <w:r>
+        <w:t xml:space="preserve">s </w:t>
+      </w:r>
+      <w:r>
+        <w:rPr>
+          <w:rStyle w:val="inlineChar"/>
+          <w:shd w:val="clear" w:color="auto" w:fill="E7E6E6" w:themeFill="background2"/>
+        </w:rPr>
+        <w:t>10.1.10.6 → 204.231.55.17</w:t>
+      </w:r>
+      <w:r>
+        <w:t>), m</w:t>
+      </w:r>
+      <w:r>
+        <w:rPr>
+          <w:rFonts w:cs="Roboto"/>
+        </w:rPr>
+        <w:t>í</w:t>
+      </w:r>
+      <w:r>
+        <w:t>g a</w:t>
+      </w:r>
+      <w:r>
+        <w:t xml:space="preserve">z 5.3. ábrán </w:t>
+      </w:r>
+      <w:r>
+        <w:t>sikeres ping igazolja, hogy a BOLT telephely kliense el</w:t>
+      </w:r>
+      <w:r>
+        <w:rPr>
+          <w:rFonts w:cs="Roboto"/>
+        </w:rPr>
+        <w:t>é</w:t>
+      </w:r>
+      <w:r>
+        <w:t>ri a KOZPONT telephely szerver</w:t>
+      </w:r>
+      <w:r>
+        <w:rPr>
+          <w:rFonts w:cs="Roboto"/>
+        </w:rPr>
+        <w:t>é</w:t>
+      </w:r>
+      <w:r>
+        <w:t>t a publikus IP-n kereszt</w:t>
+      </w:r>
+      <w:r>
+        <w:rPr>
+          <w:rFonts w:cs="Roboto"/>
+        </w:rPr>
+        <w:t>ü</w:t>
+      </w:r>
+      <w:r>
+        <w:t>l.</w:t>
+      </w:r>
+    </w:p>
+    <w:p>
+      <w:r>
+        <w:t>A NAT minden típusa megfelelően működött: a kliensek elérték a külső hálózatot, a szerver publikus címen elérhető volt.</w:t>
+      </w:r>
+    </w:p>
+    <w:p>
+      <w:pPr>
         <w:pStyle w:val="Cmsor2"/>
       </w:pPr>
-      <w:bookmarkStart w:id="6" w:name="_Toc227433666"/>
-      <w:r>
-        <w:t>5. DHCP felügyelet</w:t>
+      <w:bookmarkStart w:id="6" w:name="_Toc227537801"/>
+      <w:r>
+        <w:t xml:space="preserve">6. </w:t>
+      </w:r>
+      <w:r>
+        <w:t xml:space="preserve">GRE tunnel </w:t>
+      </w:r>
+      <w:r>
+        <w:t>tesztelés</w:t>
       </w:r>
       <w:bookmarkEnd w:id="6"/>
     </w:p>
     <w:p>
       <w:pPr>
+        <w:rPr>
+          <w:lang w:val="hu-HU"/>
+        </w:rPr>
+      </w:pPr>
+      <w:r>
+        <w:rPr>
+          <w:lang w:val="hu-HU"/>
+        </w:rPr>
+        <w:t>A Generic Routing Encapsulation tunnel működésének vizsgálata két telephely között.</w:t>
+      </w:r>
+      <w:r>
+        <w:rPr>
+          <w:lang w:val="hu-HU"/>
+        </w:rPr>
+        <w:br/>
+        <w:t>Ellenőrzés, hogy a forgalom megfelelően halad-e a tunnel-en keresztül NAT környezetben.</w:t>
+      </w:r>
+    </w:p>
+    <w:p>
+      <w:pPr>
+        <w:rPr>
+          <w:lang w:val="hu-HU"/>
+        </w:rPr>
+      </w:pPr>
+      <w:r>
+        <w:rPr>
+          <w:lang w:val="hu-HU"/>
+        </w:rPr>
+        <w:t>Két telephely routerei GRE tunnel-lel vannak összekötve, külön tunnel interfészekkel (Tunnel1, Tunnel2).</w:t>
+      </w:r>
+      <w:r>
+        <w:rPr>
+          <w:lang w:val="hu-HU"/>
+        </w:rPr>
+        <w:t xml:space="preserve"> </w:t>
+      </w:r>
+      <w:r>
+        <w:rPr>
+          <w:lang w:val="hu-HU"/>
+        </w:rPr>
+        <w:t>A tunnel-ek publikus IP címeken keresztül épülnek fel, miközben a belső forgalom NAT-olva halad.</w:t>
+      </w:r>
+    </w:p>
+    <w:p>
+      <w:pPr>
+        <w:rPr>
+          <w:lang w:val="hu-HU"/>
+        </w:rPr>
+      </w:pPr>
+      <w:r>
+        <w:rPr>
+          <w:noProof/>
+        </w:rPr>
+        <mc:AlternateContent>
+          <mc:Choice Requires="wps">
+            <w:drawing>
+              <wp:anchor distT="0" distB="0" distL="114300" distR="114300" simplePos="0" relativeHeight="251697152" behindDoc="0" locked="0" layoutInCell="1" allowOverlap="1" wp14:anchorId="1B2DE73F" wp14:editId="39A0C068">
+                <wp:simplePos x="0" y="0"/>
+                <wp:positionH relativeFrom="margin">
+                  <wp:align>left</wp:align>
+                </wp:positionH>
+                <wp:positionV relativeFrom="paragraph">
+                  <wp:posOffset>2658529</wp:posOffset>
+                </wp:positionV>
+                <wp:extent cx="5743575" cy="635"/>
+                <wp:effectExtent l="0" t="0" r="9525" b="11430"/>
+                <wp:wrapTopAndBottom/>
+                <wp:docPr id="982083908" name="Szövegdoboz 1"/>
+                <wp:cNvGraphicFramePr/>
+                <a:graphic xmlns:a="http://schemas.openxmlformats.org/drawingml/2006/main">
+                  <a:graphicData uri="http://schemas.microsoft.com/office/word/2010/wordprocessingShape">
+                    <wps:wsp>
+                      <wps:cNvSpPr txBox="1"/>
+                      <wps:spPr>
+                        <a:xfrm>
+                          <a:off x="0" y="0"/>
+                          <a:ext cx="5743575" cy="635"/>
+                        </a:xfrm>
+                        <a:prstGeom prst="rect">
+                          <a:avLst/>
+                        </a:prstGeom>
+                        <a:noFill/>
+                        <a:ln>
+                          <a:noFill/>
+                        </a:ln>
+                      </wps:spPr>
+                      <wps:txbx>
+                        <w:txbxContent>
+                          <w:p>
+                            <w:pPr>
+                              <w:pStyle w:val="Kpalrs"/>
+                              <w:jc w:val="center"/>
+                            </w:pPr>
+                            <w:r>
+                              <w:t>6</w:t>
+                            </w:r>
+                            <w:r>
+                              <w:t>.</w:t>
+                            </w:r>
+                            <w:r>
+                              <w:t>1</w:t>
+                            </w:r>
+                            <w:r>
+                              <w:t>. ábra</w:t>
+                            </w:r>
+                          </w:p>
+                        </w:txbxContent>
+                      </wps:txbx>
+                      <wps:bodyPr rot="0" spcFirstLastPara="0" vertOverflow="overflow" horzOverflow="overflow" vert="horz" wrap="square" lIns="0" tIns="0" rIns="0" bIns="0" numCol="1" spcCol="0" rtlCol="0" fromWordArt="0" anchor="t" anchorCtr="0" forceAA="0" compatLnSpc="1">
+                        <a:prstTxWarp prst="textNoShape">
+                          <a:avLst/>
+                        </a:prstTxWarp>
+                        <a:spAutoFit/>
+                      </wps:bodyPr>
+                    </wps:wsp>
+                  </a:graphicData>
+                </a:graphic>
+                <wp14:sizeRelH relativeFrom="margin">
+                  <wp14:pctWidth>0</wp14:pctWidth>
+                </wp14:sizeRelH>
+                <wp14:sizeRelV relativeFrom="margin">
+                  <wp14:pctHeight>0</wp14:pctHeight>
+                </wp14:sizeRelV>
+              </wp:anchor>
+            </w:drawing>
+          </mc:Choice>
+          <mc:Fallback>
+            <w:pict>
+              <v:shape w14:anchorId="1B2DE73F" id="_x0000_s1039" type="#_x0000_t202" style="position:absolute;left:0;text-align:left;margin-left:0;margin-top:209.35pt;width:452.25pt;height:.05pt;z-index:251697152;visibility:visible;mso-wrap-style:square;mso-width-percent:0;mso-height-percent:0;mso-wrap-distance-left:9pt;mso-wrap-distance-top:0;mso-wrap-distance-right:9pt;mso-wrap-distance-bottom:0;mso-position-horizontal:left;mso-position-horizontal-relative:margin;mso-position-vertical:absolute;mso-position-vertical-relative:text;mso-width-percent:0;mso-height-percent:0;mso-width-relative:margin;mso-height-relative:margin;v-text-anchor:top" o:gfxdata="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" filled="f" stroked="f">
+                <v:textbox style="mso-fit-shape-to-text:t" inset="0,0,0,0">
+                  <w:txbxContent>
+                    <w:p>
+                      <w:pPr>
+                        <w:pStyle w:val="Kpalrs"/>
+                        <w:jc w:val="center"/>
+                      </w:pPr>
+                      <w:r>
+                        <w:t>6</w:t>
+                      </w:r>
+                      <w:r>
+                        <w:t>.</w:t>
+                      </w:r>
+                      <w:r>
+                        <w:t>1</w:t>
+                      </w:r>
+                      <w:r>
+                        <w:t>. ábra</w:t>
+                      </w:r>
+                    </w:p>
+                  </w:txbxContent>
+                </v:textbox>
+                <w10:wrap type="topAndBottom" anchorx="margin"/>
+              </v:shape>
+            </w:pict>
+          </mc:Fallback>
+        </mc:AlternateContent>
+      </w:r>
+      <w:r>
+        <w:rPr>
+          <w:noProof/>
+        </w:rPr>
+        <w:drawing>
+          <wp:anchor distT="0" distB="0" distL="114300" distR="114300" simplePos="0" relativeHeight="251698176" behindDoc="0" locked="0" layoutInCell="1" allowOverlap="1" wp14:anchorId="1BCEE4EF" wp14:editId="670215D8">
+            <wp:simplePos x="0" y="0"/>
+            <wp:positionH relativeFrom="margin">
+              <wp:align>right</wp:align>
+            </wp:positionH>
+            <wp:positionV relativeFrom="paragraph">
+              <wp:posOffset>898525</wp:posOffset>
+            </wp:positionV>
+            <wp:extent cx="5753735" cy="1751330"/>
+            <wp:effectExtent l="0" t="0" r="0" b="1270"/>
+            <wp:wrapTopAndBottom/>
+            <wp:docPr id="553794226" name="Kép 10"/>
+            <wp:cNvGraphicFramePr>
+              <a:graphicFrameLocks xmlns:a="http://schemas.openxmlformats.org/drawingml/2006/main" noChangeAspect="1"/>
+            </wp:cNvGraphicFramePr>
+            <a:graphic xmlns:a="http://schemas.openxmlformats.org/drawingml/2006/main">
+              <a:graphicData uri="http://schemas.openxmlformats.org/drawingml/2006/picture">
+                <pic:pic xmlns:pic="http://schemas.openxmlformats.org/drawingml/2006/picture">
+                  <pic:nvPicPr>
+                    <pic:cNvPr id="0" name="Picture 48"/>
+                    <pic:cNvPicPr>
+                      <a:picLocks noChangeAspect="1" noChangeArrowheads="1"/>
+                    </pic:cNvPicPr>
+                  </pic:nvPicPr>
+                  <pic:blipFill>
+                    <a:blip r:embed="rId27">
+                      <a:extLst>
+                        <a:ext uri="{28A0092B-C50C-407E-A947-70E740481C1C}">
+                          <a14:useLocalDpi xmlns:a14="http://schemas.microsoft.com/office/drawing/2010/main" val="0"/>
+                        </a:ext>
+                      </a:extLst>
+                    </a:blip>
+                    <a:srcRect/>
+                    <a:stretch>
+                      <a:fillRect/>
+                    </a:stretch>
+                  </pic:blipFill>
+                  <pic:spPr bwMode="auto">
+                    <a:xfrm>
+                      <a:off x="0" y="0"/>
+                      <a:ext cx="5753735" cy="1751330"/>
+                    </a:xfrm>
+                    <a:prstGeom prst="rect">
+                      <a:avLst/>
+                    </a:prstGeom>
+                    <a:noFill/>
+                    <a:ln>
+                      <a:noFill/>
+                    </a:ln>
+                  </pic:spPr>
+                </pic:pic>
+              </a:graphicData>
+            </a:graphic>
+            <wp14:sizeRelH relativeFrom="margin">
+              <wp14:pctWidth>0</wp14:pctWidth>
+            </wp14:sizeRelH>
+            <wp14:sizeRelV relativeFrom="margin">
+              <wp14:pctHeight>0</wp14:pctHeight>
+            </wp14:sizeRelV>
+          </wp:anchor>
+        </w:drawing>
+      </w:r>
+      <w:r>
+        <w:rPr>
+          <w:lang w:val="hu-HU"/>
+        </w:rPr>
+        <w:t>Traceroute paranccsal ellenőrizt</w:t>
+      </w:r>
+      <w:r>
+        <w:rPr>
+          <w:lang w:val="hu-HU"/>
+        </w:rPr>
+        <w:t>ük</w:t>
+      </w:r>
+      <w:r>
+        <w:rPr>
+          <w:lang w:val="hu-HU"/>
+        </w:rPr>
+        <w:t xml:space="preserve"> az útvonalat a távoli szerver felé</w:t>
+      </w:r>
+      <w:r>
+        <w:rPr>
+          <w:lang w:val="hu-HU"/>
+        </w:rPr>
+        <w:t xml:space="preserve"> (6.1. ábra)</w:t>
+      </w:r>
+      <w:r>
+        <w:rPr>
+          <w:lang w:val="hu-HU"/>
+        </w:rPr>
+        <w:t>.</w:t>
+      </w:r>
+      <w:r>
+        <w:rPr>
+          <w:lang w:val="hu-HU"/>
+        </w:rPr>
+        <w:br/>
+        <w:t>Emellett debug logokkal vizsgált</w:t>
+      </w:r>
+      <w:r>
+        <w:rPr>
+          <w:lang w:val="hu-HU"/>
+        </w:rPr>
+        <w:t>uk</w:t>
+      </w:r>
+      <w:r>
+        <w:rPr>
+          <w:lang w:val="hu-HU"/>
+        </w:rPr>
+        <w:t xml:space="preserve"> a GRE és NAT forgalom működését</w:t>
+      </w:r>
+      <w:r>
+        <w:rPr>
+          <w:lang w:val="hu-HU"/>
+        </w:rPr>
+        <w:t xml:space="preserve"> (6.2 és 6.3. ábra)</w:t>
+      </w:r>
+      <w:r>
+        <w:rPr>
+          <w:lang w:val="hu-HU"/>
+        </w:rPr>
+        <w:t>.</w:t>
+      </w:r>
+    </w:p>
+    <w:p>
+      <w:pPr>
+        <w:spacing w:after="160" w:line="312" w:lineRule="auto"/>
+        <w:jc w:val="left"/>
+        <w:rPr>
+          <w:lang w:val="hu-HU"/>
+        </w:rPr>
+      </w:pPr>
+      <w:r>
+        <w:rPr>
+          <w:lang w:val="hu-HU"/>
+        </w:rPr>
+        <w:br w:type="page"/>
+      </w:r>
+    </w:p>
+    <w:p>
+      <w:pPr>
+        <w:rPr>
+          <w:lang w:val="hu-HU"/>
+        </w:rPr>
+      </w:pPr>
+      <w:r>
+        <w:rPr>
+          <w:noProof/>
+        </w:rPr>
+        <w:lastRenderedPageBreak/>
+        <mc:AlternateContent>
+          <mc:Choice Requires="wps">
+            <w:drawing>
+              <wp:anchor distT="0" distB="0" distL="114300" distR="114300" simplePos="0" relativeHeight="251704320" behindDoc="0" locked="0" layoutInCell="1" allowOverlap="1" wp14:anchorId="45FC1EB8" wp14:editId="5D84C192">
+                <wp:simplePos x="0" y="0"/>
+                <wp:positionH relativeFrom="margin">
+                  <wp:align>left</wp:align>
+                </wp:positionH>
+                <wp:positionV relativeFrom="paragraph">
+                  <wp:posOffset>4749021</wp:posOffset>
+                </wp:positionV>
+                <wp:extent cx="5743575" cy="635"/>
+                <wp:effectExtent l="0" t="0" r="9525" b="11430"/>
+                <wp:wrapTopAndBottom/>
+                <wp:docPr id="1494631207" name="Szövegdoboz 1"/>
+                <wp:cNvGraphicFramePr/>
+                <a:graphic xmlns:a="http://schemas.openxmlformats.org/drawingml/2006/main">
+                  <a:graphicData uri="http://schemas.microsoft.com/office/word/2010/wordprocessingShape">
+                    <wps:wsp>
+                      <wps:cNvSpPr txBox="1"/>
+                      <wps:spPr>
+                        <a:xfrm>
+                          <a:off x="0" y="0"/>
+                          <a:ext cx="5743575" cy="635"/>
+                        </a:xfrm>
+                        <a:prstGeom prst="rect">
+                          <a:avLst/>
+                        </a:prstGeom>
+                        <a:noFill/>
+                        <a:ln>
+                          <a:noFill/>
+                        </a:ln>
+                      </wps:spPr>
+                      <wps:txbx>
+                        <w:txbxContent>
+                          <w:p>
+                            <w:pPr>
+                              <w:pStyle w:val="Kpalrs"/>
+                              <w:jc w:val="center"/>
+                            </w:pPr>
+                            <w:r>
+                              <w:t>6</w:t>
+                            </w:r>
+                            <w:r>
+                              <w:t>.</w:t>
+                            </w:r>
+                            <w:r>
+                              <w:t>3</w:t>
+                            </w:r>
+                            <w:r>
+                              <w:t>. ábra</w:t>
+                            </w:r>
+                          </w:p>
+                        </w:txbxContent>
+                      </wps:txbx>
+                      <wps:bodyPr rot="0" spcFirstLastPara="0" vertOverflow="overflow" horzOverflow="overflow" vert="horz" wrap="square" lIns="0" tIns="0" rIns="0" bIns="0" numCol="1" spcCol="0" rtlCol="0" fromWordArt="0" anchor="t" anchorCtr="0" forceAA="0" compatLnSpc="1">
+                        <a:prstTxWarp prst="textNoShape">
+                          <a:avLst/>
+                        </a:prstTxWarp>
+                        <a:spAutoFit/>
+                      </wps:bodyPr>
+                    </wps:wsp>
+                  </a:graphicData>
+                </a:graphic>
+                <wp14:sizeRelH relativeFrom="margin">
+                  <wp14:pctWidth>0</wp14:pctWidth>
+                </wp14:sizeRelH>
+                <wp14:sizeRelV relativeFrom="margin">
+                  <wp14:pctHeight>0</wp14:pctHeight>
+                </wp14:sizeRelV>
+              </wp:anchor>
+            </w:drawing>
+          </mc:Choice>
+          <mc:Fallback>
+            <w:pict>
+              <v:shape w14:anchorId="45FC1EB8" id="_x0000_s1040" type="#_x0000_t202" style="position:absolute;left:0;text-align:left;margin-left:0;margin-top:373.95pt;width:452.25pt;height:.05pt;z-index:251704320;visibility:visible;mso-wrap-style:square;mso-width-percent:0;mso-height-percent:0;mso-wrap-distance-left:9pt;mso-wrap-distance-top:0;mso-wrap-distance-right:9pt;mso-wrap-distance-bottom:0;mso-position-horizontal:left;mso-position-horizontal-relative:margin;mso-position-vertical:absolute;mso-position-vertical-relative:text;mso-width-percent:0;mso-height-percent:0;mso-width-relative:margin;mso-height-relative:margin;v-text-anchor:top" o:gfxdata="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" filled="f" stroked="f">
+                <v:textbox style="mso-fit-shape-to-text:t" inset="0,0,0,0">
+                  <w:txbxContent>
+                    <w:p>
+                      <w:pPr>
+                        <w:pStyle w:val="Kpalrs"/>
+                        <w:jc w:val="center"/>
+                      </w:pPr>
+                      <w:r>
+                        <w:t>6</w:t>
+                      </w:r>
+                      <w:r>
+                        <w:t>.</w:t>
+                      </w:r>
+                      <w:r>
+                        <w:t>3</w:t>
+                      </w:r>
+                      <w:r>
+                        <w:t>. ábra</w:t>
+                      </w:r>
+                    </w:p>
+                  </w:txbxContent>
+                </v:textbox>
+                <w10:wrap type="topAndBottom" anchorx="margin"/>
+              </v:shape>
+            </w:pict>
+          </mc:Fallback>
+        </mc:AlternateContent>
+      </w:r>
+      <w:r>
+        <w:rPr>
+          <w:noProof/>
+        </w:rPr>
+        <w:drawing>
+          <wp:anchor distT="0" distB="0" distL="114300" distR="114300" simplePos="0" relativeHeight="251702272" behindDoc="0" locked="0" layoutInCell="1" allowOverlap="1" wp14:anchorId="76A4164A" wp14:editId="53ED9BF4">
+            <wp:simplePos x="0" y="0"/>
+            <wp:positionH relativeFrom="margin">
+              <wp:align>center</wp:align>
+            </wp:positionH>
+            <wp:positionV relativeFrom="paragraph">
+              <wp:posOffset>2567209</wp:posOffset>
+            </wp:positionV>
+            <wp:extent cx="3605530" cy="2182495"/>
+            <wp:effectExtent l="0" t="0" r="0" b="8255"/>
+            <wp:wrapTopAndBottom/>
+            <wp:docPr id="1459406637" name="Kép 12"/>
+            <wp:cNvGraphicFramePr>
+              <a:graphicFrameLocks xmlns:a="http://schemas.openxmlformats.org/drawingml/2006/main" noChangeAspect="1"/>
+            </wp:cNvGraphicFramePr>
+            <a:graphic xmlns:a="http://schemas.openxmlformats.org/drawingml/2006/main">
+              <a:graphicData uri="http://schemas.openxmlformats.org/drawingml/2006/picture">
+                <pic:pic xmlns:pic="http://schemas.openxmlformats.org/drawingml/2006/picture">
+                  <pic:nvPicPr>
+                    <pic:cNvPr id="0" name="Picture 52"/>
+                    <pic:cNvPicPr>
+                      <a:picLocks noChangeAspect="1" noChangeArrowheads="1"/>
+                    </pic:cNvPicPr>
+                  </pic:nvPicPr>
+                  <pic:blipFill>
+                    <a:blip r:embed="rId28">
+                      <a:extLst>
+                        <a:ext uri="{28A0092B-C50C-407E-A947-70E740481C1C}">
+                          <a14:useLocalDpi xmlns:a14="http://schemas.microsoft.com/office/drawing/2010/main" val="0"/>
+                        </a:ext>
+                      </a:extLst>
+                    </a:blip>
+                    <a:srcRect/>
+                    <a:stretch>
+                      <a:fillRect/>
+                    </a:stretch>
+                  </pic:blipFill>
+                  <pic:spPr bwMode="auto">
+                    <a:xfrm>
+                      <a:off x="0" y="0"/>
+                      <a:ext cx="3605530" cy="2182495"/>
+                    </a:xfrm>
+                    <a:prstGeom prst="rect">
+                      <a:avLst/>
+                    </a:prstGeom>
+                    <a:noFill/>
+                    <a:ln>
+                      <a:noFill/>
+                    </a:ln>
+                  </pic:spPr>
+                </pic:pic>
+              </a:graphicData>
+            </a:graphic>
+          </wp:anchor>
+        </w:drawing>
+      </w:r>
+      <w:r>
+        <w:rPr>
+          <w:noProof/>
+        </w:rPr>
+        <mc:AlternateContent>
+          <mc:Choice Requires="wps">
+            <w:drawing>
+              <wp:anchor distT="0" distB="0" distL="114300" distR="114300" simplePos="0" relativeHeight="251701248" behindDoc="0" locked="0" layoutInCell="1" allowOverlap="1" wp14:anchorId="62AC3762" wp14:editId="47B70953">
+                <wp:simplePos x="0" y="0"/>
+                <wp:positionH relativeFrom="margin">
+                  <wp:align>right</wp:align>
+                </wp:positionH>
+                <wp:positionV relativeFrom="paragraph">
+                  <wp:posOffset>2196465</wp:posOffset>
+                </wp:positionV>
+                <wp:extent cx="5743575" cy="635"/>
+                <wp:effectExtent l="0" t="0" r="9525" b="11430"/>
+                <wp:wrapTopAndBottom/>
+                <wp:docPr id="502091679" name="Szövegdoboz 1"/>
+                <wp:cNvGraphicFramePr/>
+                <a:graphic xmlns:a="http://schemas.openxmlformats.org/drawingml/2006/main">
+                  <a:graphicData uri="http://schemas.microsoft.com/office/word/2010/wordprocessingShape">
+                    <wps:wsp>
+                      <wps:cNvSpPr txBox="1"/>
+                      <wps:spPr>
+                        <a:xfrm>
+                          <a:off x="0" y="0"/>
+                          <a:ext cx="5743575" cy="635"/>
+                        </a:xfrm>
+                        <a:prstGeom prst="rect">
+                          <a:avLst/>
+                        </a:prstGeom>
+                        <a:noFill/>
+                        <a:ln>
+                          <a:noFill/>
+                        </a:ln>
+                      </wps:spPr>
+                      <wps:txbx>
+                        <w:txbxContent>
+                          <w:p>
+                            <w:pPr>
+                              <w:pStyle w:val="Kpalrs"/>
+                              <w:jc w:val="center"/>
+                            </w:pPr>
+                            <w:r>
+                              <w:t>6</w:t>
+                            </w:r>
+                            <w:r>
+                              <w:t>.</w:t>
+                            </w:r>
+                            <w:r>
+                              <w:t>2</w:t>
+                            </w:r>
+                            <w:r>
+                              <w:t>. ábra</w:t>
+                            </w:r>
+                          </w:p>
+                        </w:txbxContent>
+                      </wps:txbx>
+                      <wps:bodyPr rot="0" spcFirstLastPara="0" vertOverflow="overflow" horzOverflow="overflow" vert="horz" wrap="square" lIns="0" tIns="0" rIns="0" bIns="0" numCol="1" spcCol="0" rtlCol="0" fromWordArt="0" anchor="t" anchorCtr="0" forceAA="0" compatLnSpc="1">
+                        <a:prstTxWarp prst="textNoShape">
+                          <a:avLst/>
+                        </a:prstTxWarp>
+                        <a:spAutoFit/>
+                      </wps:bodyPr>
+                    </wps:wsp>
+                  </a:graphicData>
+                </a:graphic>
+                <wp14:sizeRelH relativeFrom="margin">
+                  <wp14:pctWidth>0</wp14:pctWidth>
+                </wp14:sizeRelH>
+                <wp14:sizeRelV relativeFrom="margin">
+                  <wp14:pctHeight>0</wp14:pctHeight>
+                </wp14:sizeRelV>
+              </wp:anchor>
+            </w:drawing>
+          </mc:Choice>
+          <mc:Fallback>
+            <w:pict>
+              <v:shape w14:anchorId="62AC3762" id="_x0000_s1041" type="#_x0000_t202" style="position:absolute;left:0;text-align:left;margin-left:401.05pt;margin-top:172.95pt;width:452.25pt;height:.05pt;z-index:251701248;visibility:visible;mso-wrap-style:square;mso-width-percent:0;mso-height-percent:0;mso-wrap-distance-left:9pt;mso-wrap-distance-top:0;mso-wrap-distance-right:9pt;mso-wrap-distance-bottom:0;mso-position-horizontal:right;mso-position-horizontal-relative:margin;mso-position-vertical:absolute;mso-position-vertical-relative:text;mso-width-percent:0;mso-height-percent:0;mso-width-relative:margin;mso-height-relative:margin;v-text-anchor:top" o:gfxdata="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" filled="f" stroked="f">
+                <v:textbox style="mso-fit-shape-to-text:t" inset="0,0,0,0">
+                  <w:txbxContent>
+                    <w:p>
+                      <w:pPr>
+                        <w:pStyle w:val="Kpalrs"/>
+                        <w:jc w:val="center"/>
+                      </w:pPr>
+                      <w:r>
+                        <w:t>6</w:t>
+                      </w:r>
+                      <w:r>
+                        <w:t>.</w:t>
+                      </w:r>
+                      <w:r>
+                        <w:t>2</w:t>
+                      </w:r>
+                      <w:r>
+                        <w:t>. ábra</w:t>
+                      </w:r>
+                    </w:p>
+                  </w:txbxContent>
+                </v:textbox>
+                <w10:wrap type="topAndBottom" anchorx="margin"/>
+              </v:shape>
+            </w:pict>
+          </mc:Fallback>
+        </mc:AlternateContent>
+      </w:r>
+    </w:p>
+    <w:p>
+      <w:pPr>
+        <w:rPr>
+          <w:lang w:val="hu-HU"/>
+        </w:rPr>
+      </w:pPr>
+      <w:r>
+        <w:rPr>
+          <w:noProof/>
+        </w:rPr>
+        <w:drawing>
+          <wp:anchor distT="0" distB="0" distL="114300" distR="114300" simplePos="0" relativeHeight="251699200" behindDoc="0" locked="0" layoutInCell="1" allowOverlap="1" wp14:anchorId="2EE1CC88" wp14:editId="560CE4EC">
+            <wp:simplePos x="0" y="0"/>
+            <wp:positionH relativeFrom="margin">
+              <wp:posOffset>1604273</wp:posOffset>
+            </wp:positionH>
+            <wp:positionV relativeFrom="paragraph">
+              <wp:posOffset>-24</wp:posOffset>
+            </wp:positionV>
+            <wp:extent cx="2527539" cy="1845945"/>
+            <wp:effectExtent l="0" t="0" r="6350" b="1905"/>
+            <wp:wrapTopAndBottom/>
+            <wp:docPr id="116644598" name="Kép 11"/>
+            <wp:cNvGraphicFramePr>
+              <a:graphicFrameLocks xmlns:a="http://schemas.openxmlformats.org/drawingml/2006/main" noChangeAspect="1"/>
+            </wp:cNvGraphicFramePr>
+            <a:graphic xmlns:a="http://schemas.openxmlformats.org/drawingml/2006/main">
+              <a:graphicData uri="http://schemas.openxmlformats.org/drawingml/2006/picture">
+                <pic:pic xmlns:pic="http://schemas.openxmlformats.org/drawingml/2006/picture">
+                  <pic:nvPicPr>
+                    <pic:cNvPr id="0" name="Picture 50"/>
+                    <pic:cNvPicPr>
+                      <a:picLocks noChangeAspect="1" noChangeArrowheads="1"/>
+                    </pic:cNvPicPr>
+                  </pic:nvPicPr>
+                  <pic:blipFill rotWithShape="1">
+                    <a:blip r:embed="rId29">
+                      <a:extLst>
+                        <a:ext uri="{28A0092B-C50C-407E-A947-70E740481C1C}">
+                          <a14:useLocalDpi xmlns:a14="http://schemas.microsoft.com/office/drawing/2010/main" val="0"/>
+                        </a:ext>
+                      </a:extLst>
+                    </a:blip>
+                    <a:srcRect l="38574"/>
+                    <a:stretch>
+                      <a:fillRect/>
+                    </a:stretch>
+                  </pic:blipFill>
+                  <pic:spPr bwMode="auto">
+                    <a:xfrm>
+                      <a:off x="0" y="0"/>
+                      <a:ext cx="2527539" cy="1845945"/>
+                    </a:xfrm>
+                    <a:prstGeom prst="rect">
+                      <a:avLst/>
+                    </a:prstGeom>
+                    <a:noFill/>
+                    <a:ln>
+                      <a:noFill/>
+                    </a:ln>
+                    <a:extLst>
+                      <a:ext uri="{53640926-AAD7-44D8-BBD7-CCE9431645EC}">
+                        <a14:shadowObscured xmlns:a14="http://schemas.microsoft.com/office/drawing/2010/main"/>
+                      </a:ext>
+                    </a:extLst>
+                  </pic:spPr>
+                </pic:pic>
+              </a:graphicData>
+            </a:graphic>
+          </wp:anchor>
+        </w:drawing>
+      </w:r>
+    </w:p>
+    <w:p>
+      <w:pPr>
+        <w:spacing w:after="160" w:line="312" w:lineRule="auto"/>
+        <w:jc w:val="left"/>
+        <w:rPr>
+          <w:lang w:val="hu-HU"/>
+        </w:rPr>
+      </w:pPr>
+      <w:r>
+        <w:rPr>
+          <w:lang w:val="hu-HU"/>
+        </w:rPr>
+        <w:t>A</w:t>
+      </w:r>
+      <w:r>
+        <w:rPr>
+          <w:lang w:val="hu-HU"/>
+        </w:rPr>
+        <w:t xml:space="preserve"> 6.2. ábrán látható</w:t>
+      </w:r>
+      <w:r>
+        <w:rPr>
+          <w:lang w:val="hu-HU"/>
+        </w:rPr>
+        <w:t>, hogy NAT alatt GRE forgalom halad (GRE port logok), ami aktív tunnel-t jelez.</w:t>
+      </w:r>
+      <w:r>
+        <w:rPr>
+          <w:lang w:val="hu-HU"/>
+        </w:rPr>
+        <w:t xml:space="preserve"> </w:t>
+      </w:r>
+      <w:r>
+        <w:rPr>
+          <w:lang w:val="hu-HU"/>
+        </w:rPr>
+        <w:t xml:space="preserve">A </w:t>
+      </w:r>
+      <w:r>
+        <w:rPr>
+          <w:lang w:val="hu-HU"/>
+        </w:rPr>
+        <w:t>6.1. ábrán</w:t>
+      </w:r>
+      <w:r>
+        <w:rPr>
+          <w:lang w:val="hu-HU"/>
+        </w:rPr>
+        <w:t xml:space="preserve"> a traceroute mutatja, hogy a forgalom a tunnel hálózatokon (</w:t>
+      </w:r>
+      <w:r>
+        <w:rPr>
+          <w:rStyle w:val="inlineChar"/>
+          <w:shd w:val="clear" w:color="auto" w:fill="E7E6E6" w:themeFill="background2"/>
+        </w:rPr>
+        <w:t>192.168.x.x</w:t>
+      </w:r>
+      <w:r>
+        <w:rPr>
+          <w:lang w:val="hu-HU"/>
+        </w:rPr>
+        <w:t xml:space="preserve">) keresztül jut el a célhoz, míg a </w:t>
+      </w:r>
+      <w:r>
+        <w:rPr>
+          <w:lang w:val="hu-HU"/>
+        </w:rPr>
+        <w:t>6.3. ábrán</w:t>
+      </w:r>
+      <w:r>
+        <w:rPr>
+          <w:lang w:val="hu-HU"/>
+        </w:rPr>
+        <w:t xml:space="preserve"> a tunnel interfészek konfigurációja látható.</w:t>
+      </w:r>
+    </w:p>
+    <w:p>
+      <w:pPr>
+        <w:rPr>
+          <w:lang w:val="hu-HU"/>
+        </w:rPr>
+      </w:pPr>
+      <w:r>
+        <w:rPr>
+          <w:lang w:val="hu-HU"/>
+        </w:rPr>
+        <w:t>A tunnel megfelelően működik, a forgalom sikeresen áthalad rajta és eléri a célt.</w:t>
+      </w:r>
+      <w:r>
+        <w:rPr>
+          <w:lang w:val="hu-HU"/>
+        </w:rPr>
+        <w:t xml:space="preserve"> </w:t>
+      </w:r>
+      <w:r>
+        <w:rPr>
+          <w:lang w:val="hu-HU"/>
+        </w:rPr>
+        <w:t>A teszt igazolja, hogy a GRE tunnel NAT környezetben is biztosítja a telephelyek közötti kommunikációt.</w:t>
+      </w:r>
+    </w:p>
+    <w:p>
+      <w:pPr>
         <w:pStyle w:val="Cmsor2"/>
       </w:pPr>
-      <w:bookmarkStart w:id="7" w:name="_Toc227433667"/>
-      <w:r>
-        <w:t>6. Broadcast védelem</w:t>
+      <w:bookmarkStart w:id="7" w:name="_Toc227537802"/>
+      <w:r>
+        <w:t xml:space="preserve">7. </w:t>
+      </w:r>
+      <w:r>
+        <w:t>Dualstack</w:t>
+      </w:r>
+      <w:r>
+        <w:t xml:space="preserve"> és SLAAC működése</w:t>
       </w:r>
       <w:bookmarkEnd w:id="7"/>
     </w:p>
     <w:p>
+      <w:r>
+        <w:t>A</w:t>
+      </w:r>
+      <w:r>
+        <w:t xml:space="preserve"> cél a</w:t>
+      </w:r>
+      <w:r>
+        <w:t xml:space="preserve"> dual-stack (IPv4 + IPv6) működés</w:t>
+      </w:r>
+      <w:r>
+        <w:t>e</w:t>
+      </w:r>
+      <w:r>
+        <w:t xml:space="preserve"> és a </w:t>
+      </w:r>
+      <w:r>
+        <w:rPr>
+          <w:b/>
+          <w:bCs/>
+        </w:rPr>
+        <w:t>SLAAC automatikus címkiosztás</w:t>
+      </w:r>
+      <w:r>
+        <w:t xml:space="preserve"> vizsgálata.</w:t>
+      </w:r>
+    </w:p>
+    <w:p>
+      <w:r>
+        <w:lastRenderedPageBreak/>
+        <w:t>A BOLT telephelyen a kliensek dual-stack módban működnek, IPv4 és IPv6 címmel.</w:t>
+      </w:r>
+      <w:r>
+        <w:t xml:space="preserve"> </w:t>
+      </w:r>
+      <w:r>
+        <w:t>Az IPv6 címkiosztás SLAAC segítségével történik, a router biztosítja a hálózati prefixet és gateway-t.</w:t>
+      </w:r>
+    </w:p>
+    <w:p>
+      <w:r>
+        <w:rPr>
+          <w:noProof/>
+        </w:rPr>
+        <w:drawing>
+          <wp:anchor distT="0" distB="0" distL="114300" distR="114300" simplePos="0" relativeHeight="251705344" behindDoc="0" locked="0" layoutInCell="1" allowOverlap="1" wp14:anchorId="45C4864D" wp14:editId="093A4B08">
+            <wp:simplePos x="0" y="0"/>
+            <wp:positionH relativeFrom="margin">
+              <wp:align>right</wp:align>
+            </wp:positionH>
+            <wp:positionV relativeFrom="paragraph">
+              <wp:posOffset>599883</wp:posOffset>
+            </wp:positionV>
+            <wp:extent cx="5759450" cy="1601470"/>
+            <wp:effectExtent l="0" t="0" r="0" b="0"/>
+            <wp:wrapTopAndBottom/>
+            <wp:docPr id="1968139226" name="Kép 14"/>
+            <wp:cNvGraphicFramePr>
+              <a:graphicFrameLocks xmlns:a="http://schemas.openxmlformats.org/drawingml/2006/main" noChangeAspect="1"/>
+            </wp:cNvGraphicFramePr>
+            <a:graphic xmlns:a="http://schemas.openxmlformats.org/drawingml/2006/main">
+              <a:graphicData uri="http://schemas.openxmlformats.org/drawingml/2006/picture">
+                <pic:pic xmlns:pic="http://schemas.openxmlformats.org/drawingml/2006/picture">
+                  <pic:nvPicPr>
+                    <pic:cNvPr id="0" name="Picture 59"/>
+                    <pic:cNvPicPr>
+                      <a:picLocks noChangeAspect="1" noChangeArrowheads="1"/>
+                    </pic:cNvPicPr>
+                  </pic:nvPicPr>
+                  <pic:blipFill>
+                    <a:blip r:embed="rId30">
+                      <a:extLst>
+                        <a:ext uri="{28A0092B-C50C-407E-A947-70E740481C1C}">
+                          <a14:useLocalDpi xmlns:a14="http://schemas.microsoft.com/office/drawing/2010/main" val="0"/>
+                        </a:ext>
+                      </a:extLst>
+                    </a:blip>
+                    <a:srcRect/>
+                    <a:stretch>
+                      <a:fillRect/>
+                    </a:stretch>
+                  </pic:blipFill>
+                  <pic:spPr bwMode="auto">
+                    <a:xfrm>
+                      <a:off x="0" y="0"/>
+                      <a:ext cx="5759450" cy="1601470"/>
+                    </a:xfrm>
+                    <a:prstGeom prst="rect">
+                      <a:avLst/>
+                    </a:prstGeom>
+                    <a:noFill/>
+                    <a:ln>
+                      <a:noFill/>
+                    </a:ln>
+                  </pic:spPr>
+                </pic:pic>
+              </a:graphicData>
+            </a:graphic>
+          </wp:anchor>
+        </w:drawing>
+      </w:r>
+      <w:r>
+        <w:rPr>
+          <w:noProof/>
+        </w:rPr>
+        <mc:AlternateContent>
+          <mc:Choice Requires="wps">
+            <w:drawing>
+              <wp:anchor distT="0" distB="0" distL="114300" distR="114300" simplePos="0" relativeHeight="251710464" behindDoc="0" locked="0" layoutInCell="1" allowOverlap="1" wp14:anchorId="7E0F987B" wp14:editId="210B14F8">
+                <wp:simplePos x="0" y="0"/>
+                <wp:positionH relativeFrom="margin">
+                  <wp:align>right</wp:align>
+                </wp:positionH>
+                <wp:positionV relativeFrom="paragraph">
+                  <wp:posOffset>4530258</wp:posOffset>
+                </wp:positionV>
+                <wp:extent cx="5743575" cy="635"/>
+                <wp:effectExtent l="0" t="0" r="9525" b="11430"/>
+                <wp:wrapTopAndBottom/>
+                <wp:docPr id="420171565" name="Szövegdoboz 1"/>
+                <wp:cNvGraphicFramePr/>
+                <a:graphic xmlns:a="http://schemas.openxmlformats.org/drawingml/2006/main">
+                  <a:graphicData uri="http://schemas.microsoft.com/office/word/2010/wordprocessingShape">
+                    <wps:wsp>
+                      <wps:cNvSpPr txBox="1"/>
+                      <wps:spPr>
+                        <a:xfrm>
+                          <a:off x="0" y="0"/>
+                          <a:ext cx="5743575" cy="635"/>
+                        </a:xfrm>
+                        <a:prstGeom prst="rect">
+                          <a:avLst/>
+                        </a:prstGeom>
+                        <a:noFill/>
+                        <a:ln>
+                          <a:noFill/>
+                        </a:ln>
+                      </wps:spPr>
+                      <wps:txbx>
+                        <w:txbxContent>
+                          <w:p>
+                            <w:pPr>
+                              <w:pStyle w:val="Kpalrs"/>
+                              <w:jc w:val="center"/>
+                            </w:pPr>
+                            <w:r>
+                              <w:t>7.</w:t>
+                            </w:r>
+                            <w:r>
+                              <w:t>2</w:t>
+                            </w:r>
+                            <w:r>
+                              <w:t>. ábra</w:t>
+                            </w:r>
+                          </w:p>
+                        </w:txbxContent>
+                      </wps:txbx>
+                      <wps:bodyPr rot="0" spcFirstLastPara="0" vertOverflow="overflow" horzOverflow="overflow" vert="horz" wrap="square" lIns="0" tIns="0" rIns="0" bIns="0" numCol="1" spcCol="0" rtlCol="0" fromWordArt="0" anchor="t" anchorCtr="0" forceAA="0" compatLnSpc="1">
+                        <a:prstTxWarp prst="textNoShape">
+                          <a:avLst/>
+                        </a:prstTxWarp>
+                        <a:spAutoFit/>
+                      </wps:bodyPr>
+                    </wps:wsp>
+                  </a:graphicData>
+                </a:graphic>
+                <wp14:sizeRelH relativeFrom="margin">
+                  <wp14:pctWidth>0</wp14:pctWidth>
+                </wp14:sizeRelH>
+                <wp14:sizeRelV relativeFrom="margin">
+                  <wp14:pctHeight>0</wp14:pctHeight>
+                </wp14:sizeRelV>
+              </wp:anchor>
+            </w:drawing>
+          </mc:Choice>
+          <mc:Fallback>
+            <w:pict>
+              <v:shape w14:anchorId="7E0F987B" id="_x0000_s1042" type="#_x0000_t202" style="position:absolute;left:0;text-align:left;margin-left:401.05pt;margin-top:356.7pt;width:452.25pt;height:.05pt;z-index:251710464;visibility:visible;mso-wrap-style:square;mso-width-percent:0;mso-height-percent:0;mso-wrap-distance-left:9pt;mso-wrap-distance-top:0;mso-wrap-distance-right:9pt;mso-wrap-distance-bottom:0;mso-position-horizontal:right;mso-position-horizontal-relative:margin;mso-position-vertical:absolute;mso-position-vertical-relative:text;mso-width-percent:0;mso-height-percent:0;mso-width-relative:margin;mso-height-relative:margin;v-text-anchor:top" o:gfxdata="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" filled="f" stroked="f">
+                <v:textbox style="mso-fit-shape-to-text:t" inset="0,0,0,0">
+                  <w:txbxContent>
+                    <w:p>
+                      <w:pPr>
+                        <w:pStyle w:val="Kpalrs"/>
+                        <w:jc w:val="center"/>
+                      </w:pPr>
+                      <w:r>
+                        <w:t>7.</w:t>
+                      </w:r>
+                      <w:r>
+                        <w:t>2</w:t>
+                      </w:r>
+                      <w:r>
+                        <w:t>. ábra</w:t>
+                      </w:r>
+                    </w:p>
+                  </w:txbxContent>
+                </v:textbox>
+                <w10:wrap type="topAndBottom" anchorx="margin"/>
+              </v:shape>
+            </w:pict>
+          </mc:Fallback>
+        </mc:AlternateContent>
+      </w:r>
+      <w:r>
+        <w:rPr>
+          <w:noProof/>
+        </w:rPr>
+        <w:drawing>
+          <wp:anchor distT="0" distB="0" distL="114300" distR="114300" simplePos="0" relativeHeight="251708416" behindDoc="0" locked="0" layoutInCell="1" allowOverlap="1" wp14:anchorId="2204FB79" wp14:editId="633FC8E6">
+            <wp:simplePos x="0" y="0"/>
+            <wp:positionH relativeFrom="margin">
+              <wp:align>center</wp:align>
+            </wp:positionH>
+            <wp:positionV relativeFrom="paragraph">
+              <wp:posOffset>2564825</wp:posOffset>
+            </wp:positionV>
+            <wp:extent cx="4718685" cy="1958340"/>
+            <wp:effectExtent l="0" t="0" r="5715" b="3810"/>
+            <wp:wrapTopAndBottom/>
+            <wp:docPr id="1785445112" name="Kép 15"/>
+            <wp:cNvGraphicFramePr>
+              <a:graphicFrameLocks xmlns:a="http://schemas.openxmlformats.org/drawingml/2006/main" noChangeAspect="1"/>
+            </wp:cNvGraphicFramePr>
+            <a:graphic xmlns:a="http://schemas.openxmlformats.org/drawingml/2006/main">
+              <a:graphicData uri="http://schemas.openxmlformats.org/drawingml/2006/picture">
+                <pic:pic xmlns:pic="http://schemas.openxmlformats.org/drawingml/2006/picture">
+                  <pic:nvPicPr>
+                    <pic:cNvPr id="0" name="Picture 61"/>
+                    <pic:cNvPicPr>
+                      <a:picLocks noChangeAspect="1" noChangeArrowheads="1"/>
+                    </pic:cNvPicPr>
+                  </pic:nvPicPr>
+                  <pic:blipFill>
+                    <a:blip r:embed="rId31">
+                      <a:extLst>
+                        <a:ext uri="{28A0092B-C50C-407E-A947-70E740481C1C}">
+                          <a14:useLocalDpi xmlns:a14="http://schemas.microsoft.com/office/drawing/2010/main" val="0"/>
+                        </a:ext>
+                      </a:extLst>
+                    </a:blip>
+                    <a:srcRect/>
+                    <a:stretch>
+                      <a:fillRect/>
+                    </a:stretch>
+                  </pic:blipFill>
+                  <pic:spPr bwMode="auto">
+                    <a:xfrm>
+                      <a:off x="0" y="0"/>
+                      <a:ext cx="4718685" cy="1958340"/>
+                    </a:xfrm>
+                    <a:prstGeom prst="rect">
+                      <a:avLst/>
+                    </a:prstGeom>
+                    <a:noFill/>
+                    <a:ln>
+                      <a:noFill/>
+                    </a:ln>
+                  </pic:spPr>
+                </pic:pic>
+              </a:graphicData>
+            </a:graphic>
+          </wp:anchor>
+        </w:drawing>
+      </w:r>
+      <w:r>
+        <w:rPr>
+          <w:noProof/>
+        </w:rPr>
+        <mc:AlternateContent>
+          <mc:Choice Requires="wps">
+            <w:drawing>
+              <wp:anchor distT="0" distB="0" distL="114300" distR="114300" simplePos="0" relativeHeight="251707392" behindDoc="0" locked="0" layoutInCell="1" allowOverlap="1" wp14:anchorId="1420B907" wp14:editId="0F73A9A5">
+                <wp:simplePos x="0" y="0"/>
+                <wp:positionH relativeFrom="margin">
+                  <wp:align>left</wp:align>
+                </wp:positionH>
+                <wp:positionV relativeFrom="paragraph">
+                  <wp:posOffset>2220247</wp:posOffset>
+                </wp:positionV>
+                <wp:extent cx="5743575" cy="635"/>
+                <wp:effectExtent l="0" t="0" r="9525" b="11430"/>
+                <wp:wrapTopAndBottom/>
+                <wp:docPr id="1037957795" name="Szövegdoboz 1"/>
+                <wp:cNvGraphicFramePr/>
+                <a:graphic xmlns:a="http://schemas.openxmlformats.org/drawingml/2006/main">
+                  <a:graphicData uri="http://schemas.microsoft.com/office/word/2010/wordprocessingShape">
+                    <wps:wsp>
+                      <wps:cNvSpPr txBox="1"/>
+                      <wps:spPr>
+                        <a:xfrm>
+                          <a:off x="0" y="0"/>
+                          <a:ext cx="5743575" cy="635"/>
+                        </a:xfrm>
+                        <a:prstGeom prst="rect">
+                          <a:avLst/>
+                        </a:prstGeom>
+                        <a:noFill/>
+                        <a:ln>
+                          <a:noFill/>
+                        </a:ln>
+                      </wps:spPr>
+                      <wps:txbx>
+                        <w:txbxContent>
+                          <w:p>
+                            <w:pPr>
+                              <w:pStyle w:val="Kpalrs"/>
+                              <w:jc w:val="center"/>
+                            </w:pPr>
+                            <w:r>
+                              <w:t>7.1</w:t>
+                            </w:r>
+                            <w:r>
+                              <w:t>. ábra</w:t>
+                            </w:r>
+                          </w:p>
+                        </w:txbxContent>
+                      </wps:txbx>
+                      <wps:bodyPr rot="0" spcFirstLastPara="0" vertOverflow="overflow" horzOverflow="overflow" vert="horz" wrap="square" lIns="0" tIns="0" rIns="0" bIns="0" numCol="1" spcCol="0" rtlCol="0" fromWordArt="0" anchor="t" anchorCtr="0" forceAA="0" compatLnSpc="1">
+                        <a:prstTxWarp prst="textNoShape">
+                          <a:avLst/>
+                        </a:prstTxWarp>
+                        <a:spAutoFit/>
+                      </wps:bodyPr>
+                    </wps:wsp>
+                  </a:graphicData>
+                </a:graphic>
+                <wp14:sizeRelH relativeFrom="margin">
+                  <wp14:pctWidth>0</wp14:pctWidth>
+                </wp14:sizeRelH>
+                <wp14:sizeRelV relativeFrom="margin">
+                  <wp14:pctHeight>0</wp14:pctHeight>
+                </wp14:sizeRelV>
+              </wp:anchor>
+            </w:drawing>
+          </mc:Choice>
+          <mc:Fallback>
+            <w:pict>
+              <v:shape w14:anchorId="1420B907" id="_x0000_s1043" type="#_x0000_t202" style="position:absolute;left:0;text-align:left;margin-left:0;margin-top:174.8pt;width:452.25pt;height:.05pt;z-index:251707392;visibility:visible;mso-wrap-style:square;mso-width-percent:0;mso-height-percent:0;mso-wrap-distance-left:9pt;mso-wrap-distance-top:0;mso-wrap-distance-right:9pt;mso-wrap-distance-bottom:0;mso-position-horizontal:left;mso-position-horizontal-relative:margin;mso-position-vertical:absolute;mso-position-vertical-relative:text;mso-width-percent:0;mso-height-percent:0;mso-width-relative:margin;mso-height-relative:margin;v-text-anchor:top" o:gfxdata="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" filled="f" stroked="f">
+                <v:textbox style="mso-fit-shape-to-text:t" inset="0,0,0,0">
+                  <w:txbxContent>
+                    <w:p>
+                      <w:pPr>
+                        <w:pStyle w:val="Kpalrs"/>
+                        <w:jc w:val="center"/>
+                      </w:pPr>
+                      <w:r>
+                        <w:t>7.1</w:t>
+                      </w:r>
+                      <w:r>
+                        <w:t>. ábra</w:t>
+                      </w:r>
+                    </w:p>
+                  </w:txbxContent>
+                </v:textbox>
+                <w10:wrap type="topAndBottom" anchorx="margin"/>
+              </v:shape>
+            </w:pict>
+          </mc:Fallback>
+        </mc:AlternateContent>
+      </w:r>
+      <w:r>
+        <w:t>Ennek tesztelésére l</w:t>
+      </w:r>
+      <w:r>
+        <w:t>ekérdezt</w:t>
+      </w:r>
+      <w:r>
+        <w:t>ük</w:t>
+      </w:r>
+      <w:r>
+        <w:t xml:space="preserve"> a kliens IP konfigurációját (ipconfig)</w:t>
+      </w:r>
+      <w:r>
+        <w:t>, e</w:t>
+      </w:r>
+      <w:r>
+        <w:t>zután ping paranccsal tesztelt</w:t>
+      </w:r>
+      <w:r>
+        <w:t>ükk</w:t>
+      </w:r>
+      <w:r>
+        <w:t xml:space="preserve"> az IPv6 default gateway elérhetőségét.</w:t>
+      </w:r>
+    </w:p>
+    <w:p>
+      <w:r>
+        <w:t>A</w:t>
+      </w:r>
+      <w:r>
+        <w:t xml:space="preserve"> 7.1. ábrán</w:t>
+      </w:r>
+      <w:r>
+        <w:t xml:space="preserve"> látható, hogy a kliens egyszerre rendelkezik IPv4 és több IPv6 címmel (globális + link-local), ami a dual-stack működést igazolja.</w:t>
+      </w:r>
+      <w:r>
+        <w:t xml:space="preserve"> </w:t>
+      </w:r>
+      <w:r>
+        <w:t xml:space="preserve">A </w:t>
+      </w:r>
+      <w:r>
+        <w:t>7.2. ábrán</w:t>
+      </w:r>
+      <w:r>
+        <w:t xml:space="preserve"> a default gateway (IPv6 cím) pingelése sikeres, ami mutatja, hogy a router elérhető és az IPv6 kommunikáció működik.</w:t>
+      </w:r>
+    </w:p>
+    <w:p>
+      <w:r>
+        <w:t>A kliens sikeresen kapott IPv6 címet SLAAC segítségével és eléri a gateway-t</w:t>
+      </w:r>
+      <w:r>
+        <w:t>, illetve a</w:t>
+      </w:r>
+      <w:r>
+        <w:t xml:space="preserve"> dual-stack működés megfelelő, az IPv4 és IPv6 kommunikáció is stabil.</w:t>
+      </w:r>
+    </w:p>
+    <w:p>
       <w:pPr>
         <w:pStyle w:val="Cmsor2"/>
       </w:pPr>
-      <w:bookmarkStart w:id="8" w:name="_Toc227433668"/>
-      <w:r>
-        <w:t>7. Tűzfalszabályok</w:t>
+      <w:bookmarkStart w:id="8" w:name="_Toc227537803"/>
+      <w:r>
+        <w:t>8</w:t>
+      </w:r>
+      <w:r>
+        <w:t>. Vezeték nélküli hálózatok</w:t>
       </w:r>
       <w:bookmarkEnd w:id="8"/>
     </w:p>
     <w:p>
+      <w:r>
+        <w:t>A WiFi hálózat elérésének vizsgálata felhasználónév/jelszó alapú hitelesítéssel.</w:t>
+      </w:r>
+    </w:p>
+    <w:p>
+      <w:r>
+        <w:lastRenderedPageBreak/>
+        <w:t xml:space="preserve">A vezeték nélküli hálózatunkból egy kis rész került megvalósításra a rendelkezésre álló eszközök korlátoltsága miatt. Ebben a vezeték nélküli kapcsolat meglétét, rendelkezésre állását, és a RADIUS alapú jelszó hitelesítést teszteltük. </w:t>
+      </w:r>
+    </w:p>
+    <w:p>
+      <w:r>
+        <w:rPr>
+          <w:noProof/>
+        </w:rPr>
+        <mc:AlternateContent>
+          <mc:Choice Requires="wps">
+            <w:drawing>
+              <wp:anchor distT="0" distB="0" distL="114300" distR="114300" simplePos="0" relativeHeight="251715584" behindDoc="0" locked="0" layoutInCell="1" allowOverlap="1" wp14:anchorId="61BDC83A" wp14:editId="23446B61">
+                <wp:simplePos x="0" y="0"/>
+                <wp:positionH relativeFrom="margin">
+                  <wp:align>left</wp:align>
+                </wp:positionH>
+                <wp:positionV relativeFrom="paragraph">
+                  <wp:posOffset>4388470</wp:posOffset>
+                </wp:positionV>
+                <wp:extent cx="2753360" cy="635"/>
+                <wp:effectExtent l="0" t="0" r="8890" b="11430"/>
+                <wp:wrapTopAndBottom/>
+                <wp:docPr id="1424541644" name="Szövegdoboz 1"/>
+                <wp:cNvGraphicFramePr/>
+                <a:graphic xmlns:a="http://schemas.openxmlformats.org/drawingml/2006/main">
+                  <a:graphicData uri="http://schemas.microsoft.com/office/word/2010/wordprocessingShape">
+                    <wps:wsp>
+                      <wps:cNvSpPr txBox="1"/>
+                      <wps:spPr>
+                        <a:xfrm>
+                          <a:off x="0" y="0"/>
+                          <a:ext cx="2753360" cy="635"/>
+                        </a:xfrm>
+                        <a:prstGeom prst="rect">
+                          <a:avLst/>
+                        </a:prstGeom>
+                        <a:noFill/>
+                        <a:ln>
+                          <a:noFill/>
+                        </a:ln>
+                      </wps:spPr>
+                      <wps:txbx>
+                        <w:txbxContent>
+                          <w:p>
+                            <w:pPr>
+                              <w:pStyle w:val="Kpalrs"/>
+                              <w:jc w:val="center"/>
+                            </w:pPr>
+                            <w:r>
+                              <w:t>8</w:t>
+                            </w:r>
+                            <w:r>
+                              <w:t>.</w:t>
+                            </w:r>
+                            <w:r>
+                              <w:t>1</w:t>
+                            </w:r>
+                            <w:r>
+                              <w:t>. ábra</w:t>
+                            </w:r>
+                          </w:p>
+                        </w:txbxContent>
+                      </wps:txbx>
+                      <wps:bodyPr rot="0" spcFirstLastPara="0" vertOverflow="overflow" horzOverflow="overflow" vert="horz" wrap="square" lIns="0" tIns="0" rIns="0" bIns="0" numCol="1" spcCol="0" rtlCol="0" fromWordArt="0" anchor="t" anchorCtr="0" forceAA="0" compatLnSpc="1">
+                        <a:prstTxWarp prst="textNoShape">
+                          <a:avLst/>
+                        </a:prstTxWarp>
+                        <a:spAutoFit/>
+                      </wps:bodyPr>
+                    </wps:wsp>
+                  </a:graphicData>
+                </a:graphic>
+                <wp14:sizeRelH relativeFrom="margin">
+                  <wp14:pctWidth>0</wp14:pctWidth>
+                </wp14:sizeRelH>
+                <wp14:sizeRelV relativeFrom="margin">
+                  <wp14:pctHeight>0</wp14:pctHeight>
+                </wp14:sizeRelV>
+              </wp:anchor>
+            </w:drawing>
+          </mc:Choice>
+          <mc:Fallback>
+            <w:pict>
+              <v:shape w14:anchorId="61BDC83A" id="_x0000_s1044" type="#_x0000_t202" style="position:absolute;left:0;text-align:left;margin-left:0;margin-top:345.55pt;width:216.8pt;height:.05pt;z-index:251715584;visibility:visible;mso-wrap-style:square;mso-width-percent:0;mso-height-percent:0;mso-wrap-distance-left:9pt;mso-wrap-distance-top:0;mso-wrap-distance-right:9pt;mso-wrap-distance-bottom:0;mso-position-horizontal:left;mso-position-horizontal-relative:margin;mso-position-vertical:absolute;mso-position-vertical-relative:text;mso-width-percent:0;mso-height-percent:0;mso-width-relative:margin;mso-height-relative:margin;v-text-anchor:top" o:gfxdata="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" filled="f" stroked="f">
+                <v:textbox style="mso-fit-shape-to-text:t" inset="0,0,0,0">
+                  <w:txbxContent>
+                    <w:p>
+                      <w:pPr>
+                        <w:pStyle w:val="Kpalrs"/>
+                        <w:jc w:val="center"/>
+                      </w:pPr>
+                      <w:r>
+                        <w:t>8</w:t>
+                      </w:r>
+                      <w:r>
+                        <w:t>.</w:t>
+                      </w:r>
+                      <w:r>
+                        <w:t>1</w:t>
+                      </w:r>
+                      <w:r>
+                        <w:t>. ábra</w:t>
+                      </w:r>
+                    </w:p>
+                  </w:txbxContent>
+                </v:textbox>
+                <w10:wrap type="topAndBottom" anchorx="margin"/>
+              </v:shape>
+            </w:pict>
+          </mc:Fallback>
+        </mc:AlternateContent>
+      </w:r>
+      <w:r>
+        <w:rPr>
+          <w:noProof/>
+        </w:rPr>
+        <mc:AlternateContent>
+          <mc:Choice Requires="wpg">
+            <w:drawing>
+              <wp:anchor distT="0" distB="0" distL="114300" distR="114300" simplePos="0" relativeHeight="251713536" behindDoc="0" locked="0" layoutInCell="1" allowOverlap="1" wp14:anchorId="0565126C" wp14:editId="380EF633">
+                <wp:simplePos x="0" y="0"/>
+                <wp:positionH relativeFrom="margin">
+                  <wp:posOffset>13757</wp:posOffset>
+                </wp:positionH>
+                <wp:positionV relativeFrom="paragraph">
+                  <wp:posOffset>624633</wp:posOffset>
+                </wp:positionV>
+                <wp:extent cx="5749665" cy="3764531"/>
+                <wp:effectExtent l="0" t="0" r="3810" b="7620"/>
+                <wp:wrapTopAndBottom/>
+                <wp:docPr id="495904051" name="Csoportba foglalás 18"/>
+                <wp:cNvGraphicFramePr/>
+                <a:graphic xmlns:a="http://schemas.openxmlformats.org/drawingml/2006/main">
+                  <a:graphicData uri="http://schemas.microsoft.com/office/word/2010/wordprocessingGroup">
+                    <wpg:wgp>
+                      <wpg:cNvGrpSpPr/>
+                      <wpg:grpSpPr>
+                        <a:xfrm>
+                          <a:off x="0" y="0"/>
+                          <a:ext cx="5749665" cy="3764531"/>
+                          <a:chOff x="10421" y="0"/>
+                          <a:chExt cx="5750211" cy="3764531"/>
+                        </a:xfrm>
+                      </wpg:grpSpPr>
+                      <pic:pic xmlns:pic="http://schemas.openxmlformats.org/drawingml/2006/picture">
+                        <pic:nvPicPr>
+                          <pic:cNvPr id="124740226" name="Kép 16"/>
+                          <pic:cNvPicPr>
+                            <a:picLocks noChangeAspect="1"/>
+                          </pic:cNvPicPr>
+                        </pic:nvPicPr>
+                        <pic:blipFill rotWithShape="1">
+                          <a:blip r:embed="rId32" cstate="print">
+                            <a:extLst>
+                              <a:ext uri="{28A0092B-C50C-407E-A947-70E740481C1C}">
+                                <a14:useLocalDpi xmlns:a14="http://schemas.microsoft.com/office/drawing/2010/main" val="0"/>
+                              </a:ext>
+                            </a:extLst>
+                          </a:blip>
+                          <a:srcRect t="6596"/>
+                          <a:stretch>
+                            <a:fillRect/>
+                          </a:stretch>
+                        </pic:blipFill>
+                        <pic:spPr bwMode="auto">
+                          <a:xfrm>
+                            <a:off x="10421" y="0"/>
+                            <a:ext cx="2743200" cy="3764531"/>
+                          </a:xfrm>
+                          <a:prstGeom prst="rect">
+                            <a:avLst/>
+                          </a:prstGeom>
+                          <a:noFill/>
+                          <a:ln>
+                            <a:noFill/>
+                          </a:ln>
+                        </pic:spPr>
+                      </pic:pic>
+                      <pic:pic xmlns:pic="http://schemas.openxmlformats.org/drawingml/2006/picture">
+                        <pic:nvPicPr>
+                          <pic:cNvPr id="856413741" name="Kép 17"/>
+                          <pic:cNvPicPr>
+                            <a:picLocks noChangeAspect="1"/>
+                          </pic:cNvPicPr>
+                        </pic:nvPicPr>
+                        <pic:blipFill>
+                          <a:blip r:embed="rId33">
+                            <a:extLst>
+                              <a:ext uri="{28A0092B-C50C-407E-A947-70E740481C1C}">
+                                <a14:useLocalDpi xmlns:a14="http://schemas.microsoft.com/office/drawing/2010/main" val="0"/>
+                              </a:ext>
+                            </a:extLst>
+                          </a:blip>
+                          <a:srcRect/>
+                          <a:stretch>
+                            <a:fillRect/>
+                          </a:stretch>
+                        </pic:blipFill>
+                        <pic:spPr bwMode="auto">
+                          <a:xfrm>
+                            <a:off x="2998382" y="0"/>
+                            <a:ext cx="2762250" cy="1865630"/>
+                          </a:xfrm>
+                          <a:prstGeom prst="rect">
+                            <a:avLst/>
+                          </a:prstGeom>
+                          <a:noFill/>
+                          <a:ln>
+                            <a:noFill/>
+                          </a:ln>
+                        </pic:spPr>
+                      </pic:pic>
+                    </wpg:wgp>
+                  </a:graphicData>
+                </a:graphic>
+                <wp14:sizeRelH relativeFrom="margin">
+                  <wp14:pctWidth>0</wp14:pctWidth>
+                </wp14:sizeRelH>
+                <wp14:sizeRelV relativeFrom="margin">
+                  <wp14:pctHeight>0</wp14:pctHeight>
+                </wp14:sizeRelV>
+              </wp:anchor>
+            </w:drawing>
+          </mc:Choice>
+          <mc:Fallback>
+            <w:pict>
+              <v:group w14:anchorId="09064078" id="Csoportba foglalás 18" o:spid="_x0000_s1026" style="position:absolute;margin-left:1.1pt;margin-top:49.2pt;width:452.75pt;height:296.4pt;z-index:251713536;mso-position-horizontal-relative:margin;mso-width-relative:margin;mso-height-relative:margin" coordorigin="104" coordsize="57502,37645" o:gfxdata="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">
+                <v:shapetype id="_x0000_t75" coordsize="21600,21600" o:spt="75" o:preferrelative="t" path="m@4@5l@4@11@9@11@9@5xe" filled="f" stroked="f">
+                  <v:stroke joinstyle="miter"/>
+                  <v:formulas>
+                    <v:f eqn="if lineDrawn pixelLineWidth 0"/>
+                    <v:f eqn="sum @0 1 0"/>
+                    <v:f eqn="sum 0 0 @1"/>
+                    <v:f eqn="prod @2 1 2"/>
+                    <v:f eqn="prod @3 21600 pixelWidth"/>
+                    <v:f eqn="prod @3 21600 pixelHeight"/>
+                    <v:f eqn="sum @0 0 1"/>
+                    <v:f eqn="prod @6 1 2"/>
+                    <v:f eqn="prod @7 21600 pixelWidth"/>
+                    <v:f eqn="sum @8 21600 0"/>
+                    <v:f eqn="prod @7 21600 pixelHeight"/>
+                    <v:f eqn="sum @10 21600 0"/>
+                  </v:formulas>
+                  <v:path o:extrusionok="f" gradientshapeok="t" o:connecttype="rect"/>
+                  <o:lock v:ext="edit" aspectratio="t"/>
+                </v:shapetype>
+                <v:shape id="Kép 16" o:spid="_x0000_s1027" type="#_x0000_t75" style="position:absolute;left:104;width:27432;height:37645;visibility:visible;mso-wrap-style:square" o:gfxdata="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">
+                  <v:imagedata r:id="rId34" o:title="" croptop="4323f"/>
+                </v:shape>
+                <v:shape id="Kép 17" o:spid="_x0000_s1028" type="#_x0000_t75" style="position:absolute;left:29983;width:27623;height:18656;visibility:visible;mso-wrap-style:square" o:gfxdata="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">
+                  <v:imagedata r:id="rId35" o:title=""/>
+                </v:shape>
+                <w10:wrap type="topAndBottom" anchorx="margin"/>
+              </v:group>
+            </w:pict>
+          </mc:Fallback>
+        </mc:AlternateContent>
+      </w:r>
+      <w:r>
+        <w:rPr>
+          <w:noProof/>
+        </w:rPr>
+        <mc:AlternateContent>
+          <mc:Choice Requires="wps">
+            <w:drawing>
+              <wp:anchor distT="0" distB="0" distL="114300" distR="114300" simplePos="0" relativeHeight="251717632" behindDoc="0" locked="0" layoutInCell="1" allowOverlap="1" wp14:anchorId="288E2D5E" wp14:editId="2095F20B">
+                <wp:simplePos x="0" y="0"/>
+                <wp:positionH relativeFrom="margin">
+                  <wp:align>right</wp:align>
+                </wp:positionH>
+                <wp:positionV relativeFrom="paragraph">
+                  <wp:posOffset>2489820</wp:posOffset>
+                </wp:positionV>
+                <wp:extent cx="2753360" cy="635"/>
+                <wp:effectExtent l="0" t="0" r="8890" b="11430"/>
+                <wp:wrapTopAndBottom/>
+                <wp:docPr id="1265842890" name="Szövegdoboz 1"/>
+                <wp:cNvGraphicFramePr/>
+                <a:graphic xmlns:a="http://schemas.openxmlformats.org/drawingml/2006/main">
+                  <a:graphicData uri="http://schemas.microsoft.com/office/word/2010/wordprocessingShape">
+                    <wps:wsp>
+                      <wps:cNvSpPr txBox="1"/>
+                      <wps:spPr>
+                        <a:xfrm>
+                          <a:off x="0" y="0"/>
+                          <a:ext cx="2753360" cy="635"/>
+                        </a:xfrm>
+                        <a:prstGeom prst="rect">
+                          <a:avLst/>
+                        </a:prstGeom>
+                        <a:noFill/>
+                        <a:ln>
+                          <a:noFill/>
+                        </a:ln>
+                      </wps:spPr>
+                      <wps:txbx>
+                        <w:txbxContent>
+                          <w:p>
+                            <w:pPr>
+                              <w:pStyle w:val="Kpalrs"/>
+                              <w:jc w:val="center"/>
+                            </w:pPr>
+                            <w:r>
+                              <w:t>8.2</w:t>
+                            </w:r>
+                            <w:r>
+                              <w:t>. ábra</w:t>
+                            </w:r>
+                          </w:p>
+                        </w:txbxContent>
+                      </wps:txbx>
+                      <wps:bodyPr rot="0" spcFirstLastPara="0" vertOverflow="overflow" horzOverflow="overflow" vert="horz" wrap="square" lIns="0" tIns="0" rIns="0" bIns="0" numCol="1" spcCol="0" rtlCol="0" fromWordArt="0" anchor="t" anchorCtr="0" forceAA="0" compatLnSpc="1">
+                        <a:prstTxWarp prst="textNoShape">
+                          <a:avLst/>
+                        </a:prstTxWarp>
+                        <a:spAutoFit/>
+                      </wps:bodyPr>
+                    </wps:wsp>
+                  </a:graphicData>
+                </a:graphic>
+                <wp14:sizeRelH relativeFrom="margin">
+                  <wp14:pctWidth>0</wp14:pctWidth>
+                </wp14:sizeRelH>
+                <wp14:sizeRelV relativeFrom="margin">
+                  <wp14:pctHeight>0</wp14:pctHeight>
+                </wp14:sizeRelV>
+              </wp:anchor>
+            </w:drawing>
+          </mc:Choice>
+          <mc:Fallback>
+            <w:pict>
+              <v:shape w14:anchorId="288E2D5E" id="_x0000_s1045" type="#_x0000_t202" style="position:absolute;left:0;text-align:left;margin-left:165.6pt;margin-top:196.05pt;width:216.8pt;height:.05pt;z-index:251717632;visibility:visible;mso-wrap-style:square;mso-width-percent:0;mso-height-percent:0;mso-wrap-distance-left:9pt;mso-wrap-distance-top:0;mso-wrap-distance-right:9pt;mso-wrap-distance-bottom:0;mso-position-horizontal:right;mso-position-horizontal-relative:margin;mso-position-vertical:absolute;mso-position-vertical-relative:text;mso-width-percent:0;mso-height-percent:0;mso-width-relative:margin;mso-height-relative:margin;v-text-anchor:top" o:gfxdata="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" filled="f" stroked="f">
+                <v:textbox style="mso-fit-shape-to-text:t" inset="0,0,0,0">
+                  <w:txbxContent>
+                    <w:p>
+                      <w:pPr>
+                        <w:pStyle w:val="Kpalrs"/>
+                        <w:jc w:val="center"/>
+                      </w:pPr>
+                      <w:r>
+                        <w:t>8.2</w:t>
+                      </w:r>
+                      <w:r>
+                        <w:t>. ábra</w:t>
+                      </w:r>
+                    </w:p>
+                  </w:txbxContent>
+                </v:textbox>
+                <w10:wrap type="topAndBottom" anchorx="margin"/>
+              </v:shape>
+            </w:pict>
+          </mc:Fallback>
+        </mc:AlternateContent>
+      </w:r>
+      <w:r>
+        <w:t>A kliens csatlakozott az IT_WIFI hálózathoz felhasználónév és jelszó megadásával.</w:t>
+      </w:r>
+      <w:r>
+        <w:t xml:space="preserve"> </w:t>
+      </w:r>
+      <w:r>
+        <w:t>Ezután ellenőrizt</w:t>
+      </w:r>
+      <w:r>
+        <w:t>ük</w:t>
+      </w:r>
+      <w:r>
+        <w:t xml:space="preserve"> a hálózati konfigurációt és a kapott IP címet</w:t>
+      </w:r>
+      <w:r>
+        <w:t xml:space="preserve"> (8.1. és 8.2. ábra)</w:t>
+      </w:r>
+      <w:r>
+        <w:t>.</w:t>
+      </w:r>
+    </w:p>
+    <w:p/>
+    <w:p>
+      <w:r>
+        <w:t>Az első képen látható a hitelesítéshez szükséges felhasználónév/jelszó megadása.</w:t>
+      </w:r>
+      <w:r>
+        <w:br/>
+        <w:t>A második képen látható, hogy a kliens sikeresen csatlakozott és IP címet kapott (</w:t>
+      </w:r>
+      <w:r>
+        <w:rPr>
+          <w:rStyle w:val="inlineChar"/>
+          <w:shd w:val="clear" w:color="auto" w:fill="E7E6E6" w:themeFill="background2"/>
+        </w:rPr>
+        <w:t>10.1.10.12</w:t>
+      </w:r>
+      <w:r>
+        <w:t>)</w:t>
+      </w:r>
+      <w:r>
+        <w:t>.</w:t>
+      </w:r>
+    </w:p>
+    <w:p>
+      <w:r>
+        <w:t>A kliens sikeresen hitelesítette magát és hozzáférést kapott a hálózathoz, az IP cím kiosztás és a kapcsolat működése pedig igazolja, hogy a RADIUS alapú hitelesítés megfelelően működik.</w:t>
+      </w:r>
+    </w:p>
+    <w:p>
       <w:pPr>
         <w:pStyle w:val="Cmsor2"/>
       </w:pPr>
-      <w:bookmarkStart w:id="9" w:name="_Toc227433669"/>
-      <w:r>
-        <w:t>8. Hálózati címfordítások</w:t>
+      <w:bookmarkStart w:id="9" w:name="_Toc227537806"/>
+      <w:r>
+        <w:t>9</w:t>
+      </w:r>
+      <w:r>
+        <w:t>. Broadcast védelem</w:t>
       </w:r>
       <w:bookmarkEnd w:id="9"/>
     </w:p>
     <w:p>
+      <w:r>
+        <w:t>A storm-control funkció működésének vizsgálata Layer2 hálózatban.</w:t>
+      </w:r>
+      <w:r>
+        <w:t xml:space="preserve"> </w:t>
+      </w:r>
+    </w:p>
+    <w:p>
+      <w:r>
+        <w:lastRenderedPageBreak/>
+        <w:t>Az összes switch accsess portjain</w:t>
+      </w:r>
+      <w:r>
+        <w:t xml:space="preserve"> storm-control van konfigurálva 40%-os küszöbértékkel.</w:t>
+      </w:r>
+    </w:p>
+    <w:p>
+      <w:r>
+        <w:drawing>
+          <wp:anchor distT="0" distB="0" distL="114300" distR="114300" simplePos="0" relativeHeight="251718656" behindDoc="0" locked="0" layoutInCell="1" allowOverlap="1" wp14:anchorId="3363A5FC" wp14:editId="57228263">
+            <wp:simplePos x="0" y="0"/>
+            <wp:positionH relativeFrom="margin">
+              <wp:posOffset>982345</wp:posOffset>
+            </wp:positionH>
+            <wp:positionV relativeFrom="paragraph">
+              <wp:posOffset>897890</wp:posOffset>
+            </wp:positionV>
+            <wp:extent cx="3776980" cy="1533525"/>
+            <wp:effectExtent l="0" t="0" r="0" b="9525"/>
+            <wp:wrapTopAndBottom/>
+            <wp:docPr id="665209082" name="Kép 1"/>
+            <wp:cNvGraphicFramePr>
+              <a:graphicFrameLocks xmlns:a="http://schemas.openxmlformats.org/drawingml/2006/main" noChangeAspect="1"/>
+            </wp:cNvGraphicFramePr>
+            <a:graphic xmlns:a="http://schemas.openxmlformats.org/drawingml/2006/main">
+              <a:graphicData uri="http://schemas.openxmlformats.org/drawingml/2006/picture">
+                <pic:pic xmlns:pic="http://schemas.openxmlformats.org/drawingml/2006/picture">
+                  <pic:nvPicPr>
+                    <pic:cNvPr id="665209082" name="Kép 1"/>
+                    <pic:cNvPicPr/>
+                  </pic:nvPicPr>
+                  <pic:blipFill>
+                    <a:blip r:embed="rId36">
+                      <a:extLst>
+                        <a:ext uri="{28A0092B-C50C-407E-A947-70E740481C1C}">
+                          <a14:useLocalDpi xmlns:a14="http://schemas.microsoft.com/office/drawing/2010/main" val="0"/>
+                        </a:ext>
+                      </a:extLst>
+                    </a:blip>
+                    <a:stretch>
+                      <a:fillRect/>
+                    </a:stretch>
+                  </pic:blipFill>
+                  <pic:spPr>
+                    <a:xfrm>
+                      <a:off x="0" y="0"/>
+                      <a:ext cx="3776980" cy="1533525"/>
+                    </a:xfrm>
+                    <a:prstGeom prst="rect">
+                      <a:avLst/>
+                    </a:prstGeom>
+                  </pic:spPr>
+                </pic:pic>
+              </a:graphicData>
+            </a:graphic>
+            <wp14:sizeRelH relativeFrom="margin">
+              <wp14:pctWidth>0</wp14:pctWidth>
+            </wp14:sizeRelH>
+          </wp:anchor>
+        </w:drawing>
+      </w:r>
+      <w:r>
+        <w:rPr>
+          <w:noProof/>
+        </w:rPr>
+        <mc:AlternateContent>
+          <mc:Choice Requires="wps">
+            <w:drawing>
+              <wp:anchor distT="0" distB="0" distL="114300" distR="114300" simplePos="0" relativeHeight="251720704" behindDoc="0" locked="0" layoutInCell="1" allowOverlap="1" wp14:anchorId="1A68BB4B" wp14:editId="2B6C97E0">
+                <wp:simplePos x="0" y="0"/>
+                <wp:positionH relativeFrom="margin">
+                  <wp:posOffset>6350</wp:posOffset>
+                </wp:positionH>
+                <wp:positionV relativeFrom="paragraph">
+                  <wp:posOffset>2429451</wp:posOffset>
+                </wp:positionV>
+                <wp:extent cx="5743575" cy="635"/>
+                <wp:effectExtent l="0" t="0" r="9525" b="11430"/>
+                <wp:wrapTopAndBottom/>
+                <wp:docPr id="1714358366" name="Szövegdoboz 1"/>
+                <wp:cNvGraphicFramePr/>
+                <a:graphic xmlns:a="http://schemas.openxmlformats.org/drawingml/2006/main">
+                  <a:graphicData uri="http://schemas.microsoft.com/office/word/2010/wordprocessingShape">
+                    <wps:wsp>
+                      <wps:cNvSpPr txBox="1"/>
+                      <wps:spPr>
+                        <a:xfrm>
+                          <a:off x="0" y="0"/>
+                          <a:ext cx="5743575" cy="635"/>
+                        </a:xfrm>
+                        <a:prstGeom prst="rect">
+                          <a:avLst/>
+                        </a:prstGeom>
+                        <a:noFill/>
+                        <a:ln>
+                          <a:noFill/>
+                        </a:ln>
+                      </wps:spPr>
+                      <wps:txbx>
+                        <w:txbxContent>
+                          <w:p>
+                            <w:pPr>
+                              <w:pStyle w:val="Kpalrs"/>
+                              <w:jc w:val="center"/>
+                            </w:pPr>
+                            <w:r>
+                              <w:t>9.1.</w:t>
+                            </w:r>
+                            <w:r>
+                              <w:t xml:space="preserve"> ábra</w:t>
+                            </w:r>
+                          </w:p>
+                        </w:txbxContent>
+                      </wps:txbx>
+                      <wps:bodyPr rot="0" spcFirstLastPara="0" vertOverflow="overflow" horzOverflow="overflow" vert="horz" wrap="square" lIns="0" tIns="0" rIns="0" bIns="0" numCol="1" spcCol="0" rtlCol="0" fromWordArt="0" anchor="t" anchorCtr="0" forceAA="0" compatLnSpc="1">
+                        <a:prstTxWarp prst="textNoShape">
+                          <a:avLst/>
+                        </a:prstTxWarp>
+                        <a:spAutoFit/>
+                      </wps:bodyPr>
+                    </wps:wsp>
+                  </a:graphicData>
+                </a:graphic>
+                <wp14:sizeRelH relativeFrom="margin">
+                  <wp14:pctWidth>0</wp14:pctWidth>
+                </wp14:sizeRelH>
+                <wp14:sizeRelV relativeFrom="margin">
+                  <wp14:pctHeight>0</wp14:pctHeight>
+                </wp14:sizeRelV>
+              </wp:anchor>
+            </w:drawing>
+          </mc:Choice>
+          <mc:Fallback>
+            <w:pict>
+              <v:shape w14:anchorId="1A68BB4B" id="_x0000_s1046" type="#_x0000_t202" style="position:absolute;left:0;text-align:left;margin-left:.5pt;margin-top:191.3pt;width:452.25pt;height:.05pt;z-index:251720704;visibility:visible;mso-wrap-style:square;mso-width-percent:0;mso-height-percent:0;mso-wrap-distance-left:9pt;mso-wrap-distance-top:0;mso-wrap-distance-right:9pt;mso-wrap-distance-bottom:0;mso-position-horizontal:absolute;mso-position-horizontal-relative:margin;mso-position-vertical:absolute;mso-position-vertical-relative:text;mso-width-percent:0;mso-height-percent:0;mso-width-relative:margin;mso-height-relative:margin;v-text-anchor:top" o:gfxdata="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" filled="f" stroked="f">
+                <v:textbox style="mso-fit-shape-to-text:t" inset="0,0,0,0">
+                  <w:txbxContent>
+                    <w:p>
+                      <w:pPr>
+                        <w:pStyle w:val="Kpalrs"/>
+                        <w:jc w:val="center"/>
+                      </w:pPr>
+                      <w:r>
+                        <w:t>9.1.</w:t>
+                      </w:r>
+                      <w:r>
+                        <w:t xml:space="preserve"> ábra</w:t>
+                      </w:r>
+                    </w:p>
+                  </w:txbxContent>
+                </v:textbox>
+                <w10:wrap type="topAndBottom" anchorx="margin"/>
+              </v:shape>
+            </w:pict>
+          </mc:Fallback>
+        </mc:AlternateContent>
+      </w:r>
+      <w:r>
+        <w:t>Forgalmat generált</w:t>
+      </w:r>
+      <w:r>
+        <w:t xml:space="preserve">unk a </w:t>
+      </w:r>
+      <w:r>
+        <w:rPr>
+          <w:rStyle w:val="inlineChar"/>
+          <w:shd w:val="clear" w:color="auto" w:fill="E7E6E6" w:themeFill="background2"/>
+        </w:rPr>
+        <w:t>SZERVER_SW</w:t>
+      </w:r>
+      <w:r>
+        <w:t xml:space="preserve"> </w:t>
+      </w:r>
+      <w:r>
+        <w:t>két</w:t>
+      </w:r>
+      <w:r>
+        <w:t xml:space="preserve"> port</w:t>
+      </w:r>
+      <w:r>
+        <w:t>ján</w:t>
+      </w:r>
+      <w:r>
+        <w:t xml:space="preserve"> (</w:t>
+      </w:r>
+      <w:r>
+        <w:rPr>
+          <w:rStyle w:val="inlineChar"/>
+          <w:shd w:val="clear" w:color="auto" w:fill="E7E6E6" w:themeFill="background2"/>
+        </w:rPr>
+        <w:t>Gi1/0/19</w:t>
+      </w:r>
+      <w:r>
+        <w:rPr>
+          <w:rStyle w:val="inlineChar"/>
+          <w:shd w:val="clear" w:color="auto" w:fill="E7E6E6" w:themeFill="background2"/>
+        </w:rPr>
+        <w:t>-20</w:t>
+      </w:r>
+      <w:r>
+        <w:t>)</w:t>
+      </w:r>
+      <w:r>
+        <w:t xml:space="preserve">. A </w:t>
+      </w:r>
+      <w:r>
+        <w:rPr>
+          <w:rStyle w:val="inlineChar"/>
+          <w:shd w:val="clear" w:color="auto" w:fill="E7E6E6" w:themeFill="background2"/>
+        </w:rPr>
+        <w:t>Gi1/0/</w:t>
+      </w:r>
+      <w:r>
+        <w:rPr>
+          <w:rStyle w:val="inlineChar"/>
+          <w:shd w:val="clear" w:color="auto" w:fill="E7E6E6" w:themeFill="background2"/>
+        </w:rPr>
+        <w:t>20</w:t>
+      </w:r>
+      <w:r>
+        <w:t xml:space="preserve"> po</w:t>
+      </w:r>
+      <w:r>
+        <w:t>rtot szándékosan túlterheltük, majd e</w:t>
+      </w:r>
+      <w:r>
+        <w:t>zután a show storm-control paranccsal ellenőriztem az aktuális terhelést</w:t>
+      </w:r>
+      <w:r>
+        <w:t xml:space="preserve"> (9.1. ábra)</w:t>
+      </w:r>
+      <w:r>
+        <w:t>.</w:t>
+      </w:r>
+    </w:p>
+    <w:p>
+      <w:r>
+        <w:t xml:space="preserve">A </w:t>
+      </w:r>
+      <w:r>
+        <w:t>9.1 ábrán</w:t>
+      </w:r>
+      <w:r>
+        <w:t xml:space="preserve"> látható, hogy a Gi1/0/19 porton 12.84% forgalom mérhető, míg a Gi1/0/20 porton a forgalom elérte a 98.57%-ot.</w:t>
+      </w:r>
+      <w:r>
+        <w:t xml:space="preserve"> </w:t>
+      </w:r>
+      <w:r>
+        <w:t>A Gi1/0/20 port állapota „Suppressed”, ami jelzi, hogy a storm-control beavatkozott és korlátozta a forgalmat.</w:t>
+      </w:r>
+    </w:p>
+    <w:p>
+      <w:r>
+        <w:t>A storm-control megfelelően működik, mivel a küszöbérték túllépése esetén automatikusan korlátozza a forgalmat.</w:t>
+      </w:r>
+      <w:r>
+        <w:t xml:space="preserve"> </w:t>
+      </w:r>
+      <w:r>
+        <w:t>A Gi1/0/20 port esetében a védelem aktiválódott, így megakadályozta a hálózat túlterhelését.</w:t>
+      </w:r>
+    </w:p>
+    <w:p>
       <w:pPr>
         <w:pStyle w:val="Cmsor2"/>
       </w:pPr>
-      <w:bookmarkStart w:id="10" w:name="_Toc227433670"/>
-      <w:r>
-        <w:t>9. Site-to-site kapcsolat</w:t>
+      <w:r>
+        <w:t>10. BPDU guard működése</w:t>
+      </w:r>
+    </w:p>
+    <w:p>
+      <w:r>
+        <w:t>A BPDU Guard működésének vizsgálata, hogy megakadályozza a nem kívánt switch csatlakoztatást</w:t>
+      </w:r>
+      <w:r>
+        <w:t>.</w:t>
+      </w:r>
+    </w:p>
+    <w:p>
+      <w:r>
+        <w:rPr>
+          <w:noProof/>
+        </w:rPr>
+        <mc:AlternateContent>
+          <mc:Choice Requires="wps">
+            <w:drawing>
+              <wp:anchor distT="0" distB="0" distL="114300" distR="114300" simplePos="0" relativeHeight="251723776" behindDoc="0" locked="0" layoutInCell="1" allowOverlap="1" wp14:anchorId="494459A8" wp14:editId="47070127">
+                <wp:simplePos x="0" y="0"/>
+                <wp:positionH relativeFrom="margin">
+                  <wp:align>right</wp:align>
+                </wp:positionH>
+                <wp:positionV relativeFrom="paragraph">
+                  <wp:posOffset>894493</wp:posOffset>
+                </wp:positionV>
+                <wp:extent cx="5743575" cy="635"/>
+                <wp:effectExtent l="0" t="0" r="9525" b="11430"/>
+                <wp:wrapTopAndBottom/>
+                <wp:docPr id="832692534" name="Szövegdoboz 1"/>
+                <wp:cNvGraphicFramePr/>
+                <a:graphic xmlns:a="http://schemas.openxmlformats.org/drawingml/2006/main">
+                  <a:graphicData uri="http://schemas.microsoft.com/office/word/2010/wordprocessingShape">
+                    <wps:wsp>
+                      <wps:cNvSpPr txBox="1"/>
+                      <wps:spPr>
+                        <a:xfrm>
+                          <a:off x="0" y="0"/>
+                          <a:ext cx="5743575" cy="635"/>
+                        </a:xfrm>
+                        <a:prstGeom prst="rect">
+                          <a:avLst/>
+                        </a:prstGeom>
+                        <a:noFill/>
+                        <a:ln>
+                          <a:noFill/>
+                        </a:ln>
+                      </wps:spPr>
+                      <wps:txbx>
+                        <w:txbxContent>
+                          <w:p>
+                            <w:pPr>
+                              <w:pStyle w:val="Kpalrs"/>
+                              <w:jc w:val="center"/>
+                            </w:pPr>
+                            <w:r>
+                              <w:t>10</w:t>
+                            </w:r>
+                            <w:r>
+                              <w:t>.1.</w:t>
+                            </w:r>
+                            <w:r>
+                              <w:t xml:space="preserve"> ábra</w:t>
+                            </w:r>
+                          </w:p>
+                        </w:txbxContent>
+                      </wps:txbx>
+                      <wps:bodyPr rot="0" spcFirstLastPara="0" vertOverflow="overflow" horzOverflow="overflow" vert="horz" wrap="square" lIns="0" tIns="0" rIns="0" bIns="0" numCol="1" spcCol="0" rtlCol="0" fromWordArt="0" anchor="t" anchorCtr="0" forceAA="0" compatLnSpc="1">
+                        <a:prstTxWarp prst="textNoShape">
+                          <a:avLst/>
+                        </a:prstTxWarp>
+                        <a:spAutoFit/>
+                      </wps:bodyPr>
+                    </wps:wsp>
+                  </a:graphicData>
+                </a:graphic>
+                <wp14:sizeRelH relativeFrom="margin">
+                  <wp14:pctWidth>0</wp14:pctWidth>
+                </wp14:sizeRelH>
+                <wp14:sizeRelV relativeFrom="margin">
+                  <wp14:pctHeight>0</wp14:pctHeight>
+                </wp14:sizeRelV>
+              </wp:anchor>
+            </w:drawing>
+          </mc:Choice>
+          <mc:Fallback>
+            <w:pict>
+              <v:shape w14:anchorId="494459A8" id="_x0000_s1047" type="#_x0000_t202" style="position:absolute;left:0;text-align:left;margin-left:401.05pt;margin-top:70.45pt;width:452.25pt;height:.05pt;z-index:251723776;visibility:visible;mso-wrap-style:square;mso-width-percent:0;mso-height-percent:0;mso-wrap-distance-left:9pt;mso-wrap-distance-top:0;mso-wrap-distance-right:9pt;mso-wrap-distance-bottom:0;mso-position-horizontal:right;mso-position-horizontal-relative:margin;mso-position-vertical:absolute;mso-position-vertical-relative:text;mso-width-percent:0;mso-height-percent:0;mso-width-relative:margin;mso-height-relative:margin;v-text-anchor:top" o:gfxdata="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" filled="f" stroked="f">
+                <v:textbox style="mso-fit-shape-to-text:t" inset="0,0,0,0">
+                  <w:txbxContent>
+                    <w:p>
+                      <w:pPr>
+                        <w:pStyle w:val="Kpalrs"/>
+                        <w:jc w:val="center"/>
+                      </w:pPr>
+                      <w:r>
+                        <w:t>10</w:t>
+                      </w:r>
+                      <w:r>
+                        <w:t>.1.</w:t>
+                      </w:r>
+                      <w:r>
+                        <w:t xml:space="preserve"> ábra</w:t>
+                      </w:r>
+                    </w:p>
+                  </w:txbxContent>
+                </v:textbox>
+                <w10:wrap type="topAndBottom" anchorx="margin"/>
+              </v:shape>
+            </w:pict>
+          </mc:Fallback>
+        </mc:AlternateContent>
+      </w:r>
+      <w:r>
+        <w:t>Egy switch access portján BPDU Guard van engedélyezve</w:t>
+      </w:r>
+      <w:r>
+        <w:t>, e</w:t>
+      </w:r>
+      <w:r>
+        <w:t>hhez a porthoz egy másik switch került csatlakoztatásra.</w:t>
+      </w:r>
+    </w:p>
+    <w:p>
+      <w:r>
+        <w:t xml:space="preserve">A </w:t>
+      </w:r>
+      <w:r>
+        <w:t>10.1. ábrán</w:t>
+      </w:r>
+      <w:r>
+        <w:t xml:space="preserve"> látható, hogy a port BPDU-t kapott, majd automatikusan letiltásra került (err-disable állapot).</w:t>
+      </w:r>
+      <w:r>
+        <w:t xml:space="preserve"> </w:t>
+      </w:r>
+      <w:r>
+        <w:t>A rendszer jelzi, hogy BPDU Guard hibát észlelt a Gi1/0/19 porton.</w:t>
+      </w:r>
+      <w:r>
+        <w:rPr>
+          <w:noProof/>
+        </w:rPr>
+        <w:drawing>
+          <wp:anchor distT="0" distB="0" distL="114300" distR="114300" simplePos="0" relativeHeight="251721728" behindDoc="0" locked="0" layoutInCell="1" allowOverlap="1" wp14:anchorId="3834E782" wp14:editId="4A4C344A">
+            <wp:simplePos x="0" y="0"/>
+            <wp:positionH relativeFrom="column">
+              <wp:posOffset>3337</wp:posOffset>
+            </wp:positionH>
+            <wp:positionV relativeFrom="paragraph">
+              <wp:posOffset>2215</wp:posOffset>
+            </wp:positionV>
+            <wp:extent cx="5759450" cy="267970"/>
+            <wp:effectExtent l="0" t="0" r="0" b="0"/>
+            <wp:wrapTopAndBottom/>
+            <wp:docPr id="1279751937" name="Kép 19"/>
+            <wp:cNvGraphicFramePr>
+              <a:graphicFrameLocks xmlns:a="http://schemas.openxmlformats.org/drawingml/2006/main" noChangeAspect="1"/>
+            </wp:cNvGraphicFramePr>
+            <a:graphic xmlns:a="http://schemas.openxmlformats.org/drawingml/2006/main">
+              <a:graphicData uri="http://schemas.openxmlformats.org/drawingml/2006/picture">
+                <pic:pic xmlns:pic="http://schemas.openxmlformats.org/drawingml/2006/picture">
+                  <pic:nvPicPr>
+                    <pic:cNvPr id="0" name="Picture 74"/>
+                    <pic:cNvPicPr>
+                      <a:picLocks noChangeAspect="1" noChangeArrowheads="1"/>
+                    </pic:cNvPicPr>
+                  </pic:nvPicPr>
+                  <pic:blipFill>
+                    <a:blip r:embed="rId37">
+                      <a:extLst>
+                        <a:ext uri="{BEBA8EAE-BF5A-486C-A8C5-ECC9F3942E4B}">
+                          <a14:imgProps xmlns:a14="http://schemas.microsoft.com/office/drawing/2010/main">
+                            <a14:imgLayer r:embed="rId38">
+                              <a14:imgEffect>
+                                <a14:brightnessContrast bright="41000"/>
+                              </a14:imgEffect>
+                            </a14:imgLayer>
+                          </a14:imgProps>
+                        </a:ext>
+                        <a:ext uri="{28A0092B-C50C-407E-A947-70E740481C1C}">
+                          <a14:useLocalDpi xmlns:a14="http://schemas.microsoft.com/office/drawing/2010/main" val="0"/>
+                        </a:ext>
+                      </a:extLst>
+                    </a:blip>
+                    <a:srcRect/>
+                    <a:stretch>
+                      <a:fillRect/>
+                    </a:stretch>
+                  </pic:blipFill>
+                  <pic:spPr bwMode="auto">
+                    <a:xfrm>
+                      <a:off x="0" y="0"/>
+                      <a:ext cx="5759450" cy="267970"/>
+                    </a:xfrm>
+                    <a:prstGeom prst="rect">
+                      <a:avLst/>
+                    </a:prstGeom>
+                    <a:noFill/>
+                    <a:ln>
+                      <a:noFill/>
+                    </a:ln>
+                  </pic:spPr>
+                </pic:pic>
+              </a:graphicData>
+            </a:graphic>
+          </wp:anchor>
+        </w:drawing>
+      </w:r>
+      <w:r>
+        <w:t xml:space="preserve"> </w:t>
+      </w:r>
+      <w:r>
+        <w:t>A BPDU Guard megfelelően működött, mivel BPDU érkezésekor azonnal letiltotta a portot.</w:t>
+      </w:r>
+    </w:p>
+    <w:p>
+      <w:pPr>
+        <w:pStyle w:val="Cmsor2"/>
+      </w:pPr>
+      <w:bookmarkStart w:id="10" w:name="_Toc227537807"/>
+      <w:r>
+        <w:lastRenderedPageBreak/>
+        <w:t>11</w:t>
+      </w:r>
+      <w:r>
+        <w:t>. Tűzfalszabályok</w:t>
       </w:r>
       <w:bookmarkEnd w:id="10"/>
     </w:p>
     <w:p>
       <w:pPr>
         <w:pStyle w:val="Cmsor2"/>
-      </w:pPr>
-      <w:bookmarkStart w:id="11" w:name="_Toc227433671"/>
-      <w:r>
-        <w:t>10. LAN forgalomirányítás</w:t>
+        <w:rPr>
+          <w:rFonts w:eastAsia="Times New Roman"/>
+        </w:rPr>
+      </w:pPr>
+      <w:bookmarkStart w:id="11" w:name="_Toc227537817"/>
+      <w:r>
+        <w:rPr>
+          <w:rFonts w:eastAsia="Times New Roman"/>
+        </w:rPr>
+        <w:t>12</w:t>
+      </w:r>
+      <w:r>
+        <w:rPr>
+          <w:rFonts w:eastAsia="Times New Roman"/>
+        </w:rPr>
+        <w:t xml:space="preserve">. </w:t>
+      </w:r>
+      <w:r>
+        <w:rPr>
+          <w:rFonts w:eastAsia="Times New Roman"/>
+        </w:rPr>
+        <w:t>Dinamikus forgalomirányítás</w:t>
       </w:r>
       <w:bookmarkEnd w:id="11"/>
     </w:p>
     <w:p>
       <w:pPr>
         <w:pStyle w:val="Cmsor2"/>
-      </w:pPr>
-      <w:bookmarkStart w:id="12" w:name="_Toc227433672"/>
-      <w:r>
-        <w:t>11. WAN kapcsolatok</w:t>
+        <w:rPr>
+          <w:rFonts w:eastAsia="Times New Roman"/>
+        </w:rPr>
+      </w:pPr>
+      <w:bookmarkStart w:id="12" w:name="_Toc227537818"/>
+      <w:r>
+        <w:rPr>
+          <w:rFonts w:eastAsia="Times New Roman"/>
+        </w:rPr>
+        <w:t>13</w:t>
+      </w:r>
+      <w:r>
+        <w:rPr>
+          <w:rFonts w:eastAsia="Times New Roman"/>
+        </w:rPr>
+        <w:t xml:space="preserve">. </w:t>
+      </w:r>
+      <w:r>
+        <w:rPr>
+          <w:rFonts w:eastAsia="Times New Roman"/>
+        </w:rPr>
+        <w:t>PPP hitelesítés</w:t>
       </w:r>
       <w:bookmarkEnd w:id="12"/>
     </w:p>
@@ -2150,12 +7372,22 @@
       <w:pPr>
         <w:pStyle w:val="Cmsor2"/>
       </w:pPr>
-      <w:bookmarkStart w:id="13" w:name="_Toc227433673"/>
-      <w:r>
-        <w:t>1</w:t>
-      </w:r>
-      <w:r>
-        <w:t>2. Dualstack</w:t>
+      <w:r>
+        <w:t>14. IPSEC</w:t>
+      </w:r>
+    </w:p>
+    <w:p>
+      <w:r>
+        <w:t>nem vágom szerverekken mik vannak</w:t>
+      </w:r>
+    </w:p>
+    <w:p>
+      <w:pPr>
+        <w:pStyle w:val="Cmsor2"/>
+      </w:pPr>
+      <w:bookmarkStart w:id="13" w:name="_Toc227537808"/>
+      <w:r>
+        <w:t>14. Active Directory</w:t>
       </w:r>
       <w:bookmarkEnd w:id="13"/>
     </w:p>
@@ -2163,9 +7395,9 @@
       <w:pPr>
         <w:pStyle w:val="Cmsor2"/>
       </w:pPr>
-      <w:bookmarkStart w:id="14" w:name="_Toc227433674"/>
-      <w:r>
-        <w:t>13. Vezeték nélküli hálózatok</w:t>
+      <w:bookmarkStart w:id="14" w:name="_Toc227537809"/>
+      <w:r>
+        <w:t>15. DHCP</w:t>
       </w:r>
       <w:bookmarkEnd w:id="14"/>
     </w:p>
@@ -2173,9 +7405,9 @@
       <w:pPr>
         <w:pStyle w:val="Cmsor2"/>
       </w:pPr>
-      <w:bookmarkStart w:id="15" w:name="_Toc227433675"/>
-      <w:r>
-        <w:t>14. Active Directory</w:t>
+      <w:bookmarkStart w:id="15" w:name="_Toc227537810"/>
+      <w:r>
+        <w:t>16. DNS</w:t>
       </w:r>
       <w:bookmarkEnd w:id="15"/>
     </w:p>
@@ -2183,9 +7415,9 @@
       <w:pPr>
         <w:pStyle w:val="Cmsor2"/>
       </w:pPr>
-      <w:bookmarkStart w:id="16" w:name="_Toc227433676"/>
-      <w:r>
-        <w:t>15. DHCP</w:t>
+      <w:bookmarkStart w:id="16" w:name="_Toc227537811"/>
+      <w:r>
+        <w:t>17. Webszerver</w:t>
       </w:r>
       <w:bookmarkEnd w:id="16"/>
     </w:p>
@@ -2193,9 +7425,9 @@
       <w:pPr>
         <w:pStyle w:val="Cmsor2"/>
       </w:pPr>
-      <w:bookmarkStart w:id="17" w:name="_Toc227433677"/>
-      <w:r>
-        <w:t>16. DNS</w:t>
+      <w:bookmarkStart w:id="17" w:name="_Toc227537812"/>
+      <w:r>
+        <w:t>18. Fájlmegosztás</w:t>
       </w:r>
       <w:bookmarkEnd w:id="17"/>
     </w:p>
@@ -2203,9 +7435,9 @@
       <w:pPr>
         <w:pStyle w:val="Cmsor2"/>
       </w:pPr>
-      <w:bookmarkStart w:id="18" w:name="_Toc227433678"/>
-      <w:r>
-        <w:t>17. Webszerver</w:t>
+      <w:bookmarkStart w:id="18" w:name="_Toc227537813"/>
+      <w:r>
+        <w:t>19. Időszinkronizáció</w:t>
       </w:r>
       <w:bookmarkEnd w:id="18"/>
     </w:p>
@@ -2213,20 +7445,20 @@
       <w:pPr>
         <w:pStyle w:val="Cmsor2"/>
       </w:pPr>
-      <w:bookmarkStart w:id="19" w:name="_Toc227433679"/>
-      <w:r>
-        <w:t>18. Fájlmegosztás</w:t>
+      <w:bookmarkStart w:id="19" w:name="_Toc227537814"/>
+      <w:r>
+        <w:t>20. Szolgáltatásredundancia</w:t>
       </w:r>
       <w:bookmarkEnd w:id="19"/>
     </w:p>
+    <w:p/>
     <w:p>
       <w:pPr>
         <w:pStyle w:val="Cmsor2"/>
       </w:pPr>
-      <w:bookmarkStart w:id="20" w:name="_Toc227433680"/>
-      <w:r>
-        <w:lastRenderedPageBreak/>
-        <w:t>19. Időszinkronizáció</w:t>
+      <w:bookmarkStart w:id="20" w:name="_Toc227537815"/>
+      <w:r>
+        <w:t>21. Hálózatautomatizáció</w:t>
       </w:r>
       <w:bookmarkEnd w:id="20"/>
     </w:p>
@@ -2234,31 +7466,11 @@
       <w:pPr>
         <w:pStyle w:val="Cmsor2"/>
       </w:pPr>
-      <w:bookmarkStart w:id="21" w:name="_Toc227433681"/>
-      <w:r>
-        <w:t>20. Szolgáltatásredundancia</w:t>
+      <w:bookmarkStart w:id="21" w:name="_Toc227537816"/>
+      <w:r>
+        <w:t>22. Hálózatmegfigyelés</w:t>
       </w:r>
       <w:bookmarkEnd w:id="21"/>
-    </w:p>
-    <w:p>
-      <w:pPr>
-        <w:pStyle w:val="Cmsor2"/>
-      </w:pPr>
-      <w:bookmarkStart w:id="22" w:name="_Toc227433682"/>
-      <w:r>
-        <w:t>21. Hálózatautomatizáció</w:t>
-      </w:r>
-      <w:bookmarkEnd w:id="22"/>
-    </w:p>
-    <w:p>
-      <w:pPr>
-        <w:pStyle w:val="Cmsor2"/>
-      </w:pPr>
-      <w:bookmarkStart w:id="23" w:name="_Toc227433683"/>
-      <w:r>
-        <w:t>22. Hálózatmegfigyelés</w:t>
-      </w:r>
-      <w:bookmarkEnd w:id="23"/>
     </w:p>
     <w:p>
       <w:pPr>
@@ -2436,66 +7648,10 @@
         </w:rPr>
       </w:pPr>
     </w:p>
-    <w:p>
-      <w:pPr>
-        <w:pStyle w:val="Cmsor2"/>
-        <w:rPr>
-          <w:rFonts w:eastAsia="Times New Roman"/>
-        </w:rPr>
-      </w:pPr>
-      <w:bookmarkStart w:id="24" w:name="_Toc227433684"/>
-      <w:r>
-        <w:rPr>
-          <w:rFonts w:eastAsia="Times New Roman"/>
-        </w:rPr>
-        <w:t>23</w:t>
-      </w:r>
-      <w:r>
-        <w:rPr>
-          <w:rFonts w:eastAsia="Times New Roman"/>
-        </w:rPr>
-        <w:t xml:space="preserve">. </w:t>
-      </w:r>
-      <w:r>
-        <w:rPr>
-          <w:rFonts w:eastAsia="Times New Roman"/>
-        </w:rPr>
-        <w:t>Dinamikus forgalomirányítás</w:t>
-      </w:r>
-      <w:bookmarkEnd w:id="24"/>
-    </w:p>
-    <w:p>
-      <w:pPr>
-        <w:pStyle w:val="Cmsor2"/>
-        <w:rPr>
-          <w:rFonts w:eastAsia="Times New Roman"/>
-        </w:rPr>
-      </w:pPr>
-      <w:bookmarkStart w:id="25" w:name="_Toc227433685"/>
-      <w:r>
-        <w:rPr>
-          <w:rFonts w:eastAsia="Times New Roman"/>
-        </w:rPr>
-        <w:t>24</w:t>
-      </w:r>
-      <w:r>
-        <w:rPr>
-          <w:rFonts w:eastAsia="Times New Roman"/>
-        </w:rPr>
-        <w:t xml:space="preserve">. </w:t>
-      </w:r>
-      <w:r>
-        <w:rPr>
-          <w:rFonts w:eastAsia="Times New Roman"/>
-        </w:rPr>
-        <w:t>PPP hitelesítés</w:t>
-      </w:r>
-      <w:bookmarkEnd w:id="25"/>
-    </w:p>
     <w:sectPr>
-      <w:headerReference w:type="even" r:id="rId17"/>
-      <w:headerReference w:type="default" r:id="rId18"/>
-      <w:headerReference w:type="first" r:id="rId19"/>
+      <w:headerReference w:type="even" r:id="rId39"/>
+      <w:headerReference w:type="default" r:id="rId40"/>
+      <w:headerReference w:type="first" r:id="rId41"/>
       <w:pgSz w:w="11906" w:h="16838" w:code="9"/>
       <w:pgMar w:top="1418" w:right="1418" w:bottom="1418" w:left="1418" w:header="425" w:footer="709" w:gutter="0"/>
       <w:pgNumType w:start="1"/>
@@ -2504,46 +7660,6 @@
     </w:sectPr>
   </w:body>
 </w:document>
-</file>
-
-<file path=word/comments.xml><?xml version="1.0" encoding="utf-8"?>
-<w:comments xmlns:wpc="http://schemas.microsoft.com/office/word/2010/wordprocessingCanvas" xmlns:cx="http://schemas.microsoft.com/office/drawing/2014/chartex" xmlns:cx1="http://schemas.microsoft.com/office/drawing/2015/9/8/chartex" xmlns:cx2="http://schemas.microsoft.com/office/drawing/2015/10/21/chartex" xmlns:cx3="http://schemas.microsoft.com/office/drawing/2016/5/9/chartex" xmlns:cx4="http://schemas.microsoft.com/office/drawing/2016/5/10/chartex" xmlns:cx5="http://schemas.microsoft.com/office/drawing/2016/5/11/chartex" xmlns:cx6="http://schemas.microsoft.com/office/drawing/2016/5/12/chartex" xmlns:cx7="http://schemas.microsoft.com/office/drawing/2016/5/13/chartex" xmlns:cx8="http://schemas.microsoft.com/office/drawing/2016/5/14/chartex" xmlns:mc="http://schemas.openxmlformats.org/markup-compatibility/2006" xmlns:aink="http://schemas.microsoft.com/office/drawing/2016/ink" xmlns:am3d="http://schemas.microsoft.com/office/drawing/2017/model3d" xmlns:o="urn:schemas-microsoft-com:office:office" xmlns:oel="http://schemas.microsoft.com/office/2019/extlst" xmlns:r="http://schemas.openxmlformats.org/officeDocument/2006/relationships" xmlns:m="http://schemas.openxmlformats.org/officeDocument/2006/math" xmlns:v="urn:schemas-microsoft-com:vml" xmlns:wp14="http://schemas.microsoft.com/office/word/2010/wordprocessingDrawing" xmlns:wp="http://schemas.openxmlformats.org/drawingml/2006/wordprocessingDrawing" xmlns:w10="urn:schemas-microsoft-com:office:word" xmlns:w="http://schemas.openxmlformats.org/wordprocessingml/2006/main" xmlns:w14="http://schemas.microsoft.com/office/word/2010/wordml" xmlns:w15="http://schemas.microsoft.com/office/word/2012/wordml" xmlns:w16cex="http://schemas.microsoft.com/office/word/2018/wordml/cex" xmlns:w16cid="http://schemas.microsoft.com/office/word/2016/wordml/cid" xmlns:w16="http://schemas.microsoft.com/office/word/2018/wordml" xmlns:w16du="http://schemas.microsoft.com/office/word/2023/wordml/word16du" xmlns:w16sdtdh="http://schemas.microsoft.com/office/word/2020/wordml/sdtdatahash" xmlns:w16sdtfl="http://schemas.microsoft.com/office/word/2024/wordml/sdtformatlock" xmlns:w16se="http://schemas.microsoft.com/office/word/2015/wordml/symex" xmlns:wpg="http://schemas.microsoft.com/office/word/2010/wordprocessingGroup" xmlns:wpi="http://schemas.microsoft.com/office/word/2010/wordprocessingInk" xmlns:wne="http://schemas.microsoft.com/office/word/2006/wordml" xmlns:wps="http://schemas.microsoft.com/office/word/2010/wordprocessingShape" mc:Ignorable="w14 w15 w16se w16cid w16 w16cex w16sdtdh w16sdtfl w16du wp14">
-  <w:comment w:id="0" w:author="O365 felhasználó" w:date="2026-04-17T22:29:00Z" w:initials="Of">
-    <w:p>
-      <w:pPr>
-        <w:pStyle w:val="Jegyzetszveg"/>
-        <w:jc w:val="left"/>
-      </w:pPr>
-      <w:r>
-        <w:rPr>
-          <w:rStyle w:val="Jegyzethivatkozs"/>
-        </w:rPr>
-        <w:annotationRef/>
-      </w:r>
-      <w:r>
-        <w:t>címsorok nagybetűsek, kód formázás</w:t>
-      </w:r>
-    </w:p>
-  </w:comment>
-</w:comments>
-</file>
-
-<file path=word/commentsExtended.xml><?xml version="1.0" encoding="utf-8"?>
-<w15:commentsEx xmlns:wpc="http://schemas.microsoft.com/office/word/2010/wordprocessingCanvas" xmlns:cx="http://schemas.microsoft.com/office/drawing/2014/chartex" xmlns:cx1="http://schemas.microsoft.com/office/drawing/2015/9/8/chartex" xmlns:cx2="http://schemas.microsoft.com/office/drawing/2015/10/21/chartex" xmlns:cx3="http://schemas.microsoft.com/office/drawing/2016/5/9/chartex" xmlns:cx4="http://schemas.microsoft.com/office/drawing/2016/5/10/chartex" xmlns:cx5="http://schemas.microsoft.com/office/drawing/2016/5/11/chartex" xmlns:cx6="http://schemas.microsoft.com/office/drawing/2016/5/12/chartex" xmlns:cx7="http://schemas.microsoft.com/office/drawing/2016/5/13/chartex" xmlns:cx8="http://schemas.microsoft.com/office/drawing/2016/5/14/chartex" xmlns:mc="http://schemas.openxmlformats.org/markup-compatibility/2006" xmlns:aink="http://schemas.microsoft.com/office/drawing/2016/ink" xmlns:am3d="http://schemas.microsoft.com/office/drawing/2017/model3d" xmlns:o="urn:schemas-microsoft-com:office:office" xmlns:oel="http://schemas.microsoft.com/office/2019/extlst" xmlns:r="http://schemas.openxmlformats.org/officeDocument/2006/relationships" xmlns:m="http://schemas.openxmlformats.org/officeDocument/2006/math" xmlns:v="urn:schemas-microsoft-com:vml" xmlns:wp14="http://schemas.microsoft.com/office/word/2010/wordprocessingDrawing" xmlns:wp="http://schemas.openxmlformats.org/drawingml/2006/wordprocessingDrawing" xmlns:w10="urn:schemas-microsoft-com:office:word" xmlns:w="http://schemas.openxmlformats.org/wordprocessingml/2006/main" xmlns:w14="http://schemas.microsoft.com/office/word/2010/wordml" xmlns:w15="http://schemas.microsoft.com/office/word/2012/wordml" xmlns:w16cex="http://schemas.microsoft.com/office/word/2018/wordml/cex" xmlns:w16cid="http://schemas.microsoft.com/office/word/2016/wordml/cid" xmlns:w16="http://schemas.microsoft.com/office/word/2018/wordml" xmlns:w16du="http://schemas.microsoft.com/office/word/2023/wordml/word16du" xmlns:w16sdtdh="http://schemas.microsoft.com/office/word/2020/wordml/sdtdatahash" xmlns:w16sdtfl="http://schemas.microsoft.com/office/word/2024/wordml/sdtformatlock" xmlns:w16se="http://schemas.microsoft.com/office/word/2015/wordml/symex" xmlns:wpg="http://schemas.microsoft.com/office/word/2010/wordprocessingGroup" xmlns:wpi="http://schemas.microsoft.com/office/word/2010/wordprocessingInk" xmlns:wne="http://schemas.microsoft.com/office/word/2006/wordml" xmlns:wps="http://schemas.microsoft.com/office/word/2010/wordprocessingShape" mc:Ignorable="w14 w15 w16se w16cid w16 w16cex w16sdtdh w16sdtfl w16du wp14">
-  <w15:commentEx w15:paraId="7E64C7C7" w15:done="0"/>
-</w15:commentsEx>
-</file>
-
-<file path=word/commentsExtensible.xml><?xml version="1.0" encoding="utf-8"?>
-<w16cex:commentsExtensible xmlns:wpc="http://schemas.microsoft.com/office/word/2010/wordprocessingCanvas" xmlns:cx="http://schemas.microsoft.com/office/drawing/2014/chartex" xmlns:cx1="http://schemas.microsoft.com/office/drawing/2015/9/8/chartex" xmlns:cx2="http://schemas.microsoft.com/office/drawing/2015/10/21/chartex" xmlns:cx3="http://schemas.microsoft.com/office/drawing/2016/5/9/chartex" xmlns:cx4="http://schemas.microsoft.com/office/drawing/2016/5/10/chartex" xmlns:cx5="http://schemas.microsoft.com/office/drawing/2016/5/11/chartex" xmlns:cx6="http://schemas.microsoft.com/office/drawing/2016/5/12/chartex" xmlns:cx7="http://schemas.microsoft.com/office/drawing/2016/5/13/chartex" xmlns:cx8="http://schemas.microsoft.com/office/drawing/2016/5/14/chartex" xmlns:cr="http://schemas.microsoft.com/office/comments/2020/reactions" xmlns:mc="http://schemas.openxmlformats.org/markup-compatibility/2006" xmlns:aink="http://schemas.microsoft.com/office/drawing/2016/ink" xmlns:am3d="http://schemas.microsoft.com/office/drawing/2017/model3d" xmlns:o="urn:schemas-microsoft-com:office:office" xmlns:oel="http://schemas.microsoft.com/office/2019/extlst" xmlns:r="http://schemas.openxmlformats.org/officeDocument/2006/relationships" xmlns:m="http://schemas.openxmlformats.org/officeDocument/2006/math" xmlns:v="urn:schemas-microsoft-com:vml" xmlns:wp14="http://schemas.microsoft.com/office/word/2010/wordprocessingDrawing" xmlns:wp="http://schemas.openxmlformats.org/drawingml/2006/wordprocessingDrawing" xmlns:w10="urn:schemas-microsoft-com:office:word" xmlns:w="http://schemas.openxmlformats.org/wordprocessingml/2006/main" xmlns:w14="http://schemas.microsoft.com/office/word/2010/wordml" xmlns:w15="http://schemas.microsoft.com/office/word/2012/wordml" xmlns:w16cex="http://schemas.microsoft.com/office/word/2018/wordml/cex" xmlns:w16cid="http://schemas.microsoft.com/office/word/2016/wordml/cid" xmlns:w16="http://schemas.microsoft.com/office/word/2018/wordml" xmlns:w16du="http://schemas.microsoft.com/office/word/2023/wordml/word16du" xmlns:w16sdtdh="http://schemas.microsoft.com/office/word/2020/wordml/sdtdatahash" xmlns:w16sdtfl="http://schemas.microsoft.com/office/word/2024/wordml/sdtformatlock" xmlns:w16se="http://schemas.microsoft.com/office/word/2015/wordml/symex" xmlns:wpg="http://schemas.microsoft.com/office/word/2010/wordprocessingGroup" xmlns:wpi="http://schemas.microsoft.com/office/word/2010/wordprocessingInk" xmlns:wne="http://schemas.microsoft.com/office/word/2006/wordml" xmlns:wps="http://schemas.microsoft.com/office/word/2010/wordprocessingShape" mc:Ignorable="w14 w15 w16se w16cid w16 w16cex w16sdtdh w16sdtfl cr w16du wp14">
-  <w16cex:commentExtensible w16cex:durableId="4D5B7040" w16cex:dateUtc="2026-04-17T20:29:00Z"/>
-</w16cex:commentsExtensible>
-</file>
-
-<file path=word/commentsIds.xml><?xml version="1.0" encoding="utf-8"?>
-<w16cid:commentsIds xmlns:wpc="http://schemas.microsoft.com/office/word/2010/wordprocessingCanvas" xmlns:cx="http://schemas.microsoft.com/office/drawing/2014/chartex" xmlns:cx1="http://schemas.microsoft.com/office/drawing/2015/9/8/chartex" xmlns:cx2="http://schemas.microsoft.com/office/drawing/2015/10/21/chartex" xmlns:cx3="http://schemas.microsoft.com/office/drawing/2016/5/9/chartex" xmlns:cx4="http://schemas.microsoft.com/office/drawing/2016/5/10/chartex" xmlns:cx5="http://schemas.microsoft.com/office/drawing/2016/5/11/chartex" xmlns:cx6="http://schemas.microsoft.com/office/drawing/2016/5/12/chartex" xmlns:cx7="http://schemas.microsoft.com/office/drawing/2016/5/13/chartex" xmlns:cx8="http://schemas.microsoft.com/office/drawing/2016/5/14/chartex" xmlns:mc="http://schemas.openxmlformats.org/markup-compatibility/2006" xmlns:aink="http://schemas.microsoft.com/office/drawing/2016/ink" xmlns:am3d="http://schemas.microsoft.com/office/drawing/2017/model3d" xmlns:o="urn:schemas-microsoft-com:office:office" xmlns:oel="http://schemas.microsoft.com/office/2019/extlst" xmlns:r="http://schemas.openxmlformats.org/officeDocument/2006/relationships" xmlns:m="http://schemas.openxmlformats.org/officeDocument/2006/math" xmlns:v="urn:schemas-microsoft-com:vml" xmlns:wp14="http://schemas.microsoft.com/office/word/2010/wordprocessingDrawing" xmlns:wp="http://schemas.openxmlformats.org/drawingml/2006/wordprocessingDrawing" xmlns:w10="urn:schemas-microsoft-com:office:word" xmlns:w="http://schemas.openxmlformats.org/wordprocessingml/2006/main" xmlns:w14="http://schemas.microsoft.com/office/word/2010/wordml" xmlns:w15="http://schemas.microsoft.com/office/word/2012/wordml" xmlns:w16cex="http://schemas.microsoft.com/office/word/2018/wordml/cex" xmlns:w16cid="http://schemas.microsoft.com/office/word/2016/wordml/cid" xmlns:w16="http://schemas.microsoft.com/office/word/2018/wordml" xmlns:w16du="http://schemas.microsoft.com/office/word/2023/wordml/word16du" xmlns:w16sdtdh="http://schemas.microsoft.com/office/word/2020/wordml/sdtdatahash" xmlns:w16sdtfl="http://schemas.microsoft.com/office/word/2024/wordml/sdtformatlock" xmlns:w16se="http://schemas.microsoft.com/office/word/2015/wordml/symex" xmlns:wpg="http://schemas.microsoft.com/office/word/2010/wordprocessingGroup" xmlns:wpi="http://schemas.microsoft.com/office/word/2010/wordprocessingInk" xmlns:wne="http://schemas.microsoft.com/office/word/2006/wordml" xmlns:wps="http://schemas.microsoft.com/office/word/2010/wordprocessingShape" mc:Ignorable="w14 w15 w16se w16cid w16 w16cex w16sdtdh w16sdtfl w16du wp14">
-  <w16cid:commentId w16cid:paraId="7E64C7C7" w16cid:durableId="4D5B7040"/>
-</w16cid:commentsIds>
 </file>
 
 <file path=word/endnotes.xml><?xml version="1.0" encoding="utf-8"?>
@@ -2705,7 +7821,7 @@
         </mc:Choice>
         <mc:Fallback>
           <w:pict>
-            <v:rect w14:anchorId="39787EA0" id="Téglalap 5" o:spid="_x0000_s1026" style="position:absolute;left:0;text-align:left;margin-left:0;margin-top:795.45pt;width:36pt;height:25.25pt;z-index:251663360;visibility:visible;mso-wrap-style:square;mso-wrap-distance-left:14.4pt;mso-wrap-distance-top:0;mso-wrap-distance-right:14.4pt;mso-wrap-distance-bottom:0;mso-position-horizontal:left;mso-position-horizontal-relative:right-margin-area;mso-position-vertical:absolute;mso-position-vertical-relative:page;v-text-anchor:bottom" o:gfxdata="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" fillcolor="#f6762c" stroked="f" strokeweight="3pt">
+            <v:rect w14:anchorId="39787EA0" id="Téglalap 5" o:spid="_x0000_s1048" style="position:absolute;left:0;text-align:left;margin-left:0;margin-top:795.45pt;width:36pt;height:25.25pt;z-index:251663360;visibility:visible;mso-wrap-style:square;mso-wrap-distance-left:14.4pt;mso-wrap-distance-top:0;mso-wrap-distance-right:14.4pt;mso-wrap-distance-bottom:0;mso-position-horizontal:left;mso-position-horizontal-relative:right-margin-area;mso-position-vertical:absolute;mso-position-vertical-relative:page;v-text-anchor:bottom" o:gfxdata="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" fillcolor="#f6762c" stroked="f" strokeweight="3pt">
               <v:textbox>
                 <w:txbxContent>
                   <w:p>
@@ -3521,7 +8637,15 @@
         <w:sz w:val="22"/>
         <w:szCs w:val="18"/>
       </w:rPr>
-      <w:t>Hálózati dokumentáció</w:t>
+      <w:t>Tesztelési</w:t>
+    </w:r>
+    <w:r>
+      <w:rPr>
+        <w:color w:val="404040" w:themeColor="text1" w:themeTint="BF"/>
+        <w:sz w:val="22"/>
+        <w:szCs w:val="18"/>
+      </w:rPr>
+      <w:t xml:space="preserve"> dokumentáció</w:t>
     </w:r>
   </w:p>
   <w:p>
@@ -3883,6 +9007,184 @@
     </w:lvl>
   </w:abstractNum>
   <w:abstractNum w:abstractNumId="3" w15:restartNumberingAfterBreak="0">
+    <w:nsid w:val="22B10922"/>
+    <w:multiLevelType w:val="hybridMultilevel"/>
+    <w:tmpl w:val="395CD11C"/>
+    <w:lvl w:ilvl="0" w:tplc="040E000F">
+      <w:start w:val="1"/>
+      <w:numFmt w:val="decimal"/>
+      <w:lvlText w:val="%1."/>
+      <w:lvlJc w:val="left"/>
+      <w:pPr>
+        <w:ind w:left="720" w:hanging="360"/>
+      </w:pPr>
+      <w:rPr>
+        <w:rFonts w:hint="default"/>
+      </w:rPr>
+    </w:lvl>
+    <w:lvl w:ilvl="1" w:tplc="040E0019" w:tentative="1">
+      <w:start w:val="1"/>
+      <w:numFmt w:val="lowerLetter"/>
+      <w:lvlText w:val="%2."/>
+      <w:lvlJc w:val="left"/>
+      <w:pPr>
+        <w:ind w:left="1440" w:hanging="360"/>
+      </w:pPr>
+    </w:lvl>
+    <w:lvl w:ilvl="2" w:tplc="040E001B" w:tentative="1">
+      <w:start w:val="1"/>
+      <w:numFmt w:val="lowerRoman"/>
+      <w:lvlText w:val="%3."/>
+      <w:lvlJc w:val="right"/>
+      <w:pPr>
+        <w:ind w:left="2160" w:hanging="180"/>
+      </w:pPr>
+    </w:lvl>
+    <w:lvl w:ilvl="3" w:tplc="040E000F" w:tentative="1">
+      <w:start w:val="1"/>
+      <w:numFmt w:val="decimal"/>
+      <w:lvlText w:val="%4."/>
+      <w:lvlJc w:val="left"/>
+      <w:pPr>
+        <w:ind w:left="2880" w:hanging="360"/>
+      </w:pPr>
+    </w:lvl>
+    <w:lvl w:ilvl="4" w:tplc="040E0019" w:tentative="1">
+      <w:start w:val="1"/>
+      <w:numFmt w:val="lowerLetter"/>
+      <w:lvlText w:val="%5."/>
+      <w:lvlJc w:val="left"/>
+      <w:pPr>
+        <w:ind w:left="3600" w:hanging="360"/>
+      </w:pPr>
+    </w:lvl>
+    <w:lvl w:ilvl="5" w:tplc="040E001B" w:tentative="1">
+      <w:start w:val="1"/>
+      <w:numFmt w:val="lowerRoman"/>
+      <w:lvlText w:val="%6."/>
+      <w:lvlJc w:val="right"/>
+      <w:pPr>
+        <w:ind w:left="4320" w:hanging="180"/>
+      </w:pPr>
+    </w:lvl>
+    <w:lvl w:ilvl="6" w:tplc="040E000F" w:tentative="1">
+      <w:start w:val="1"/>
+      <w:numFmt w:val="decimal"/>
+      <w:lvlText w:val="%7."/>
+      <w:lvlJc w:val="left"/>
+      <w:pPr>
+        <w:ind w:left="5040" w:hanging="360"/>
+      </w:pPr>
+    </w:lvl>
+    <w:lvl w:ilvl="7" w:tplc="040E0019" w:tentative="1">
+      <w:start w:val="1"/>
+      <w:numFmt w:val="lowerLetter"/>
+      <w:lvlText w:val="%8."/>
+      <w:lvlJc w:val="left"/>
+      <w:pPr>
+        <w:ind w:left="5760" w:hanging="360"/>
+      </w:pPr>
+    </w:lvl>
+    <w:lvl w:ilvl="8" w:tplc="040E001B" w:tentative="1">
+      <w:start w:val="1"/>
+      <w:numFmt w:val="lowerRoman"/>
+      <w:lvlText w:val="%9."/>
+      <w:lvlJc w:val="right"/>
+      <w:pPr>
+        <w:ind w:left="6480" w:hanging="180"/>
+      </w:pPr>
+    </w:lvl>
+  </w:abstractNum>
+  <w:abstractNum w:abstractNumId="4" w15:restartNumberingAfterBreak="0">
+    <w:nsid w:val="259A2BB3"/>
+    <w:multiLevelType w:val="hybridMultilevel"/>
+    <w:tmpl w:val="74CACC3A"/>
+    <w:lvl w:ilvl="0" w:tplc="8B92E100">
+      <w:start w:val="1"/>
+      <w:numFmt w:val="decimal"/>
+      <w:lvlText w:val="%1."/>
+      <w:lvlJc w:val="left"/>
+      <w:pPr>
+        <w:ind w:left="750" w:hanging="390"/>
+      </w:pPr>
+      <w:rPr>
+        <w:rFonts w:hint="default"/>
+      </w:rPr>
+    </w:lvl>
+    <w:lvl w:ilvl="1" w:tplc="040E0019" w:tentative="1">
+      <w:start w:val="1"/>
+      <w:numFmt w:val="lowerLetter"/>
+      <w:lvlText w:val="%2."/>
+      <w:lvlJc w:val="left"/>
+      <w:pPr>
+        <w:ind w:left="1440" w:hanging="360"/>
+      </w:pPr>
+    </w:lvl>
+    <w:lvl w:ilvl="2" w:tplc="040E001B" w:tentative="1">
+      <w:start w:val="1"/>
+      <w:numFmt w:val="lowerRoman"/>
+      <w:lvlText w:val="%3."/>
+      <w:lvlJc w:val="right"/>
+      <w:pPr>
+        <w:ind w:left="2160" w:hanging="180"/>
+      </w:pPr>
+    </w:lvl>
+    <w:lvl w:ilvl="3" w:tplc="040E000F" w:tentative="1">
+      <w:start w:val="1"/>
+      <w:numFmt w:val="decimal"/>
+      <w:lvlText w:val="%4."/>
+      <w:lvlJc w:val="left"/>
+      <w:pPr>
+        <w:ind w:left="2880" w:hanging="360"/>
+      </w:pPr>
+    </w:lvl>
+    <w:lvl w:ilvl="4" w:tplc="040E0019" w:tentative="1">
+      <w:start w:val="1"/>
+      <w:numFmt w:val="lowerLetter"/>
+      <w:lvlText w:val="%5."/>
+      <w:lvlJc w:val="left"/>
+      <w:pPr>
+        <w:ind w:left="3600" w:hanging="360"/>
+      </w:pPr>
+    </w:lvl>
+    <w:lvl w:ilvl="5" w:tplc="040E001B" w:tentative="1">
+      <w:start w:val="1"/>
+      <w:numFmt w:val="lowerRoman"/>
+      <w:lvlText w:val="%6."/>
+      <w:lvlJc w:val="right"/>
+      <w:pPr>
+        <w:ind w:left="4320" w:hanging="180"/>
+      </w:pPr>
+    </w:lvl>
+    <w:lvl w:ilvl="6" w:tplc="040E000F" w:tentative="1">
+      <w:start w:val="1"/>
+      <w:numFmt w:val="decimal"/>
+      <w:lvlText w:val="%7."/>
+      <w:lvlJc w:val="left"/>
+      <w:pPr>
+        <w:ind w:left="5040" w:hanging="360"/>
+      </w:pPr>
+    </w:lvl>
+    <w:lvl w:ilvl="7" w:tplc="040E0019" w:tentative="1">
+      <w:start w:val="1"/>
+      <w:numFmt w:val="lowerLetter"/>
+      <w:lvlText w:val="%8."/>
+      <w:lvlJc w:val="left"/>
+      <w:pPr>
+        <w:ind w:left="5760" w:hanging="360"/>
+      </w:pPr>
+    </w:lvl>
+    <w:lvl w:ilvl="8" w:tplc="040E001B" w:tentative="1">
+      <w:start w:val="1"/>
+      <w:numFmt w:val="lowerRoman"/>
+      <w:lvlText w:val="%9."/>
+      <w:lvlJc w:val="right"/>
+      <w:pPr>
+        <w:ind w:left="6480" w:hanging="180"/>
+      </w:pPr>
+    </w:lvl>
+  </w:abstractNum>
+  <w:abstractNum w:abstractNumId="5" w15:restartNumberingAfterBreak="0">
     <w:nsid w:val="4AED27B3"/>
     <w:multiLevelType w:val="multilevel"/>
     <w:tmpl w:val="8690B146"/>
@@ -3995,7 +9297,7 @@
       </w:rPr>
     </w:lvl>
   </w:abstractNum>
-  <w:abstractNum w:abstractNumId="4" w15:restartNumberingAfterBreak="0">
+  <w:abstractNum w:abstractNumId="6" w15:restartNumberingAfterBreak="0">
     <w:nsid w:val="5C2F4C6E"/>
     <w:multiLevelType w:val="multilevel"/>
     <w:tmpl w:val="0409001D"/>
@@ -4081,7 +9383,121 @@
       </w:pPr>
     </w:lvl>
   </w:abstractNum>
-  <w:abstractNum w:abstractNumId="5" w15:restartNumberingAfterBreak="0">
+  <w:abstractNum w:abstractNumId="7" w15:restartNumberingAfterBreak="0">
+    <w:nsid w:val="5EDA22E4"/>
+    <w:multiLevelType w:val="hybridMultilevel"/>
+    <w:tmpl w:val="351E224E"/>
+    <w:lvl w:ilvl="0" w:tplc="CC28B344">
+      <w:start w:val="1"/>
+      <w:numFmt w:val="bullet"/>
+      <w:lvlText w:val=""/>
+      <w:lvlJc w:val="left"/>
+      <w:pPr>
+        <w:ind w:left="720" w:hanging="360"/>
+      </w:pPr>
+      <w:rPr>
+        <w:rFonts w:ascii="Wingdings" w:hAnsi="Wingdings" w:hint="default"/>
+        <w:color w:val="ED7D31" w:themeColor="accent2"/>
+      </w:rPr>
+    </w:lvl>
+    <w:lvl w:ilvl="1" w:tplc="FFFFFFFF" w:tentative="1">
+      <w:start w:val="1"/>
+      <w:numFmt w:val="bullet"/>
+      <w:lvlText w:val="o"/>
+      <w:lvlJc w:val="left"/>
+      <w:pPr>
+        <w:ind w:left="1440" w:hanging="360"/>
+      </w:pPr>
+      <w:rPr>
+        <w:rFonts w:ascii="Courier New" w:hAnsi="Courier New" w:cs="Courier New" w:hint="default"/>
+      </w:rPr>
+    </w:lvl>
+    <w:lvl w:ilvl="2" w:tplc="FFFFFFFF" w:tentative="1">
+      <w:start w:val="1"/>
+      <w:numFmt w:val="bullet"/>
+      <w:lvlText w:val=""/>
+      <w:lvlJc w:val="left"/>
+      <w:pPr>
+        <w:ind w:left="2160" w:hanging="360"/>
+      </w:pPr>
+      <w:rPr>
+        <w:rFonts w:ascii="Wingdings" w:hAnsi="Wingdings" w:hint="default"/>
+      </w:rPr>
+    </w:lvl>
+    <w:lvl w:ilvl="3" w:tplc="FFFFFFFF" w:tentative="1">
+      <w:start w:val="1"/>
+      <w:numFmt w:val="bullet"/>
+      <w:lvlText w:val=""/>
+      <w:lvlJc w:val="left"/>
+      <w:pPr>
+        <w:ind w:left="2880" w:hanging="360"/>
+      </w:pPr>
+      <w:rPr>
+        <w:rFonts w:ascii="Symbol" w:hAnsi="Symbol" w:hint="default"/>
+      </w:rPr>
+    </w:lvl>
+    <w:lvl w:ilvl="4" w:tplc="FFFFFFFF" w:tentative="1">
+      <w:start w:val="1"/>
+      <w:numFmt w:val="bullet"/>
+      <w:lvlText w:val="o"/>
+      <w:lvlJc w:val="left"/>
+      <w:pPr>
+        <w:ind w:left="3600" w:hanging="360"/>
+      </w:pPr>
+      <w:rPr>
+        <w:rFonts w:ascii="Courier New" w:hAnsi="Courier New" w:cs="Courier New" w:hint="default"/>
+      </w:rPr>
+    </w:lvl>
+    <w:lvl w:ilvl="5" w:tplc="FFFFFFFF" w:tentative="1">
+      <w:start w:val="1"/>
+      <w:numFmt w:val="bullet"/>
+      <w:lvlText w:val=""/>
+      <w:lvlJc w:val="left"/>
+      <w:pPr>
+        <w:ind w:left="4320" w:hanging="360"/>
+      </w:pPr>
+      <w:rPr>
+        <w:rFonts w:ascii="Wingdings" w:hAnsi="Wingdings" w:hint="default"/>
+      </w:rPr>
+    </w:lvl>
+    <w:lvl w:ilvl="6" w:tplc="FFFFFFFF" w:tentative="1">
+      <w:start w:val="1"/>
+      <w:numFmt w:val="bullet"/>
+      <w:lvlText w:val=""/>
+      <w:lvlJc w:val="left"/>
+      <w:pPr>
+        <w:ind w:left="5040" w:hanging="360"/>
+      </w:pPr>
+      <w:rPr>
+        <w:rFonts w:ascii="Symbol" w:hAnsi="Symbol" w:hint="default"/>
+      </w:rPr>
+    </w:lvl>
+    <w:lvl w:ilvl="7" w:tplc="FFFFFFFF" w:tentative="1">
+      <w:start w:val="1"/>
+      <w:numFmt w:val="bullet"/>
+      <w:lvlText w:val="o"/>
+      <w:lvlJc w:val="left"/>
+      <w:pPr>
+        <w:ind w:left="5760" w:hanging="360"/>
+      </w:pPr>
+      <w:rPr>
+        <w:rFonts w:ascii="Courier New" w:hAnsi="Courier New" w:cs="Courier New" w:hint="default"/>
+      </w:rPr>
+    </w:lvl>
+    <w:lvl w:ilvl="8" w:tplc="FFFFFFFF" w:tentative="1">
+      <w:start w:val="1"/>
+      <w:numFmt w:val="bullet"/>
+      <w:lvlText w:val=""/>
+      <w:lvlJc w:val="left"/>
+      <w:pPr>
+        <w:ind w:left="6480" w:hanging="360"/>
+      </w:pPr>
+      <w:rPr>
+        <w:rFonts w:ascii="Wingdings" w:hAnsi="Wingdings" w:hint="default"/>
+      </w:rPr>
+    </w:lvl>
+  </w:abstractNum>
+  <w:abstractNum w:abstractNumId="8" w15:restartNumberingAfterBreak="0">
     <w:nsid w:val="60264DAA"/>
     <w:multiLevelType w:val="multilevel"/>
     <w:tmpl w:val="925E9452"/>
@@ -4176,7 +9592,7 @@
       </w:pPr>
     </w:lvl>
   </w:abstractNum>
-  <w:abstractNum w:abstractNumId="6" w15:restartNumberingAfterBreak="0">
+  <w:abstractNum w:abstractNumId="9" w15:restartNumberingAfterBreak="0">
     <w:nsid w:val="6028346E"/>
     <w:multiLevelType w:val="multilevel"/>
     <w:tmpl w:val="3D9E6368"/>
@@ -4325,7 +9741,7 @@
       </w:rPr>
     </w:lvl>
   </w:abstractNum>
-  <w:abstractNum w:abstractNumId="7" w15:restartNumberingAfterBreak="0">
+  <w:abstractNum w:abstractNumId="10" w15:restartNumberingAfterBreak="0">
     <w:nsid w:val="602F391C"/>
     <w:multiLevelType w:val="multilevel"/>
     <w:tmpl w:val="0409001F"/>
@@ -4411,7 +9827,7 @@
       </w:pPr>
     </w:lvl>
   </w:abstractNum>
-  <w:abstractNum w:abstractNumId="8" w15:restartNumberingAfterBreak="0">
+  <w:abstractNum w:abstractNumId="11" w15:restartNumberingAfterBreak="0">
     <w:nsid w:val="618D22B4"/>
     <w:multiLevelType w:val="multilevel"/>
     <w:tmpl w:val="0409001F"/>
@@ -4497,42 +9913,251 @@
       </w:pPr>
     </w:lvl>
   </w:abstractNum>
+  <w:abstractNum w:abstractNumId="12" w15:restartNumberingAfterBreak="0">
+    <w:nsid w:val="6B1D0DB6"/>
+    <w:multiLevelType w:val="hybridMultilevel"/>
+    <w:tmpl w:val="5DF616E6"/>
+    <w:lvl w:ilvl="0" w:tplc="040E0001">
+      <w:start w:val="1"/>
+      <w:numFmt w:val="bullet"/>
+      <w:lvlText w:val=""/>
+      <w:lvlJc w:val="left"/>
+      <w:pPr>
+        <w:ind w:left="720" w:hanging="360"/>
+      </w:pPr>
+      <w:rPr>
+        <w:rFonts w:ascii="Symbol" w:hAnsi="Symbol" w:hint="default"/>
+      </w:rPr>
+    </w:lvl>
+    <w:lvl w:ilvl="1" w:tplc="040E0003" w:tentative="1">
+      <w:start w:val="1"/>
+      <w:numFmt w:val="bullet"/>
+      <w:lvlText w:val="o"/>
+      <w:lvlJc w:val="left"/>
+      <w:pPr>
+        <w:ind w:left="1440" w:hanging="360"/>
+      </w:pPr>
+      <w:rPr>
+        <w:rFonts w:ascii="Courier New" w:hAnsi="Courier New" w:cs="Courier New" w:hint="default"/>
+      </w:rPr>
+    </w:lvl>
+    <w:lvl w:ilvl="2" w:tplc="040E0005" w:tentative="1">
+      <w:start w:val="1"/>
+      <w:numFmt w:val="bullet"/>
+      <w:lvlText w:val=""/>
+      <w:lvlJc w:val="left"/>
+      <w:pPr>
+        <w:ind w:left="2160" w:hanging="360"/>
+      </w:pPr>
+      <w:rPr>
+        <w:rFonts w:ascii="Wingdings" w:hAnsi="Wingdings" w:hint="default"/>
+      </w:rPr>
+    </w:lvl>
+    <w:lvl w:ilvl="3" w:tplc="040E0001" w:tentative="1">
+      <w:start w:val="1"/>
+      <w:numFmt w:val="bullet"/>
+      <w:lvlText w:val=""/>
+      <w:lvlJc w:val="left"/>
+      <w:pPr>
+        <w:ind w:left="2880" w:hanging="360"/>
+      </w:pPr>
+      <w:rPr>
+        <w:rFonts w:ascii="Symbol" w:hAnsi="Symbol" w:hint="default"/>
+      </w:rPr>
+    </w:lvl>
+    <w:lvl w:ilvl="4" w:tplc="040E0003" w:tentative="1">
+      <w:start w:val="1"/>
+      <w:numFmt w:val="bullet"/>
+      <w:lvlText w:val="o"/>
+      <w:lvlJc w:val="left"/>
+      <w:pPr>
+        <w:ind w:left="3600" w:hanging="360"/>
+      </w:pPr>
+      <w:rPr>
+        <w:rFonts w:ascii="Courier New" w:hAnsi="Courier New" w:cs="Courier New" w:hint="default"/>
+      </w:rPr>
+    </w:lvl>
+    <w:lvl w:ilvl="5" w:tplc="040E0005" w:tentative="1">
+      <w:start w:val="1"/>
+      <w:numFmt w:val="bullet"/>
+      <w:lvlText w:val=""/>
+      <w:lvlJc w:val="left"/>
+      <w:pPr>
+        <w:ind w:left="4320" w:hanging="360"/>
+      </w:pPr>
+      <w:rPr>
+        <w:rFonts w:ascii="Wingdings" w:hAnsi="Wingdings" w:hint="default"/>
+      </w:rPr>
+    </w:lvl>
+    <w:lvl w:ilvl="6" w:tplc="040E0001" w:tentative="1">
+      <w:start w:val="1"/>
+      <w:numFmt w:val="bullet"/>
+      <w:lvlText w:val=""/>
+      <w:lvlJc w:val="left"/>
+      <w:pPr>
+        <w:ind w:left="5040" w:hanging="360"/>
+      </w:pPr>
+      <w:rPr>
+        <w:rFonts w:ascii="Symbol" w:hAnsi="Symbol" w:hint="default"/>
+      </w:rPr>
+    </w:lvl>
+    <w:lvl w:ilvl="7" w:tplc="040E0003" w:tentative="1">
+      <w:start w:val="1"/>
+      <w:numFmt w:val="bullet"/>
+      <w:lvlText w:val="o"/>
+      <w:lvlJc w:val="left"/>
+      <w:pPr>
+        <w:ind w:left="5760" w:hanging="360"/>
+      </w:pPr>
+      <w:rPr>
+        <w:rFonts w:ascii="Courier New" w:hAnsi="Courier New" w:cs="Courier New" w:hint="default"/>
+      </w:rPr>
+    </w:lvl>
+    <w:lvl w:ilvl="8" w:tplc="040E0005" w:tentative="1">
+      <w:start w:val="1"/>
+      <w:numFmt w:val="bullet"/>
+      <w:lvlText w:val=""/>
+      <w:lvlJc w:val="left"/>
+      <w:pPr>
+        <w:ind w:left="6480" w:hanging="360"/>
+      </w:pPr>
+      <w:rPr>
+        <w:rFonts w:ascii="Wingdings" w:hAnsi="Wingdings" w:hint="default"/>
+      </w:rPr>
+    </w:lvl>
+  </w:abstractNum>
+  <w:abstractNum w:abstractNumId="13" w15:restartNumberingAfterBreak="0">
+    <w:nsid w:val="78D26A8C"/>
+    <w:multiLevelType w:val="hybridMultilevel"/>
+    <w:tmpl w:val="5032E86C"/>
+    <w:lvl w:ilvl="0" w:tplc="040E000F">
+      <w:start w:val="1"/>
+      <w:numFmt w:val="decimal"/>
+      <w:lvlText w:val="%1."/>
+      <w:lvlJc w:val="left"/>
+      <w:pPr>
+        <w:ind w:left="720" w:hanging="360"/>
+      </w:pPr>
+      <w:rPr>
+        <w:rFonts w:hint="default"/>
+      </w:rPr>
+    </w:lvl>
+    <w:lvl w:ilvl="1" w:tplc="040E0019" w:tentative="1">
+      <w:start w:val="1"/>
+      <w:numFmt w:val="lowerLetter"/>
+      <w:lvlText w:val="%2."/>
+      <w:lvlJc w:val="left"/>
+      <w:pPr>
+        <w:ind w:left="1440" w:hanging="360"/>
+      </w:pPr>
+    </w:lvl>
+    <w:lvl w:ilvl="2" w:tplc="040E001B" w:tentative="1">
+      <w:start w:val="1"/>
+      <w:numFmt w:val="lowerRoman"/>
+      <w:lvlText w:val="%3."/>
+      <w:lvlJc w:val="right"/>
+      <w:pPr>
+        <w:ind w:left="2160" w:hanging="180"/>
+      </w:pPr>
+    </w:lvl>
+    <w:lvl w:ilvl="3" w:tplc="040E000F" w:tentative="1">
+      <w:start w:val="1"/>
+      <w:numFmt w:val="decimal"/>
+      <w:lvlText w:val="%4."/>
+      <w:lvlJc w:val="left"/>
+      <w:pPr>
+        <w:ind w:left="2880" w:hanging="360"/>
+      </w:pPr>
+    </w:lvl>
+    <w:lvl w:ilvl="4" w:tplc="040E0019" w:tentative="1">
+      <w:start w:val="1"/>
+      <w:numFmt w:val="lowerLetter"/>
+      <w:lvlText w:val="%5."/>
+      <w:lvlJc w:val="left"/>
+      <w:pPr>
+        <w:ind w:left="3600" w:hanging="360"/>
+      </w:pPr>
+    </w:lvl>
+    <w:lvl w:ilvl="5" w:tplc="040E001B" w:tentative="1">
+      <w:start w:val="1"/>
+      <w:numFmt w:val="lowerRoman"/>
+      <w:lvlText w:val="%6."/>
+      <w:lvlJc w:val="right"/>
+      <w:pPr>
+        <w:ind w:left="4320" w:hanging="180"/>
+      </w:pPr>
+    </w:lvl>
+    <w:lvl w:ilvl="6" w:tplc="040E000F" w:tentative="1">
+      <w:start w:val="1"/>
+      <w:numFmt w:val="decimal"/>
+      <w:lvlText w:val="%7."/>
+      <w:lvlJc w:val="left"/>
+      <w:pPr>
+        <w:ind w:left="5040" w:hanging="360"/>
+      </w:pPr>
+    </w:lvl>
+    <w:lvl w:ilvl="7" w:tplc="040E0019" w:tentative="1">
+      <w:start w:val="1"/>
+      <w:numFmt w:val="lowerLetter"/>
+      <w:lvlText w:val="%8."/>
+      <w:lvlJc w:val="left"/>
+      <w:pPr>
+        <w:ind w:left="5760" w:hanging="360"/>
+      </w:pPr>
+    </w:lvl>
+    <w:lvl w:ilvl="8" w:tplc="040E001B" w:tentative="1">
+      <w:start w:val="1"/>
+      <w:numFmt w:val="lowerRoman"/>
+      <w:lvlText w:val="%9."/>
+      <w:lvlJc w:val="right"/>
+      <w:pPr>
+        <w:ind w:left="6480" w:hanging="180"/>
+      </w:pPr>
+    </w:lvl>
+  </w:abstractNum>
   <w:num w:numId="1" w16cid:durableId="421336375">
-    <w:abstractNumId w:val="7"/>
+    <w:abstractNumId w:val="10"/>
   </w:num>
   <w:num w:numId="2" w16cid:durableId="1059941480">
     <w:abstractNumId w:val="2"/>
   </w:num>
   <w:num w:numId="3" w16cid:durableId="64957704">
-    <w:abstractNumId w:val="8"/>
+    <w:abstractNumId w:val="11"/>
   </w:num>
   <w:num w:numId="4" w16cid:durableId="541598819">
-    <w:abstractNumId w:val="4"/>
+    <w:abstractNumId w:val="6"/>
   </w:num>
   <w:num w:numId="5" w16cid:durableId="61608155">
     <w:abstractNumId w:val="0"/>
   </w:num>
   <w:num w:numId="6" w16cid:durableId="1426341743">
-    <w:abstractNumId w:val="5"/>
+    <w:abstractNumId w:val="8"/>
   </w:num>
   <w:num w:numId="7" w16cid:durableId="1573662483">
-    <w:abstractNumId w:val="3"/>
+    <w:abstractNumId w:val="5"/>
   </w:num>
   <w:num w:numId="8" w16cid:durableId="1714307104">
     <w:abstractNumId w:val="1"/>
   </w:num>
   <w:num w:numId="9" w16cid:durableId="1964075943">
-    <w:abstractNumId w:val="6"/>
+    <w:abstractNumId w:val="9"/>
+  </w:num>
+  <w:num w:numId="10" w16cid:durableId="230115983">
+    <w:abstractNumId w:val="3"/>
+  </w:num>
+  <w:num w:numId="11" w16cid:durableId="570625813">
+    <w:abstractNumId w:val="4"/>
+  </w:num>
+  <w:num w:numId="12" w16cid:durableId="1516268623">
+    <w:abstractNumId w:val="12"/>
+  </w:num>
+  <w:num w:numId="13" w16cid:durableId="764182320">
+    <w:abstractNumId w:val="7"/>
+  </w:num>
+  <w:num w:numId="14" w16cid:durableId="1328821702">
+    <w:abstractNumId w:val="13"/>
   </w:num>
 </w:numbering>
-</file>
-
-<file path=word/people.xml><?xml version="1.0" encoding="utf-8"?>
-<w15:people xmlns:wpc="http://schemas.microsoft.com/office/word/2010/wordprocessingCanvas" xmlns:cx="http://schemas.microsoft.com/office/drawing/2014/chartex" xmlns:cx1="http://schemas.microsoft.com/office/drawing/2015/9/8/chartex" xmlns:cx2="http://schemas.microsoft.com/office/drawing/2015/10/21/chartex" xmlns:cx3="http://schemas.microsoft.com/office/drawing/2016/5/9/chartex" xmlns:cx4="http://schemas.microsoft.com/office/drawing/2016/5/10/chartex" xmlns:cx5="http://schemas.microsoft.com/office/drawing/2016/5/11/chartex" xmlns:cx6="http://schemas.microsoft.com/office/drawing/2016/5/12/chartex" xmlns:cx7="http://schemas.microsoft.com/office/drawing/2016/5/13/chartex" xmlns:cx8="http://schemas.microsoft.com/office/drawing/2016/5/14/chartex" xmlns:mc="http://schemas.openxmlformats.org/markup-compatibility/2006" xmlns:aink="http://schemas.microsoft.com/office/drawing/2016/ink" xmlns:am3d="http://schemas.microsoft.com/office/drawing/2017/model3d" xmlns:o="urn:schemas-microsoft-com:office:office" xmlns:oel="http://schemas.microsoft.com/office/2019/extlst" xmlns:r="http://schemas.openxmlformats.org/officeDocument/2006/relationships" xmlns:m="http://schemas.openxmlformats.org/officeDocument/2006/math" xmlns:v="urn:schemas-microsoft-com:vml" xmlns:wp14="http://schemas.microsoft.com/office/word/2010/wordprocessingDrawing" xmlns:wp="http://schemas.openxmlformats.org/drawingml/2006/wordprocessingDrawing" xmlns:w10="urn:schemas-microsoft-com:office:word" xmlns:w="http://schemas.openxmlformats.org/wordprocessingml/2006/main" xmlns:w14="http://schemas.microsoft.com/office/word/2010/wordml" xmlns:w15="http://schemas.microsoft.com/office/word/2012/wordml" xmlns:w16cex="http://schemas.microsoft.com/office/word/2018/wordml/cex" xmlns:w16cid="http://schemas.microsoft.com/office/word/2016/wordml/cid" xmlns:w16="http://schemas.microsoft.com/office/word/2018/wordml" xmlns:w16du="http://schemas.microsoft.com/office/word/2023/wordml/word16du" xmlns:w16sdtdh="http://schemas.microsoft.com/office/word/2020/wordml/sdtdatahash" xmlns:w16sdtfl="http://schemas.microsoft.com/office/word/2024/wordml/sdtformatlock" xmlns:w16se="http://schemas.microsoft.com/office/word/2015/wordml/symex" xmlns:wpg="http://schemas.microsoft.com/office/word/2010/wordprocessingGroup" xmlns:wpi="http://schemas.microsoft.com/office/word/2010/wordprocessingInk" xmlns:wne="http://schemas.microsoft.com/office/word/2006/wordml" xmlns:wps="http://schemas.microsoft.com/office/word/2010/wordprocessingShape" mc:Ignorable="w14 w15 w16se w16cid w16 w16cex w16sdtdh w16sdtfl w16du wp14">
-  <w15:person w15:author="O365 felhasználó">
-    <w15:presenceInfo w15:providerId="AD" w15:userId="S::c8ae34f8-6094-a95d-8ad4-0bd92706f430@m365.edu.hu::da2b9ac0-e3c3-4caf-9e6c-16dac4a55d9c"/>
-  </w15:person>
-</w15:people>
 </file>
 
 <file path=word/styles.xml><?xml version="1.0" encoding="utf-8"?>
@@ -4933,9 +10558,9 @@
   <w:style w:type="paragraph" w:default="1" w:styleId="Norml">
     <w:name w:val="Normal"/>
     <w:qFormat/>
-    <w:rsid w:val="009D5D46"/>
+    <w:rsid w:val="00FA1752"/>
     <w:pPr>
-      <w:spacing w:line="360" w:lineRule="auto"/>
+      <w:spacing w:after="120" w:line="360" w:lineRule="auto"/>
       <w:jc w:val="both"/>
     </w:pPr>
     <w:rPr>
@@ -5152,7 +10777,6 @@
   <w:style w:type="character" w:default="1" w:styleId="Bekezdsalapbettpusa">
     <w:name w:val="Default Paragraph Font"/>
     <w:uiPriority w:val="1"/>
-    <w:semiHidden/>
     <w:unhideWhenUsed/>
   </w:style>
   <w:style w:type="table" w:default="1" w:styleId="Normltblzat">
@@ -5311,9 +10935,9 @@
     <w:uiPriority w:val="35"/>
     <w:unhideWhenUsed/>
     <w:qFormat/>
-    <w:rsid w:val="002155A0"/>
+    <w:rsid w:val="00FA1752"/>
     <w:pPr>
-      <w:spacing w:line="240" w:lineRule="auto"/>
+      <w:spacing w:before="120" w:line="240" w:lineRule="auto"/>
     </w:pPr>
     <w:rPr>
       <w:rFonts w:ascii="Roboto Light" w:hAnsi="Roboto Light"/>
@@ -6535,7 +12159,7 @@
     <w:rsid w:val="00CE3B7C"/>
     <w:pPr>
       <w:shd w:val="clear" w:color="auto" w:fill="1F1F1F"/>
-      <w:spacing w:before="120" w:after="120" w:line="285" w:lineRule="atLeast"/>
+      <w:spacing w:before="120" w:line="285" w:lineRule="atLeast"/>
       <w:contextualSpacing/>
       <w:jc w:val="left"/>
     </w:pPr>

--- a/Dokumentacio/veglegesek/QUBE_tesztelesi_dokumentacio.docx
+++ b/Dokumentacio/veglegesek/QUBE_tesztelesi_dokumentacio.docx
@@ -1,6 +1,6 @@
 
 <file path=word/document.xml><?xml version="1.0" encoding="utf-8"?>
-<w:document xmlns:wpc="http://schemas.microsoft.com/office/word/2010/wordprocessingCanvas" xmlns:cx="http://schemas.microsoft.com/office/drawing/2014/chartex" xmlns:cx1="http://schemas.microsoft.com/office/drawing/2015/9/8/chartex" xmlns:cx2="http://schemas.microsoft.com/office/drawing/2015/10/21/chartex" xmlns:cx3="http://schemas.microsoft.com/office/drawing/2016/5/9/chartex" xmlns:cx4="http://schemas.microsoft.com/office/drawing/2016/5/10/chartex" xmlns:cx5="http://schemas.microsoft.com/office/drawing/2016/5/11/chartex" xmlns:cx6="http://schemas.microsoft.com/office/drawing/2016/5/12/chartex" xmlns:cx7="http://schemas.microsoft.com/office/drawing/2016/5/13/chartex" xmlns:cx8="http://schemas.microsoft.com/office/drawing/2016/5/14/chartex" xmlns:mc="http://schemas.openxmlformats.org/markup-compatibility/2006" xmlns:aink="http://schemas.microsoft.com/office/drawing/2016/ink" xmlns:am3d="http://schemas.microsoft.com/office/drawing/2017/model3d" xmlns:o="urn:schemas-microsoft-com:office:office" xmlns:oel="http://schemas.microsoft.com/office/2019/extlst" xmlns:r="http://schemas.openxmlformats.org/officeDocument/2006/relationships" xmlns:m="http://schemas.openxmlformats.org/officeDocument/2006/math" xmlns:v="urn:schemas-microsoft-com:vml" xmlns:wp14="http://schemas.microsoft.com/office/word/2010/wordprocessingDrawing" xmlns:wp="http://schemas.openxmlformats.org/drawingml/2006/wordprocessingDrawing" xmlns:w10="urn:schemas-microsoft-com:office:word" xmlns:w="http://schemas.openxmlformats.org/wordprocessingml/2006/main" xmlns:w14="http://schemas.microsoft.com/office/word/2010/wordml" xmlns:w15="http://schemas.microsoft.com/office/word/2012/wordml" xmlns:w16cex="http://schemas.microsoft.com/office/word/2018/wordml/cex" xmlns:w16cid="http://schemas.microsoft.com/office/word/2016/wordml/cid" xmlns:w16="http://schemas.microsoft.com/office/word/2018/wordml" xmlns:w16du="http://schemas.microsoft.com/office/word/2023/wordml/word16du" xmlns:w16sdtdh="http://schemas.microsoft.com/office/word/2020/wordml/sdtdatahash" xmlns:w16sdtfl="http://schemas.microsoft.com/office/word/2024/wordml/sdtformatlock" xmlns:w16se="http://schemas.microsoft.com/office/word/2015/wordml/symex" xmlns:wpg="http://schemas.microsoft.com/office/word/2010/wordprocessingGroup" xmlns:wpi="http://schemas.microsoft.com/office/word/2010/wordprocessingInk" xmlns:wne="http://schemas.microsoft.com/office/word/2006/wordml" xmlns:wps="http://schemas.microsoft.com/office/word/2010/wordprocessingShape" mc:Ignorable="w14 w15 w16se w16cid w16 w16cex w16sdtdh w16sdtfl w16du wp14">
+<w:document xmlns:wpc="http://schemas.microsoft.com/office/word/2010/wordprocessingCanvas" xmlns:cx="http://schemas.microsoft.com/office/drawing/2014/chartex" xmlns:cx1="http://schemas.microsoft.com/office/drawing/2015/9/8/chartex" xmlns:cx2="http://schemas.microsoft.com/office/drawing/2015/10/21/chartex" xmlns:cx3="http://schemas.microsoft.com/office/drawing/2016/5/9/chartex" xmlns:cx4="http://schemas.microsoft.com/office/drawing/2016/5/10/chartex" xmlns:cx5="http://schemas.microsoft.com/office/drawing/2016/5/11/chartex" xmlns:cx6="http://schemas.microsoft.com/office/drawing/2016/5/12/chartex" xmlns:cx7="http://schemas.microsoft.com/office/drawing/2016/5/13/chartex" xmlns:cx8="http://schemas.microsoft.com/office/drawing/2016/5/14/chartex" xmlns:mc="http://schemas.openxmlformats.org/markup-compatibility/2006" xmlns:aink="http://schemas.microsoft.com/office/drawing/2016/ink" xmlns:am3d="http://schemas.microsoft.com/office/drawing/2017/model3d" xmlns:o="urn:schemas-microsoft-com:office:office" xmlns:r="http://schemas.openxmlformats.org/officeDocument/2006/relationships" xmlns:m="http://schemas.openxmlformats.org/officeDocument/2006/math" xmlns:v="urn:schemas-microsoft-com:vml" xmlns:wp14="http://schemas.microsoft.com/office/word/2010/wordprocessingDrawing" xmlns:wp="http://schemas.openxmlformats.org/drawingml/2006/wordprocessingDrawing" xmlns:w10="urn:schemas-microsoft-com:office:word" xmlns:w="http://schemas.openxmlformats.org/wordprocessingml/2006/main" xmlns:w14="http://schemas.microsoft.com/office/word/2010/wordml" xmlns:w15="http://schemas.microsoft.com/office/word/2012/wordml" xmlns:w16cex="http://schemas.microsoft.com/office/word/2018/wordml/cex" xmlns:w16cid="http://schemas.microsoft.com/office/word/2016/wordml/cid" xmlns:w16="http://schemas.microsoft.com/office/word/2018/wordml" xmlns:w16sdtdh="http://schemas.microsoft.com/office/word/2020/wordml/sdtdatahash" xmlns:w16se="http://schemas.microsoft.com/office/word/2015/wordml/symex" xmlns:wpg="http://schemas.microsoft.com/office/word/2010/wordprocessingGroup" xmlns:wpi="http://schemas.microsoft.com/office/word/2010/wordprocessingInk" xmlns:wne="http://schemas.microsoft.com/office/word/2006/wordml" xmlns:wps="http://schemas.microsoft.com/office/word/2010/wordprocessingShape" mc:Ignorable="w14 w15 w16se w16cid w16 w16cex w16sdtdh wp14">
   <w:body>
     <w:p>
       <w:pPr>
@@ -1897,23 +1897,7 @@
           <w:bCs/>
           <w:lang w:val="hu-HU"/>
         </w:rPr>
-        <w:t>A tesztelési dokumentáció célja a rendszer működésének ellenőrzése</w:t>
-      </w:r>
-      <w:r>
-        <w:rPr>
-          <w:b/>
-          <w:bCs/>
-          <w:lang w:val="hu-HU"/>
-        </w:rPr>
-        <w:t xml:space="preserve"> </w:t>
-      </w:r>
-      <w:r>
-        <w:rPr>
-          <w:b/>
-          <w:bCs/>
-          <w:lang w:val="hu-HU"/>
-        </w:rPr>
-        <w:t>valamint annak biztosítása, hogy a megvalósított megoldás megfelel a tervezési követelményeknek</w:t>
+        <w:t>A tesztelési dokumentáció célja a rendszer működésének ellenőrzése valamint annak biztosítása, hogy a megvalósított megoldás megfelel a tervezési követelményeknek</w:t>
       </w:r>
       <w:r>
         <w:rPr>
@@ -2022,6 +2006,9 @@
     </w:p>
     <w:p>
       <w:r>
+        <w:rPr>
+          <w:noProof/>
+        </w:rPr>
         <w:drawing>
           <wp:anchor distT="0" distB="0" distL="114300" distR="114300" simplePos="0" relativeHeight="251659264" behindDoc="0" locked="0" layoutInCell="1" allowOverlap="1" wp14:anchorId="72EC5472" wp14:editId="5CFBE088">
             <wp:simplePos x="0" y="0"/>
@@ -2143,6 +2130,9 @@
         <w:keepNext/>
       </w:pPr>
       <w:r>
+        <w:rPr>
+          <w:noProof/>
+        </w:rPr>
         <w:drawing>
           <wp:anchor distT="0" distB="0" distL="114300" distR="114300" simplePos="0" relativeHeight="251657216" behindDoc="0" locked="0" layoutInCell="1" allowOverlap="1" wp14:anchorId="684CFD09" wp14:editId="4F443675">
             <wp:simplePos x="0" y="0"/>
@@ -2246,10 +2236,7 @@
                               <w:jc w:val="center"/>
                             </w:pPr>
                             <w:r>
-                              <w:t>1.1</w:t>
-                            </w:r>
-                            <w:r>
-                              <w:t>. ábra</w:t>
+                              <w:t>1.1. ábra</w:t>
                             </w:r>
                           </w:p>
                         </w:txbxContent>
@@ -2272,7 +2259,7 @@
                 <v:stroke joinstyle="miter"/>
                 <v:path gradientshapeok="t" o:connecttype="rect"/>
               </v:shapetype>
-              <v:shape id="Szövegdoboz 1" o:spid="_x0000_s1026" type="#_x0000_t202" style="position:absolute;left:0;text-align:left;margin-left:0;margin-top:192.7pt;width:467.25pt;height:.05pt;z-index:251661312;visibility:visible;mso-wrap-style:square;mso-wrap-distance-left:9pt;mso-wrap-distance-top:0;mso-wrap-distance-right:9pt;mso-wrap-distance-bottom:0;mso-position-horizontal:left;mso-position-horizontal-relative:margin;mso-position-vertical:absolute;mso-position-vertical-relative:text;v-text-anchor:top" o:gfxdata="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" stroked="f">
+              <v:shape id="Szövegdoboz 1" o:spid="_x0000_s1026" type="#_x0000_t202" style="position:absolute;left:0;text-align:left;margin-left:0;margin-top:192.7pt;width:467.25pt;height:.05pt;z-index:251661312;visibility:visible;mso-wrap-style:square;mso-wrap-distance-left:9pt;mso-wrap-distance-top:0;mso-wrap-distance-right:9pt;mso-wrap-distance-bottom:0;mso-position-horizontal:left;mso-position-horizontal-relative:margin;mso-position-vertical:absolute;mso-position-vertical-relative:text;v-text-anchor:top" o:gfxdata="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" stroked="f">
                 <v:textbox style="mso-fit-shape-to-text:t" inset="0,0,0,0">
                   <w:txbxContent>
                     <w:p>
@@ -2281,10 +2268,7 @@
                         <w:jc w:val="center"/>
                       </w:pPr>
                       <w:r>
-                        <w:t>1.1</w:t>
-                      </w:r>
-                      <w:r>
-                        <w:t>. ábra</w:t>
+                        <w:t>1.1. ábra</w:t>
                       </w:r>
                     </w:p>
                   </w:txbxContent>
@@ -2367,7 +2351,7 @@
           </mc:Choice>
           <mc:Fallback>
             <w:pict>
-              <v:shape w14:anchorId="39579D40" id="_x0000_s1027" type="#_x0000_t202" style="position:absolute;left:0;text-align:left;margin-left:0;margin-top:217.05pt;width:467.25pt;height:.05pt;z-index:251665408;visibility:visible;mso-wrap-style:square;mso-wrap-distance-left:9pt;mso-wrap-distance-top:0;mso-wrap-distance-right:9pt;mso-wrap-distance-bottom:0;mso-position-horizontal:center;mso-position-horizontal-relative:margin;mso-position-vertical:absolute;mso-position-vertical-relative:text;v-text-anchor:top" o:gfxdata="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" filled="f" stroked="f">
+              <v:shape w14:anchorId="39579D40" id="_x0000_s1027" type="#_x0000_t202" style="position:absolute;left:0;text-align:left;margin-left:0;margin-top:217.05pt;width:467.25pt;height:.05pt;z-index:251665408;visibility:visible;mso-wrap-style:square;mso-wrap-distance-left:9pt;mso-wrap-distance-top:0;mso-wrap-distance-right:9pt;mso-wrap-distance-bottom:0;mso-position-horizontal:center;mso-position-horizontal-relative:margin;mso-position-vertical:absolute;mso-position-vertical-relative:text;v-text-anchor:top" o:gfxdata="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" filled="f" stroked="f">
                 <v:textbox style="mso-fit-shape-to-text:t" inset="0,0,0,0">
                   <w:txbxContent>
                     <w:p>
@@ -2394,6 +2378,9 @@
         </mc:AlternateContent>
       </w:r>
       <w:r>
+        <w:rPr>
+          <w:noProof/>
+        </w:rPr>
         <w:drawing>
           <wp:anchor distT="0" distB="0" distL="114300" distR="114300" simplePos="0" relativeHeight="251658240" behindDoc="0" locked="0" layoutInCell="1" allowOverlap="1" wp14:anchorId="07B7CEF9" wp14:editId="06EA1387">
             <wp:simplePos x="0" y="0"/>
@@ -2516,7 +2503,7 @@
           </mc:Choice>
           <mc:Fallback>
             <w:pict>
-              <v:shape w14:anchorId="5458C4BC" id="_x0000_s1028" type="#_x0000_t202" style="position:absolute;left:0;text-align:left;margin-left:0;margin-top:77.2pt;width:467.25pt;height:.05pt;z-index:251663360;visibility:visible;mso-wrap-style:square;mso-wrap-distance-left:9pt;mso-wrap-distance-top:0;mso-wrap-distance-right:9pt;mso-wrap-distance-bottom:0;mso-position-horizontal:left;mso-position-horizontal-relative:margin;mso-position-vertical:absolute;mso-position-vertical-relative:text;v-text-anchor:top" o:gfxdata="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" stroked="f">
+              <v:shape w14:anchorId="5458C4BC" id="_x0000_s1028" type="#_x0000_t202" style="position:absolute;left:0;text-align:left;margin-left:0;margin-top:77.2pt;width:467.25pt;height:.05pt;z-index:251663360;visibility:visible;mso-wrap-style:square;mso-wrap-distance-left:9pt;mso-wrap-distance-top:0;mso-wrap-distance-right:9pt;mso-wrap-distance-bottom:0;mso-position-horizontal:left;mso-position-horizontal-relative:margin;mso-position-vertical:absolute;mso-position-vertical-relative:text;v-text-anchor:top" o:gfxdata="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" stroked="f">
                 <v:textbox style="mso-fit-shape-to-text:t" inset="0,0,0,0">
                   <w:txbxContent>
                     <w:p>
@@ -2666,7 +2653,7 @@
           </mc:Choice>
           <mc:Fallback>
             <w:pict>
-              <v:shape w14:anchorId="6E341546" id="_x0000_s1029" type="#_x0000_t202" style="position:absolute;left:0;text-align:left;margin-left:-8pt;margin-top:255.8pt;width:467.25pt;height:.05pt;z-index:251668480;visibility:visible;mso-wrap-style:square;mso-wrap-distance-left:9pt;mso-wrap-distance-top:0;mso-wrap-distance-right:9pt;mso-wrap-distance-bottom:0;mso-position-horizontal:absolute;mso-position-horizontal-relative:margin;mso-position-vertical:absolute;mso-position-vertical-relative:text;v-text-anchor:top" o:gfxdata="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" filled="f" stroked="f">
+              <v:shape w14:anchorId="6E341546" id="_x0000_s1029" type="#_x0000_t202" style="position:absolute;left:0;text-align:left;margin-left:-8pt;margin-top:255.8pt;width:467.25pt;height:.05pt;z-index:251668480;visibility:visible;mso-wrap-style:square;mso-wrap-distance-left:9pt;mso-wrap-distance-top:0;mso-wrap-distance-right:9pt;mso-wrap-distance-bottom:0;mso-position-horizontal:absolute;mso-position-horizontal-relative:margin;mso-position-vertical:absolute;mso-position-vertical-relative:text;v-text-anchor:top" o:gfxdata="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" filled="f" stroked="f">
                 <v:textbox style="mso-fit-shape-to-text:t" inset="0,0,0,0">
                   <w:txbxContent>
                     <w:p>
@@ -2696,6 +2683,9 @@
         </mc:AlternateContent>
       </w:r>
       <w:r>
+        <w:rPr>
+          <w:noProof/>
+        </w:rPr>
         <w:drawing>
           <wp:anchor distT="0" distB="0" distL="114300" distR="114300" simplePos="0" relativeHeight="251666432" behindDoc="0" locked="0" layoutInCell="1" allowOverlap="1" wp14:anchorId="43CE14AD" wp14:editId="1651CE9A">
             <wp:simplePos x="0" y="0"/>
@@ -2833,13 +2823,7 @@
         <w:t>A logokban</w:t>
       </w:r>
       <w:r>
-        <w:t xml:space="preserve"> (</w:t>
-      </w:r>
-      <w:r>
-        <w:t>2.1 ábra</w:t>
-      </w:r>
-      <w:r>
-        <w:t>)</w:t>
+        <w:t xml:space="preserve"> (2.1 ábra)</w:t>
       </w:r>
       <w:r>
         <w:t xml:space="preserve"> látható a port state változás.</w:t>
@@ -2853,10 +2837,7 @@
         <w:t>, a</w:t>
       </w:r>
       <w:r>
-        <w:t xml:space="preserve"> hálózat stabil maradt.</w:t>
-      </w:r>
-      <w:r>
-        <w:t xml:space="preserve"> </w:t>
+        <w:t xml:space="preserve"> hálózat stabil maradt. </w:t>
       </w:r>
     </w:p>
     <w:p>
@@ -2954,7 +2935,7 @@
           </mc:Choice>
           <mc:Fallback>
             <w:pict>
-              <v:shape w14:anchorId="0A9F961B" id="_x0000_s1030" type="#_x0000_t202" style="position:absolute;left:0;text-align:left;margin-left:401.05pt;margin-top:229.2pt;width:452.25pt;height:.05pt;z-index:251671552;visibility:visible;mso-wrap-style:square;mso-width-percent:0;mso-wrap-distance-left:9pt;mso-wrap-distance-top:0;mso-wrap-distance-right:9pt;mso-wrap-distance-bottom:0;mso-position-horizontal:right;mso-position-horizontal-relative:margin;mso-position-vertical:absolute;mso-position-vertical-relative:text;mso-width-percent:0;mso-width-relative:margin;v-text-anchor:top" o:gfxdata="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" filled="f" stroked="f">
+              <v:shape w14:anchorId="0A9F961B" id="_x0000_s1030" type="#_x0000_t202" style="position:absolute;left:0;text-align:left;margin-left:401.05pt;margin-top:229.2pt;width:452.25pt;height:.05pt;z-index:251671552;visibility:visible;mso-wrap-style:square;mso-width-percent:0;mso-wrap-distance-left:9pt;mso-wrap-distance-top:0;mso-wrap-distance-right:9pt;mso-wrap-distance-bottom:0;mso-position-horizontal:right;mso-position-horizontal-relative:margin;mso-position-vertical:absolute;mso-position-vertical-relative:text;mso-width-percent:0;mso-width-relative:margin;v-text-anchor:top" o:gfxdata="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" filled="f" stroked="f">
                 <v:textbox style="mso-fit-shape-to-text:t" inset="0,0,0,0">
                   <w:txbxContent>
                     <w:p>
@@ -2984,6 +2965,9 @@
         </mc:AlternateContent>
       </w:r>
       <w:r>
+        <w:rPr>
+          <w:noProof/>
+        </w:rPr>
         <w:drawing>
           <wp:anchor distT="0" distB="0" distL="114300" distR="114300" simplePos="0" relativeHeight="251669504" behindDoc="0" locked="0" layoutInCell="1" allowOverlap="1" wp14:anchorId="4845AC38" wp14:editId="6330B2D4">
             <wp:simplePos x="0" y="0"/>
@@ -3207,7 +3191,7 @@
           </mc:Choice>
           <mc:Fallback>
             <w:pict>
-              <v:shape w14:anchorId="14BF5180" id="_x0000_s1031" type="#_x0000_t202" style="position:absolute;left:0;text-align:left;margin-left:.5pt;margin-top:320.1pt;width:452.25pt;height:.05pt;z-index:251674624;visibility:visible;mso-wrap-style:square;mso-width-percent:0;mso-wrap-distance-left:9pt;mso-wrap-distance-top:0;mso-wrap-distance-right:9pt;mso-wrap-distance-bottom:0;mso-position-horizontal:absolute;mso-position-horizontal-relative:margin;mso-position-vertical:absolute;mso-position-vertical-relative:text;mso-width-percent:0;mso-width-relative:margin;v-text-anchor:top" o:gfxdata="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" filled="f" stroked="f">
+              <v:shape w14:anchorId="14BF5180" id="_x0000_s1031" type="#_x0000_t202" style="position:absolute;left:0;text-align:left;margin-left:.5pt;margin-top:320.1pt;width:452.25pt;height:.05pt;z-index:251674624;visibility:visible;mso-wrap-style:square;mso-width-percent:0;mso-wrap-distance-left:9pt;mso-wrap-distance-top:0;mso-wrap-distance-right:9pt;mso-wrap-distance-bottom:0;mso-position-horizontal:absolute;mso-position-horizontal-relative:margin;mso-position-vertical:absolute;mso-position-vertical-relative:text;mso-width-percent:0;mso-width-relative:margin;v-text-anchor:top" o:gfxdata="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" filled="f" stroked="f">
                 <v:textbox style="mso-fit-shape-to-text:t" inset="0,0,0,0">
                   <w:txbxContent>
                     <w:p>
@@ -3379,7 +3363,7 @@
           </mc:Choice>
           <mc:Fallback>
             <w:pict>
-              <v:shape w14:anchorId="565AA2F7" id="_x0000_s1032" type="#_x0000_t202" style="position:absolute;left:0;text-align:left;margin-left:.5pt;margin-top:605.6pt;width:452.25pt;height:.05pt;z-index:251677696;visibility:visible;mso-wrap-style:square;mso-width-percent:0;mso-wrap-distance-left:9pt;mso-wrap-distance-top:0;mso-wrap-distance-right:9pt;mso-wrap-distance-bottom:0;mso-position-horizontal:absolute;mso-position-horizontal-relative:margin;mso-position-vertical:absolute;mso-position-vertical-relative:text;mso-width-percent:0;mso-width-relative:margin;v-text-anchor:top" o:gfxdata="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" filled="f" stroked="f">
+              <v:shape w14:anchorId="565AA2F7" id="_x0000_s1032" type="#_x0000_t202" style="position:absolute;left:0;text-align:left;margin-left:.5pt;margin-top:605.6pt;width:452.25pt;height:.05pt;z-index:251677696;visibility:visible;mso-wrap-style:square;mso-width-percent:0;mso-wrap-distance-left:9pt;mso-wrap-distance-top:0;mso-wrap-distance-right:9pt;mso-wrap-distance-bottom:0;mso-position-horizontal:absolute;mso-position-horizontal-relative:margin;mso-position-vertical:absolute;mso-position-vertical-relative:text;mso-width-percent:0;mso-width-relative:margin;v-text-anchor:top" o:gfxdata="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" filled="f" stroked="f">
                 <v:textbox style="mso-fit-shape-to-text:t" inset="0,0,0,0">
                   <w:txbxContent>
                     <w:p>
@@ -3639,7 +3623,7 @@
           </mc:Choice>
           <mc:Fallback>
             <w:pict>
-              <v:shape w14:anchorId="0828ADE2" id="_x0000_s1033" type="#_x0000_t202" style="position:absolute;left:0;text-align:left;margin-left:.5pt;margin-top:167.7pt;width:452.25pt;height:.05pt;z-index:251679744;visibility:visible;mso-wrap-style:square;mso-width-percent:0;mso-wrap-distance-left:9pt;mso-wrap-distance-top:0;mso-wrap-distance-right:9pt;mso-wrap-distance-bottom:0;mso-position-horizontal:absolute;mso-position-horizontal-relative:margin;mso-position-vertical:absolute;mso-position-vertical-relative:text;mso-width-percent:0;mso-width-relative:margin;v-text-anchor:top" o:gfxdata="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" filled="f" stroked="f">
+              <v:shape w14:anchorId="0828ADE2" id="_x0000_s1033" type="#_x0000_t202" style="position:absolute;left:0;text-align:left;margin-left:.5pt;margin-top:167.7pt;width:452.25pt;height:.05pt;z-index:251679744;visibility:visible;mso-wrap-style:square;mso-width-percent:0;mso-wrap-distance-left:9pt;mso-wrap-distance-top:0;mso-wrap-distance-right:9pt;mso-wrap-distance-bottom:0;mso-position-horizontal:absolute;mso-position-horizontal-relative:margin;mso-position-vertical:absolute;mso-position-vertical-relative:text;mso-width-percent:0;mso-width-relative:margin;v-text-anchor:top" o:gfxdata="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" filled="f" stroked="f">
                 <v:textbox style="mso-fit-shape-to-text:t" inset="0,0,0,0">
                   <w:txbxContent>
                     <w:p>
@@ -3823,7 +3807,7 @@
           </mc:Choice>
           <mc:Fallback>
             <w:pict>
-              <v:shape w14:anchorId="740AEFCA" id="_x0000_s1034" type="#_x0000_t202" style="position:absolute;left:0;text-align:left;margin-left:401.05pt;margin-top:229.1pt;width:452.25pt;height:.05pt;z-index:251682816;visibility:visible;mso-wrap-style:square;mso-width-percent:0;mso-height-percent:0;mso-wrap-distance-left:9pt;mso-wrap-distance-top:0;mso-wrap-distance-right:9pt;mso-wrap-distance-bottom:0;mso-position-horizontal:right;mso-position-horizontal-relative:margin;mso-position-vertical:absolute;mso-position-vertical-relative:text;mso-width-percent:0;mso-height-percent:0;mso-width-relative:margin;mso-height-relative:margin;v-text-anchor:top" o:gfxdata="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" filled="f" stroked="f">
+              <v:shape w14:anchorId="740AEFCA" id="_x0000_s1034" type="#_x0000_t202" style="position:absolute;left:0;text-align:left;margin-left:401.05pt;margin-top:229.1pt;width:452.25pt;height:.05pt;z-index:251682816;visibility:visible;mso-wrap-style:square;mso-width-percent:0;mso-height-percent:0;mso-wrap-distance-left:9pt;mso-wrap-distance-top:0;mso-wrap-distance-right:9pt;mso-wrap-distance-bottom:0;mso-position-horizontal:right;mso-position-horizontal-relative:margin;mso-position-vertical:absolute;mso-position-vertical-relative:text;mso-width-percent:0;mso-height-percent:0;mso-width-relative:margin;mso-height-relative:margin;v-text-anchor:top" o:gfxdata="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" filled="f" stroked="f">
                 <v:textbox style="mso-fit-shape-to-text:t" inset="0,0,0,0">
                   <w:txbxContent>
                     <w:p>
@@ -3853,6 +3837,9 @@
         </mc:AlternateContent>
       </w:r>
       <w:r>
+        <w:rPr>
+          <w:noProof/>
+        </w:rPr>
         <w:drawing>
           <wp:anchor distT="0" distB="0" distL="114300" distR="114300" simplePos="0" relativeHeight="251683840" behindDoc="0" locked="0" layoutInCell="1" allowOverlap="1" wp14:anchorId="34F1A097" wp14:editId="5967CC99">
             <wp:simplePos x="0" y="0"/>
@@ -4065,7 +4052,7 @@
           </mc:Choice>
           <mc:Fallback>
             <w:pict>
-              <v:shape w14:anchorId="2674DB5D" id="_x0000_s1035" type="#_x0000_t202" style="position:absolute;left:0;text-align:left;margin-left:401.05pt;margin-top:99.1pt;width:452.25pt;height:.05pt;z-index:251685888;visibility:visible;mso-wrap-style:square;mso-width-percent:0;mso-height-percent:0;mso-wrap-distance-left:9pt;mso-wrap-distance-top:0;mso-wrap-distance-right:9pt;mso-wrap-distance-bottom:0;mso-position-horizontal:right;mso-position-horizontal-relative:margin;mso-position-vertical:absolute;mso-position-vertical-relative:text;mso-width-percent:0;mso-height-percent:0;mso-width-relative:margin;mso-height-relative:margin;v-text-anchor:top" o:gfxdata="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" filled="f" stroked="f">
+              <v:shape w14:anchorId="2674DB5D" id="_x0000_s1035" type="#_x0000_t202" style="position:absolute;left:0;text-align:left;margin-left:401.05pt;margin-top:99.1pt;width:452.25pt;height:.05pt;z-index:251685888;visibility:visible;mso-wrap-style:square;mso-width-percent:0;mso-height-percent:0;mso-wrap-distance-left:9pt;mso-wrap-distance-top:0;mso-wrap-distance-right:9pt;mso-wrap-distance-bottom:0;mso-position-horizontal:right;mso-position-horizontal-relative:margin;mso-position-vertical:absolute;mso-position-vertical-relative:text;mso-width-percent:0;mso-height-percent:0;mso-width-relative:margin;mso-height-relative:margin;v-text-anchor:top" o:gfxdata="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" filled="f" stroked="f">
                 <v:textbox style="mso-fit-shape-to-text:t" inset="0,0,0,0">
                   <w:txbxContent>
                     <w:p>
@@ -4095,6 +4082,9 @@
         </mc:AlternateContent>
       </w:r>
       <w:r>
+        <w:rPr>
+          <w:noProof/>
+        </w:rPr>
         <w:drawing>
           <wp:inline distT="0" distB="0" distL="0" distR="0" wp14:anchorId="213150DF" wp14:editId="7BF848DC">
             <wp:extent cx="5753903" cy="1247949"/>
@@ -4423,19 +4413,7 @@
     </w:p>
     <w:p>
       <w:r>
-        <w:t>A BOLT telephelyen a kliensek PAT (NAT overload) használatával egy publikus IP-n keresztül kommunikálnak.</w:t>
-      </w:r>
-      <w:r>
-        <w:t xml:space="preserve"> </w:t>
-      </w:r>
-      <w:r>
-        <w:t>A K</w:t>
-      </w:r>
-      <w:r>
-        <w:t>Ö</w:t>
-      </w:r>
-      <w:r>
-        <w:t>ZPONT telephelyen a kliensek NAT poolból kapnak címet, míg a szerverek statikus NAT-tal fix publikus címen érhetők el.</w:t>
+        <w:t>A BOLT telephelyen a kliensek PAT (NAT overload) használatával egy publikus IP-n keresztül kommunikálnak. A KÖZPONT telephelyen a kliensek NAT poolból kapnak címet, míg a szerverek statikus NAT-tal fix publikus címen érhetők el.</w:t>
       </w:r>
     </w:p>
     <w:p>
@@ -4575,7 +4553,7 @@
           </mc:Choice>
           <mc:Fallback>
             <w:pict>
-              <v:shape w14:anchorId="3059A629" id="_x0000_s1036" type="#_x0000_t202" style="position:absolute;left:0;text-align:left;margin-left:0;margin-top:604.1pt;width:452.25pt;height:.05pt;z-index:251695104;visibility:visible;mso-wrap-style:square;mso-width-percent:0;mso-height-percent:0;mso-wrap-distance-left:9pt;mso-wrap-distance-top:0;mso-wrap-distance-right:9pt;mso-wrap-distance-bottom:0;mso-position-horizontal:left;mso-position-horizontal-relative:margin;mso-position-vertical:absolute;mso-position-vertical-relative:text;mso-width-percent:0;mso-height-percent:0;mso-width-relative:margin;mso-height-relative:margin;v-text-anchor:top" o:gfxdata="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" filled="f" stroked="f">
+              <v:shape w14:anchorId="3059A629" id="_x0000_s1036" type="#_x0000_t202" style="position:absolute;left:0;text-align:left;margin-left:0;margin-top:604.1pt;width:452.25pt;height:.05pt;z-index:251695104;visibility:visible;mso-wrap-style:square;mso-width-percent:0;mso-height-percent:0;mso-wrap-distance-left:9pt;mso-wrap-distance-top:0;mso-wrap-distance-right:9pt;mso-wrap-distance-bottom:0;mso-position-horizontal:left;mso-position-horizontal-relative:margin;mso-position-vertical:absolute;mso-position-vertical-relative:text;mso-width-percent:0;mso-height-percent:0;mso-width-relative:margin;mso-height-relative:margin;v-text-anchor:top" o:gfxdata="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" filled="f" stroked="f">
                 <v:textbox style="mso-fit-shape-to-text:t" inset="0,0,0,0">
                   <w:txbxContent>
                     <w:p>
@@ -4738,7 +4716,7 @@
           </mc:Choice>
           <mc:Fallback>
             <w:pict>
-              <v:shape w14:anchorId="57937E35" id="_x0000_s1037" type="#_x0000_t202" style="position:absolute;left:0;text-align:left;margin-left:0;margin-top:416.55pt;width:452.25pt;height:.05pt;z-index:251692032;visibility:visible;mso-wrap-style:square;mso-width-percent:0;mso-height-percent:0;mso-wrap-distance-left:9pt;mso-wrap-distance-top:0;mso-wrap-distance-right:9pt;mso-wrap-distance-bottom:0;mso-position-horizontal:left;mso-position-horizontal-relative:margin;mso-position-vertical:absolute;mso-position-vertical-relative:text;mso-width-percent:0;mso-height-percent:0;mso-width-relative:margin;mso-height-relative:margin;v-text-anchor:top" o:gfxdata="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" filled="f" stroked="f">
+              <v:shape w14:anchorId="57937E35" id="_x0000_s1037" type="#_x0000_t202" style="position:absolute;left:0;text-align:left;margin-left:0;margin-top:416.55pt;width:452.25pt;height:.05pt;z-index:251692032;visibility:visible;mso-wrap-style:square;mso-width-percent:0;mso-height-percent:0;mso-wrap-distance-left:9pt;mso-wrap-distance-top:0;mso-wrap-distance-right:9pt;mso-wrap-distance-bottom:0;mso-position-horizontal:left;mso-position-horizontal-relative:margin;mso-position-vertical:absolute;mso-position-vertical-relative:text;mso-width-percent:0;mso-height-percent:0;mso-width-relative:margin;mso-height-relative:margin;v-text-anchor:top" o:gfxdata="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" filled="f" stroked="f">
                 <v:textbox style="mso-fit-shape-to-text:t" inset="0,0,0,0">
                   <w:txbxContent>
                     <w:p>
@@ -4906,7 +4884,7 @@
           </mc:Choice>
           <mc:Fallback>
             <w:pict>
-              <v:shape w14:anchorId="0E36B2D4" id="_x0000_s1038" type="#_x0000_t202" style="position:absolute;left:0;text-align:left;margin-left:401.05pt;margin-top:42.9pt;width:452.25pt;height:.05pt;z-index:251687936;visibility:visible;mso-wrap-style:square;mso-width-percent:0;mso-height-percent:0;mso-wrap-distance-left:9pt;mso-wrap-distance-top:0;mso-wrap-distance-right:9pt;mso-wrap-distance-bottom:0;mso-position-horizontal:right;mso-position-horizontal-relative:margin;mso-position-vertical:absolute;mso-position-vertical-relative:text;mso-width-percent:0;mso-height-percent:0;mso-width-relative:margin;mso-height-relative:margin;v-text-anchor:top" o:gfxdata="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" filled="f" stroked="f">
+              <v:shape w14:anchorId="0E36B2D4" id="_x0000_s1038" type="#_x0000_t202" style="position:absolute;left:0;text-align:left;margin-left:401.05pt;margin-top:42.9pt;width:452.25pt;height:.05pt;z-index:251687936;visibility:visible;mso-wrap-style:square;mso-width-percent:0;mso-height-percent:0;mso-wrap-distance-left:9pt;mso-wrap-distance-top:0;mso-wrap-distance-right:9pt;mso-wrap-distance-bottom:0;mso-position-horizontal:right;mso-position-horizontal-relative:margin;mso-position-vertical:absolute;mso-position-vertical-relative:text;mso-width-percent:0;mso-height-percent:0;mso-width-relative:margin;mso-height-relative:margin;v-text-anchor:top" o:gfxdata="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" filled="f" stroked="f">
                 <v:textbox style="mso-fit-shape-to-text:t" inset="0,0,0,0">
                   <w:txbxContent>
                     <w:p>
@@ -5297,7 +5275,7 @@
           </mc:Choice>
           <mc:Fallback>
             <w:pict>
-              <v:shape w14:anchorId="1B2DE73F" id="_x0000_s1039" type="#_x0000_t202" style="position:absolute;left:0;text-align:left;margin-left:0;margin-top:209.35pt;width:452.25pt;height:.05pt;z-index:251697152;visibility:visible;mso-wrap-style:square;mso-width-percent:0;mso-height-percent:0;mso-wrap-distance-left:9pt;mso-wrap-distance-top:0;mso-wrap-distance-right:9pt;mso-wrap-distance-bottom:0;mso-position-horizontal:left;mso-position-horizontal-relative:margin;mso-position-vertical:absolute;mso-position-vertical-relative:text;mso-width-percent:0;mso-height-percent:0;mso-width-relative:margin;mso-height-relative:margin;v-text-anchor:top" o:gfxdata="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" filled="f" stroked="f">
+              <v:shape w14:anchorId="1B2DE73F" id="_x0000_s1039" type="#_x0000_t202" style="position:absolute;left:0;text-align:left;margin-left:0;margin-top:209.35pt;width:452.25pt;height:.05pt;z-index:251697152;visibility:visible;mso-wrap-style:square;mso-width-percent:0;mso-height-percent:0;mso-wrap-distance-left:9pt;mso-wrap-distance-top:0;mso-wrap-distance-right:9pt;mso-wrap-distance-bottom:0;mso-position-horizontal:left;mso-position-horizontal-relative:margin;mso-position-vertical:absolute;mso-position-vertical-relative:text;mso-width-percent:0;mso-height-percent:0;mso-width-relative:margin;mso-height-relative:margin;v-text-anchor:top" o:gfxdata="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" filled="f" stroked="f">
                 <v:textbox style="mso-fit-shape-to-text:t" inset="0,0,0,0">
                   <w:txbxContent>
                     <w:p>
@@ -5484,13 +5462,13 @@
         <mc:AlternateContent>
           <mc:Choice Requires="wps">
             <w:drawing>
-              <wp:anchor distT="0" distB="0" distL="114300" distR="114300" simplePos="0" relativeHeight="251704320" behindDoc="0" locked="0" layoutInCell="1" allowOverlap="1" wp14:anchorId="45FC1EB8" wp14:editId="5D84C192">
+              <wp:anchor distT="0" distB="0" distL="114300" distR="114300" simplePos="0" relativeHeight="251704320" behindDoc="0" locked="0" layoutInCell="1" allowOverlap="1" wp14:anchorId="45FC1EB8" wp14:editId="0727F707">
                 <wp:simplePos x="0" y="0"/>
                 <wp:positionH relativeFrom="margin">
-                  <wp:align>left</wp:align>
+                  <wp:align>right</wp:align>
                 </wp:positionH>
                 <wp:positionV relativeFrom="paragraph">
-                  <wp:posOffset>4749021</wp:posOffset>
+                  <wp:posOffset>4748530</wp:posOffset>
                 </wp:positionV>
                 <wp:extent cx="5743575" cy="635"/>
                 <wp:effectExtent l="0" t="0" r="9525" b="11430"/>
@@ -5556,7 +5534,7 @@
           </mc:Choice>
           <mc:Fallback>
             <w:pict>
-              <v:shape w14:anchorId="45FC1EB8" id="_x0000_s1040" type="#_x0000_t202" style="position:absolute;left:0;text-align:left;margin-left:0;margin-top:373.95pt;width:452.25pt;height:.05pt;z-index:251704320;visibility:visible;mso-wrap-style:square;mso-width-percent:0;mso-height-percent:0;mso-wrap-distance-left:9pt;mso-wrap-distance-top:0;mso-wrap-distance-right:9pt;mso-wrap-distance-bottom:0;mso-position-horizontal:left;mso-position-horizontal-relative:margin;mso-position-vertical:absolute;mso-position-vertical-relative:text;mso-width-percent:0;mso-height-percent:0;mso-width-relative:margin;mso-height-relative:margin;v-text-anchor:top" o:gfxdata="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" filled="f" stroked="f">
+              <v:shape w14:anchorId="45FC1EB8" id="_x0000_s1040" type="#_x0000_t202" style="position:absolute;left:0;text-align:left;margin-left:401.05pt;margin-top:373.9pt;width:452.25pt;height:.05pt;z-index:251704320;visibility:visible;mso-wrap-style:square;mso-width-percent:0;mso-height-percent:0;mso-wrap-distance-left:9pt;mso-wrap-distance-top:0;mso-wrap-distance-right:9pt;mso-wrap-distance-bottom:0;mso-position-horizontal:right;mso-position-horizontal-relative:margin;mso-position-vertical:absolute;mso-position-vertical-relative:text;mso-width-percent:0;mso-height-percent:0;mso-width-relative:margin;mso-height-relative:margin;v-text-anchor:top" o:gfxdata="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" filled="f" stroked="f">
                 <v:textbox style="mso-fit-shape-to-text:t" inset="0,0,0,0">
                   <w:txbxContent>
                     <w:p>
@@ -5725,7 +5703,7 @@
           </mc:Choice>
           <mc:Fallback>
             <w:pict>
-              <v:shape w14:anchorId="62AC3762" id="_x0000_s1041" type="#_x0000_t202" style="position:absolute;left:0;text-align:left;margin-left:401.05pt;margin-top:172.95pt;width:452.25pt;height:.05pt;z-index:251701248;visibility:visible;mso-wrap-style:square;mso-width-percent:0;mso-height-percent:0;mso-wrap-distance-left:9pt;mso-wrap-distance-top:0;mso-wrap-distance-right:9pt;mso-wrap-distance-bottom:0;mso-position-horizontal:right;mso-position-horizontal-relative:margin;mso-position-vertical:absolute;mso-position-vertical-relative:text;mso-width-percent:0;mso-height-percent:0;mso-width-relative:margin;mso-height-relative:margin;v-text-anchor:top" o:gfxdata="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" filled="f" stroked="f">
+              <v:shape w14:anchorId="62AC3762" id="_x0000_s1041" type="#_x0000_t202" style="position:absolute;left:0;text-align:left;margin-left:401.05pt;margin-top:172.95pt;width:452.25pt;height:.05pt;z-index:251701248;visibility:visible;mso-wrap-style:square;mso-width-percent:0;mso-height-percent:0;mso-wrap-distance-left:9pt;mso-wrap-distance-top:0;mso-wrap-distance-right:9pt;mso-wrap-distance-bottom:0;mso-position-horizontal:right;mso-position-horizontal-relative:margin;mso-position-vertical:absolute;mso-position-vertical-relative:text;mso-width-percent:0;mso-height-percent:0;mso-width-relative:margin;mso-height-relative:margin;v-text-anchor:top" o:gfxdata="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" filled="f" stroked="f">
                 <v:textbox style="mso-fit-shape-to-text:t" inset="0,0,0,0">
                   <w:txbxContent>
                     <w:p>
@@ -6091,10 +6069,7 @@
                               <w:jc w:val="center"/>
                             </w:pPr>
                             <w:r>
-                              <w:t>7.</w:t>
-                            </w:r>
-                            <w:r>
-                              <w:t>2</w:t>
+                              <w:t>7.2</w:t>
                             </w:r>
                             <w:r>
                               <w:t>. ábra</w:t>
@@ -6122,7 +6097,7 @@
           </mc:Choice>
           <mc:Fallback>
             <w:pict>
-              <v:shape w14:anchorId="7E0F987B" id="_x0000_s1042" type="#_x0000_t202" style="position:absolute;left:0;text-align:left;margin-left:401.05pt;margin-top:356.7pt;width:452.25pt;height:.05pt;z-index:251710464;visibility:visible;mso-wrap-style:square;mso-width-percent:0;mso-height-percent:0;mso-wrap-distance-left:9pt;mso-wrap-distance-top:0;mso-wrap-distance-right:9pt;mso-wrap-distance-bottom:0;mso-position-horizontal:right;mso-position-horizontal-relative:margin;mso-position-vertical:absolute;mso-position-vertical-relative:text;mso-width-percent:0;mso-height-percent:0;mso-width-relative:margin;mso-height-relative:margin;v-text-anchor:top" o:gfxdata="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" filled="f" stroked="f">
+              <v:shape w14:anchorId="7E0F987B" id="_x0000_s1042" type="#_x0000_t202" style="position:absolute;left:0;text-align:left;margin-left:401.05pt;margin-top:356.7pt;width:452.25pt;height:.05pt;z-index:251710464;visibility:visible;mso-wrap-style:square;mso-width-percent:0;mso-height-percent:0;mso-wrap-distance-left:9pt;mso-wrap-distance-top:0;mso-wrap-distance-right:9pt;mso-wrap-distance-bottom:0;mso-position-horizontal:right;mso-position-horizontal-relative:margin;mso-position-vertical:absolute;mso-position-vertical-relative:text;mso-width-percent:0;mso-height-percent:0;mso-width-relative:margin;mso-height-relative:margin;v-text-anchor:top" o:gfxdata="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" filled="f" stroked="f">
                 <v:textbox style="mso-fit-shape-to-text:t" inset="0,0,0,0">
                   <w:txbxContent>
                     <w:p>
@@ -6131,10 +6106,7 @@
                         <w:jc w:val="center"/>
                       </w:pPr>
                       <w:r>
-                        <w:t>7.</w:t>
-                      </w:r>
-                      <w:r>
-                        <w:t>2</w:t>
+                        <w:t>7.2</w:t>
                       </w:r>
                       <w:r>
                         <w:t>. ábra</w:t>
@@ -6282,7 +6254,7 @@
           </mc:Choice>
           <mc:Fallback>
             <w:pict>
-              <v:shape w14:anchorId="1420B907" id="_x0000_s1043" type="#_x0000_t202" style="position:absolute;left:0;text-align:left;margin-left:0;margin-top:174.8pt;width:452.25pt;height:.05pt;z-index:251707392;visibility:visible;mso-wrap-style:square;mso-width-percent:0;mso-height-percent:0;mso-wrap-distance-left:9pt;mso-wrap-distance-top:0;mso-wrap-distance-right:9pt;mso-wrap-distance-bottom:0;mso-position-horizontal:left;mso-position-horizontal-relative:margin;mso-position-vertical:absolute;mso-position-vertical-relative:text;mso-width-percent:0;mso-height-percent:0;mso-width-relative:margin;mso-height-relative:margin;v-text-anchor:top" o:gfxdata="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" filled="f" stroked="f">
+              <v:shape w14:anchorId="1420B907" id="_x0000_s1043" type="#_x0000_t202" style="position:absolute;left:0;text-align:left;margin-left:0;margin-top:174.8pt;width:452.25pt;height:.05pt;z-index:251707392;visibility:visible;mso-wrap-style:square;mso-width-percent:0;mso-height-percent:0;mso-wrap-distance-left:9pt;mso-wrap-distance-top:0;mso-wrap-distance-right:9pt;mso-wrap-distance-bottom:0;mso-position-horizontal:left;mso-position-horizontal-relative:margin;mso-position-vertical:absolute;mso-position-vertical-relative:text;mso-width-percent:0;mso-height-percent:0;mso-width-relative:margin;mso-height-relative:margin;v-text-anchor:top" o:gfxdata="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" filled="f" stroked="f">
                 <v:textbox style="mso-fit-shape-to-text:t" inset="0,0,0,0">
                   <w:txbxContent>
                     <w:p>
@@ -6434,13 +6406,7 @@
                               <w:jc w:val="center"/>
                             </w:pPr>
                             <w:r>
-                              <w:t>8</w:t>
-                            </w:r>
-                            <w:r>
-                              <w:t>.</w:t>
-                            </w:r>
-                            <w:r>
-                              <w:t>1</w:t>
+                              <w:t>8.1</w:t>
                             </w:r>
                             <w:r>
                               <w:t>. ábra</w:t>
@@ -6468,7 +6434,7 @@
           </mc:Choice>
           <mc:Fallback>
             <w:pict>
-              <v:shape w14:anchorId="61BDC83A" id="_x0000_s1044" type="#_x0000_t202" style="position:absolute;left:0;text-align:left;margin-left:0;margin-top:345.55pt;width:216.8pt;height:.05pt;z-index:251715584;visibility:visible;mso-wrap-style:square;mso-width-percent:0;mso-height-percent:0;mso-wrap-distance-left:9pt;mso-wrap-distance-top:0;mso-wrap-distance-right:9pt;mso-wrap-distance-bottom:0;mso-position-horizontal:left;mso-position-horizontal-relative:margin;mso-position-vertical:absolute;mso-position-vertical-relative:text;mso-width-percent:0;mso-height-percent:0;mso-width-relative:margin;mso-height-relative:margin;v-text-anchor:top" o:gfxdata="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" filled="f" stroked="f">
+              <v:shape w14:anchorId="61BDC83A" id="_x0000_s1044" type="#_x0000_t202" style="position:absolute;left:0;text-align:left;margin-left:0;margin-top:345.55pt;width:216.8pt;height:.05pt;z-index:251715584;visibility:visible;mso-wrap-style:square;mso-width-percent:0;mso-height-percent:0;mso-wrap-distance-left:9pt;mso-wrap-distance-top:0;mso-wrap-distance-right:9pt;mso-wrap-distance-bottom:0;mso-position-horizontal:left;mso-position-horizontal-relative:margin;mso-position-vertical:absolute;mso-position-vertical-relative:text;mso-width-percent:0;mso-height-percent:0;mso-width-relative:margin;mso-height-relative:margin;v-text-anchor:top" o:gfxdata="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" filled="f" stroked="f">
                 <v:textbox style="mso-fit-shape-to-text:t" inset="0,0,0,0">
                   <w:txbxContent>
                     <w:p>
@@ -6477,13 +6443,7 @@
                         <w:jc w:val="center"/>
                       </w:pPr>
                       <w:r>
-                        <w:t>8</w:t>
-                      </w:r>
-                      <w:r>
-                        <w:t>.</w:t>
-                      </w:r>
-                      <w:r>
-                        <w:t>1</w:t>
+                        <w:t>8.1</w:t>
                       </w:r>
                       <w:r>
                         <w:t>. ábra</w:t>
@@ -6571,7 +6531,7 @@
                           </pic:cNvPicPr>
                         </pic:nvPicPr>
                         <pic:blipFill>
-                          <a:blip r:embed="rId33">
+                          <a:blip r:embed="rId33" cstate="print">
                             <a:extLst>
                               <a:ext uri="{28A0092B-C50C-407E-A947-70E740481C1C}">
                                 <a14:useLocalDpi xmlns:a14="http://schemas.microsoft.com/office/drawing/2010/main" val="0"/>
@@ -6609,7 +6569,7 @@
               </wp:anchor>
             </w:drawing>
           </mc:Choice>
-          <mc:Fallback>
+          <mc:Fallback xmlns:w16sdtfl="http://schemas.microsoft.com/office/word/2024/wordml/sdtformatlock" xmlns:w16du="http://schemas.microsoft.com/office/word/2023/wordml/word16du" xmlns:oel="http://schemas.microsoft.com/office/2019/extlst">
             <w:pict>
               <v:group w14:anchorId="09064078" id="Csoportba foglalás 18" o:spid="_x0000_s1026" style="position:absolute;margin-left:1.1pt;margin-top:49.2pt;width:452.75pt;height:296.4pt;z-index:251713536;mso-position-horizontal-relative:margin;mso-width-relative:margin;mso-height-relative:margin" coordorigin="104" coordsize="57502,37645" o:gfxdata="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">
                 <v:shapetype id="_x0000_t75" coordsize="21600,21600" o:spt="75" o:preferrelative="t" path="m@4@5l@4@11@9@11@9@5xe" filled="f" stroked="f">
@@ -6716,7 +6676,7 @@
           </mc:Choice>
           <mc:Fallback>
             <w:pict>
-              <v:shape w14:anchorId="288E2D5E" id="_x0000_s1045" type="#_x0000_t202" style="position:absolute;left:0;text-align:left;margin-left:165.6pt;margin-top:196.05pt;width:216.8pt;height:.05pt;z-index:251717632;visibility:visible;mso-wrap-style:square;mso-width-percent:0;mso-height-percent:0;mso-wrap-distance-left:9pt;mso-wrap-distance-top:0;mso-wrap-distance-right:9pt;mso-wrap-distance-bottom:0;mso-position-horizontal:right;mso-position-horizontal-relative:margin;mso-position-vertical:absolute;mso-position-vertical-relative:text;mso-width-percent:0;mso-height-percent:0;mso-width-relative:margin;mso-height-relative:margin;v-text-anchor:top" o:gfxdata="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" filled="f" stroked="f">
+              <v:shape w14:anchorId="288E2D5E" id="_x0000_s1045" type="#_x0000_t202" style="position:absolute;left:0;text-align:left;margin-left:165.6pt;margin-top:196.05pt;width:216.8pt;height:.05pt;z-index:251717632;visibility:visible;mso-wrap-style:square;mso-width-percent:0;mso-height-percent:0;mso-wrap-distance-left:9pt;mso-wrap-distance-top:0;mso-wrap-distance-right:9pt;mso-wrap-distance-bottom:0;mso-position-horizontal:right;mso-position-horizontal-relative:margin;mso-position-vertical:absolute;mso-position-vertical-relative:text;mso-width-percent:0;mso-height-percent:0;mso-width-relative:margin;mso-height-relative:margin;v-text-anchor:top" o:gfxdata="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" filled="f" stroked="f">
                 <v:textbox style="mso-fit-shape-to-text:t" inset="0,0,0,0">
                   <w:txbxContent>
                     <w:p>
@@ -6795,10 +6755,7 @@
       </w:pPr>
       <w:bookmarkStart w:id="9" w:name="_Toc227537806"/>
       <w:r>
-        <w:t>9</w:t>
-      </w:r>
-      <w:r>
-        <w:t>. Broadcast védelem</w:t>
+        <w:t>9. Broadcast védelem</w:t>
       </w:r>
       <w:bookmarkEnd w:id="9"/>
     </w:p>
@@ -6821,6 +6778,9 @@
     </w:p>
     <w:p>
       <w:r>
+        <w:rPr>
+          <w:noProof/>
+        </w:rPr>
         <w:drawing>
           <wp:anchor distT="0" distB="0" distL="114300" distR="114300" simplePos="0" relativeHeight="251718656" behindDoc="0" locked="0" layoutInCell="1" allowOverlap="1" wp14:anchorId="3363A5FC" wp14:editId="57228263">
             <wp:simplePos x="0" y="0"/>
@@ -6947,7 +6907,7 @@
           </mc:Choice>
           <mc:Fallback>
             <w:pict>
-              <v:shape w14:anchorId="1A68BB4B" id="_x0000_s1046" type="#_x0000_t202" style="position:absolute;left:0;text-align:left;margin-left:.5pt;margin-top:191.3pt;width:452.25pt;height:.05pt;z-index:251720704;visibility:visible;mso-wrap-style:square;mso-width-percent:0;mso-height-percent:0;mso-wrap-distance-left:9pt;mso-wrap-distance-top:0;mso-wrap-distance-right:9pt;mso-wrap-distance-bottom:0;mso-position-horizontal:absolute;mso-position-horizontal-relative:margin;mso-position-vertical:absolute;mso-position-vertical-relative:text;mso-width-percent:0;mso-height-percent:0;mso-width-relative:margin;mso-height-relative:margin;v-text-anchor:top" o:gfxdata="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" filled="f" stroked="f">
+              <v:shape w14:anchorId="1A68BB4B" id="_x0000_s1046" type="#_x0000_t202" style="position:absolute;left:0;text-align:left;margin-left:.5pt;margin-top:191.3pt;width:452.25pt;height:.05pt;z-index:251720704;visibility:visible;mso-wrap-style:square;mso-width-percent:0;mso-height-percent:0;mso-wrap-distance-left:9pt;mso-wrap-distance-top:0;mso-wrap-distance-right:9pt;mso-wrap-distance-bottom:0;mso-position-horizontal:absolute;mso-position-horizontal-relative:margin;mso-position-vertical:absolute;mso-position-vertical-relative:text;mso-width-percent:0;mso-height-percent:0;mso-width-relative:margin;mso-height-relative:margin;v-text-anchor:top" o:gfxdata="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" filled="f" stroked="f">
                 <v:textbox style="mso-fit-shape-to-text:t" inset="0,0,0,0">
                   <w:txbxContent>
                     <w:p>
@@ -7056,13 +7016,30 @@
         <w:t>9.1 ábrán</w:t>
       </w:r>
       <w:r>
-        <w:t xml:space="preserve"> látható, hogy a Gi1/0/19 porton 12.84% forgalom mérhető, míg a Gi1/0/20 porton a forgalom elérte a 98.57%-ot.</w:t>
+        <w:t xml:space="preserve"> látható, hogy a Gi1/0/19 porton 12.84% forgalom mérhető, míg a </w:t>
+      </w:r>
+      <w:r>
+        <w:rPr>
+          <w:rStyle w:val="inlineChar"/>
+          <w:shd w:val="clear" w:color="auto" w:fill="E7E6E6" w:themeFill="background2"/>
+        </w:rPr>
+        <w:t>Gi1/0/20</w:t>
+      </w:r>
+      <w:r>
+        <w:t xml:space="preserve"> porton a forgalom elérte a 98.57%-ot.</w:t>
       </w:r>
       <w:r>
         <w:t xml:space="preserve"> </w:t>
       </w:r>
       <w:r>
-        <w:t>A Gi1/0/20 port állapota „Suppressed”, ami jelzi, hogy a storm-control beavatkozott és korlátozta a forgalmat.</w:t>
+        <w:rPr>
+          <w:rStyle w:val="inlineChar"/>
+          <w:shd w:val="clear" w:color="auto" w:fill="E7E6E6" w:themeFill="background2"/>
+        </w:rPr>
+        <w:t>A Gi1/0/20</w:t>
+      </w:r>
+      <w:r>
+        <w:t xml:space="preserve"> port állapota „Suppressed”, ami jelzi, hogy a storm-control beavatkozott és korlátozta a forgalmat.</w:t>
       </w:r>
     </w:p>
     <w:p>
@@ -7073,7 +7050,17 @@
         <w:t xml:space="preserve"> </w:t>
       </w:r>
       <w:r>
-        <w:t>A Gi1/0/20 port esetében a védelem aktiválódott, így megakadályozta a hálózat túlterhelését.</w:t>
+        <w:t xml:space="preserve">A </w:t>
+      </w:r>
+      <w:r>
+        <w:rPr>
+          <w:rStyle w:val="inlineChar"/>
+          <w:shd w:val="clear" w:color="auto" w:fill="E7E6E6" w:themeFill="background2"/>
+        </w:rPr>
+        <w:t>Gi1/0/20</w:t>
+      </w:r>
+      <w:r>
+        <w:t xml:space="preserve"> port esetében a védelem aktiválódott, így megakadályozta a hálózat túlterhelését.</w:t>
       </w:r>
     </w:p>
     <w:p>
@@ -7138,10 +7125,7 @@
                               <w:jc w:val="center"/>
                             </w:pPr>
                             <w:r>
-                              <w:t>10</w:t>
-                            </w:r>
-                            <w:r>
-                              <w:t>.1.</w:t>
+                              <w:t>10.1.</w:t>
                             </w:r>
                             <w:r>
                               <w:t xml:space="preserve"> ábra</w:t>
@@ -7169,7 +7153,7 @@
           </mc:Choice>
           <mc:Fallback>
             <w:pict>
-              <v:shape w14:anchorId="494459A8" id="_x0000_s1047" type="#_x0000_t202" style="position:absolute;left:0;text-align:left;margin-left:401.05pt;margin-top:70.45pt;width:452.25pt;height:.05pt;z-index:251723776;visibility:visible;mso-wrap-style:square;mso-width-percent:0;mso-height-percent:0;mso-wrap-distance-left:9pt;mso-wrap-distance-top:0;mso-wrap-distance-right:9pt;mso-wrap-distance-bottom:0;mso-position-horizontal:right;mso-position-horizontal-relative:margin;mso-position-vertical:absolute;mso-position-vertical-relative:text;mso-width-percent:0;mso-height-percent:0;mso-width-relative:margin;mso-height-relative:margin;v-text-anchor:top" o:gfxdata="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" filled="f" stroked="f">
+              <v:shape w14:anchorId="494459A8" id="_x0000_s1047" type="#_x0000_t202" style="position:absolute;left:0;text-align:left;margin-left:401.05pt;margin-top:70.45pt;width:452.25pt;height:.05pt;z-index:251723776;visibility:visible;mso-wrap-style:square;mso-width-percent:0;mso-height-percent:0;mso-wrap-distance-left:9pt;mso-wrap-distance-top:0;mso-wrap-distance-right:9pt;mso-wrap-distance-bottom:0;mso-position-horizontal:right;mso-position-horizontal-relative:margin;mso-position-vertical:absolute;mso-position-vertical-relative:text;mso-width-percent:0;mso-height-percent:0;mso-width-relative:margin;mso-height-relative:margin;v-text-anchor:top" o:gfxdata="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" filled="f" stroked="f">
                 <v:textbox style="mso-fit-shape-to-text:t" inset="0,0,0,0">
                   <w:txbxContent>
                     <w:p>
@@ -7178,10 +7162,7 @@
                         <w:jc w:val="center"/>
                       </w:pPr>
                       <w:r>
-                        <w:t>10</w:t>
-                      </w:r>
-                      <w:r>
-                        <w:t>.1.</w:t>
+                        <w:t>10.1.</w:t>
                       </w:r>
                       <w:r>
                         <w:t xml:space="preserve"> ábra</w:t>
@@ -7219,7 +7200,17 @@
         <w:t xml:space="preserve"> </w:t>
       </w:r>
       <w:r>
-        <w:t>A rendszer jelzi, hogy BPDU Guard hibát észlelt a Gi1/0/19 porton.</w:t>
+        <w:t xml:space="preserve">A rendszer jelzi, hogy BPDU Guard hibát észlelt </w:t>
+      </w:r>
+      <w:r>
+        <w:rPr>
+          <w:rStyle w:val="inlineChar"/>
+          <w:shd w:val="clear" w:color="auto" w:fill="E7E6E6" w:themeFill="background2"/>
+        </w:rPr>
+        <w:t>a Gi1/0/19</w:t>
+      </w:r>
+      <w:r>
+        <w:t xml:space="preserve"> porton.</w:t>
       </w:r>
       <w:r>
         <w:rPr>
@@ -7324,13 +7315,7 @@
         <w:rPr>
           <w:rFonts w:eastAsia="Times New Roman"/>
         </w:rPr>
-        <w:t>12</w:t>
-      </w:r>
-      <w:r>
-        <w:rPr>
-          <w:rFonts w:eastAsia="Times New Roman"/>
-        </w:rPr>
-        <w:t xml:space="preserve">. </w:t>
+        <w:t xml:space="preserve">12. </w:t>
       </w:r>
       <w:r>
         <w:rPr>
@@ -7352,13 +7337,7 @@
         <w:rPr>
           <w:rFonts w:eastAsia="Times New Roman"/>
         </w:rPr>
-        <w:t>13</w:t>
-      </w:r>
-      <w:r>
-        <w:rPr>
-          <w:rFonts w:eastAsia="Times New Roman"/>
-        </w:rPr>
-        <w:t xml:space="preserve">. </w:t>
+        <w:t xml:space="preserve">13. </w:t>
       </w:r>
       <w:r>
         <w:rPr>
@@ -7663,7 +7642,7 @@
 </file>
 
 <file path=word/endnotes.xml><?xml version="1.0" encoding="utf-8"?>
-<w:endnotes xmlns:wpc="http://schemas.microsoft.com/office/word/2010/wordprocessingCanvas" xmlns:cx="http://schemas.microsoft.com/office/drawing/2014/chartex" xmlns:cx1="http://schemas.microsoft.com/office/drawing/2015/9/8/chartex" xmlns:cx2="http://schemas.microsoft.com/office/drawing/2015/10/21/chartex" xmlns:cx3="http://schemas.microsoft.com/office/drawing/2016/5/9/chartex" xmlns:cx4="http://schemas.microsoft.com/office/drawing/2016/5/10/chartex" xmlns:cx5="http://schemas.microsoft.com/office/drawing/2016/5/11/chartex" xmlns:cx6="http://schemas.microsoft.com/office/drawing/2016/5/12/chartex" xmlns:cx7="http://schemas.microsoft.com/office/drawing/2016/5/13/chartex" xmlns:cx8="http://schemas.microsoft.com/office/drawing/2016/5/14/chartex" xmlns:mc="http://schemas.openxmlformats.org/markup-compatibility/2006" xmlns:aink="http://schemas.microsoft.com/office/drawing/2016/ink" xmlns:am3d="http://schemas.microsoft.com/office/drawing/2017/model3d" xmlns:o="urn:schemas-microsoft-com:office:office" xmlns:oel="http://schemas.microsoft.com/office/2019/extlst" xmlns:r="http://schemas.openxmlformats.org/officeDocument/2006/relationships" xmlns:m="http://schemas.openxmlformats.org/officeDocument/2006/math" xmlns:v="urn:schemas-microsoft-com:vml" xmlns:wp14="http://schemas.microsoft.com/office/word/2010/wordprocessingDrawing" xmlns:wp="http://schemas.openxmlformats.org/drawingml/2006/wordprocessingDrawing" xmlns:w10="urn:schemas-microsoft-com:office:word" xmlns:w="http://schemas.openxmlformats.org/wordprocessingml/2006/main" xmlns:w14="http://schemas.microsoft.com/office/word/2010/wordml" xmlns:w15="http://schemas.microsoft.com/office/word/2012/wordml" xmlns:w16cex="http://schemas.microsoft.com/office/word/2018/wordml/cex" xmlns:w16cid="http://schemas.microsoft.com/office/word/2016/wordml/cid" xmlns:w16="http://schemas.microsoft.com/office/word/2018/wordml" xmlns:w16du="http://schemas.microsoft.com/office/word/2023/wordml/word16du" xmlns:w16sdtdh="http://schemas.microsoft.com/office/word/2020/wordml/sdtdatahash" xmlns:w16sdtfl="http://schemas.microsoft.com/office/word/2024/wordml/sdtformatlock" xmlns:w16se="http://schemas.microsoft.com/office/word/2015/wordml/symex" xmlns:wpg="http://schemas.microsoft.com/office/word/2010/wordprocessingGroup" xmlns:wpi="http://schemas.microsoft.com/office/word/2010/wordprocessingInk" xmlns:wne="http://schemas.microsoft.com/office/word/2006/wordml" xmlns:wps="http://schemas.microsoft.com/office/word/2010/wordprocessingShape" mc:Ignorable="w14 w15 w16se w16cid w16 w16cex w16sdtdh w16sdtfl w16du wp14">
+<w:endnotes xmlns:wpc="http://schemas.microsoft.com/office/word/2010/wordprocessingCanvas" xmlns:cx="http://schemas.microsoft.com/office/drawing/2014/chartex" xmlns:cx1="http://schemas.microsoft.com/office/drawing/2015/9/8/chartex" xmlns:cx2="http://schemas.microsoft.com/office/drawing/2015/10/21/chartex" xmlns:cx3="http://schemas.microsoft.com/office/drawing/2016/5/9/chartex" xmlns:cx4="http://schemas.microsoft.com/office/drawing/2016/5/10/chartex" xmlns:cx5="http://schemas.microsoft.com/office/drawing/2016/5/11/chartex" xmlns:cx6="http://schemas.microsoft.com/office/drawing/2016/5/12/chartex" xmlns:cx7="http://schemas.microsoft.com/office/drawing/2016/5/13/chartex" xmlns:cx8="http://schemas.microsoft.com/office/drawing/2016/5/14/chartex" xmlns:mc="http://schemas.openxmlformats.org/markup-compatibility/2006" xmlns:aink="http://schemas.microsoft.com/office/drawing/2016/ink" xmlns:am3d="http://schemas.microsoft.com/office/drawing/2017/model3d" xmlns:o="urn:schemas-microsoft-com:office:office" xmlns:r="http://schemas.openxmlformats.org/officeDocument/2006/relationships" xmlns:m="http://schemas.openxmlformats.org/officeDocument/2006/math" xmlns:v="urn:schemas-microsoft-com:vml" xmlns:wp14="http://schemas.microsoft.com/office/word/2010/wordprocessingDrawing" xmlns:wp="http://schemas.openxmlformats.org/drawingml/2006/wordprocessingDrawing" xmlns:w10="urn:schemas-microsoft-com:office:word" xmlns:w="http://schemas.openxmlformats.org/wordprocessingml/2006/main" xmlns:w14="http://schemas.microsoft.com/office/word/2010/wordml" xmlns:w15="http://schemas.microsoft.com/office/word/2012/wordml" xmlns:w16cex="http://schemas.microsoft.com/office/word/2018/wordml/cex" xmlns:w16cid="http://schemas.microsoft.com/office/word/2016/wordml/cid" xmlns:w16="http://schemas.microsoft.com/office/word/2018/wordml" xmlns:w16sdtdh="http://schemas.microsoft.com/office/word/2020/wordml/sdtdatahash" xmlns:w16se="http://schemas.microsoft.com/office/word/2015/wordml/symex" xmlns:wpg="http://schemas.microsoft.com/office/word/2010/wordprocessingGroup" xmlns:wpi="http://schemas.microsoft.com/office/word/2010/wordprocessingInk" xmlns:wne="http://schemas.microsoft.com/office/word/2006/wordml" xmlns:wps="http://schemas.microsoft.com/office/word/2010/wordprocessingShape" mc:Ignorable="w14 w15 w16se w16cid w16 w16cex w16sdtdh wp14">
   <w:endnote w:type="separator" w:id="-1">
     <w:p>
       <w:pPr>
@@ -7688,7 +7667,7 @@
 </file>
 
 <file path=word/footer1.xml><?xml version="1.0" encoding="utf-8"?>
-<w:ftr xmlns:wpc="http://schemas.microsoft.com/office/word/2010/wordprocessingCanvas" xmlns:cx="http://schemas.microsoft.com/office/drawing/2014/chartex" xmlns:cx1="http://schemas.microsoft.com/office/drawing/2015/9/8/chartex" xmlns:cx2="http://schemas.microsoft.com/office/drawing/2015/10/21/chartex" xmlns:cx3="http://schemas.microsoft.com/office/drawing/2016/5/9/chartex" xmlns:cx4="http://schemas.microsoft.com/office/drawing/2016/5/10/chartex" xmlns:cx5="http://schemas.microsoft.com/office/drawing/2016/5/11/chartex" xmlns:cx6="http://schemas.microsoft.com/office/drawing/2016/5/12/chartex" xmlns:cx7="http://schemas.microsoft.com/office/drawing/2016/5/13/chartex" xmlns:cx8="http://schemas.microsoft.com/office/drawing/2016/5/14/chartex" xmlns:mc="http://schemas.openxmlformats.org/markup-compatibility/2006" xmlns:aink="http://schemas.microsoft.com/office/drawing/2016/ink" xmlns:am3d="http://schemas.microsoft.com/office/drawing/2017/model3d" xmlns:o="urn:schemas-microsoft-com:office:office" xmlns:oel="http://schemas.microsoft.com/office/2019/extlst" xmlns:r="http://schemas.openxmlformats.org/officeDocument/2006/relationships" xmlns:m="http://schemas.openxmlformats.org/officeDocument/2006/math" xmlns:v="urn:schemas-microsoft-com:vml" xmlns:wp14="http://schemas.microsoft.com/office/word/2010/wordprocessingDrawing" xmlns:wp="http://schemas.openxmlformats.org/drawingml/2006/wordprocessingDrawing" xmlns:w10="urn:schemas-microsoft-com:office:word" xmlns:w="http://schemas.openxmlformats.org/wordprocessingml/2006/main" xmlns:w14="http://schemas.microsoft.com/office/word/2010/wordml" xmlns:w15="http://schemas.microsoft.com/office/word/2012/wordml" xmlns:w16cex="http://schemas.microsoft.com/office/word/2018/wordml/cex" xmlns:w16cid="http://schemas.microsoft.com/office/word/2016/wordml/cid" xmlns:w16="http://schemas.microsoft.com/office/word/2018/wordml" xmlns:w16du="http://schemas.microsoft.com/office/word/2023/wordml/word16du" xmlns:w16sdtdh="http://schemas.microsoft.com/office/word/2020/wordml/sdtdatahash" xmlns:w16sdtfl="http://schemas.microsoft.com/office/word/2024/wordml/sdtformatlock" xmlns:w16se="http://schemas.microsoft.com/office/word/2015/wordml/symex" xmlns:wpg="http://schemas.microsoft.com/office/word/2010/wordprocessingGroup" xmlns:wpi="http://schemas.microsoft.com/office/word/2010/wordprocessingInk" xmlns:wne="http://schemas.microsoft.com/office/word/2006/wordml" xmlns:wps="http://schemas.microsoft.com/office/word/2010/wordprocessingShape" mc:Ignorable="w14 w15 w16se w16cid w16 w16cex w16sdtdh w16sdtfl w16du wp14">
+<w:ftr xmlns:wpc="http://schemas.microsoft.com/office/word/2010/wordprocessingCanvas" xmlns:cx="http://schemas.microsoft.com/office/drawing/2014/chartex" xmlns:cx1="http://schemas.microsoft.com/office/drawing/2015/9/8/chartex" xmlns:cx2="http://schemas.microsoft.com/office/drawing/2015/10/21/chartex" xmlns:cx3="http://schemas.microsoft.com/office/drawing/2016/5/9/chartex" xmlns:cx4="http://schemas.microsoft.com/office/drawing/2016/5/10/chartex" xmlns:cx5="http://schemas.microsoft.com/office/drawing/2016/5/11/chartex" xmlns:cx6="http://schemas.microsoft.com/office/drawing/2016/5/12/chartex" xmlns:cx7="http://schemas.microsoft.com/office/drawing/2016/5/13/chartex" xmlns:cx8="http://schemas.microsoft.com/office/drawing/2016/5/14/chartex" xmlns:mc="http://schemas.openxmlformats.org/markup-compatibility/2006" xmlns:aink="http://schemas.microsoft.com/office/drawing/2016/ink" xmlns:am3d="http://schemas.microsoft.com/office/drawing/2017/model3d" xmlns:o="urn:schemas-microsoft-com:office:office" xmlns:r="http://schemas.openxmlformats.org/officeDocument/2006/relationships" xmlns:m="http://schemas.openxmlformats.org/officeDocument/2006/math" xmlns:v="urn:schemas-microsoft-com:vml" xmlns:wp14="http://schemas.microsoft.com/office/word/2010/wordprocessingDrawing" xmlns:wp="http://schemas.openxmlformats.org/drawingml/2006/wordprocessingDrawing" xmlns:w10="urn:schemas-microsoft-com:office:word" xmlns:w="http://schemas.openxmlformats.org/wordprocessingml/2006/main" xmlns:w14="http://schemas.microsoft.com/office/word/2010/wordml" xmlns:w15="http://schemas.microsoft.com/office/word/2012/wordml" xmlns:w16cex="http://schemas.microsoft.com/office/word/2018/wordml/cex" xmlns:w16cid="http://schemas.microsoft.com/office/word/2016/wordml/cid" xmlns:w16="http://schemas.microsoft.com/office/word/2018/wordml" xmlns:w16sdtdh="http://schemas.microsoft.com/office/word/2020/wordml/sdtdatahash" xmlns:w16se="http://schemas.microsoft.com/office/word/2015/wordml/symex" xmlns:wpg="http://schemas.microsoft.com/office/word/2010/wordprocessingGroup" xmlns:wpi="http://schemas.microsoft.com/office/word/2010/wordprocessingInk" xmlns:wne="http://schemas.microsoft.com/office/word/2006/wordml" xmlns:wps="http://schemas.microsoft.com/office/word/2010/wordprocessingShape" mc:Ignorable="w14 w15 w16se w16cid w16 w16cex w16sdtdh wp14">
   <w:p>
     <w:pPr>
       <w:pStyle w:val="llb"/>
@@ -7821,7 +7800,7 @@
         </mc:Choice>
         <mc:Fallback>
           <w:pict>
-            <v:rect w14:anchorId="39787EA0" id="Téglalap 5" o:spid="_x0000_s1048" style="position:absolute;left:0;text-align:left;margin-left:0;margin-top:795.45pt;width:36pt;height:25.25pt;z-index:251663360;visibility:visible;mso-wrap-style:square;mso-wrap-distance-left:14.4pt;mso-wrap-distance-top:0;mso-wrap-distance-right:14.4pt;mso-wrap-distance-bottom:0;mso-position-horizontal:left;mso-position-horizontal-relative:right-margin-area;mso-position-vertical:absolute;mso-position-vertical-relative:page;v-text-anchor:bottom" o:gfxdata="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" fillcolor="#f6762c" stroked="f" strokeweight="3pt">
+            <v:rect w14:anchorId="39787EA0" id="Téglalap 5" o:spid="_x0000_s1048" style="position:absolute;left:0;text-align:left;margin-left:0;margin-top:795.45pt;width:36pt;height:25.25pt;z-index:251663360;visibility:visible;mso-wrap-style:square;mso-wrap-distance-left:14.4pt;mso-wrap-distance-top:0;mso-wrap-distance-right:14.4pt;mso-wrap-distance-bottom:0;mso-position-horizontal:left;mso-position-horizontal-relative:right-margin-area;mso-position-vertical:absolute;mso-position-vertical-relative:page;v-text-anchor:bottom" o:gfxdata="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" fillcolor="#f6762c" stroked="f" strokeweight="3pt">
               <v:textbox>
                 <w:txbxContent>
                   <w:p>
@@ -7883,7 +7862,7 @@
 </file>
 
 <file path=word/footer2.xml><?xml version="1.0" encoding="utf-8"?>
-<w:ftr xmlns:wpc="http://schemas.microsoft.com/office/word/2010/wordprocessingCanvas" xmlns:cx="http://schemas.microsoft.com/office/drawing/2014/chartex" xmlns:cx1="http://schemas.microsoft.com/office/drawing/2015/9/8/chartex" xmlns:cx2="http://schemas.microsoft.com/office/drawing/2015/10/21/chartex" xmlns:cx3="http://schemas.microsoft.com/office/drawing/2016/5/9/chartex" xmlns:cx4="http://schemas.microsoft.com/office/drawing/2016/5/10/chartex" xmlns:cx5="http://schemas.microsoft.com/office/drawing/2016/5/11/chartex" xmlns:cx6="http://schemas.microsoft.com/office/drawing/2016/5/12/chartex" xmlns:cx7="http://schemas.microsoft.com/office/drawing/2016/5/13/chartex" xmlns:cx8="http://schemas.microsoft.com/office/drawing/2016/5/14/chartex" xmlns:mc="http://schemas.openxmlformats.org/markup-compatibility/2006" xmlns:aink="http://schemas.microsoft.com/office/drawing/2016/ink" xmlns:am3d="http://schemas.microsoft.com/office/drawing/2017/model3d" xmlns:o="urn:schemas-microsoft-com:office:office" xmlns:oel="http://schemas.microsoft.com/office/2019/extlst" xmlns:r="http://schemas.openxmlformats.org/officeDocument/2006/relationships" xmlns:m="http://schemas.openxmlformats.org/officeDocument/2006/math" xmlns:v="urn:schemas-microsoft-com:vml" xmlns:wp14="http://schemas.microsoft.com/office/word/2010/wordprocessingDrawing" xmlns:wp="http://schemas.openxmlformats.org/drawingml/2006/wordprocessingDrawing" xmlns:w10="urn:schemas-microsoft-com:office:word" xmlns:w="http://schemas.openxmlformats.org/wordprocessingml/2006/main" xmlns:w14="http://schemas.microsoft.com/office/word/2010/wordml" xmlns:w15="http://schemas.microsoft.com/office/word/2012/wordml" xmlns:w16cex="http://schemas.microsoft.com/office/word/2018/wordml/cex" xmlns:w16cid="http://schemas.microsoft.com/office/word/2016/wordml/cid" xmlns:w16="http://schemas.microsoft.com/office/word/2018/wordml" xmlns:w16du="http://schemas.microsoft.com/office/word/2023/wordml/word16du" xmlns:w16sdtdh="http://schemas.microsoft.com/office/word/2020/wordml/sdtdatahash" xmlns:w16sdtfl="http://schemas.microsoft.com/office/word/2024/wordml/sdtformatlock" xmlns:w16se="http://schemas.microsoft.com/office/word/2015/wordml/symex" xmlns:wpg="http://schemas.microsoft.com/office/word/2010/wordprocessingGroup" xmlns:wpi="http://schemas.microsoft.com/office/word/2010/wordprocessingInk" xmlns:wne="http://schemas.microsoft.com/office/word/2006/wordml" xmlns:wps="http://schemas.microsoft.com/office/word/2010/wordprocessingShape" mc:Ignorable="w14 w15 w16se w16cid w16 w16cex w16sdtdh w16sdtfl w16du wp14">
+<w:ftr xmlns:wpc="http://schemas.microsoft.com/office/word/2010/wordprocessingCanvas" xmlns:cx="http://schemas.microsoft.com/office/drawing/2014/chartex" xmlns:cx1="http://schemas.microsoft.com/office/drawing/2015/9/8/chartex" xmlns:cx2="http://schemas.microsoft.com/office/drawing/2015/10/21/chartex" xmlns:cx3="http://schemas.microsoft.com/office/drawing/2016/5/9/chartex" xmlns:cx4="http://schemas.microsoft.com/office/drawing/2016/5/10/chartex" xmlns:cx5="http://schemas.microsoft.com/office/drawing/2016/5/11/chartex" xmlns:cx6="http://schemas.microsoft.com/office/drawing/2016/5/12/chartex" xmlns:cx7="http://schemas.microsoft.com/office/drawing/2016/5/13/chartex" xmlns:cx8="http://schemas.microsoft.com/office/drawing/2016/5/14/chartex" xmlns:mc="http://schemas.openxmlformats.org/markup-compatibility/2006" xmlns:aink="http://schemas.microsoft.com/office/drawing/2016/ink" xmlns:am3d="http://schemas.microsoft.com/office/drawing/2017/model3d" xmlns:o="urn:schemas-microsoft-com:office:office" xmlns:r="http://schemas.openxmlformats.org/officeDocument/2006/relationships" xmlns:m="http://schemas.openxmlformats.org/officeDocument/2006/math" xmlns:v="urn:schemas-microsoft-com:vml" xmlns:wp14="http://schemas.microsoft.com/office/word/2010/wordprocessingDrawing" xmlns:wp="http://schemas.openxmlformats.org/drawingml/2006/wordprocessingDrawing" xmlns:w10="urn:schemas-microsoft-com:office:word" xmlns:w="http://schemas.openxmlformats.org/wordprocessingml/2006/main" xmlns:w14="http://schemas.microsoft.com/office/word/2010/wordml" xmlns:w15="http://schemas.microsoft.com/office/word/2012/wordml" xmlns:w16cex="http://schemas.microsoft.com/office/word/2018/wordml/cex" xmlns:w16cid="http://schemas.microsoft.com/office/word/2016/wordml/cid" xmlns:w16="http://schemas.microsoft.com/office/word/2018/wordml" xmlns:w16sdtdh="http://schemas.microsoft.com/office/word/2020/wordml/sdtdatahash" xmlns:w16se="http://schemas.microsoft.com/office/word/2015/wordml/symex" xmlns:wpg="http://schemas.microsoft.com/office/word/2010/wordprocessingGroup" xmlns:wpi="http://schemas.microsoft.com/office/word/2010/wordprocessingInk" xmlns:wne="http://schemas.microsoft.com/office/word/2006/wordml" xmlns:wps="http://schemas.microsoft.com/office/word/2010/wordprocessingShape" mc:Ignorable="w14 w15 w16se w16cid w16 w16cex w16sdtdh wp14">
   <w:p>
     <w:pPr>
       <w:pStyle w:val="llb"/>
@@ -8073,7 +8052,7 @@
 </file>
 
 <file path=word/footnotes.xml><?xml version="1.0" encoding="utf-8"?>
-<w:footnotes xmlns:wpc="http://schemas.microsoft.com/office/word/2010/wordprocessingCanvas" xmlns:cx="http://schemas.microsoft.com/office/drawing/2014/chartex" xmlns:cx1="http://schemas.microsoft.com/office/drawing/2015/9/8/chartex" xmlns:cx2="http://schemas.microsoft.com/office/drawing/2015/10/21/chartex" xmlns:cx3="http://schemas.microsoft.com/office/drawing/2016/5/9/chartex" xmlns:cx4="http://schemas.microsoft.com/office/drawing/2016/5/10/chartex" xmlns:cx5="http://schemas.microsoft.com/office/drawing/2016/5/11/chartex" xmlns:cx6="http://schemas.microsoft.com/office/drawing/2016/5/12/chartex" xmlns:cx7="http://schemas.microsoft.com/office/drawing/2016/5/13/chartex" xmlns:cx8="http://schemas.microsoft.com/office/drawing/2016/5/14/chartex" xmlns:mc="http://schemas.openxmlformats.org/markup-compatibility/2006" xmlns:aink="http://schemas.microsoft.com/office/drawing/2016/ink" xmlns:am3d="http://schemas.microsoft.com/office/drawing/2017/model3d" xmlns:o="urn:schemas-microsoft-com:office:office" xmlns:oel="http://schemas.microsoft.com/office/2019/extlst" xmlns:r="http://schemas.openxmlformats.org/officeDocument/2006/relationships" xmlns:m="http://schemas.openxmlformats.org/officeDocument/2006/math" xmlns:v="urn:schemas-microsoft-com:vml" xmlns:wp14="http://schemas.microsoft.com/office/word/2010/wordprocessingDrawing" xmlns:wp="http://schemas.openxmlformats.org/drawingml/2006/wordprocessingDrawing" xmlns:w10="urn:schemas-microsoft-com:office:word" xmlns:w="http://schemas.openxmlformats.org/wordprocessingml/2006/main" xmlns:w14="http://schemas.microsoft.com/office/word/2010/wordml" xmlns:w15="http://schemas.microsoft.com/office/word/2012/wordml" xmlns:w16cex="http://schemas.microsoft.com/office/word/2018/wordml/cex" xmlns:w16cid="http://schemas.microsoft.com/office/word/2016/wordml/cid" xmlns:w16="http://schemas.microsoft.com/office/word/2018/wordml" xmlns:w16du="http://schemas.microsoft.com/office/word/2023/wordml/word16du" xmlns:w16sdtdh="http://schemas.microsoft.com/office/word/2020/wordml/sdtdatahash" xmlns:w16sdtfl="http://schemas.microsoft.com/office/word/2024/wordml/sdtformatlock" xmlns:w16se="http://schemas.microsoft.com/office/word/2015/wordml/symex" xmlns:wpg="http://schemas.microsoft.com/office/word/2010/wordprocessingGroup" xmlns:wpi="http://schemas.microsoft.com/office/word/2010/wordprocessingInk" xmlns:wne="http://schemas.microsoft.com/office/word/2006/wordml" xmlns:wps="http://schemas.microsoft.com/office/word/2010/wordprocessingShape" mc:Ignorable="w14 w15 w16se w16cid w16 w16cex w16sdtdh w16sdtfl w16du wp14">
+<w:footnotes xmlns:wpc="http://schemas.microsoft.com/office/word/2010/wordprocessingCanvas" xmlns:cx="http://schemas.microsoft.com/office/drawing/2014/chartex" xmlns:cx1="http://schemas.microsoft.com/office/drawing/2015/9/8/chartex" xmlns:cx2="http://schemas.microsoft.com/office/drawing/2015/10/21/chartex" xmlns:cx3="http://schemas.microsoft.com/office/drawing/2016/5/9/chartex" xmlns:cx4="http://schemas.microsoft.com/office/drawing/2016/5/10/chartex" xmlns:cx5="http://schemas.microsoft.com/office/drawing/2016/5/11/chartex" xmlns:cx6="http://schemas.microsoft.com/office/drawing/2016/5/12/chartex" xmlns:cx7="http://schemas.microsoft.com/office/drawing/2016/5/13/chartex" xmlns:cx8="http://schemas.microsoft.com/office/drawing/2016/5/14/chartex" xmlns:mc="http://schemas.openxmlformats.org/markup-compatibility/2006" xmlns:aink="http://schemas.microsoft.com/office/drawing/2016/ink" xmlns:am3d="http://schemas.microsoft.com/office/drawing/2017/model3d" xmlns:o="urn:schemas-microsoft-com:office:office" xmlns:r="http://schemas.openxmlformats.org/officeDocument/2006/relationships" xmlns:m="http://schemas.openxmlformats.org/officeDocument/2006/math" xmlns:v="urn:schemas-microsoft-com:vml" xmlns:wp14="http://schemas.microsoft.com/office/word/2010/wordprocessingDrawing" xmlns:wp="http://schemas.openxmlformats.org/drawingml/2006/wordprocessingDrawing" xmlns:w10="urn:schemas-microsoft-com:office:word" xmlns:w="http://schemas.openxmlformats.org/wordprocessingml/2006/main" xmlns:w14="http://schemas.microsoft.com/office/word/2010/wordml" xmlns:w15="http://schemas.microsoft.com/office/word/2012/wordml" xmlns:w16cex="http://schemas.microsoft.com/office/word/2018/wordml/cex" xmlns:w16cid="http://schemas.microsoft.com/office/word/2016/wordml/cid" xmlns:w16="http://schemas.microsoft.com/office/word/2018/wordml" xmlns:w16sdtdh="http://schemas.microsoft.com/office/word/2020/wordml/sdtdatahash" xmlns:w16se="http://schemas.microsoft.com/office/word/2015/wordml/symex" xmlns:wpg="http://schemas.microsoft.com/office/word/2010/wordprocessingGroup" xmlns:wpi="http://schemas.microsoft.com/office/word/2010/wordprocessingInk" xmlns:wne="http://schemas.microsoft.com/office/word/2006/wordml" xmlns:wps="http://schemas.microsoft.com/office/word/2010/wordprocessingShape" mc:Ignorable="w14 w15 w16se w16cid w16 w16cex w16sdtdh wp14">
   <w:footnote w:type="separator" w:id="-1">
     <w:p>
       <w:pPr>
@@ -8098,7 +8077,7 @@
 </file>
 
 <file path=word/header1.xml><?xml version="1.0" encoding="utf-8"?>
-<w:hdr xmlns:wpc="http://schemas.microsoft.com/office/word/2010/wordprocessingCanvas" xmlns:cx="http://schemas.microsoft.com/office/drawing/2014/chartex" xmlns:cx1="http://schemas.microsoft.com/office/drawing/2015/9/8/chartex" xmlns:cx2="http://schemas.microsoft.com/office/drawing/2015/10/21/chartex" xmlns:cx3="http://schemas.microsoft.com/office/drawing/2016/5/9/chartex" xmlns:cx4="http://schemas.microsoft.com/office/drawing/2016/5/10/chartex" xmlns:cx5="http://schemas.microsoft.com/office/drawing/2016/5/11/chartex" xmlns:cx6="http://schemas.microsoft.com/office/drawing/2016/5/12/chartex" xmlns:cx7="http://schemas.microsoft.com/office/drawing/2016/5/13/chartex" xmlns:cx8="http://schemas.microsoft.com/office/drawing/2016/5/14/chartex" xmlns:mc="http://schemas.openxmlformats.org/markup-compatibility/2006" xmlns:aink="http://schemas.microsoft.com/office/drawing/2016/ink" xmlns:am3d="http://schemas.microsoft.com/office/drawing/2017/model3d" xmlns:o="urn:schemas-microsoft-com:office:office" xmlns:oel="http://schemas.microsoft.com/office/2019/extlst" xmlns:r="http://schemas.openxmlformats.org/officeDocument/2006/relationships" xmlns:m="http://schemas.openxmlformats.org/officeDocument/2006/math" xmlns:v="urn:schemas-microsoft-com:vml" xmlns:wp14="http://schemas.microsoft.com/office/word/2010/wordprocessingDrawing" xmlns:wp="http://schemas.openxmlformats.org/drawingml/2006/wordprocessingDrawing" xmlns:w10="urn:schemas-microsoft-com:office:word" xmlns:w="http://schemas.openxmlformats.org/wordprocessingml/2006/main" xmlns:w14="http://schemas.microsoft.com/office/word/2010/wordml" xmlns:w15="http://schemas.microsoft.com/office/word/2012/wordml" xmlns:w16cex="http://schemas.microsoft.com/office/word/2018/wordml/cex" xmlns:w16cid="http://schemas.microsoft.com/office/word/2016/wordml/cid" xmlns:w16="http://schemas.microsoft.com/office/word/2018/wordml" xmlns:w16du="http://schemas.microsoft.com/office/word/2023/wordml/word16du" xmlns:w16sdtdh="http://schemas.microsoft.com/office/word/2020/wordml/sdtdatahash" xmlns:w16sdtfl="http://schemas.microsoft.com/office/word/2024/wordml/sdtformatlock" xmlns:w16se="http://schemas.microsoft.com/office/word/2015/wordml/symex" xmlns:wpg="http://schemas.microsoft.com/office/word/2010/wordprocessingGroup" xmlns:wpi="http://schemas.microsoft.com/office/word/2010/wordprocessingInk" xmlns:wne="http://schemas.microsoft.com/office/word/2006/wordml" xmlns:wps="http://schemas.microsoft.com/office/word/2010/wordprocessingShape" mc:Ignorable="w14 w15 w16se w16cid w16 w16cex w16sdtdh w16sdtfl w16du wp14">
+<w:hdr xmlns:wpc="http://schemas.microsoft.com/office/word/2010/wordprocessingCanvas" xmlns:cx="http://schemas.microsoft.com/office/drawing/2014/chartex" xmlns:cx1="http://schemas.microsoft.com/office/drawing/2015/9/8/chartex" xmlns:cx2="http://schemas.microsoft.com/office/drawing/2015/10/21/chartex" xmlns:cx3="http://schemas.microsoft.com/office/drawing/2016/5/9/chartex" xmlns:cx4="http://schemas.microsoft.com/office/drawing/2016/5/10/chartex" xmlns:cx5="http://schemas.microsoft.com/office/drawing/2016/5/11/chartex" xmlns:cx6="http://schemas.microsoft.com/office/drawing/2016/5/12/chartex" xmlns:cx7="http://schemas.microsoft.com/office/drawing/2016/5/13/chartex" xmlns:cx8="http://schemas.microsoft.com/office/drawing/2016/5/14/chartex" xmlns:mc="http://schemas.openxmlformats.org/markup-compatibility/2006" xmlns:aink="http://schemas.microsoft.com/office/drawing/2016/ink" xmlns:am3d="http://schemas.microsoft.com/office/drawing/2017/model3d" xmlns:o="urn:schemas-microsoft-com:office:office" xmlns:r="http://schemas.openxmlformats.org/officeDocument/2006/relationships" xmlns:m="http://schemas.openxmlformats.org/officeDocument/2006/math" xmlns:v="urn:schemas-microsoft-com:vml" xmlns:wp14="http://schemas.microsoft.com/office/word/2010/wordprocessingDrawing" xmlns:wp="http://schemas.openxmlformats.org/drawingml/2006/wordprocessingDrawing" xmlns:w10="urn:schemas-microsoft-com:office:word" xmlns:w="http://schemas.openxmlformats.org/wordprocessingml/2006/main" xmlns:w14="http://schemas.microsoft.com/office/word/2010/wordml" xmlns:w15="http://schemas.microsoft.com/office/word/2012/wordml" xmlns:w16cex="http://schemas.microsoft.com/office/word/2018/wordml/cex" xmlns:w16cid="http://schemas.microsoft.com/office/word/2016/wordml/cid" xmlns:w16="http://schemas.microsoft.com/office/word/2018/wordml" xmlns:w16sdtdh="http://schemas.microsoft.com/office/word/2020/wordml/sdtdatahash" xmlns:w16se="http://schemas.microsoft.com/office/word/2015/wordml/symex" xmlns:wpg="http://schemas.microsoft.com/office/word/2010/wordprocessingGroup" xmlns:wpi="http://schemas.microsoft.com/office/word/2010/wordprocessingInk" xmlns:wne="http://schemas.microsoft.com/office/word/2006/wordml" xmlns:wps="http://schemas.microsoft.com/office/word/2010/wordprocessingShape" mc:Ignorable="w14 w15 w16se w16cid w16 w16cex w16sdtdh wp14">
   <w:p>
     <w:pPr>
       <w:pStyle w:val="lfej"/>
@@ -8127,7 +8106,7 @@
           <v:path o:extrusionok="f" gradientshapeok="t" o:connecttype="rect"/>
           <o:lock v:ext="edit" aspectratio="t"/>
         </v:shapetype>
-        <v:shape id="WordPictureWatermark27854469" o:spid="_x0000_s1026" type="#_x0000_t75" style="position:absolute;left:0;text-align:left;margin-left:0;margin-top:0;width:696.1pt;height:1044.2pt;z-index:-251658240;mso-position-horizontal:center;mso-position-horizontal-relative:margin;mso-position-vertical:center;mso-position-vertical-relative:margin" o:allowincell="f">
+        <v:shape id="WordPictureWatermark27854469" o:spid="_x0000_s2050" type="#_x0000_t75" style="position:absolute;left:0;text-align:left;margin-left:0;margin-top:0;width:696.1pt;height:1044.2pt;z-index:-251658240;mso-position-horizontal:center;mso-position-horizontal-relative:margin;mso-position-vertical:center;mso-position-vertical-relative:margin" o:allowincell="f">
           <v:imagedata r:id="rId1" o:title="v915-wit-010-e"/>
           <w10:wrap anchorx="margin" anchory="margin"/>
         </v:shape>
@@ -8138,7 +8117,7 @@
 </file>
 
 <file path=word/header2.xml><?xml version="1.0" encoding="utf-8"?>
-<w:hdr xmlns:wpc="http://schemas.microsoft.com/office/word/2010/wordprocessingCanvas" xmlns:cx="http://schemas.microsoft.com/office/drawing/2014/chartex" xmlns:cx1="http://schemas.microsoft.com/office/drawing/2015/9/8/chartex" xmlns:cx2="http://schemas.microsoft.com/office/drawing/2015/10/21/chartex" xmlns:cx3="http://schemas.microsoft.com/office/drawing/2016/5/9/chartex" xmlns:cx4="http://schemas.microsoft.com/office/drawing/2016/5/10/chartex" xmlns:cx5="http://schemas.microsoft.com/office/drawing/2016/5/11/chartex" xmlns:cx6="http://schemas.microsoft.com/office/drawing/2016/5/12/chartex" xmlns:cx7="http://schemas.microsoft.com/office/drawing/2016/5/13/chartex" xmlns:cx8="http://schemas.microsoft.com/office/drawing/2016/5/14/chartex" xmlns:mc="http://schemas.openxmlformats.org/markup-compatibility/2006" xmlns:aink="http://schemas.microsoft.com/office/drawing/2016/ink" xmlns:am3d="http://schemas.microsoft.com/office/drawing/2017/model3d" xmlns:o="urn:schemas-microsoft-com:office:office" xmlns:oel="http://schemas.microsoft.com/office/2019/extlst" xmlns:r="http://schemas.openxmlformats.org/officeDocument/2006/relationships" xmlns:m="http://schemas.openxmlformats.org/officeDocument/2006/math" xmlns:v="urn:schemas-microsoft-com:vml" xmlns:wp14="http://schemas.microsoft.com/office/word/2010/wordprocessingDrawing" xmlns:wp="http://schemas.openxmlformats.org/drawingml/2006/wordprocessingDrawing" xmlns:w10="urn:schemas-microsoft-com:office:word" xmlns:w="http://schemas.openxmlformats.org/wordprocessingml/2006/main" xmlns:w14="http://schemas.microsoft.com/office/word/2010/wordml" xmlns:w15="http://schemas.microsoft.com/office/word/2012/wordml" xmlns:w16cex="http://schemas.microsoft.com/office/word/2018/wordml/cex" xmlns:w16cid="http://schemas.microsoft.com/office/word/2016/wordml/cid" xmlns:w16="http://schemas.microsoft.com/office/word/2018/wordml" xmlns:w16du="http://schemas.microsoft.com/office/word/2023/wordml/word16du" xmlns:w16sdtdh="http://schemas.microsoft.com/office/word/2020/wordml/sdtdatahash" xmlns:w16sdtfl="http://schemas.microsoft.com/office/word/2024/wordml/sdtformatlock" xmlns:w16se="http://schemas.microsoft.com/office/word/2015/wordml/symex" xmlns:wpg="http://schemas.microsoft.com/office/word/2010/wordprocessingGroup" xmlns:wpi="http://schemas.microsoft.com/office/word/2010/wordprocessingInk" xmlns:wne="http://schemas.microsoft.com/office/word/2006/wordml" xmlns:wps="http://schemas.microsoft.com/office/word/2010/wordprocessingShape" mc:Ignorable="w14 w15 w16se w16cid w16 w16cex w16sdtdh w16sdtfl w16du wp14">
+<w:hdr xmlns:wpc="http://schemas.microsoft.com/office/word/2010/wordprocessingCanvas" xmlns:cx="http://schemas.microsoft.com/office/drawing/2014/chartex" xmlns:cx1="http://schemas.microsoft.com/office/drawing/2015/9/8/chartex" xmlns:cx2="http://schemas.microsoft.com/office/drawing/2015/10/21/chartex" xmlns:cx3="http://schemas.microsoft.com/office/drawing/2016/5/9/chartex" xmlns:cx4="http://schemas.microsoft.com/office/drawing/2016/5/10/chartex" xmlns:cx5="http://schemas.microsoft.com/office/drawing/2016/5/11/chartex" xmlns:cx6="http://schemas.microsoft.com/office/drawing/2016/5/12/chartex" xmlns:cx7="http://schemas.microsoft.com/office/drawing/2016/5/13/chartex" xmlns:cx8="http://schemas.microsoft.com/office/drawing/2016/5/14/chartex" xmlns:mc="http://schemas.openxmlformats.org/markup-compatibility/2006" xmlns:aink="http://schemas.microsoft.com/office/drawing/2016/ink" xmlns:am3d="http://schemas.microsoft.com/office/drawing/2017/model3d" xmlns:o="urn:schemas-microsoft-com:office:office" xmlns:r="http://schemas.openxmlformats.org/officeDocument/2006/relationships" xmlns:m="http://schemas.openxmlformats.org/officeDocument/2006/math" xmlns:v="urn:schemas-microsoft-com:vml" xmlns:wp14="http://schemas.microsoft.com/office/word/2010/wordprocessingDrawing" xmlns:wp="http://schemas.openxmlformats.org/drawingml/2006/wordprocessingDrawing" xmlns:w10="urn:schemas-microsoft-com:office:word" xmlns:w="http://schemas.openxmlformats.org/wordprocessingml/2006/main" xmlns:w14="http://schemas.microsoft.com/office/word/2010/wordml" xmlns:w15="http://schemas.microsoft.com/office/word/2012/wordml" xmlns:w16cex="http://schemas.microsoft.com/office/word/2018/wordml/cex" xmlns:w16cid="http://schemas.microsoft.com/office/word/2016/wordml/cid" xmlns:w16="http://schemas.microsoft.com/office/word/2018/wordml" xmlns:w16sdtdh="http://schemas.microsoft.com/office/word/2020/wordml/sdtdatahash" xmlns:w16se="http://schemas.microsoft.com/office/word/2015/wordml/symex" xmlns:wpg="http://schemas.microsoft.com/office/word/2010/wordprocessingGroup" xmlns:wpi="http://schemas.microsoft.com/office/word/2010/wordprocessingInk" xmlns:wne="http://schemas.microsoft.com/office/word/2006/wordml" xmlns:wps="http://schemas.microsoft.com/office/word/2010/wordprocessingShape" mc:Ignorable="w14 w15 w16se w16cid w16 w16cex w16sdtdh wp14">
   <w:p>
     <w:pPr>
       <w:pStyle w:val="lfej"/>
@@ -8245,7 +8224,7 @@
           <v:path o:extrusionok="f" gradientshapeok="t" o:connecttype="rect"/>
           <o:lock v:ext="edit" aspectratio="t"/>
         </v:shapetype>
-        <v:shape id="WordPictureWatermark27854470" o:spid="_x0000_s1027" type="#_x0000_t75" style="position:absolute;left:0;text-align:left;margin-left:0;margin-top:0;width:696.1pt;height:1044.2pt;z-index:-251657216;mso-position-horizontal:center;mso-position-horizontal-relative:margin;mso-position-vertical:center;mso-position-vertical-relative:margin" o:allowincell="f">
+        <v:shape id="WordPictureWatermark27854470" o:spid="_x0000_s2051" type="#_x0000_t75" style="position:absolute;left:0;text-align:left;margin-left:0;margin-top:0;width:696.1pt;height:1044.2pt;z-index:-251657216;mso-position-horizontal:center;mso-position-horizontal-relative:margin;mso-position-vertical:center;mso-position-vertical-relative:margin" o:allowincell="f">
           <v:imagedata r:id="rId3" o:title="v915-wit-010-e"/>
           <w10:wrap anchorx="margin" anchory="margin"/>
         </v:shape>
@@ -8288,7 +8267,7 @@
 </file>
 
 <file path=word/header3.xml><?xml version="1.0" encoding="utf-8"?>
-<w:hdr xmlns:wpc="http://schemas.microsoft.com/office/word/2010/wordprocessingCanvas" xmlns:cx="http://schemas.microsoft.com/office/drawing/2014/chartex" xmlns:cx1="http://schemas.microsoft.com/office/drawing/2015/9/8/chartex" xmlns:cx2="http://schemas.microsoft.com/office/drawing/2015/10/21/chartex" xmlns:cx3="http://schemas.microsoft.com/office/drawing/2016/5/9/chartex" xmlns:cx4="http://schemas.microsoft.com/office/drawing/2016/5/10/chartex" xmlns:cx5="http://schemas.microsoft.com/office/drawing/2016/5/11/chartex" xmlns:cx6="http://schemas.microsoft.com/office/drawing/2016/5/12/chartex" xmlns:cx7="http://schemas.microsoft.com/office/drawing/2016/5/13/chartex" xmlns:cx8="http://schemas.microsoft.com/office/drawing/2016/5/14/chartex" xmlns:mc="http://schemas.openxmlformats.org/markup-compatibility/2006" xmlns:aink="http://schemas.microsoft.com/office/drawing/2016/ink" xmlns:am3d="http://schemas.microsoft.com/office/drawing/2017/model3d" xmlns:o="urn:schemas-microsoft-com:office:office" xmlns:oel="http://schemas.microsoft.com/office/2019/extlst" xmlns:r="http://schemas.openxmlformats.org/officeDocument/2006/relationships" xmlns:m="http://schemas.openxmlformats.org/officeDocument/2006/math" xmlns:v="urn:schemas-microsoft-com:vml" xmlns:wp14="http://schemas.microsoft.com/office/word/2010/wordprocessingDrawing" xmlns:wp="http://schemas.openxmlformats.org/drawingml/2006/wordprocessingDrawing" xmlns:w10="urn:schemas-microsoft-com:office:word" xmlns:w="http://schemas.openxmlformats.org/wordprocessingml/2006/main" xmlns:w14="http://schemas.microsoft.com/office/word/2010/wordml" xmlns:w15="http://schemas.microsoft.com/office/word/2012/wordml" xmlns:w16cex="http://schemas.microsoft.com/office/word/2018/wordml/cex" xmlns:w16cid="http://schemas.microsoft.com/office/word/2016/wordml/cid" xmlns:w16="http://schemas.microsoft.com/office/word/2018/wordml" xmlns:w16du="http://schemas.microsoft.com/office/word/2023/wordml/word16du" xmlns:w16sdtdh="http://schemas.microsoft.com/office/word/2020/wordml/sdtdatahash" xmlns:w16sdtfl="http://schemas.microsoft.com/office/word/2024/wordml/sdtformatlock" xmlns:w16se="http://schemas.microsoft.com/office/word/2015/wordml/symex" xmlns:wpg="http://schemas.microsoft.com/office/word/2010/wordprocessingGroup" xmlns:wpi="http://schemas.microsoft.com/office/word/2010/wordprocessingInk" xmlns:wne="http://schemas.microsoft.com/office/word/2006/wordml" xmlns:wps="http://schemas.microsoft.com/office/word/2010/wordprocessingShape" mc:Ignorable="w14 w15 w16se w16cid w16 w16cex w16sdtdh w16sdtfl w16du wp14">
+<w:hdr xmlns:wpc="http://schemas.microsoft.com/office/word/2010/wordprocessingCanvas" xmlns:cx="http://schemas.microsoft.com/office/drawing/2014/chartex" xmlns:cx1="http://schemas.microsoft.com/office/drawing/2015/9/8/chartex" xmlns:cx2="http://schemas.microsoft.com/office/drawing/2015/10/21/chartex" xmlns:cx3="http://schemas.microsoft.com/office/drawing/2016/5/9/chartex" xmlns:cx4="http://schemas.microsoft.com/office/drawing/2016/5/10/chartex" xmlns:cx5="http://schemas.microsoft.com/office/drawing/2016/5/11/chartex" xmlns:cx6="http://schemas.microsoft.com/office/drawing/2016/5/12/chartex" xmlns:cx7="http://schemas.microsoft.com/office/drawing/2016/5/13/chartex" xmlns:cx8="http://schemas.microsoft.com/office/drawing/2016/5/14/chartex" xmlns:mc="http://schemas.openxmlformats.org/markup-compatibility/2006" xmlns:aink="http://schemas.microsoft.com/office/drawing/2016/ink" xmlns:am3d="http://schemas.microsoft.com/office/drawing/2017/model3d" xmlns:o="urn:schemas-microsoft-com:office:office" xmlns:r="http://schemas.openxmlformats.org/officeDocument/2006/relationships" xmlns:m="http://schemas.openxmlformats.org/officeDocument/2006/math" xmlns:v="urn:schemas-microsoft-com:vml" xmlns:wp14="http://schemas.microsoft.com/office/word/2010/wordprocessingDrawing" xmlns:wp="http://schemas.openxmlformats.org/drawingml/2006/wordprocessingDrawing" xmlns:w10="urn:schemas-microsoft-com:office:word" xmlns:w="http://schemas.openxmlformats.org/wordprocessingml/2006/main" xmlns:w14="http://schemas.microsoft.com/office/word/2010/wordml" xmlns:w15="http://schemas.microsoft.com/office/word/2012/wordml" xmlns:w16cex="http://schemas.microsoft.com/office/word/2018/wordml/cex" xmlns:w16cid="http://schemas.microsoft.com/office/word/2016/wordml/cid" xmlns:w16="http://schemas.microsoft.com/office/word/2018/wordml" xmlns:w16sdtdh="http://schemas.microsoft.com/office/word/2020/wordml/sdtdatahash" xmlns:w16se="http://schemas.microsoft.com/office/word/2015/wordml/symex" xmlns:wpg="http://schemas.microsoft.com/office/word/2010/wordprocessingGroup" xmlns:wpi="http://schemas.microsoft.com/office/word/2010/wordprocessingInk" xmlns:wne="http://schemas.microsoft.com/office/word/2006/wordml" xmlns:wps="http://schemas.microsoft.com/office/word/2010/wordprocessingShape" mc:Ignorable="w14 w15 w16se w16cid w16 w16cex w16sdtdh wp14">
   <w:p>
     <w:pPr>
       <w:pStyle w:val="lfej"/>
@@ -8327,7 +8306,7 @@
           <v:path o:extrusionok="f" gradientshapeok="t" o:connecttype="rect"/>
           <o:lock v:ext="edit" aspectratio="t"/>
         </v:shapetype>
-        <v:shape id="WordPictureWatermark27854468" o:spid="_x0000_s1025" type="#_x0000_t75" style="position:absolute;margin-left:0;margin-top:0;width:696.1pt;height:1044.2pt;z-index:-251659264;mso-position-horizontal:center;mso-position-horizontal-relative:margin;mso-position-vertical:center;mso-position-vertical-relative:margin" o:allowincell="f">
+        <v:shape id="WordPictureWatermark27854468" o:spid="_x0000_s2049" type="#_x0000_t75" style="position:absolute;margin-left:0;margin-top:0;width:696.1pt;height:1044.2pt;z-index:-251659264;mso-position-horizontal:center;mso-position-horizontal-relative:margin;mso-position-vertical:center;mso-position-vertical-relative:margin" o:allowincell="f">
           <v:imagedata r:id="rId1" o:title="v915-wit-010-e"/>
           <w10:wrap anchorx="margin" anchory="margin"/>
         </v:shape>
@@ -8470,7 +8449,7 @@
 </file>
 
 <file path=word/header4.xml><?xml version="1.0" encoding="utf-8"?>
-<w:hdr xmlns:wpc="http://schemas.microsoft.com/office/word/2010/wordprocessingCanvas" xmlns:cx="http://schemas.microsoft.com/office/drawing/2014/chartex" xmlns:cx1="http://schemas.microsoft.com/office/drawing/2015/9/8/chartex" xmlns:cx2="http://schemas.microsoft.com/office/drawing/2015/10/21/chartex" xmlns:cx3="http://schemas.microsoft.com/office/drawing/2016/5/9/chartex" xmlns:cx4="http://schemas.microsoft.com/office/drawing/2016/5/10/chartex" xmlns:cx5="http://schemas.microsoft.com/office/drawing/2016/5/11/chartex" xmlns:cx6="http://schemas.microsoft.com/office/drawing/2016/5/12/chartex" xmlns:cx7="http://schemas.microsoft.com/office/drawing/2016/5/13/chartex" xmlns:cx8="http://schemas.microsoft.com/office/drawing/2016/5/14/chartex" xmlns:mc="http://schemas.openxmlformats.org/markup-compatibility/2006" xmlns:aink="http://schemas.microsoft.com/office/drawing/2016/ink" xmlns:am3d="http://schemas.microsoft.com/office/drawing/2017/model3d" xmlns:o="urn:schemas-microsoft-com:office:office" xmlns:oel="http://schemas.microsoft.com/office/2019/extlst" xmlns:r="http://schemas.openxmlformats.org/officeDocument/2006/relationships" xmlns:m="http://schemas.openxmlformats.org/officeDocument/2006/math" xmlns:v="urn:schemas-microsoft-com:vml" xmlns:wp14="http://schemas.microsoft.com/office/word/2010/wordprocessingDrawing" xmlns:wp="http://schemas.openxmlformats.org/drawingml/2006/wordprocessingDrawing" xmlns:w10="urn:schemas-microsoft-com:office:word" xmlns:w="http://schemas.openxmlformats.org/wordprocessingml/2006/main" xmlns:w14="http://schemas.microsoft.com/office/word/2010/wordml" xmlns:w15="http://schemas.microsoft.com/office/word/2012/wordml" xmlns:w16cex="http://schemas.microsoft.com/office/word/2018/wordml/cex" xmlns:w16cid="http://schemas.microsoft.com/office/word/2016/wordml/cid" xmlns:w16="http://schemas.microsoft.com/office/word/2018/wordml" xmlns:w16du="http://schemas.microsoft.com/office/word/2023/wordml/word16du" xmlns:w16sdtdh="http://schemas.microsoft.com/office/word/2020/wordml/sdtdatahash" xmlns:w16sdtfl="http://schemas.microsoft.com/office/word/2024/wordml/sdtformatlock" xmlns:w16se="http://schemas.microsoft.com/office/word/2015/wordml/symex" xmlns:wpg="http://schemas.microsoft.com/office/word/2010/wordprocessingGroup" xmlns:wpi="http://schemas.microsoft.com/office/word/2010/wordprocessingInk" xmlns:wne="http://schemas.microsoft.com/office/word/2006/wordml" xmlns:wps="http://schemas.microsoft.com/office/word/2010/wordprocessingShape" mc:Ignorable="w14 w15 w16se w16cid w16 w16cex w16sdtdh w16sdtfl w16du wp14">
+<w:hdr xmlns:wpc="http://schemas.microsoft.com/office/word/2010/wordprocessingCanvas" xmlns:cx="http://schemas.microsoft.com/office/drawing/2014/chartex" xmlns:cx1="http://schemas.microsoft.com/office/drawing/2015/9/8/chartex" xmlns:cx2="http://schemas.microsoft.com/office/drawing/2015/10/21/chartex" xmlns:cx3="http://schemas.microsoft.com/office/drawing/2016/5/9/chartex" xmlns:cx4="http://schemas.microsoft.com/office/drawing/2016/5/10/chartex" xmlns:cx5="http://schemas.microsoft.com/office/drawing/2016/5/11/chartex" xmlns:cx6="http://schemas.microsoft.com/office/drawing/2016/5/12/chartex" xmlns:cx7="http://schemas.microsoft.com/office/drawing/2016/5/13/chartex" xmlns:cx8="http://schemas.microsoft.com/office/drawing/2016/5/14/chartex" xmlns:mc="http://schemas.openxmlformats.org/markup-compatibility/2006" xmlns:aink="http://schemas.microsoft.com/office/drawing/2016/ink" xmlns:am3d="http://schemas.microsoft.com/office/drawing/2017/model3d" xmlns:o="urn:schemas-microsoft-com:office:office" xmlns:r="http://schemas.openxmlformats.org/officeDocument/2006/relationships" xmlns:m="http://schemas.openxmlformats.org/officeDocument/2006/math" xmlns:v="urn:schemas-microsoft-com:vml" xmlns:wp14="http://schemas.microsoft.com/office/word/2010/wordprocessingDrawing" xmlns:wp="http://schemas.openxmlformats.org/drawingml/2006/wordprocessingDrawing" xmlns:w10="urn:schemas-microsoft-com:office:word" xmlns:w="http://schemas.openxmlformats.org/wordprocessingml/2006/main" xmlns:w14="http://schemas.microsoft.com/office/word/2010/wordml" xmlns:w15="http://schemas.microsoft.com/office/word/2012/wordml" xmlns:w16cex="http://schemas.microsoft.com/office/word/2018/wordml/cex" xmlns:w16cid="http://schemas.microsoft.com/office/word/2016/wordml/cid" xmlns:w16="http://schemas.microsoft.com/office/word/2018/wordml" xmlns:w16sdtdh="http://schemas.microsoft.com/office/word/2020/wordml/sdtdatahash" xmlns:w16se="http://schemas.microsoft.com/office/word/2015/wordml/symex" xmlns:wpg="http://schemas.microsoft.com/office/word/2010/wordprocessingGroup" xmlns:wpi="http://schemas.microsoft.com/office/word/2010/wordprocessingInk" xmlns:wne="http://schemas.microsoft.com/office/word/2006/wordml" xmlns:wps="http://schemas.microsoft.com/office/word/2010/wordprocessingShape" mc:Ignorable="w14 w15 w16se w16cid w16 w16cex w16sdtdh wp14">
   <w:p>
     <w:pPr>
       <w:pStyle w:val="lfej"/>
@@ -8499,7 +8478,7 @@
           <v:path o:extrusionok="f" gradientshapeok="t" o:connecttype="rect"/>
           <o:lock v:ext="edit" aspectratio="t"/>
         </v:shapetype>
-        <v:shape id="WordPictureWatermark27854472" o:spid="_x0000_s1029" type="#_x0000_t75" style="position:absolute;left:0;text-align:left;margin-left:0;margin-top:0;width:696.1pt;height:1044.2pt;z-index:-251644928;mso-position-horizontal:center;mso-position-horizontal-relative:margin;mso-position-vertical:center;mso-position-vertical-relative:margin" o:allowincell="f">
+        <v:shape id="WordPictureWatermark27854472" o:spid="_x0000_s2053" type="#_x0000_t75" style="position:absolute;left:0;text-align:left;margin-left:0;margin-top:0;width:696.1pt;height:1044.2pt;z-index:-251644928;mso-position-horizontal:center;mso-position-horizontal-relative:margin;mso-position-vertical:center;mso-position-vertical-relative:margin" o:allowincell="f">
           <v:imagedata r:id="rId1" o:title="v915-wit-010-e"/>
           <w10:wrap anchorx="margin" anchory="margin"/>
         </v:shape>
@@ -8510,7 +8489,7 @@
 </file>
 
 <file path=word/header5.xml><?xml version="1.0" encoding="utf-8"?>
-<w:hdr xmlns:wpc="http://schemas.microsoft.com/office/word/2010/wordprocessingCanvas" xmlns:cx="http://schemas.microsoft.com/office/drawing/2014/chartex" xmlns:cx1="http://schemas.microsoft.com/office/drawing/2015/9/8/chartex" xmlns:cx2="http://schemas.microsoft.com/office/drawing/2015/10/21/chartex" xmlns:cx3="http://schemas.microsoft.com/office/drawing/2016/5/9/chartex" xmlns:cx4="http://schemas.microsoft.com/office/drawing/2016/5/10/chartex" xmlns:cx5="http://schemas.microsoft.com/office/drawing/2016/5/11/chartex" xmlns:cx6="http://schemas.microsoft.com/office/drawing/2016/5/12/chartex" xmlns:cx7="http://schemas.microsoft.com/office/drawing/2016/5/13/chartex" xmlns:cx8="http://schemas.microsoft.com/office/drawing/2016/5/14/chartex" xmlns:mc="http://schemas.openxmlformats.org/markup-compatibility/2006" xmlns:aink="http://schemas.microsoft.com/office/drawing/2016/ink" xmlns:am3d="http://schemas.microsoft.com/office/drawing/2017/model3d" xmlns:o="urn:schemas-microsoft-com:office:office" xmlns:oel="http://schemas.microsoft.com/office/2019/extlst" xmlns:r="http://schemas.openxmlformats.org/officeDocument/2006/relationships" xmlns:m="http://schemas.openxmlformats.org/officeDocument/2006/math" xmlns:v="urn:schemas-microsoft-com:vml" xmlns:wp14="http://schemas.microsoft.com/office/word/2010/wordprocessingDrawing" xmlns:wp="http://schemas.openxmlformats.org/drawingml/2006/wordprocessingDrawing" xmlns:w10="urn:schemas-microsoft-com:office:word" xmlns:w="http://schemas.openxmlformats.org/wordprocessingml/2006/main" xmlns:w14="http://schemas.microsoft.com/office/word/2010/wordml" xmlns:w15="http://schemas.microsoft.com/office/word/2012/wordml" xmlns:w16cex="http://schemas.microsoft.com/office/word/2018/wordml/cex" xmlns:w16cid="http://schemas.microsoft.com/office/word/2016/wordml/cid" xmlns:w16="http://schemas.microsoft.com/office/word/2018/wordml" xmlns:w16du="http://schemas.microsoft.com/office/word/2023/wordml/word16du" xmlns:w16sdtdh="http://schemas.microsoft.com/office/word/2020/wordml/sdtdatahash" xmlns:w16sdtfl="http://schemas.microsoft.com/office/word/2024/wordml/sdtformatlock" xmlns:w16se="http://schemas.microsoft.com/office/word/2015/wordml/symex" xmlns:wpg="http://schemas.microsoft.com/office/word/2010/wordprocessingGroup" xmlns:wpi="http://schemas.microsoft.com/office/word/2010/wordprocessingInk" xmlns:wne="http://schemas.microsoft.com/office/word/2006/wordml" xmlns:wps="http://schemas.microsoft.com/office/word/2010/wordprocessingShape" mc:Ignorable="w14 w15 w16se w16cid w16 w16cex w16sdtdh w16sdtfl w16du wp14">
+<w:hdr xmlns:wpc="http://schemas.microsoft.com/office/word/2010/wordprocessingCanvas" xmlns:cx="http://schemas.microsoft.com/office/drawing/2014/chartex" xmlns:cx1="http://schemas.microsoft.com/office/drawing/2015/9/8/chartex" xmlns:cx2="http://schemas.microsoft.com/office/drawing/2015/10/21/chartex" xmlns:cx3="http://schemas.microsoft.com/office/drawing/2016/5/9/chartex" xmlns:cx4="http://schemas.microsoft.com/office/drawing/2016/5/10/chartex" xmlns:cx5="http://schemas.microsoft.com/office/drawing/2016/5/11/chartex" xmlns:cx6="http://schemas.microsoft.com/office/drawing/2016/5/12/chartex" xmlns:cx7="http://schemas.microsoft.com/office/drawing/2016/5/13/chartex" xmlns:cx8="http://schemas.microsoft.com/office/drawing/2016/5/14/chartex" xmlns:mc="http://schemas.openxmlformats.org/markup-compatibility/2006" xmlns:aink="http://schemas.microsoft.com/office/drawing/2016/ink" xmlns:am3d="http://schemas.microsoft.com/office/drawing/2017/model3d" xmlns:o="urn:schemas-microsoft-com:office:office" xmlns:r="http://schemas.openxmlformats.org/officeDocument/2006/relationships" xmlns:m="http://schemas.openxmlformats.org/officeDocument/2006/math" xmlns:v="urn:schemas-microsoft-com:vml" xmlns:wp14="http://schemas.microsoft.com/office/word/2010/wordprocessingDrawing" xmlns:wp="http://schemas.openxmlformats.org/drawingml/2006/wordprocessingDrawing" xmlns:w10="urn:schemas-microsoft-com:office:word" xmlns:w="http://schemas.openxmlformats.org/wordprocessingml/2006/main" xmlns:w14="http://schemas.microsoft.com/office/word/2010/wordml" xmlns:w15="http://schemas.microsoft.com/office/word/2012/wordml" xmlns:w16cex="http://schemas.microsoft.com/office/word/2018/wordml/cex" xmlns:w16cid="http://schemas.microsoft.com/office/word/2016/wordml/cid" xmlns:w16="http://schemas.microsoft.com/office/word/2018/wordml" xmlns:w16sdtdh="http://schemas.microsoft.com/office/word/2020/wordml/sdtdatahash" xmlns:w16se="http://schemas.microsoft.com/office/word/2015/wordml/symex" xmlns:wpg="http://schemas.microsoft.com/office/word/2010/wordprocessingGroup" xmlns:wpi="http://schemas.microsoft.com/office/word/2010/wordprocessingInk" xmlns:wne="http://schemas.microsoft.com/office/word/2006/wordml" xmlns:wps="http://schemas.microsoft.com/office/word/2010/wordprocessingShape" mc:Ignorable="w14 w15 w16se w16cid w16 w16cex w16sdtdh wp14">
   <w:p>
     <w:pPr>
       <w:pStyle w:val="lfej"/>
@@ -8617,7 +8596,7 @@
           <v:path o:extrusionok="f" gradientshapeok="t" o:connecttype="rect"/>
           <o:lock v:ext="edit" aspectratio="t"/>
         </v:shapetype>
-        <v:shape id="WordPictureWatermark27854473" o:spid="_x0000_s1030" type="#_x0000_t75" style="position:absolute;left:0;text-align:left;margin-left:0;margin-top:0;width:696.1pt;height:1044.2pt;z-index:-251642880;mso-position-horizontal:center;mso-position-horizontal-relative:margin;mso-position-vertical:center;mso-position-vertical-relative:margin" o:allowincell="f">
+        <v:shape id="WordPictureWatermark27854473" o:spid="_x0000_s2054" type="#_x0000_t75" style="position:absolute;left:0;text-align:left;margin-left:0;margin-top:0;width:696.1pt;height:1044.2pt;z-index:-251642880;mso-position-horizontal:center;mso-position-horizontal-relative:margin;mso-position-vertical:center;mso-position-vertical-relative:margin" o:allowincell="f">
           <v:imagedata r:id="rId3" o:title="v915-wit-010-e"/>
           <w10:wrap anchorx="margin" anchory="margin"/>
         </v:shape>
@@ -8676,7 +8655,7 @@
 </file>
 
 <file path=word/header6.xml><?xml version="1.0" encoding="utf-8"?>
-<w:hdr xmlns:wpc="http://schemas.microsoft.com/office/word/2010/wordprocessingCanvas" xmlns:cx="http://schemas.microsoft.com/office/drawing/2014/chartex" xmlns:cx1="http://schemas.microsoft.com/office/drawing/2015/9/8/chartex" xmlns:cx2="http://schemas.microsoft.com/office/drawing/2015/10/21/chartex" xmlns:cx3="http://schemas.microsoft.com/office/drawing/2016/5/9/chartex" xmlns:cx4="http://schemas.microsoft.com/office/drawing/2016/5/10/chartex" xmlns:cx5="http://schemas.microsoft.com/office/drawing/2016/5/11/chartex" xmlns:cx6="http://schemas.microsoft.com/office/drawing/2016/5/12/chartex" xmlns:cx7="http://schemas.microsoft.com/office/drawing/2016/5/13/chartex" xmlns:cx8="http://schemas.microsoft.com/office/drawing/2016/5/14/chartex" xmlns:mc="http://schemas.openxmlformats.org/markup-compatibility/2006" xmlns:aink="http://schemas.microsoft.com/office/drawing/2016/ink" xmlns:am3d="http://schemas.microsoft.com/office/drawing/2017/model3d" xmlns:o="urn:schemas-microsoft-com:office:office" xmlns:oel="http://schemas.microsoft.com/office/2019/extlst" xmlns:r="http://schemas.openxmlformats.org/officeDocument/2006/relationships" xmlns:m="http://schemas.openxmlformats.org/officeDocument/2006/math" xmlns:v="urn:schemas-microsoft-com:vml" xmlns:wp14="http://schemas.microsoft.com/office/word/2010/wordprocessingDrawing" xmlns:wp="http://schemas.openxmlformats.org/drawingml/2006/wordprocessingDrawing" xmlns:w10="urn:schemas-microsoft-com:office:word" xmlns:w="http://schemas.openxmlformats.org/wordprocessingml/2006/main" xmlns:w14="http://schemas.microsoft.com/office/word/2010/wordml" xmlns:w15="http://schemas.microsoft.com/office/word/2012/wordml" xmlns:w16cex="http://schemas.microsoft.com/office/word/2018/wordml/cex" xmlns:w16cid="http://schemas.microsoft.com/office/word/2016/wordml/cid" xmlns:w16="http://schemas.microsoft.com/office/word/2018/wordml" xmlns:w16du="http://schemas.microsoft.com/office/word/2023/wordml/word16du" xmlns:w16sdtdh="http://schemas.microsoft.com/office/word/2020/wordml/sdtdatahash" xmlns:w16sdtfl="http://schemas.microsoft.com/office/word/2024/wordml/sdtformatlock" xmlns:w16se="http://schemas.microsoft.com/office/word/2015/wordml/symex" xmlns:wpg="http://schemas.microsoft.com/office/word/2010/wordprocessingGroup" xmlns:wpi="http://schemas.microsoft.com/office/word/2010/wordprocessingInk" xmlns:wne="http://schemas.microsoft.com/office/word/2006/wordml" xmlns:wps="http://schemas.microsoft.com/office/word/2010/wordprocessingShape" mc:Ignorable="w14 w15 w16se w16cid w16 w16cex w16sdtdh w16sdtfl w16du wp14">
+<w:hdr xmlns:wpc="http://schemas.microsoft.com/office/word/2010/wordprocessingCanvas" xmlns:cx="http://schemas.microsoft.com/office/drawing/2014/chartex" xmlns:cx1="http://schemas.microsoft.com/office/drawing/2015/9/8/chartex" xmlns:cx2="http://schemas.microsoft.com/office/drawing/2015/10/21/chartex" xmlns:cx3="http://schemas.microsoft.com/office/drawing/2016/5/9/chartex" xmlns:cx4="http://schemas.microsoft.com/office/drawing/2016/5/10/chartex" xmlns:cx5="http://schemas.microsoft.com/office/drawing/2016/5/11/chartex" xmlns:cx6="http://schemas.microsoft.com/office/drawing/2016/5/12/chartex" xmlns:cx7="http://schemas.microsoft.com/office/drawing/2016/5/13/chartex" xmlns:cx8="http://schemas.microsoft.com/office/drawing/2016/5/14/chartex" xmlns:mc="http://schemas.openxmlformats.org/markup-compatibility/2006" xmlns:aink="http://schemas.microsoft.com/office/drawing/2016/ink" xmlns:am3d="http://schemas.microsoft.com/office/drawing/2017/model3d" xmlns:o="urn:schemas-microsoft-com:office:office" xmlns:r="http://schemas.openxmlformats.org/officeDocument/2006/relationships" xmlns:m="http://schemas.openxmlformats.org/officeDocument/2006/math" xmlns:v="urn:schemas-microsoft-com:vml" xmlns:wp14="http://schemas.microsoft.com/office/word/2010/wordprocessingDrawing" xmlns:wp="http://schemas.openxmlformats.org/drawingml/2006/wordprocessingDrawing" xmlns:w10="urn:schemas-microsoft-com:office:word" xmlns:w="http://schemas.openxmlformats.org/wordprocessingml/2006/main" xmlns:w14="http://schemas.microsoft.com/office/word/2010/wordml" xmlns:w15="http://schemas.microsoft.com/office/word/2012/wordml" xmlns:w16cex="http://schemas.microsoft.com/office/word/2018/wordml/cex" xmlns:w16cid="http://schemas.microsoft.com/office/word/2016/wordml/cid" xmlns:w16="http://schemas.microsoft.com/office/word/2018/wordml" xmlns:w16sdtdh="http://schemas.microsoft.com/office/word/2020/wordml/sdtdatahash" xmlns:w16se="http://schemas.microsoft.com/office/word/2015/wordml/symex" xmlns:wpg="http://schemas.microsoft.com/office/word/2010/wordprocessingGroup" xmlns:wpi="http://schemas.microsoft.com/office/word/2010/wordprocessingInk" xmlns:wne="http://schemas.microsoft.com/office/word/2006/wordml" xmlns:wps="http://schemas.microsoft.com/office/word/2010/wordprocessingShape" mc:Ignorable="w14 w15 w16se w16cid w16 w16cex w16sdtdh wp14">
   <w:p>
     <w:pPr>
       <w:pStyle w:val="lfej"/>
@@ -8705,7 +8684,7 @@
           <v:path o:extrusionok="f" gradientshapeok="t" o:connecttype="rect"/>
           <o:lock v:ext="edit" aspectratio="t"/>
         </v:shapetype>
-        <v:shape id="_x0000_s1028" type="#_x0000_t75" style="position:absolute;left:0;text-align:left;margin-left:0;margin-top:0;width:616.1pt;height:924.15pt;z-index:-251650048;mso-position-horizontal:center;mso-position-horizontal-relative:margin;mso-position-vertical:center;mso-position-vertical-relative:margin" o:allowincell="f">
+        <v:shape id="_x0000_s2052" type="#_x0000_t75" style="position:absolute;left:0;text-align:left;margin-left:0;margin-top:0;width:616.1pt;height:924.15pt;z-index:-251650048;mso-position-horizontal:center;mso-position-horizontal-relative:margin;mso-position-vertical:center;mso-position-vertical-relative:margin" o:allowincell="f">
           <v:imagedata r:id="rId1" o:title="v915-wit-010-e"/>
           <w10:wrap anchorx="margin" anchory="margin"/>
         </v:shape>
@@ -8716,7 +8695,7 @@
 </file>
 
 <file path=word/numbering.xml><?xml version="1.0" encoding="utf-8"?>
-<w:numbering xmlns:wpc="http://schemas.microsoft.com/office/word/2010/wordprocessingCanvas" xmlns:cx="http://schemas.microsoft.com/office/drawing/2014/chartex" xmlns:cx1="http://schemas.microsoft.com/office/drawing/2015/9/8/chartex" xmlns:cx2="http://schemas.microsoft.com/office/drawing/2015/10/21/chartex" xmlns:cx3="http://schemas.microsoft.com/office/drawing/2016/5/9/chartex" xmlns:cx4="http://schemas.microsoft.com/office/drawing/2016/5/10/chartex" xmlns:cx5="http://schemas.microsoft.com/office/drawing/2016/5/11/chartex" xmlns:cx6="http://schemas.microsoft.com/office/drawing/2016/5/12/chartex" xmlns:cx7="http://schemas.microsoft.com/office/drawing/2016/5/13/chartex" xmlns:cx8="http://schemas.microsoft.com/office/drawing/2016/5/14/chartex" xmlns:mc="http://schemas.openxmlformats.org/markup-compatibility/2006" xmlns:aink="http://schemas.microsoft.com/office/drawing/2016/ink" xmlns:am3d="http://schemas.microsoft.com/office/drawing/2017/model3d" xmlns:o="urn:schemas-microsoft-com:office:office" xmlns:oel="http://schemas.microsoft.com/office/2019/extlst" xmlns:r="http://schemas.openxmlformats.org/officeDocument/2006/relationships" xmlns:m="http://schemas.openxmlformats.org/officeDocument/2006/math" xmlns:v="urn:schemas-microsoft-com:vml" xmlns:wp14="http://schemas.microsoft.com/office/word/2010/wordprocessingDrawing" xmlns:wp="http://schemas.openxmlformats.org/drawingml/2006/wordprocessingDrawing" xmlns:w10="urn:schemas-microsoft-com:office:word" xmlns:w="http://schemas.openxmlformats.org/wordprocessingml/2006/main" xmlns:w14="http://schemas.microsoft.com/office/word/2010/wordml" xmlns:w15="http://schemas.microsoft.com/office/word/2012/wordml" xmlns:w16cex="http://schemas.microsoft.com/office/word/2018/wordml/cex" xmlns:w16cid="http://schemas.microsoft.com/office/word/2016/wordml/cid" xmlns:w16="http://schemas.microsoft.com/office/word/2018/wordml" xmlns:w16du="http://schemas.microsoft.com/office/word/2023/wordml/word16du" xmlns:w16sdtdh="http://schemas.microsoft.com/office/word/2020/wordml/sdtdatahash" xmlns:w16sdtfl="http://schemas.microsoft.com/office/word/2024/wordml/sdtformatlock" xmlns:w16se="http://schemas.microsoft.com/office/word/2015/wordml/symex" xmlns:wpg="http://schemas.microsoft.com/office/word/2010/wordprocessingGroup" xmlns:wpi="http://schemas.microsoft.com/office/word/2010/wordprocessingInk" xmlns:wne="http://schemas.microsoft.com/office/word/2006/wordml" xmlns:wps="http://schemas.microsoft.com/office/word/2010/wordprocessingShape" mc:Ignorable="w14 w15 w16se w16cid w16 w16cex w16sdtdh w16sdtfl w16du wp14">
+<w:numbering xmlns:wpc="http://schemas.microsoft.com/office/word/2010/wordprocessingCanvas" xmlns:cx="http://schemas.microsoft.com/office/drawing/2014/chartex" xmlns:cx1="http://schemas.microsoft.com/office/drawing/2015/9/8/chartex" xmlns:cx2="http://schemas.microsoft.com/office/drawing/2015/10/21/chartex" xmlns:cx3="http://schemas.microsoft.com/office/drawing/2016/5/9/chartex" xmlns:cx4="http://schemas.microsoft.com/office/drawing/2016/5/10/chartex" xmlns:cx5="http://schemas.microsoft.com/office/drawing/2016/5/11/chartex" xmlns:cx6="http://schemas.microsoft.com/office/drawing/2016/5/12/chartex" xmlns:cx7="http://schemas.microsoft.com/office/drawing/2016/5/13/chartex" xmlns:cx8="http://schemas.microsoft.com/office/drawing/2016/5/14/chartex" xmlns:mc="http://schemas.openxmlformats.org/markup-compatibility/2006" xmlns:aink="http://schemas.microsoft.com/office/drawing/2016/ink" xmlns:am3d="http://schemas.microsoft.com/office/drawing/2017/model3d" xmlns:o="urn:schemas-microsoft-com:office:office" xmlns:r="http://schemas.openxmlformats.org/officeDocument/2006/relationships" xmlns:m="http://schemas.openxmlformats.org/officeDocument/2006/math" xmlns:v="urn:schemas-microsoft-com:vml" xmlns:wp14="http://schemas.microsoft.com/office/word/2010/wordprocessingDrawing" xmlns:wp="http://schemas.openxmlformats.org/drawingml/2006/wordprocessingDrawing" xmlns:w10="urn:schemas-microsoft-com:office:word" xmlns:w="http://schemas.openxmlformats.org/wordprocessingml/2006/main" xmlns:w14="http://schemas.microsoft.com/office/word/2010/wordml" xmlns:w15="http://schemas.microsoft.com/office/word/2012/wordml" xmlns:w16cex="http://schemas.microsoft.com/office/word/2018/wordml/cex" xmlns:w16cid="http://schemas.microsoft.com/office/word/2016/wordml/cid" xmlns:w16="http://schemas.microsoft.com/office/word/2018/wordml" xmlns:w16sdtdh="http://schemas.microsoft.com/office/word/2020/wordml/sdtdatahash" xmlns:w16se="http://schemas.microsoft.com/office/word/2015/wordml/symex" xmlns:wpg="http://schemas.microsoft.com/office/word/2010/wordprocessingGroup" xmlns:wpi="http://schemas.microsoft.com/office/word/2010/wordprocessingInk" xmlns:wne="http://schemas.microsoft.com/office/word/2006/wordml" xmlns:wps="http://schemas.microsoft.com/office/word/2010/wordprocessingShape" mc:Ignorable="w14 w15 w16se w16cid w16 w16cex w16sdtdh wp14">
   <w:abstractNum w:abstractNumId="0" w15:restartNumberingAfterBreak="0">
     <w:nsid w:val="09274D76"/>
     <w:multiLevelType w:val="multilevel"/>
@@ -10115,53 +10094,53 @@
       </w:pPr>
     </w:lvl>
   </w:abstractNum>
-  <w:num w:numId="1" w16cid:durableId="421336375">
+  <w:num w:numId="1">
     <w:abstractNumId w:val="10"/>
   </w:num>
-  <w:num w:numId="2" w16cid:durableId="1059941480">
+  <w:num w:numId="2">
     <w:abstractNumId w:val="2"/>
   </w:num>
-  <w:num w:numId="3" w16cid:durableId="64957704">
+  <w:num w:numId="3">
     <w:abstractNumId w:val="11"/>
   </w:num>
-  <w:num w:numId="4" w16cid:durableId="541598819">
+  <w:num w:numId="4">
     <w:abstractNumId w:val="6"/>
   </w:num>
-  <w:num w:numId="5" w16cid:durableId="61608155">
+  <w:num w:numId="5">
     <w:abstractNumId w:val="0"/>
   </w:num>
-  <w:num w:numId="6" w16cid:durableId="1426341743">
+  <w:num w:numId="6">
     <w:abstractNumId w:val="8"/>
   </w:num>
-  <w:num w:numId="7" w16cid:durableId="1573662483">
+  <w:num w:numId="7">
     <w:abstractNumId w:val="5"/>
   </w:num>
-  <w:num w:numId="8" w16cid:durableId="1714307104">
+  <w:num w:numId="8">
     <w:abstractNumId w:val="1"/>
   </w:num>
-  <w:num w:numId="9" w16cid:durableId="1964075943">
+  <w:num w:numId="9">
     <w:abstractNumId w:val="9"/>
   </w:num>
-  <w:num w:numId="10" w16cid:durableId="230115983">
+  <w:num w:numId="10">
     <w:abstractNumId w:val="3"/>
   </w:num>
-  <w:num w:numId="11" w16cid:durableId="570625813">
+  <w:num w:numId="11">
     <w:abstractNumId w:val="4"/>
   </w:num>
-  <w:num w:numId="12" w16cid:durableId="1516268623">
+  <w:num w:numId="12">
     <w:abstractNumId w:val="12"/>
   </w:num>
-  <w:num w:numId="13" w16cid:durableId="764182320">
+  <w:num w:numId="13">
     <w:abstractNumId w:val="7"/>
   </w:num>
-  <w:num w:numId="14" w16cid:durableId="1328821702">
+  <w:num w:numId="14">
     <w:abstractNumId w:val="13"/>
   </w:num>
 </w:numbering>
 </file>
 
 <file path=word/styles.xml><?xml version="1.0" encoding="utf-8"?>
-<w:styles xmlns:mc="http://schemas.openxmlformats.org/markup-compatibility/2006" xmlns:r="http://schemas.openxmlformats.org/officeDocument/2006/relationships" xmlns:w="http://schemas.openxmlformats.org/wordprocessingml/2006/main" xmlns:w14="http://schemas.microsoft.com/office/word/2010/wordml" xmlns:w15="http://schemas.microsoft.com/office/word/2012/wordml" xmlns:w16cex="http://schemas.microsoft.com/office/word/2018/wordml/cex" xmlns:w16cid="http://schemas.microsoft.com/office/word/2016/wordml/cid" xmlns:w16="http://schemas.microsoft.com/office/word/2018/wordml" xmlns:w16du="http://schemas.microsoft.com/office/word/2023/wordml/word16du" xmlns:w16sdtdh="http://schemas.microsoft.com/office/word/2020/wordml/sdtdatahash" xmlns:w16sdtfl="http://schemas.microsoft.com/office/word/2024/wordml/sdtformatlock" xmlns:w16se="http://schemas.microsoft.com/office/word/2015/wordml/symex" mc:Ignorable="w14 w15 w16se w16cid w16 w16cex w16sdtdh w16sdtfl w16du">
+<w:styles xmlns:mc="http://schemas.openxmlformats.org/markup-compatibility/2006" xmlns:r="http://schemas.openxmlformats.org/officeDocument/2006/relationships" xmlns:w="http://schemas.openxmlformats.org/wordprocessingml/2006/main" xmlns:w14="http://schemas.microsoft.com/office/word/2010/wordml" xmlns:w15="http://schemas.microsoft.com/office/word/2012/wordml" xmlns:w16cex="http://schemas.microsoft.com/office/word/2018/wordml/cex" xmlns:w16cid="http://schemas.microsoft.com/office/word/2016/wordml/cid" xmlns:w16="http://schemas.microsoft.com/office/word/2018/wordml" xmlns:w16sdtdh="http://schemas.microsoft.com/office/word/2020/wordml/sdtdatahash" xmlns:w16se="http://schemas.microsoft.com/office/word/2015/wordml/symex" mc:Ignorable="w14 w15 w16se w16cid w16 w16cex w16sdtdh">
   <w:docDefaults>
     <w:rPrDefault>
       <w:rPr>
@@ -10777,6 +10756,7 @@
   <w:style w:type="character" w:default="1" w:styleId="Bekezdsalapbettpusa">
     <w:name w:val="Default Paragraph Font"/>
     <w:uiPriority w:val="1"/>
+    <w:semiHidden/>
     <w:unhideWhenUsed/>
   </w:style>
   <w:style w:type="table" w:default="1" w:styleId="Normltblzat">

--- a/Dokumentacio/veglegesek/QUBE_tesztelesi_dokumentacio.docx
+++ b/Dokumentacio/veglegesek/QUBE_tesztelesi_dokumentacio.docx
@@ -6569,7 +6569,7 @@
               </wp:anchor>
             </w:drawing>
           </mc:Choice>
-          <mc:Fallback xmlns:w16sdtfl="http://schemas.microsoft.com/office/word/2024/wordml/sdtformatlock" xmlns:w16du="http://schemas.microsoft.com/office/word/2023/wordml/word16du" xmlns:oel="http://schemas.microsoft.com/office/2019/extlst">
+          <mc:Fallback xmlns:oel="http://schemas.microsoft.com/office/2019/extlst" xmlns:w16du="http://schemas.microsoft.com/office/word/2023/wordml/word16du" xmlns:w16sdtfl="http://schemas.microsoft.com/office/word/2024/wordml/sdtformatlock">
             <w:pict>
               <v:group w14:anchorId="09064078" id="Csoportba foglalás 18" o:spid="_x0000_s1026" style="position:absolute;margin-left:1.1pt;margin-top:49.2pt;width:452.75pt;height:296.4pt;z-index:251713536;mso-position-horizontal-relative:margin;mso-width-relative:margin;mso-height-relative:margin" coordorigin="104" coordsize="57502,37645" o:gfxdata="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">
                 <v:shapetype id="_x0000_t75" coordsize="21600,21600" o:spt="75" o:preferrelative="t" path="m@4@5l@4@11@9@11@9@5xe" filled="f" stroked="f">
@@ -7087,7 +7087,7 @@
         <mc:AlternateContent>
           <mc:Choice Requires="wps">
             <w:drawing>
-              <wp:anchor distT="0" distB="0" distL="114300" distR="114300" simplePos="0" relativeHeight="251723776" behindDoc="0" locked="0" layoutInCell="1" allowOverlap="1" wp14:anchorId="494459A8" wp14:editId="47070127">
+              <wp:anchor distT="0" distB="0" distL="114300" distR="114300" simplePos="0" relativeHeight="251723776" behindDoc="0" locked="0" layoutInCell="1" allowOverlap="1" wp14:anchorId="494459A8" wp14:editId="6E54D858">
                 <wp:simplePos x="0" y="0"/>
                 <wp:positionH relativeFrom="margin">
                   <wp:align>right</wp:align>
@@ -7372,10 +7372,1498 @@
     </w:p>
     <w:p>
       <w:pPr>
+        <w:spacing w:before="100" w:beforeAutospacing="1" w:after="100" w:afterAutospacing="1" w:line="240" w:lineRule="auto"/>
+        <w:jc w:val="left"/>
+        <w:rPr>
+          <w:rFonts w:eastAsia="Times New Roman" w:cs="Times New Roman"/>
+          <w:szCs w:val="24"/>
+          <w:lang w:val="hu-HU" w:eastAsia="hu-HU"/>
+        </w:rPr>
+      </w:pPr>
+      <w:r>
+        <w:rPr>
+          <w:noProof/>
+        </w:rPr>
+        <mc:AlternateContent>
+          <mc:Choice Requires="wps">
+            <w:drawing>
+              <wp:anchor distT="0" distB="0" distL="114300" distR="114300" simplePos="0" relativeHeight="251725824" behindDoc="1" locked="0" layoutInCell="1" allowOverlap="1" wp14:anchorId="30B9CD46" wp14:editId="5543AA03">
+                <wp:simplePos x="0" y="0"/>
+                <wp:positionH relativeFrom="margin">
+                  <wp:align>left</wp:align>
+                </wp:positionH>
+                <wp:positionV relativeFrom="paragraph">
+                  <wp:posOffset>4682186</wp:posOffset>
+                </wp:positionV>
+                <wp:extent cx="5743575" cy="635"/>
+                <wp:effectExtent l="0" t="0" r="9525" b="11430"/>
+                <wp:wrapTopAndBottom/>
+                <wp:docPr id="3" name="Szövegdoboz 1"/>
+                <wp:cNvGraphicFramePr/>
+                <a:graphic xmlns:a="http://schemas.openxmlformats.org/drawingml/2006/main">
+                  <a:graphicData uri="http://schemas.microsoft.com/office/word/2010/wordprocessingShape">
+                    <wps:wsp>
+                      <wps:cNvSpPr txBox="1"/>
+                      <wps:spPr>
+                        <a:xfrm>
+                          <a:off x="0" y="0"/>
+                          <a:ext cx="5743575" cy="635"/>
+                        </a:xfrm>
+                        <a:prstGeom prst="rect">
+                          <a:avLst/>
+                        </a:prstGeom>
+                        <a:noFill/>
+                        <a:ln>
+                          <a:noFill/>
+                        </a:ln>
+                      </wps:spPr>
+                      <wps:txbx>
+                        <w:txbxContent>
+                          <w:p>
+                            <w:pPr>
+                              <w:pStyle w:val="Kpalrs"/>
+                              <w:jc w:val="center"/>
+                            </w:pPr>
+                            <w:r>
+                              <w:t>1</w:t>
+                            </w:r>
+                            <w:r>
+                              <w:t>4</w:t>
+                            </w:r>
+                            <w:r>
+                              <w:t>.1</w:t>
+                            </w:r>
+                            <w:r>
+                              <w:t>.</w:t>
+                            </w:r>
+                            <w:r>
+                              <w:t xml:space="preserve"> ábra</w:t>
+                            </w:r>
+                            <w:r>
+                              <w:t>: Bolti telephely eszközei</w:t>
+                            </w:r>
+                          </w:p>
+                        </w:txbxContent>
+                      </wps:txbx>
+                      <wps:bodyPr rot="0" spcFirstLastPara="0" vertOverflow="overflow" horzOverflow="overflow" vert="horz" wrap="square" lIns="0" tIns="0" rIns="0" bIns="0" numCol="1" spcCol="0" rtlCol="0" fromWordArt="0" anchor="t" anchorCtr="0" forceAA="0" compatLnSpc="1">
+                        <a:prstTxWarp prst="textNoShape">
+                          <a:avLst/>
+                        </a:prstTxWarp>
+                        <a:spAutoFit/>
+                      </wps:bodyPr>
+                    </wps:wsp>
+                  </a:graphicData>
+                </a:graphic>
+                <wp14:sizeRelH relativeFrom="margin">
+                  <wp14:pctWidth>0</wp14:pctWidth>
+                </wp14:sizeRelH>
+                <wp14:sizeRelV relativeFrom="margin">
+                  <wp14:pctHeight>0</wp14:pctHeight>
+                </wp14:sizeRelV>
+              </wp:anchor>
+            </w:drawing>
+          </mc:Choice>
+          <mc:Fallback>
+            <w:pict>
+              <v:shape w14:anchorId="30B9CD46" id="_x0000_s1048" type="#_x0000_t202" style="position:absolute;margin-left:0;margin-top:368.7pt;width:452.25pt;height:.05pt;z-index:-251590656;visibility:visible;mso-wrap-style:square;mso-width-percent:0;mso-height-percent:0;mso-wrap-distance-left:9pt;mso-wrap-distance-top:0;mso-wrap-distance-right:9pt;mso-wrap-distance-bottom:0;mso-position-horizontal:left;mso-position-horizontal-relative:margin;mso-position-vertical:absolute;mso-position-vertical-relative:text;mso-width-percent:0;mso-height-percent:0;mso-width-relative:margin;mso-height-relative:margin;v-text-anchor:top" o:gfxdata="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" filled="f" stroked="f">
+                <v:textbox style="mso-fit-shape-to-text:t" inset="0,0,0,0">
+                  <w:txbxContent>
+                    <w:p>
+                      <w:pPr>
+                        <w:pStyle w:val="Kpalrs"/>
+                        <w:jc w:val="center"/>
+                      </w:pPr>
+                      <w:r>
+                        <w:t>1</w:t>
+                      </w:r>
+                      <w:r>
+                        <w:t>4</w:t>
+                      </w:r>
+                      <w:r>
+                        <w:t>.1</w:t>
+                      </w:r>
+                      <w:r>
+                        <w:t>.</w:t>
+                      </w:r>
+                      <w:r>
+                        <w:t xml:space="preserve"> ábra</w:t>
+                      </w:r>
+                      <w:r>
+                        <w:t>: Bolti telephely eszközei</w:t>
+                      </w:r>
+                    </w:p>
+                  </w:txbxContent>
+                </v:textbox>
+                <w10:wrap type="topAndBottom" anchorx="margin"/>
+              </v:shape>
+            </w:pict>
+          </mc:Fallback>
+        </mc:AlternateContent>
+      </w:r>
+      <w:r>
+        <w:rPr>
+          <w:noProof/>
+        </w:rPr>
+        <w:drawing>
+          <wp:anchor distT="0" distB="0" distL="114300" distR="114300" simplePos="0" relativeHeight="251740160" behindDoc="0" locked="0" layoutInCell="1" allowOverlap="1" wp14:anchorId="67C1F2B3" wp14:editId="0E6E0C58">
+            <wp:simplePos x="0" y="0"/>
+            <wp:positionH relativeFrom="margin">
+              <wp:align>left</wp:align>
+            </wp:positionH>
+            <wp:positionV relativeFrom="paragraph">
+              <wp:posOffset>936321</wp:posOffset>
+            </wp:positionV>
+            <wp:extent cx="5759450" cy="3707130"/>
+            <wp:effectExtent l="19050" t="19050" r="12700" b="26670"/>
+            <wp:wrapSquare wrapText="bothSides"/>
+            <wp:docPr id="2" name="Kép 2"/>
+            <wp:cNvGraphicFramePr>
+              <a:graphicFrameLocks xmlns:a="http://schemas.openxmlformats.org/drawingml/2006/main" noChangeAspect="1"/>
+            </wp:cNvGraphicFramePr>
+            <a:graphic xmlns:a="http://schemas.openxmlformats.org/drawingml/2006/main">
+              <a:graphicData uri="http://schemas.openxmlformats.org/drawingml/2006/picture">
+                <pic:pic xmlns:pic="http://schemas.openxmlformats.org/drawingml/2006/picture">
+                  <pic:nvPicPr>
+                    <pic:cNvPr id="0" name="Picture 6"/>
+                    <pic:cNvPicPr>
+                      <a:picLocks noChangeAspect="1" noChangeArrowheads="1"/>
+                    </pic:cNvPicPr>
+                  </pic:nvPicPr>
+                  <pic:blipFill>
+                    <a:blip r:embed="rId39">
+                      <a:extLst>
+                        <a:ext uri="{28A0092B-C50C-407E-A947-70E740481C1C}">
+                          <a14:useLocalDpi xmlns:a14="http://schemas.microsoft.com/office/drawing/2010/main" val="0"/>
+                        </a:ext>
+                      </a:extLst>
+                    </a:blip>
+                    <a:srcRect/>
+                    <a:stretch>
+                      <a:fillRect/>
+                    </a:stretch>
+                  </pic:blipFill>
+                  <pic:spPr bwMode="auto">
+                    <a:xfrm>
+                      <a:off x="0" y="0"/>
+                      <a:ext cx="5759450" cy="3707130"/>
+                    </a:xfrm>
+                    <a:prstGeom prst="rect">
+                      <a:avLst/>
+                    </a:prstGeom>
+                    <a:noFill/>
+                    <a:ln>
+                      <a:solidFill>
+                        <a:schemeClr val="tx1"/>
+                      </a:solidFill>
+                    </a:ln>
+                  </pic:spPr>
+                </pic:pic>
+              </a:graphicData>
+            </a:graphic>
+          </wp:anchor>
+        </w:drawing>
+      </w:r>
+      <w:r>
+        <w:rPr>
+          <w:rFonts w:eastAsia="Times New Roman" w:cs="Times New Roman"/>
+          <w:szCs w:val="24"/>
+          <w:lang w:val="hu-HU" w:eastAsia="hu-HU"/>
+        </w:rPr>
+        <w:t>A központi hitelesítés és a címtárstruktúra (OU, felhasználók) integritásának ellenőrzése.</w:t>
+      </w:r>
+      <w:r>
+        <w:rPr>
+          <w:rFonts w:eastAsia="Times New Roman" w:cs="Times New Roman"/>
+          <w:szCs w:val="24"/>
+          <w:lang w:val="hu-HU" w:eastAsia="hu-HU"/>
+        </w:rPr>
+        <w:t xml:space="preserve"> </w:t>
+      </w:r>
+      <w:r>
+        <w:rPr>
+          <w:rFonts w:eastAsia="Times New Roman" w:cs="Times New Roman"/>
+          <w:szCs w:val="24"/>
+          <w:lang w:val="hu-HU" w:eastAsia="hu-HU"/>
+        </w:rPr>
+        <w:t>Windows Server 2022 (Domain Controller) szolgáltatása, TCP/IP kapcsolaton keresztül kommunikálva a tartományhoz csatolt kliensgépekkel.</w:t>
+      </w:r>
+      <w:r>
+        <w:rPr>
+          <w:rFonts w:eastAsia="Times New Roman" w:cs="Times New Roman"/>
+          <w:szCs w:val="24"/>
+          <w:lang w:val="hu-HU" w:eastAsia="hu-HU"/>
+        </w:rPr>
+        <w:t xml:space="preserve"> </w:t>
+      </w:r>
+      <w:r>
+        <w:rPr>
+          <w:rFonts w:eastAsia="Times New Roman" w:cs="Times New Roman"/>
+          <w:szCs w:val="24"/>
+          <w:lang w:val="hu-HU" w:eastAsia="hu-HU"/>
+        </w:rPr>
+        <w:t>Új felhasználói fiók létrehozása az ADUC konzolon, majd sikeres bejelentkezés végrehajtása egy munkaállomásról.</w:t>
+      </w:r>
+    </w:p>
+    <w:p>
+      <w:pPr>
+        <w:spacing w:before="100" w:beforeAutospacing="1" w:after="100" w:afterAutospacing="1" w:line="240" w:lineRule="auto"/>
+        <w:jc w:val="left"/>
+        <w:rPr>
+          <w:rFonts w:eastAsia="Times New Roman" w:cs="Times New Roman"/>
+          <w:szCs w:val="24"/>
+          <w:lang w:val="hu-HU" w:eastAsia="hu-HU"/>
+        </w:rPr>
+      </w:pPr>
+      <w:r>
+        <w:rPr>
+          <w:noProof/>
+        </w:rPr>
+        <w:lastRenderedPageBreak/>
+        <mc:AlternateContent>
+          <mc:Choice Requires="wps">
+            <w:drawing>
+              <wp:anchor distT="0" distB="0" distL="114300" distR="114300" simplePos="0" relativeHeight="251729920" behindDoc="1" locked="0" layoutInCell="1" allowOverlap="1" wp14:anchorId="17ABD4F5" wp14:editId="2A96730B">
+                <wp:simplePos x="0" y="0"/>
+                <wp:positionH relativeFrom="margin">
+                  <wp:align>right</wp:align>
+                </wp:positionH>
+                <wp:positionV relativeFrom="paragraph">
+                  <wp:posOffset>6768990</wp:posOffset>
+                </wp:positionV>
+                <wp:extent cx="5743575" cy="635"/>
+                <wp:effectExtent l="0" t="0" r="9525" b="11430"/>
+                <wp:wrapTopAndBottom/>
+                <wp:docPr id="8" name="Szövegdoboz 1"/>
+                <wp:cNvGraphicFramePr/>
+                <a:graphic xmlns:a="http://schemas.openxmlformats.org/drawingml/2006/main">
+                  <a:graphicData uri="http://schemas.microsoft.com/office/word/2010/wordprocessingShape">
+                    <wps:wsp>
+                      <wps:cNvSpPr txBox="1"/>
+                      <wps:spPr>
+                        <a:xfrm>
+                          <a:off x="0" y="0"/>
+                          <a:ext cx="5743575" cy="635"/>
+                        </a:xfrm>
+                        <a:prstGeom prst="rect">
+                          <a:avLst/>
+                        </a:prstGeom>
+                        <a:noFill/>
+                        <a:ln>
+                          <a:noFill/>
+                        </a:ln>
+                      </wps:spPr>
+                      <wps:txbx>
+                        <w:txbxContent>
+                          <w:p>
+                            <w:pPr>
+                              <w:pStyle w:val="Kpalrs"/>
+                              <w:jc w:val="center"/>
+                            </w:pPr>
+                            <w:r>
+                              <w:t>1</w:t>
+                            </w:r>
+                            <w:r>
+                              <w:t>4</w:t>
+                            </w:r>
+                            <w:r>
+                              <w:t>.</w:t>
+                            </w:r>
+                            <w:r>
+                              <w:t>3</w:t>
+                            </w:r>
+                            <w:r>
+                              <w:t>.</w:t>
+                            </w:r>
+                            <w:r>
+                              <w:t xml:space="preserve"> ábra</w:t>
+                            </w:r>
+                            <w:r>
+                              <w:t>: Bolti telephely</w:t>
+                            </w:r>
+                            <w:r>
+                              <w:t xml:space="preserve"> csoportja</w:t>
+                            </w:r>
+                            <w:r>
+                              <w:t>i</w:t>
+                            </w:r>
+                          </w:p>
+                        </w:txbxContent>
+                      </wps:txbx>
+                      <wps:bodyPr rot="0" spcFirstLastPara="0" vertOverflow="overflow" horzOverflow="overflow" vert="horz" wrap="square" lIns="0" tIns="0" rIns="0" bIns="0" numCol="1" spcCol="0" rtlCol="0" fromWordArt="0" anchor="t" anchorCtr="0" forceAA="0" compatLnSpc="1">
+                        <a:prstTxWarp prst="textNoShape">
+                          <a:avLst/>
+                        </a:prstTxWarp>
+                        <a:spAutoFit/>
+                      </wps:bodyPr>
+                    </wps:wsp>
+                  </a:graphicData>
+                </a:graphic>
+                <wp14:sizeRelH relativeFrom="margin">
+                  <wp14:pctWidth>0</wp14:pctWidth>
+                </wp14:sizeRelH>
+                <wp14:sizeRelV relativeFrom="margin">
+                  <wp14:pctHeight>0</wp14:pctHeight>
+                </wp14:sizeRelV>
+              </wp:anchor>
+            </w:drawing>
+          </mc:Choice>
+          <mc:Fallback>
+            <w:pict>
+              <v:shape w14:anchorId="17ABD4F5" id="_x0000_s1049" type="#_x0000_t202" style="position:absolute;margin-left:401.05pt;margin-top:533pt;width:452.25pt;height:.05pt;z-index:-251586560;visibility:visible;mso-wrap-style:square;mso-width-percent:0;mso-height-percent:0;mso-wrap-distance-left:9pt;mso-wrap-distance-top:0;mso-wrap-distance-right:9pt;mso-wrap-distance-bottom:0;mso-position-horizontal:right;mso-position-horizontal-relative:margin;mso-position-vertical:absolute;mso-position-vertical-relative:text;mso-width-percent:0;mso-height-percent:0;mso-width-relative:margin;mso-height-relative:margin;v-text-anchor:top" o:gfxdata="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" filled="f" stroked="f">
+                <v:textbox style="mso-fit-shape-to-text:t" inset="0,0,0,0">
+                  <w:txbxContent>
+                    <w:p>
+                      <w:pPr>
+                        <w:pStyle w:val="Kpalrs"/>
+                        <w:jc w:val="center"/>
+                      </w:pPr>
+                      <w:r>
+                        <w:t>1</w:t>
+                      </w:r>
+                      <w:r>
+                        <w:t>4</w:t>
+                      </w:r>
+                      <w:r>
+                        <w:t>.</w:t>
+                      </w:r>
+                      <w:r>
+                        <w:t>3</w:t>
+                      </w:r>
+                      <w:r>
+                        <w:t>.</w:t>
+                      </w:r>
+                      <w:r>
+                        <w:t xml:space="preserve"> ábra</w:t>
+                      </w:r>
+                      <w:r>
+                        <w:t>: Bolti telephely</w:t>
+                      </w:r>
+                      <w:r>
+                        <w:t xml:space="preserve"> csoportja</w:t>
+                      </w:r>
+                      <w:r>
+                        <w:t>i</w:t>
+                      </w:r>
+                    </w:p>
+                  </w:txbxContent>
+                </v:textbox>
+                <w10:wrap type="topAndBottom" anchorx="margin"/>
+              </v:shape>
+            </w:pict>
+          </mc:Fallback>
+        </mc:AlternateContent>
+      </w:r>
+      <w:r>
+        <w:rPr>
+          <w:noProof/>
+        </w:rPr>
+        <w:drawing>
+          <wp:anchor distT="0" distB="0" distL="114300" distR="114300" simplePos="0" relativeHeight="251739136" behindDoc="0" locked="0" layoutInCell="1" allowOverlap="1" wp14:anchorId="63910C64" wp14:editId="1661FD31">
+            <wp:simplePos x="0" y="0"/>
+            <wp:positionH relativeFrom="margin">
+              <wp:align>left</wp:align>
+            </wp:positionH>
+            <wp:positionV relativeFrom="paragraph">
+              <wp:posOffset>3578750</wp:posOffset>
+            </wp:positionV>
+            <wp:extent cx="5759450" cy="3163570"/>
+            <wp:effectExtent l="19050" t="19050" r="12700" b="17780"/>
+            <wp:wrapTopAndBottom/>
+            <wp:docPr id="5" name="Kép 5"/>
+            <wp:cNvGraphicFramePr>
+              <a:graphicFrameLocks xmlns:a="http://schemas.openxmlformats.org/drawingml/2006/main" noChangeAspect="1"/>
+            </wp:cNvGraphicFramePr>
+            <a:graphic xmlns:a="http://schemas.openxmlformats.org/drawingml/2006/main">
+              <a:graphicData uri="http://schemas.openxmlformats.org/drawingml/2006/picture">
+                <pic:pic xmlns:pic="http://schemas.openxmlformats.org/drawingml/2006/picture">
+                  <pic:nvPicPr>
+                    <pic:cNvPr id="0" name="Picture 13"/>
+                    <pic:cNvPicPr>
+                      <a:picLocks noChangeAspect="1" noChangeArrowheads="1"/>
+                    </pic:cNvPicPr>
+                  </pic:nvPicPr>
+                  <pic:blipFill>
+                    <a:blip r:embed="rId40">
+                      <a:extLst>
+                        <a:ext uri="{28A0092B-C50C-407E-A947-70E740481C1C}">
+                          <a14:useLocalDpi xmlns:a14="http://schemas.microsoft.com/office/drawing/2010/main" val="0"/>
+                        </a:ext>
+                      </a:extLst>
+                    </a:blip>
+                    <a:srcRect/>
+                    <a:stretch>
+                      <a:fillRect/>
+                    </a:stretch>
+                  </pic:blipFill>
+                  <pic:spPr bwMode="auto">
+                    <a:xfrm>
+                      <a:off x="0" y="0"/>
+                      <a:ext cx="5759450" cy="3163570"/>
+                    </a:xfrm>
+                    <a:prstGeom prst="rect">
+                      <a:avLst/>
+                    </a:prstGeom>
+                    <a:noFill/>
+                    <a:ln>
+                      <a:solidFill>
+                        <a:schemeClr val="tx1"/>
+                      </a:solidFill>
+                    </a:ln>
+                  </pic:spPr>
+                </pic:pic>
+              </a:graphicData>
+            </a:graphic>
+          </wp:anchor>
+        </w:drawing>
+      </w:r>
+      <w:r>
+        <w:rPr>
+          <w:noProof/>
+        </w:rPr>
+        <mc:AlternateContent>
+          <mc:Choice Requires="wps">
+            <w:drawing>
+              <wp:anchor distT="0" distB="0" distL="114300" distR="114300" simplePos="0" relativeHeight="251727872" behindDoc="1" locked="0" layoutInCell="1" allowOverlap="1" wp14:anchorId="69795334" wp14:editId="44F7134E">
+                <wp:simplePos x="0" y="0"/>
+                <wp:positionH relativeFrom="margin">
+                  <wp:posOffset>3175</wp:posOffset>
+                </wp:positionH>
+                <wp:positionV relativeFrom="paragraph">
+                  <wp:posOffset>3341370</wp:posOffset>
+                </wp:positionV>
+                <wp:extent cx="5743575" cy="635"/>
+                <wp:effectExtent l="0" t="0" r="9525" b="11430"/>
+                <wp:wrapTopAndBottom/>
+                <wp:docPr id="6" name="Szövegdoboz 1"/>
+                <wp:cNvGraphicFramePr/>
+                <a:graphic xmlns:a="http://schemas.openxmlformats.org/drawingml/2006/main">
+                  <a:graphicData uri="http://schemas.microsoft.com/office/word/2010/wordprocessingShape">
+                    <wps:wsp>
+                      <wps:cNvSpPr txBox="1"/>
+                      <wps:spPr>
+                        <a:xfrm>
+                          <a:off x="0" y="0"/>
+                          <a:ext cx="5743575" cy="635"/>
+                        </a:xfrm>
+                        <a:prstGeom prst="rect">
+                          <a:avLst/>
+                        </a:prstGeom>
+                        <a:noFill/>
+                        <a:ln>
+                          <a:noFill/>
+                        </a:ln>
+                      </wps:spPr>
+                      <wps:txbx>
+                        <w:txbxContent>
+                          <w:p>
+                            <w:pPr>
+                              <w:pStyle w:val="Kpalrs"/>
+                              <w:jc w:val="center"/>
+                            </w:pPr>
+                            <w:r>
+                              <w:t>1</w:t>
+                            </w:r>
+                            <w:r>
+                              <w:t>4</w:t>
+                            </w:r>
+                            <w:r>
+                              <w:t>.</w:t>
+                            </w:r>
+                            <w:r>
+                              <w:t>2</w:t>
+                            </w:r>
+                            <w:r>
+                              <w:t>.</w:t>
+                            </w:r>
+                            <w:r>
+                              <w:t xml:space="preserve"> ábra</w:t>
+                            </w:r>
+                            <w:r>
+                              <w:t>: Bolti telephely</w:t>
+                            </w:r>
+                            <w:r>
+                              <w:t xml:space="preserve"> felhasználói</w:t>
+                            </w:r>
+                          </w:p>
+                        </w:txbxContent>
+                      </wps:txbx>
+                      <wps:bodyPr rot="0" spcFirstLastPara="0" vertOverflow="overflow" horzOverflow="overflow" vert="horz" wrap="square" lIns="0" tIns="0" rIns="0" bIns="0" numCol="1" spcCol="0" rtlCol="0" fromWordArt="0" anchor="t" anchorCtr="0" forceAA="0" compatLnSpc="1">
+                        <a:prstTxWarp prst="textNoShape">
+                          <a:avLst/>
+                        </a:prstTxWarp>
+                        <a:spAutoFit/>
+                      </wps:bodyPr>
+                    </wps:wsp>
+                  </a:graphicData>
+                </a:graphic>
+                <wp14:sizeRelH relativeFrom="margin">
+                  <wp14:pctWidth>0</wp14:pctWidth>
+                </wp14:sizeRelH>
+                <wp14:sizeRelV relativeFrom="margin">
+                  <wp14:pctHeight>0</wp14:pctHeight>
+                </wp14:sizeRelV>
+              </wp:anchor>
+            </w:drawing>
+          </mc:Choice>
+          <mc:Fallback>
+            <w:pict>
+              <v:shape w14:anchorId="69795334" id="_x0000_s1050" type="#_x0000_t202" style="position:absolute;margin-left:.25pt;margin-top:263.1pt;width:452.25pt;height:.05pt;z-index:-251588608;visibility:visible;mso-wrap-style:square;mso-width-percent:0;mso-height-percent:0;mso-wrap-distance-left:9pt;mso-wrap-distance-top:0;mso-wrap-distance-right:9pt;mso-wrap-distance-bottom:0;mso-position-horizontal:absolute;mso-position-horizontal-relative:margin;mso-position-vertical:absolute;mso-position-vertical-relative:text;mso-width-percent:0;mso-height-percent:0;mso-width-relative:margin;mso-height-relative:margin;v-text-anchor:top" o:gfxdata="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" filled="f" stroked="f">
+                <v:textbox style="mso-fit-shape-to-text:t" inset="0,0,0,0">
+                  <w:txbxContent>
+                    <w:p>
+                      <w:pPr>
+                        <w:pStyle w:val="Kpalrs"/>
+                        <w:jc w:val="center"/>
+                      </w:pPr>
+                      <w:r>
+                        <w:t>1</w:t>
+                      </w:r>
+                      <w:r>
+                        <w:t>4</w:t>
+                      </w:r>
+                      <w:r>
+                        <w:t>.</w:t>
+                      </w:r>
+                      <w:r>
+                        <w:t>2</w:t>
+                      </w:r>
+                      <w:r>
+                        <w:t>.</w:t>
+                      </w:r>
+                      <w:r>
+                        <w:t xml:space="preserve"> ábra</w:t>
+                      </w:r>
+                      <w:r>
+                        <w:t>: Bolti telephely</w:t>
+                      </w:r>
+                      <w:r>
+                        <w:t xml:space="preserve"> felhasználói</w:t>
+                      </w:r>
+                    </w:p>
+                  </w:txbxContent>
+                </v:textbox>
+                <w10:wrap type="topAndBottom" anchorx="margin"/>
+              </v:shape>
+            </w:pict>
+          </mc:Fallback>
+        </mc:AlternateContent>
+      </w:r>
+      <w:r>
+        <w:rPr>
+          <w:noProof/>
+        </w:rPr>
+        <w:drawing>
+          <wp:anchor distT="0" distB="0" distL="114300" distR="114300" simplePos="0" relativeHeight="251730944" behindDoc="0" locked="0" layoutInCell="1" allowOverlap="1" wp14:anchorId="74C30392" wp14:editId="24D760A5">
+            <wp:simplePos x="0" y="0"/>
+            <wp:positionH relativeFrom="column">
+              <wp:posOffset>3337</wp:posOffset>
+            </wp:positionH>
+            <wp:positionV relativeFrom="paragraph">
+              <wp:posOffset>250840</wp:posOffset>
+            </wp:positionV>
+            <wp:extent cx="5759450" cy="3143250"/>
+            <wp:effectExtent l="19050" t="19050" r="12700" b="19050"/>
+            <wp:wrapTopAndBottom/>
+            <wp:docPr id="7" name="Kép 7"/>
+            <wp:cNvGraphicFramePr>
+              <a:graphicFrameLocks xmlns:a="http://schemas.openxmlformats.org/drawingml/2006/main" noChangeAspect="1"/>
+            </wp:cNvGraphicFramePr>
+            <a:graphic xmlns:a="http://schemas.openxmlformats.org/drawingml/2006/main">
+              <a:graphicData uri="http://schemas.openxmlformats.org/drawingml/2006/picture">
+                <pic:pic xmlns:pic="http://schemas.openxmlformats.org/drawingml/2006/picture">
+                  <pic:nvPicPr>
+                    <pic:cNvPr id="0" name="Picture 15"/>
+                    <pic:cNvPicPr>
+                      <a:picLocks noChangeAspect="1" noChangeArrowheads="1"/>
+                    </pic:cNvPicPr>
+                  </pic:nvPicPr>
+                  <pic:blipFill>
+                    <a:blip r:embed="rId41">
+                      <a:extLst>
+                        <a:ext uri="{28A0092B-C50C-407E-A947-70E740481C1C}">
+                          <a14:useLocalDpi xmlns:a14="http://schemas.microsoft.com/office/drawing/2010/main" val="0"/>
+                        </a:ext>
+                      </a:extLst>
+                    </a:blip>
+                    <a:srcRect/>
+                    <a:stretch>
+                      <a:fillRect/>
+                    </a:stretch>
+                  </pic:blipFill>
+                  <pic:spPr bwMode="auto">
+                    <a:xfrm>
+                      <a:off x="0" y="0"/>
+                      <a:ext cx="5759450" cy="3143250"/>
+                    </a:xfrm>
+                    <a:prstGeom prst="rect">
+                      <a:avLst/>
+                    </a:prstGeom>
+                    <a:noFill/>
+                    <a:ln>
+                      <a:solidFill>
+                        <a:schemeClr val="tx1"/>
+                      </a:solidFill>
+                    </a:ln>
+                  </pic:spPr>
+                </pic:pic>
+              </a:graphicData>
+            </a:graphic>
+          </wp:anchor>
+        </w:drawing>
+      </w:r>
+    </w:p>
+    <w:p>
+      <w:pPr>
+        <w:spacing w:before="100" w:beforeAutospacing="1" w:after="100" w:afterAutospacing="1" w:line="240" w:lineRule="auto"/>
+        <w:jc w:val="left"/>
+        <w:rPr>
+          <w:rFonts w:eastAsia="Times New Roman" w:cs="Times New Roman"/>
+          <w:szCs w:val="24"/>
+          <w:lang w:val="hu-HU" w:eastAsia="hu-HU"/>
+        </w:rPr>
+      </w:pPr>
+      <w:r>
+        <w:rPr>
+          <w:noProof/>
+        </w:rPr>
+        <w:lastRenderedPageBreak/>
+        <mc:AlternateContent>
+          <mc:Choice Requires="wps">
+            <w:drawing>
+              <wp:anchor distT="0" distB="0" distL="114300" distR="114300" simplePos="0" relativeHeight="251732992" behindDoc="1" locked="0" layoutInCell="1" allowOverlap="1" wp14:anchorId="14E0BB5B" wp14:editId="788EF9B2">
+                <wp:simplePos x="0" y="0"/>
+                <wp:positionH relativeFrom="margin">
+                  <wp:align>right</wp:align>
+                </wp:positionH>
+                <wp:positionV relativeFrom="paragraph">
+                  <wp:posOffset>3759835</wp:posOffset>
+                </wp:positionV>
+                <wp:extent cx="5743575" cy="635"/>
+                <wp:effectExtent l="0" t="0" r="9525" b="11430"/>
+                <wp:wrapTight wrapText="bothSides">
+                  <wp:wrapPolygon edited="0">
+                    <wp:start x="0" y="0"/>
+                    <wp:lineTo x="0" y="21000"/>
+                    <wp:lineTo x="21564" y="21000"/>
+                    <wp:lineTo x="21564" y="0"/>
+                    <wp:lineTo x="0" y="0"/>
+                  </wp:wrapPolygon>
+                </wp:wrapTight>
+                <wp:docPr id="10" name="Szövegdoboz 1"/>
+                <wp:cNvGraphicFramePr/>
+                <a:graphic xmlns:a="http://schemas.openxmlformats.org/drawingml/2006/main">
+                  <a:graphicData uri="http://schemas.microsoft.com/office/word/2010/wordprocessingShape">
+                    <wps:wsp>
+                      <wps:cNvSpPr txBox="1"/>
+                      <wps:spPr>
+                        <a:xfrm>
+                          <a:off x="0" y="0"/>
+                          <a:ext cx="5743575" cy="635"/>
+                        </a:xfrm>
+                        <a:prstGeom prst="rect">
+                          <a:avLst/>
+                        </a:prstGeom>
+                        <a:noFill/>
+                        <a:ln>
+                          <a:noFill/>
+                        </a:ln>
+                      </wps:spPr>
+                      <wps:txbx>
+                        <w:txbxContent>
+                          <w:p>
+                            <w:pPr>
+                              <w:pStyle w:val="Kpalrs"/>
+                              <w:jc w:val="center"/>
+                            </w:pPr>
+                            <w:r>
+                              <w:t>1</w:t>
+                            </w:r>
+                            <w:r>
+                              <w:t>4</w:t>
+                            </w:r>
+                            <w:r>
+                              <w:t>.</w:t>
+                            </w:r>
+                            <w:r>
+                              <w:t>4</w:t>
+                            </w:r>
+                            <w:r>
+                              <w:t>.</w:t>
+                            </w:r>
+                            <w:r>
+                              <w:t xml:space="preserve"> ábra</w:t>
+                            </w:r>
+                            <w:r>
+                              <w:t>:</w:t>
+                            </w:r>
+                            <w:r>
+                              <w:t>Központ</w:t>
+                            </w:r>
+                            <w:r>
+                              <w:t xml:space="preserve"> telephely </w:t>
+                            </w:r>
+                            <w:r>
+                              <w:t>eszközei</w:t>
+                            </w:r>
+                          </w:p>
+                        </w:txbxContent>
+                      </wps:txbx>
+                      <wps:bodyPr rot="0" spcFirstLastPara="0" vertOverflow="overflow" horzOverflow="overflow" vert="horz" wrap="square" lIns="0" tIns="0" rIns="0" bIns="0" numCol="1" spcCol="0" rtlCol="0" fromWordArt="0" anchor="t" anchorCtr="0" forceAA="0" compatLnSpc="1">
+                        <a:prstTxWarp prst="textNoShape">
+                          <a:avLst/>
+                        </a:prstTxWarp>
+                        <a:spAutoFit/>
+                      </wps:bodyPr>
+                    </wps:wsp>
+                  </a:graphicData>
+                </a:graphic>
+                <wp14:sizeRelH relativeFrom="margin">
+                  <wp14:pctWidth>0</wp14:pctWidth>
+                </wp14:sizeRelH>
+                <wp14:sizeRelV relativeFrom="margin">
+                  <wp14:pctHeight>0</wp14:pctHeight>
+                </wp14:sizeRelV>
+              </wp:anchor>
+            </w:drawing>
+          </mc:Choice>
+          <mc:Fallback>
+            <w:pict>
+              <v:shape w14:anchorId="14E0BB5B" id="_x0000_s1051" type="#_x0000_t202" style="position:absolute;margin-left:401.05pt;margin-top:296.05pt;width:452.25pt;height:.05pt;z-index:-251583488;visibility:visible;mso-wrap-style:square;mso-width-percent:0;mso-height-percent:0;mso-wrap-distance-left:9pt;mso-wrap-distance-top:0;mso-wrap-distance-right:9pt;mso-wrap-distance-bottom:0;mso-position-horizontal:right;mso-position-horizontal-relative:margin;mso-position-vertical:absolute;mso-position-vertical-relative:text;mso-width-percent:0;mso-height-percent:0;mso-width-relative:margin;mso-height-relative:margin;v-text-anchor:top" o:gfxdata="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" filled="f" stroked="f">
+                <v:textbox style="mso-fit-shape-to-text:t" inset="0,0,0,0">
+                  <w:txbxContent>
+                    <w:p>
+                      <w:pPr>
+                        <w:pStyle w:val="Kpalrs"/>
+                        <w:jc w:val="center"/>
+                      </w:pPr>
+                      <w:r>
+                        <w:t>1</w:t>
+                      </w:r>
+                      <w:r>
+                        <w:t>4</w:t>
+                      </w:r>
+                      <w:r>
+                        <w:t>.</w:t>
+                      </w:r>
+                      <w:r>
+                        <w:t>4</w:t>
+                      </w:r>
+                      <w:r>
+                        <w:t>.</w:t>
+                      </w:r>
+                      <w:r>
+                        <w:t xml:space="preserve"> ábra</w:t>
+                      </w:r>
+                      <w:r>
+                        <w:t>:</w:t>
+                      </w:r>
+                      <w:r>
+                        <w:t>Központ</w:t>
+                      </w:r>
+                      <w:r>
+                        <w:t xml:space="preserve"> telephely </w:t>
+                      </w:r>
+                      <w:r>
+                        <w:t>eszközei</w:t>
+                      </w:r>
+                    </w:p>
+                  </w:txbxContent>
+                </v:textbox>
+                <w10:wrap type="tight" anchorx="margin"/>
+              </v:shape>
+            </w:pict>
+          </mc:Fallback>
+        </mc:AlternateContent>
+      </w:r>
+      <w:r>
+        <w:rPr>
+          <w:noProof/>
+        </w:rPr>
+        <w:drawing>
+          <wp:anchor distT="0" distB="0" distL="114300" distR="114300" simplePos="0" relativeHeight="251738112" behindDoc="1" locked="0" layoutInCell="1" allowOverlap="1" wp14:anchorId="163990CE" wp14:editId="5AE2600D">
+            <wp:simplePos x="0" y="0"/>
+            <wp:positionH relativeFrom="margin">
+              <wp:align>left</wp:align>
+            </wp:positionH>
+            <wp:positionV relativeFrom="paragraph">
+              <wp:posOffset>4135755</wp:posOffset>
+            </wp:positionV>
+            <wp:extent cx="5759450" cy="3198495"/>
+            <wp:effectExtent l="19050" t="19050" r="12700" b="20955"/>
+            <wp:wrapThrough wrapText="bothSides">
+              <wp:wrapPolygon edited="0">
+                <wp:start x="-71" y="-129"/>
+                <wp:lineTo x="-71" y="21613"/>
+                <wp:lineTo x="21576" y="21613"/>
+                <wp:lineTo x="21576" y="-129"/>
+                <wp:lineTo x="-71" y="-129"/>
+              </wp:wrapPolygon>
+            </wp:wrapThrough>
+            <wp:docPr id="11" name="Kép 11"/>
+            <wp:cNvGraphicFramePr>
+              <a:graphicFrameLocks xmlns:a="http://schemas.openxmlformats.org/drawingml/2006/main" noChangeAspect="1"/>
+            </wp:cNvGraphicFramePr>
+            <a:graphic xmlns:a="http://schemas.openxmlformats.org/drawingml/2006/main">
+              <a:graphicData uri="http://schemas.openxmlformats.org/drawingml/2006/picture">
+                <pic:pic xmlns:pic="http://schemas.openxmlformats.org/drawingml/2006/picture">
+                  <pic:nvPicPr>
+                    <pic:cNvPr id="0" name="Picture 19"/>
+                    <pic:cNvPicPr>
+                      <a:picLocks noChangeAspect="1" noChangeArrowheads="1"/>
+                    </pic:cNvPicPr>
+                  </pic:nvPicPr>
+                  <pic:blipFill>
+                    <a:blip r:embed="rId42">
+                      <a:extLst>
+                        <a:ext uri="{28A0092B-C50C-407E-A947-70E740481C1C}">
+                          <a14:useLocalDpi xmlns:a14="http://schemas.microsoft.com/office/drawing/2010/main" val="0"/>
+                        </a:ext>
+                      </a:extLst>
+                    </a:blip>
+                    <a:srcRect/>
+                    <a:stretch>
+                      <a:fillRect/>
+                    </a:stretch>
+                  </pic:blipFill>
+                  <pic:spPr bwMode="auto">
+                    <a:xfrm>
+                      <a:off x="0" y="0"/>
+                      <a:ext cx="5759450" cy="3198495"/>
+                    </a:xfrm>
+                    <a:prstGeom prst="rect">
+                      <a:avLst/>
+                    </a:prstGeom>
+                    <a:noFill/>
+                    <a:ln>
+                      <a:solidFill>
+                        <a:schemeClr val="tx1"/>
+                      </a:solidFill>
+                    </a:ln>
+                  </pic:spPr>
+                </pic:pic>
+              </a:graphicData>
+            </a:graphic>
+          </wp:anchor>
+        </w:drawing>
+      </w:r>
+      <w:r>
+        <w:rPr>
+          <w:noProof/>
+        </w:rPr>
+        <mc:AlternateContent>
+          <mc:Choice Requires="wps">
+            <w:drawing>
+              <wp:anchor distT="0" distB="0" distL="114300" distR="114300" simplePos="0" relativeHeight="251737088" behindDoc="1" locked="0" layoutInCell="1" allowOverlap="1" wp14:anchorId="46D5B6B4" wp14:editId="172E280B">
+                <wp:simplePos x="0" y="0"/>
+                <wp:positionH relativeFrom="margin">
+                  <wp:align>right</wp:align>
+                </wp:positionH>
+                <wp:positionV relativeFrom="paragraph">
+                  <wp:posOffset>7287895</wp:posOffset>
+                </wp:positionV>
+                <wp:extent cx="5743575" cy="635"/>
+                <wp:effectExtent l="0" t="0" r="9525" b="11430"/>
+                <wp:wrapTight wrapText="bothSides">
+                  <wp:wrapPolygon edited="0">
+                    <wp:start x="0" y="0"/>
+                    <wp:lineTo x="0" y="21000"/>
+                    <wp:lineTo x="21564" y="21000"/>
+                    <wp:lineTo x="21564" y="0"/>
+                    <wp:lineTo x="0" y="0"/>
+                  </wp:wrapPolygon>
+                </wp:wrapTight>
+                <wp:docPr id="14" name="Szövegdoboz 1"/>
+                <wp:cNvGraphicFramePr/>
+                <a:graphic xmlns:a="http://schemas.openxmlformats.org/drawingml/2006/main">
+                  <a:graphicData uri="http://schemas.microsoft.com/office/word/2010/wordprocessingShape">
+                    <wps:wsp>
+                      <wps:cNvSpPr txBox="1"/>
+                      <wps:spPr>
+                        <a:xfrm>
+                          <a:off x="0" y="0"/>
+                          <a:ext cx="5743575" cy="635"/>
+                        </a:xfrm>
+                        <a:prstGeom prst="rect">
+                          <a:avLst/>
+                        </a:prstGeom>
+                        <a:noFill/>
+                        <a:ln>
+                          <a:noFill/>
+                        </a:ln>
+                      </wps:spPr>
+                      <wps:txbx>
+                        <w:txbxContent>
+                          <w:p>
+                            <w:pPr>
+                              <w:pStyle w:val="Kpalrs"/>
+                              <w:jc w:val="center"/>
+                            </w:pPr>
+                            <w:r>
+                              <w:t>1</w:t>
+                            </w:r>
+                            <w:r>
+                              <w:t>4</w:t>
+                            </w:r>
+                            <w:r>
+                              <w:t>.</w:t>
+                            </w:r>
+                            <w:r>
+                              <w:t>5</w:t>
+                            </w:r>
+                            <w:r>
+                              <w:t>.</w:t>
+                            </w:r>
+                            <w:r>
+                              <w:t xml:space="preserve"> ábra</w:t>
+                            </w:r>
+                            <w:r>
+                              <w:t>:Központ telephely csoportjai</w:t>
+                            </w:r>
+                          </w:p>
+                        </w:txbxContent>
+                      </wps:txbx>
+                      <wps:bodyPr rot="0" spcFirstLastPara="0" vertOverflow="overflow" horzOverflow="overflow" vert="horz" wrap="square" lIns="0" tIns="0" rIns="0" bIns="0" numCol="1" spcCol="0" rtlCol="0" fromWordArt="0" anchor="t" anchorCtr="0" forceAA="0" compatLnSpc="1">
+                        <a:prstTxWarp prst="textNoShape">
+                          <a:avLst/>
+                        </a:prstTxWarp>
+                        <a:spAutoFit/>
+                      </wps:bodyPr>
+                    </wps:wsp>
+                  </a:graphicData>
+                </a:graphic>
+                <wp14:sizeRelH relativeFrom="margin">
+                  <wp14:pctWidth>0</wp14:pctWidth>
+                </wp14:sizeRelH>
+                <wp14:sizeRelV relativeFrom="margin">
+                  <wp14:pctHeight>0</wp14:pctHeight>
+                </wp14:sizeRelV>
+              </wp:anchor>
+            </w:drawing>
+          </mc:Choice>
+          <mc:Fallback>
+            <w:pict>
+              <v:shape w14:anchorId="46D5B6B4" id="_x0000_s1052" type="#_x0000_t202" style="position:absolute;margin-left:401.05pt;margin-top:573.85pt;width:452.25pt;height:.05pt;z-index:-251579392;visibility:visible;mso-wrap-style:square;mso-width-percent:0;mso-height-percent:0;mso-wrap-distance-left:9pt;mso-wrap-distance-top:0;mso-wrap-distance-right:9pt;mso-wrap-distance-bottom:0;mso-position-horizontal:right;mso-position-horizontal-relative:margin;mso-position-vertical:absolute;mso-position-vertical-relative:text;mso-width-percent:0;mso-height-percent:0;mso-width-relative:margin;mso-height-relative:margin;v-text-anchor:top" o:gfxdata="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" filled="f" stroked="f">
+                <v:textbox style="mso-fit-shape-to-text:t" inset="0,0,0,0">
+                  <w:txbxContent>
+                    <w:p>
+                      <w:pPr>
+                        <w:pStyle w:val="Kpalrs"/>
+                        <w:jc w:val="center"/>
+                      </w:pPr>
+                      <w:r>
+                        <w:t>1</w:t>
+                      </w:r>
+                      <w:r>
+                        <w:t>4</w:t>
+                      </w:r>
+                      <w:r>
+                        <w:t>.</w:t>
+                      </w:r>
+                      <w:r>
+                        <w:t>5</w:t>
+                      </w:r>
+                      <w:r>
+                        <w:t>.</w:t>
+                      </w:r>
+                      <w:r>
+                        <w:t xml:space="preserve"> ábra</w:t>
+                      </w:r>
+                      <w:r>
+                        <w:t>:Központ telephely csoportjai</w:t>
+                      </w:r>
+                    </w:p>
+                  </w:txbxContent>
+                </v:textbox>
+                <w10:wrap type="tight" anchorx="margin"/>
+              </v:shape>
+            </w:pict>
+          </mc:Fallback>
+        </mc:AlternateContent>
+      </w:r>
+      <w:r>
+        <w:rPr>
+          <w:noProof/>
+        </w:rPr>
+        <w:drawing>
+          <wp:inline distT="0" distB="0" distL="0" distR="0" wp14:anchorId="15F33878" wp14:editId="25EF81B4">
+            <wp:extent cx="5759450" cy="3712210"/>
+            <wp:effectExtent l="19050" t="19050" r="12700" b="21590"/>
+            <wp:docPr id="9" name="Kép 9"/>
+            <wp:cNvGraphicFramePr>
+              <a:graphicFrameLocks xmlns:a="http://schemas.openxmlformats.org/drawingml/2006/main" noChangeAspect="1"/>
+            </wp:cNvGraphicFramePr>
+            <a:graphic xmlns:a="http://schemas.openxmlformats.org/drawingml/2006/main">
+              <a:graphicData uri="http://schemas.openxmlformats.org/drawingml/2006/picture">
+                <pic:pic xmlns:pic="http://schemas.openxmlformats.org/drawingml/2006/picture">
+                  <pic:nvPicPr>
+                    <pic:cNvPr id="0" name="Picture 17"/>
+                    <pic:cNvPicPr>
+                      <a:picLocks noChangeAspect="1" noChangeArrowheads="1"/>
+                    </pic:cNvPicPr>
+                  </pic:nvPicPr>
+                  <pic:blipFill>
+                    <a:blip r:embed="rId43">
+                      <a:extLst>
+                        <a:ext uri="{28A0092B-C50C-407E-A947-70E740481C1C}">
+                          <a14:useLocalDpi xmlns:a14="http://schemas.microsoft.com/office/drawing/2010/main" val="0"/>
+                        </a:ext>
+                      </a:extLst>
+                    </a:blip>
+                    <a:srcRect/>
+                    <a:stretch>
+                      <a:fillRect/>
+                    </a:stretch>
+                  </pic:blipFill>
+                  <pic:spPr bwMode="auto">
+                    <a:xfrm>
+                      <a:off x="0" y="0"/>
+                      <a:ext cx="5759450" cy="3712210"/>
+                    </a:xfrm>
+                    <a:prstGeom prst="rect">
+                      <a:avLst/>
+                    </a:prstGeom>
+                    <a:noFill/>
+                    <a:ln>
+                      <a:solidFill>
+                        <a:schemeClr val="tx1"/>
+                      </a:solidFill>
+                    </a:ln>
+                  </pic:spPr>
+                </pic:pic>
+              </a:graphicData>
+            </a:graphic>
+          </wp:inline>
+        </w:drawing>
+      </w:r>
+    </w:p>
+    <w:p>
+      <w:pPr>
+        <w:spacing w:before="100" w:beforeAutospacing="1" w:after="100" w:afterAutospacing="1" w:line="240" w:lineRule="auto"/>
+        <w:jc w:val="left"/>
+        <w:rPr>
+          <w:rFonts w:eastAsia="Times New Roman" w:cs="Times New Roman"/>
+          <w:szCs w:val="24"/>
+          <w:lang w:val="hu-HU" w:eastAsia="hu-HU"/>
+        </w:rPr>
+      </w:pPr>
+      <w:r>
+        <w:rPr>
+          <w:noProof/>
+        </w:rPr>
+        <w:lastRenderedPageBreak/>
+        <mc:AlternateContent>
+          <mc:Choice Requires="wps">
+            <w:drawing>
+              <wp:anchor distT="0" distB="0" distL="114300" distR="114300" simplePos="0" relativeHeight="251742208" behindDoc="1" locked="0" layoutInCell="1" allowOverlap="1" wp14:anchorId="4922B0C3" wp14:editId="2DCB47F9">
+                <wp:simplePos x="0" y="0"/>
+                <wp:positionH relativeFrom="margin">
+                  <wp:align>right</wp:align>
+                </wp:positionH>
+                <wp:positionV relativeFrom="paragraph">
+                  <wp:posOffset>6800850</wp:posOffset>
+                </wp:positionV>
+                <wp:extent cx="5743575" cy="635"/>
+                <wp:effectExtent l="0" t="0" r="9525" b="11430"/>
+                <wp:wrapTopAndBottom/>
+                <wp:docPr id="18" name="Szövegdoboz 1"/>
+                <wp:cNvGraphicFramePr/>
+                <a:graphic xmlns:a="http://schemas.openxmlformats.org/drawingml/2006/main">
+                  <a:graphicData uri="http://schemas.microsoft.com/office/word/2010/wordprocessingShape">
+                    <wps:wsp>
+                      <wps:cNvSpPr txBox="1"/>
+                      <wps:spPr>
+                        <a:xfrm>
+                          <a:off x="0" y="0"/>
+                          <a:ext cx="5743575" cy="635"/>
+                        </a:xfrm>
+                        <a:prstGeom prst="rect">
+                          <a:avLst/>
+                        </a:prstGeom>
+                        <a:noFill/>
+                        <a:ln>
+                          <a:noFill/>
+                        </a:ln>
+                      </wps:spPr>
+                      <wps:txbx>
+                        <w:txbxContent>
+                          <w:p>
+                            <w:pPr>
+                              <w:pStyle w:val="Kpalrs"/>
+                              <w:jc w:val="center"/>
+                            </w:pPr>
+                            <w:r>
+                              <w:t>14.</w:t>
+                            </w:r>
+                            <w:r>
+                              <w:t>7.</w:t>
+                            </w:r>
+                            <w:r>
+                              <w:t xml:space="preserve"> ábra</w:t>
+                            </w:r>
+                            <w:r>
+                              <w:t>:</w:t>
+                            </w:r>
+                            <w:r>
+                              <w:t xml:space="preserve"> Bolti felhasználó sikeres beléptetése</w:t>
+                            </w:r>
+                          </w:p>
+                        </w:txbxContent>
+                      </wps:txbx>
+                      <wps:bodyPr rot="0" spcFirstLastPara="0" vertOverflow="overflow" horzOverflow="overflow" vert="horz" wrap="square" lIns="0" tIns="0" rIns="0" bIns="0" numCol="1" spcCol="0" rtlCol="0" fromWordArt="0" anchor="t" anchorCtr="0" forceAA="0" compatLnSpc="1">
+                        <a:prstTxWarp prst="textNoShape">
+                          <a:avLst/>
+                        </a:prstTxWarp>
+                        <a:spAutoFit/>
+                      </wps:bodyPr>
+                    </wps:wsp>
+                  </a:graphicData>
+                </a:graphic>
+                <wp14:sizeRelH relativeFrom="margin">
+                  <wp14:pctWidth>0</wp14:pctWidth>
+                </wp14:sizeRelH>
+                <wp14:sizeRelV relativeFrom="margin">
+                  <wp14:pctHeight>0</wp14:pctHeight>
+                </wp14:sizeRelV>
+              </wp:anchor>
+            </w:drawing>
+          </mc:Choice>
+          <mc:Fallback>
+            <w:pict>
+              <v:shape w14:anchorId="4922B0C3" id="_x0000_s1053" type="#_x0000_t202" style="position:absolute;margin-left:401.05pt;margin-top:535.5pt;width:452.25pt;height:.05pt;z-index:-251574272;visibility:visible;mso-wrap-style:square;mso-width-percent:0;mso-height-percent:0;mso-wrap-distance-left:9pt;mso-wrap-distance-top:0;mso-wrap-distance-right:9pt;mso-wrap-distance-bottom:0;mso-position-horizontal:right;mso-position-horizontal-relative:margin;mso-position-vertical:absolute;mso-position-vertical-relative:text;mso-width-percent:0;mso-height-percent:0;mso-width-relative:margin;mso-height-relative:margin;v-text-anchor:top" o:gfxdata="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" filled="f" stroked="f">
+                <v:textbox style="mso-fit-shape-to-text:t" inset="0,0,0,0">
+                  <w:txbxContent>
+                    <w:p>
+                      <w:pPr>
+                        <w:pStyle w:val="Kpalrs"/>
+                        <w:jc w:val="center"/>
+                      </w:pPr>
+                      <w:r>
+                        <w:t>14.</w:t>
+                      </w:r>
+                      <w:r>
+                        <w:t>7.</w:t>
+                      </w:r>
+                      <w:r>
+                        <w:t xml:space="preserve"> ábra</w:t>
+                      </w:r>
+                      <w:r>
+                        <w:t>:</w:t>
+                      </w:r>
+                      <w:r>
+                        <w:t xml:space="preserve"> Bolti felhasználó sikeres beléptetése</w:t>
+                      </w:r>
+                    </w:p>
+                  </w:txbxContent>
+                </v:textbox>
+                <w10:wrap type="topAndBottom" anchorx="margin"/>
+              </v:shape>
+            </w:pict>
+          </mc:Fallback>
+        </mc:AlternateContent>
+      </w:r>
+      <w:r>
+        <w:rPr>
+          <w:noProof/>
+        </w:rPr>
+        <mc:AlternateContent>
+          <mc:Choice Requires="wps">
+            <w:drawing>
+              <wp:anchor distT="0" distB="0" distL="114300" distR="114300" simplePos="0" relativeHeight="251735040" behindDoc="1" locked="0" layoutInCell="1" allowOverlap="1" wp14:anchorId="141456F0" wp14:editId="51DFFCB6">
+                <wp:simplePos x="0" y="0"/>
+                <wp:positionH relativeFrom="margin">
+                  <wp:align>right</wp:align>
+                </wp:positionH>
+                <wp:positionV relativeFrom="paragraph">
+                  <wp:posOffset>3232785</wp:posOffset>
+                </wp:positionV>
+                <wp:extent cx="5743575" cy="635"/>
+                <wp:effectExtent l="0" t="0" r="9525" b="11430"/>
+                <wp:wrapTopAndBottom/>
+                <wp:docPr id="12" name="Szövegdoboz 1"/>
+                <wp:cNvGraphicFramePr/>
+                <a:graphic xmlns:a="http://schemas.openxmlformats.org/drawingml/2006/main">
+                  <a:graphicData uri="http://schemas.microsoft.com/office/word/2010/wordprocessingShape">
+                    <wps:wsp>
+                      <wps:cNvSpPr txBox="1"/>
+                      <wps:spPr>
+                        <a:xfrm>
+                          <a:off x="0" y="0"/>
+                          <a:ext cx="5743575" cy="635"/>
+                        </a:xfrm>
+                        <a:prstGeom prst="rect">
+                          <a:avLst/>
+                        </a:prstGeom>
+                        <a:noFill/>
+                        <a:ln>
+                          <a:noFill/>
+                        </a:ln>
+                      </wps:spPr>
+                      <wps:txbx>
+                        <w:txbxContent>
+                          <w:p>
+                            <w:pPr>
+                              <w:pStyle w:val="Kpalrs"/>
+                              <w:jc w:val="center"/>
+                            </w:pPr>
+                            <w:r>
+                              <w:t>1</w:t>
+                            </w:r>
+                            <w:r>
+                              <w:t>4</w:t>
+                            </w:r>
+                            <w:r>
+                              <w:t>.</w:t>
+                            </w:r>
+                            <w:r>
+                              <w:t>6</w:t>
+                            </w:r>
+                            <w:r>
+                              <w:t>.</w:t>
+                            </w:r>
+                            <w:r>
+                              <w:t xml:space="preserve"> ábra</w:t>
+                            </w:r>
+                            <w:r>
+                              <w:t>:</w:t>
+                            </w:r>
+                            <w:r>
+                              <w:t xml:space="preserve"> </w:t>
+                            </w:r>
+                            <w:r>
+                              <w:t xml:space="preserve">Központ telephely </w:t>
+                            </w:r>
+                            <w:r>
+                              <w:t>felhasználói</w:t>
+                            </w:r>
+                          </w:p>
+                        </w:txbxContent>
+                      </wps:txbx>
+                      <wps:bodyPr rot="0" spcFirstLastPara="0" vertOverflow="overflow" horzOverflow="overflow" vert="horz" wrap="square" lIns="0" tIns="0" rIns="0" bIns="0" numCol="1" spcCol="0" rtlCol="0" fromWordArt="0" anchor="t" anchorCtr="0" forceAA="0" compatLnSpc="1">
+                        <a:prstTxWarp prst="textNoShape">
+                          <a:avLst/>
+                        </a:prstTxWarp>
+                        <a:spAutoFit/>
+                      </wps:bodyPr>
+                    </wps:wsp>
+                  </a:graphicData>
+                </a:graphic>
+                <wp14:sizeRelH relativeFrom="margin">
+                  <wp14:pctWidth>0</wp14:pctWidth>
+                </wp14:sizeRelH>
+                <wp14:sizeRelV relativeFrom="margin">
+                  <wp14:pctHeight>0</wp14:pctHeight>
+                </wp14:sizeRelV>
+              </wp:anchor>
+            </w:drawing>
+          </mc:Choice>
+          <mc:Fallback>
+            <w:pict>
+              <v:shape w14:anchorId="141456F0" id="_x0000_s1054" type="#_x0000_t202" style="position:absolute;margin-left:401.05pt;margin-top:254.55pt;width:452.25pt;height:.05pt;z-index:-251581440;visibility:visible;mso-wrap-style:square;mso-width-percent:0;mso-height-percent:0;mso-wrap-distance-left:9pt;mso-wrap-distance-top:0;mso-wrap-distance-right:9pt;mso-wrap-distance-bottom:0;mso-position-horizontal:right;mso-position-horizontal-relative:margin;mso-position-vertical:absolute;mso-position-vertical-relative:text;mso-width-percent:0;mso-height-percent:0;mso-width-relative:margin;mso-height-relative:margin;v-text-anchor:top" o:gfxdata="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" filled="f" stroked="f">
+                <v:textbox style="mso-fit-shape-to-text:t" inset="0,0,0,0">
+                  <w:txbxContent>
+                    <w:p>
+                      <w:pPr>
+                        <w:pStyle w:val="Kpalrs"/>
+                        <w:jc w:val="center"/>
+                      </w:pPr>
+                      <w:r>
+                        <w:t>1</w:t>
+                      </w:r>
+                      <w:r>
+                        <w:t>4</w:t>
+                      </w:r>
+                      <w:r>
+                        <w:t>.</w:t>
+                      </w:r>
+                      <w:r>
+                        <w:t>6</w:t>
+                      </w:r>
+                      <w:r>
+                        <w:t>.</w:t>
+                      </w:r>
+                      <w:r>
+                        <w:t xml:space="preserve"> ábra</w:t>
+                      </w:r>
+                      <w:r>
+                        <w:t>:</w:t>
+                      </w:r>
+                      <w:r>
+                        <w:t xml:space="preserve"> </w:t>
+                      </w:r>
+                      <w:r>
+                        <w:t xml:space="preserve">Központ telephely </w:t>
+                      </w:r>
+                      <w:r>
+                        <w:t>felhasználói</w:t>
+                      </w:r>
+                    </w:p>
+                  </w:txbxContent>
+                </v:textbox>
+                <w10:wrap type="topAndBottom" anchorx="margin"/>
+              </v:shape>
+            </w:pict>
+          </mc:Fallback>
+        </mc:AlternateContent>
+      </w:r>
+      <w:r>
+        <w:rPr>
+          <w:noProof/>
+        </w:rPr>
+        <w:drawing>
+          <wp:inline distT="0" distB="0" distL="0" distR="0" wp14:anchorId="1CEAF576" wp14:editId="377A3707">
+            <wp:extent cx="5759450" cy="3175635"/>
+            <wp:effectExtent l="19050" t="19050" r="12700" b="24765"/>
+            <wp:docPr id="13" name="Kép 13"/>
+            <wp:cNvGraphicFramePr>
+              <a:graphicFrameLocks xmlns:a="http://schemas.openxmlformats.org/drawingml/2006/main" noChangeAspect="1"/>
+            </wp:cNvGraphicFramePr>
+            <a:graphic xmlns:a="http://schemas.openxmlformats.org/drawingml/2006/main">
+              <a:graphicData uri="http://schemas.openxmlformats.org/drawingml/2006/picture">
+                <pic:pic xmlns:pic="http://schemas.openxmlformats.org/drawingml/2006/picture">
+                  <pic:nvPicPr>
+                    <pic:cNvPr id="0" name="Picture 21"/>
+                    <pic:cNvPicPr>
+                      <a:picLocks noChangeAspect="1" noChangeArrowheads="1"/>
+                    </pic:cNvPicPr>
+                  </pic:nvPicPr>
+                  <pic:blipFill>
+                    <a:blip r:embed="rId44">
+                      <a:extLst>
+                        <a:ext uri="{28A0092B-C50C-407E-A947-70E740481C1C}">
+                          <a14:useLocalDpi xmlns:a14="http://schemas.microsoft.com/office/drawing/2010/main" val="0"/>
+                        </a:ext>
+                      </a:extLst>
+                    </a:blip>
+                    <a:srcRect/>
+                    <a:stretch>
+                      <a:fillRect/>
+                    </a:stretch>
+                  </pic:blipFill>
+                  <pic:spPr bwMode="auto">
+                    <a:xfrm>
+                      <a:off x="0" y="0"/>
+                      <a:ext cx="5759450" cy="3175635"/>
+                    </a:xfrm>
+                    <a:prstGeom prst="rect">
+                      <a:avLst/>
+                    </a:prstGeom>
+                    <a:noFill/>
+                    <a:ln>
+                      <a:solidFill>
+                        <a:schemeClr val="tx1"/>
+                      </a:solidFill>
+                    </a:ln>
+                  </pic:spPr>
+                </pic:pic>
+              </a:graphicData>
+            </a:graphic>
+          </wp:inline>
+        </w:drawing>
+      </w:r>
+    </w:p>
+    <w:p>
+      <w:pPr>
+        <w:spacing w:before="100" w:beforeAutospacing="1" w:after="100" w:afterAutospacing="1" w:line="240" w:lineRule="auto"/>
+        <w:jc w:val="left"/>
+        <w:rPr>
+          <w:rFonts w:eastAsia="Times New Roman" w:cs="Times New Roman"/>
+          <w:szCs w:val="24"/>
+          <w:lang w:val="hu-HU" w:eastAsia="hu-HU"/>
+        </w:rPr>
+      </w:pPr>
+      <w:r>
+        <w:rPr>
+          <w:rFonts w:eastAsia="Times New Roman" w:cs="Times New Roman"/>
+          <w:szCs w:val="24"/>
+          <w:lang w:val="hu-HU" w:eastAsia="hu-HU"/>
+        </w:rPr>
+        <w:drawing>
+          <wp:inline distT="0" distB="0" distL="0" distR="0" wp14:anchorId="1EF7C276" wp14:editId="24E61441">
+            <wp:extent cx="5759450" cy="3239770"/>
+            <wp:effectExtent l="19050" t="19050" r="12700" b="17780"/>
+            <wp:docPr id="1" name="Kép 1"/>
+            <wp:cNvGraphicFramePr>
+              <a:graphicFrameLocks xmlns:a="http://schemas.openxmlformats.org/drawingml/2006/main" noChangeAspect="1"/>
+            </wp:cNvGraphicFramePr>
+            <a:graphic xmlns:a="http://schemas.openxmlformats.org/drawingml/2006/main">
+              <a:graphicData uri="http://schemas.openxmlformats.org/drawingml/2006/picture">
+                <pic:pic xmlns:pic="http://schemas.openxmlformats.org/drawingml/2006/picture">
+                  <pic:nvPicPr>
+                    <pic:cNvPr id="1" name=""/>
+                    <pic:cNvPicPr/>
+                  </pic:nvPicPr>
+                  <pic:blipFill>
+                    <a:blip r:embed="rId45"/>
+                    <a:stretch>
+                      <a:fillRect/>
+                    </a:stretch>
+                  </pic:blipFill>
+                  <pic:spPr>
+                    <a:xfrm>
+                      <a:off x="0" y="0"/>
+                      <a:ext cx="5759450" cy="3239770"/>
+                    </a:xfrm>
+                    <a:prstGeom prst="rect">
+                      <a:avLst/>
+                    </a:prstGeom>
+                    <a:ln>
+                      <a:solidFill>
+                        <a:schemeClr val="tx1"/>
+                      </a:solidFill>
+                    </a:ln>
+                  </pic:spPr>
+                </pic:pic>
+              </a:graphicData>
+            </a:graphic>
+          </wp:inline>
+        </w:drawing>
+      </w:r>
+    </w:p>
+    <w:p>
+      <w:pPr>
+        <w:spacing w:before="100" w:beforeAutospacing="1" w:after="100" w:afterAutospacing="1" w:line="240" w:lineRule="auto"/>
+        <w:jc w:val="left"/>
+        <w:rPr>
+          <w:rFonts w:eastAsia="Times New Roman" w:cs="Times New Roman"/>
+          <w:szCs w:val="24"/>
+          <w:lang w:val="hu-HU" w:eastAsia="hu-HU"/>
+        </w:rPr>
+      </w:pPr>
+      <w:r>
+        <w:rPr>
+          <w:rFonts w:eastAsia="Times New Roman" w:cs="Times New Roman"/>
+          <w:szCs w:val="24"/>
+          <w:lang w:val="hu-HU" w:eastAsia="hu-HU"/>
+        </w:rPr>
+        <w:t>A képeken a létrehozott szervezeti egységek és a kliensoldali sikeres autentikáció látható, ami igazolja a Kerberos hitelesítés működését.</w:t>
+      </w:r>
+    </w:p>
+    <w:p>
+      <w:pPr>
+        <w:spacing w:before="100" w:beforeAutospacing="1" w:after="100" w:afterAutospacing="1" w:line="240" w:lineRule="auto"/>
+        <w:jc w:val="left"/>
+        <w:rPr>
+          <w:rFonts w:eastAsia="Times New Roman" w:cs="Times New Roman"/>
+          <w:szCs w:val="24"/>
+          <w:lang w:val="hu-HU" w:eastAsia="hu-HU"/>
+        </w:rPr>
+      </w:pPr>
+      <w:r>
+        <w:rPr>
+          <w:rFonts w:eastAsia="Times New Roman" w:cs="Times New Roman"/>
+          <w:szCs w:val="24"/>
+          <w:lang w:val="hu-HU" w:eastAsia="hu-HU"/>
+        </w:rPr>
+        <w:t>A központi címtár elérése zavartalan, a jogosultságkezelés alapjai megfelelően működnek.</w:t>
+      </w:r>
+    </w:p>
+    <w:p>
+      <w:pPr>
         <w:pStyle w:val="Cmsor2"/>
       </w:pPr>
       <w:bookmarkStart w:id="14" w:name="_Toc227537809"/>
       <w:r>
+        <w:lastRenderedPageBreak/>
         <w:t>15. DHCP</w:t>
       </w:r>
       <w:bookmarkEnd w:id="14"/>
@@ -7437,6 +8925,7 @@
       </w:pPr>
       <w:bookmarkStart w:id="20" w:name="_Toc227537815"/>
       <w:r>
+        <w:lastRenderedPageBreak/>
         <w:t>21. Hálózatautomatizáció</w:t>
       </w:r>
       <w:bookmarkEnd w:id="20"/>
@@ -7628,9 +9117,9 @@
       </w:pPr>
     </w:p>
     <w:sectPr>
-      <w:headerReference w:type="even" r:id="rId39"/>
-      <w:headerReference w:type="default" r:id="rId40"/>
-      <w:headerReference w:type="first" r:id="rId41"/>
+      <w:headerReference w:type="even" r:id="rId46"/>
+      <w:headerReference w:type="default" r:id="rId47"/>
+      <w:headerReference w:type="first" r:id="rId48"/>
       <w:pgSz w:w="11906" w:h="16838" w:code="9"/>
       <w:pgMar w:top="1418" w:right="1418" w:bottom="1418" w:left="1418" w:header="425" w:footer="709" w:gutter="0"/>
       <w:pgNumType w:start="1"/>
@@ -7800,7 +9289,7 @@
         </mc:Choice>
         <mc:Fallback>
           <w:pict>
-            <v:rect w14:anchorId="39787EA0" id="Téglalap 5" o:spid="_x0000_s1048" style="position:absolute;left:0;text-align:left;margin-left:0;margin-top:795.45pt;width:36pt;height:25.25pt;z-index:251663360;visibility:visible;mso-wrap-style:square;mso-wrap-distance-left:14.4pt;mso-wrap-distance-top:0;mso-wrap-distance-right:14.4pt;mso-wrap-distance-bottom:0;mso-position-horizontal:left;mso-position-horizontal-relative:right-margin-area;mso-position-vertical:absolute;mso-position-vertical-relative:page;v-text-anchor:bottom" o:gfxdata="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" fillcolor="#f6762c" stroked="f" strokeweight="3pt">
+            <v:rect w14:anchorId="39787EA0" id="Téglalap 5" o:spid="_x0000_s1055" style="position:absolute;left:0;text-align:left;margin-left:0;margin-top:795.45pt;width:36pt;height:25.25pt;z-index:251663360;visibility:visible;mso-wrap-style:square;mso-wrap-distance-left:14.4pt;mso-wrap-distance-top:0;mso-wrap-distance-right:14.4pt;mso-wrap-distance-bottom:0;mso-position-horizontal:left;mso-position-horizontal-relative:right-margin-area;mso-position-vertical:absolute;mso-position-vertical-relative:page;v-text-anchor:bottom" o:gfxdata="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" fillcolor="#f6762c" stroked="f" strokeweight="3pt">
               <v:textbox>
                 <w:txbxContent>
                   <w:p>
@@ -8896,6 +10385,118 @@
     </w:lvl>
   </w:abstractNum>
   <w:abstractNum w:abstractNumId="2" w15:restartNumberingAfterBreak="0">
+    <w:nsid w:val="14082DDC"/>
+    <w:multiLevelType w:val="hybridMultilevel"/>
+    <w:tmpl w:val="6D06FDD4"/>
+    <w:lvl w:ilvl="0" w:tplc="040E0001">
+      <w:numFmt w:val="bullet"/>
+      <w:lvlText w:val=""/>
+      <w:lvlJc w:val="left"/>
+      <w:pPr>
+        <w:ind w:left="720" w:hanging="360"/>
+      </w:pPr>
+      <w:rPr>
+        <w:rFonts w:ascii="Symbol" w:eastAsia="Times New Roman" w:hAnsi="Symbol" w:cs="Times New Roman" w:hint="default"/>
+      </w:rPr>
+    </w:lvl>
+    <w:lvl w:ilvl="1" w:tplc="040E0003" w:tentative="1">
+      <w:start w:val="1"/>
+      <w:numFmt w:val="bullet"/>
+      <w:lvlText w:val="o"/>
+      <w:lvlJc w:val="left"/>
+      <w:pPr>
+        <w:ind w:left="1440" w:hanging="360"/>
+      </w:pPr>
+      <w:rPr>
+        <w:rFonts w:ascii="Courier New" w:hAnsi="Courier New" w:cs="Courier New" w:hint="default"/>
+      </w:rPr>
+    </w:lvl>
+    <w:lvl w:ilvl="2" w:tplc="040E0005" w:tentative="1">
+      <w:start w:val="1"/>
+      <w:numFmt w:val="bullet"/>
+      <w:lvlText w:val=""/>
+      <w:lvlJc w:val="left"/>
+      <w:pPr>
+        <w:ind w:left="2160" w:hanging="360"/>
+      </w:pPr>
+      <w:rPr>
+        <w:rFonts w:ascii="Wingdings" w:hAnsi="Wingdings" w:hint="default"/>
+      </w:rPr>
+    </w:lvl>
+    <w:lvl w:ilvl="3" w:tplc="040E0001">
+      <w:start w:val="1"/>
+      <w:numFmt w:val="bullet"/>
+      <w:lvlText w:val=""/>
+      <w:lvlJc w:val="left"/>
+      <w:pPr>
+        <w:ind w:left="2880" w:hanging="360"/>
+      </w:pPr>
+      <w:rPr>
+        <w:rFonts w:ascii="Symbol" w:hAnsi="Symbol" w:hint="default"/>
+      </w:rPr>
+    </w:lvl>
+    <w:lvl w:ilvl="4" w:tplc="040E0003" w:tentative="1">
+      <w:start w:val="1"/>
+      <w:numFmt w:val="bullet"/>
+      <w:lvlText w:val="o"/>
+      <w:lvlJc w:val="left"/>
+      <w:pPr>
+        <w:ind w:left="3600" w:hanging="360"/>
+      </w:pPr>
+      <w:rPr>
+        <w:rFonts w:ascii="Courier New" w:hAnsi="Courier New" w:cs="Courier New" w:hint="default"/>
+      </w:rPr>
+    </w:lvl>
+    <w:lvl w:ilvl="5" w:tplc="040E0005" w:tentative="1">
+      <w:start w:val="1"/>
+      <w:numFmt w:val="bullet"/>
+      <w:lvlText w:val=""/>
+      <w:lvlJc w:val="left"/>
+      <w:pPr>
+        <w:ind w:left="4320" w:hanging="360"/>
+      </w:pPr>
+      <w:rPr>
+        <w:rFonts w:ascii="Wingdings" w:hAnsi="Wingdings" w:hint="default"/>
+      </w:rPr>
+    </w:lvl>
+    <w:lvl w:ilvl="6" w:tplc="040E0001" w:tentative="1">
+      <w:start w:val="1"/>
+      <w:numFmt w:val="bullet"/>
+      <w:lvlText w:val=""/>
+      <w:lvlJc w:val="left"/>
+      <w:pPr>
+        <w:ind w:left="5040" w:hanging="360"/>
+      </w:pPr>
+      <w:rPr>
+        <w:rFonts w:ascii="Symbol" w:hAnsi="Symbol" w:hint="default"/>
+      </w:rPr>
+    </w:lvl>
+    <w:lvl w:ilvl="7" w:tplc="040E0003" w:tentative="1">
+      <w:start w:val="1"/>
+      <w:numFmt w:val="bullet"/>
+      <w:lvlText w:val="o"/>
+      <w:lvlJc w:val="left"/>
+      <w:pPr>
+        <w:ind w:left="5760" w:hanging="360"/>
+      </w:pPr>
+      <w:rPr>
+        <w:rFonts w:ascii="Courier New" w:hAnsi="Courier New" w:cs="Courier New" w:hint="default"/>
+      </w:rPr>
+    </w:lvl>
+    <w:lvl w:ilvl="8" w:tplc="040E0005" w:tentative="1">
+      <w:start w:val="1"/>
+      <w:numFmt w:val="bullet"/>
+      <w:lvlText w:val=""/>
+      <w:lvlJc w:val="left"/>
+      <w:pPr>
+        <w:ind w:left="6480" w:hanging="360"/>
+      </w:pPr>
+      <w:rPr>
+        <w:rFonts w:ascii="Wingdings" w:hAnsi="Wingdings" w:hint="default"/>
+      </w:rPr>
+    </w:lvl>
+  </w:abstractNum>
+  <w:abstractNum w:abstractNumId="3" w15:restartNumberingAfterBreak="0">
     <w:nsid w:val="15E11B97"/>
     <w:multiLevelType w:val="hybridMultilevel"/>
     <w:tmpl w:val="0CBE3CEC"/>
@@ -8985,7 +10586,7 @@
       </w:pPr>
     </w:lvl>
   </w:abstractNum>
-  <w:abstractNum w:abstractNumId="3" w15:restartNumberingAfterBreak="0">
+  <w:abstractNum w:abstractNumId="4" w15:restartNumberingAfterBreak="0">
     <w:nsid w:val="22B10922"/>
     <w:multiLevelType w:val="hybridMultilevel"/>
     <w:tmpl w:val="395CD11C"/>
@@ -9074,7 +10675,7 @@
       </w:pPr>
     </w:lvl>
   </w:abstractNum>
-  <w:abstractNum w:abstractNumId="4" w15:restartNumberingAfterBreak="0">
+  <w:abstractNum w:abstractNumId="5" w15:restartNumberingAfterBreak="0">
     <w:nsid w:val="259A2BB3"/>
     <w:multiLevelType w:val="hybridMultilevel"/>
     <w:tmpl w:val="74CACC3A"/>
@@ -9163,7 +10764,120 @@
       </w:pPr>
     </w:lvl>
   </w:abstractNum>
-  <w:abstractNum w:abstractNumId="5" w15:restartNumberingAfterBreak="0">
+  <w:abstractNum w:abstractNumId="6" w15:restartNumberingAfterBreak="0">
+    <w:nsid w:val="29223A08"/>
+    <w:multiLevelType w:val="hybridMultilevel"/>
+    <w:tmpl w:val="E924A71A"/>
+    <w:lvl w:ilvl="0" w:tplc="040E0001">
+      <w:start w:val="1"/>
+      <w:numFmt w:val="bullet"/>
+      <w:lvlText w:val=""/>
+      <w:lvlJc w:val="left"/>
+      <w:pPr>
+        <w:ind w:left="720" w:hanging="360"/>
+      </w:pPr>
+      <w:rPr>
+        <w:rFonts w:ascii="Symbol" w:hAnsi="Symbol" w:hint="default"/>
+      </w:rPr>
+    </w:lvl>
+    <w:lvl w:ilvl="1" w:tplc="040E0003" w:tentative="1">
+      <w:start w:val="1"/>
+      <w:numFmt w:val="bullet"/>
+      <w:lvlText w:val="o"/>
+      <w:lvlJc w:val="left"/>
+      <w:pPr>
+        <w:ind w:left="1440" w:hanging="360"/>
+      </w:pPr>
+      <w:rPr>
+        <w:rFonts w:ascii="Courier New" w:hAnsi="Courier New" w:cs="Courier New" w:hint="default"/>
+      </w:rPr>
+    </w:lvl>
+    <w:lvl w:ilvl="2" w:tplc="040E0005" w:tentative="1">
+      <w:start w:val="1"/>
+      <w:numFmt w:val="bullet"/>
+      <w:lvlText w:val=""/>
+      <w:lvlJc w:val="left"/>
+      <w:pPr>
+        <w:ind w:left="2160" w:hanging="360"/>
+      </w:pPr>
+      <w:rPr>
+        <w:rFonts w:ascii="Wingdings" w:hAnsi="Wingdings" w:hint="default"/>
+      </w:rPr>
+    </w:lvl>
+    <w:lvl w:ilvl="3" w:tplc="040E0001" w:tentative="1">
+      <w:start w:val="1"/>
+      <w:numFmt w:val="bullet"/>
+      <w:lvlText w:val=""/>
+      <w:lvlJc w:val="left"/>
+      <w:pPr>
+        <w:ind w:left="2880" w:hanging="360"/>
+      </w:pPr>
+      <w:rPr>
+        <w:rFonts w:ascii="Symbol" w:hAnsi="Symbol" w:hint="default"/>
+      </w:rPr>
+    </w:lvl>
+    <w:lvl w:ilvl="4" w:tplc="040E0003" w:tentative="1">
+      <w:start w:val="1"/>
+      <w:numFmt w:val="bullet"/>
+      <w:lvlText w:val="o"/>
+      <w:lvlJc w:val="left"/>
+      <w:pPr>
+        <w:ind w:left="3600" w:hanging="360"/>
+      </w:pPr>
+      <w:rPr>
+        <w:rFonts w:ascii="Courier New" w:hAnsi="Courier New" w:cs="Courier New" w:hint="default"/>
+      </w:rPr>
+    </w:lvl>
+    <w:lvl w:ilvl="5" w:tplc="040E0005" w:tentative="1">
+      <w:start w:val="1"/>
+      <w:numFmt w:val="bullet"/>
+      <w:lvlText w:val=""/>
+      <w:lvlJc w:val="left"/>
+      <w:pPr>
+        <w:ind w:left="4320" w:hanging="360"/>
+      </w:pPr>
+      <w:rPr>
+        <w:rFonts w:ascii="Wingdings" w:hAnsi="Wingdings" w:hint="default"/>
+      </w:rPr>
+    </w:lvl>
+    <w:lvl w:ilvl="6" w:tplc="040E0001" w:tentative="1">
+      <w:start w:val="1"/>
+      <w:numFmt w:val="bullet"/>
+      <w:lvlText w:val=""/>
+      <w:lvlJc w:val="left"/>
+      <w:pPr>
+        <w:ind w:left="5040" w:hanging="360"/>
+      </w:pPr>
+      <w:rPr>
+        <w:rFonts w:ascii="Symbol" w:hAnsi="Symbol" w:hint="default"/>
+      </w:rPr>
+    </w:lvl>
+    <w:lvl w:ilvl="7" w:tplc="040E0003" w:tentative="1">
+      <w:start w:val="1"/>
+      <w:numFmt w:val="bullet"/>
+      <w:lvlText w:val="o"/>
+      <w:lvlJc w:val="left"/>
+      <w:pPr>
+        <w:ind w:left="5760" w:hanging="360"/>
+      </w:pPr>
+      <w:rPr>
+        <w:rFonts w:ascii="Courier New" w:hAnsi="Courier New" w:cs="Courier New" w:hint="default"/>
+      </w:rPr>
+    </w:lvl>
+    <w:lvl w:ilvl="8" w:tplc="040E0005" w:tentative="1">
+      <w:start w:val="1"/>
+      <w:numFmt w:val="bullet"/>
+      <w:lvlText w:val=""/>
+      <w:lvlJc w:val="left"/>
+      <w:pPr>
+        <w:ind w:left="6480" w:hanging="360"/>
+      </w:pPr>
+      <w:rPr>
+        <w:rFonts w:ascii="Wingdings" w:hAnsi="Wingdings" w:hint="default"/>
+      </w:rPr>
+    </w:lvl>
+  </w:abstractNum>
+  <w:abstractNum w:abstractNumId="7" w15:restartNumberingAfterBreak="0">
     <w:nsid w:val="4AED27B3"/>
     <w:multiLevelType w:val="multilevel"/>
     <w:tmpl w:val="8690B146"/>
@@ -9276,7 +10990,7 @@
       </w:rPr>
     </w:lvl>
   </w:abstractNum>
-  <w:abstractNum w:abstractNumId="6" w15:restartNumberingAfterBreak="0">
+  <w:abstractNum w:abstractNumId="8" w15:restartNumberingAfterBreak="0">
     <w:nsid w:val="5C2F4C6E"/>
     <w:multiLevelType w:val="multilevel"/>
     <w:tmpl w:val="0409001D"/>
@@ -9362,7 +11076,7 @@
       </w:pPr>
     </w:lvl>
   </w:abstractNum>
-  <w:abstractNum w:abstractNumId="7" w15:restartNumberingAfterBreak="0">
+  <w:abstractNum w:abstractNumId="9" w15:restartNumberingAfterBreak="0">
     <w:nsid w:val="5EDA22E4"/>
     <w:multiLevelType w:val="hybridMultilevel"/>
     <w:tmpl w:val="351E224E"/>
@@ -9476,7 +11190,7 @@
       </w:rPr>
     </w:lvl>
   </w:abstractNum>
-  <w:abstractNum w:abstractNumId="8" w15:restartNumberingAfterBreak="0">
+  <w:abstractNum w:abstractNumId="10" w15:restartNumberingAfterBreak="0">
     <w:nsid w:val="60264DAA"/>
     <w:multiLevelType w:val="multilevel"/>
     <w:tmpl w:val="925E9452"/>
@@ -9571,7 +11285,7 @@
       </w:pPr>
     </w:lvl>
   </w:abstractNum>
-  <w:abstractNum w:abstractNumId="9" w15:restartNumberingAfterBreak="0">
+  <w:abstractNum w:abstractNumId="11" w15:restartNumberingAfterBreak="0">
     <w:nsid w:val="6028346E"/>
     <w:multiLevelType w:val="multilevel"/>
     <w:tmpl w:val="3D9E6368"/>
@@ -9720,7 +11434,7 @@
       </w:rPr>
     </w:lvl>
   </w:abstractNum>
-  <w:abstractNum w:abstractNumId="10" w15:restartNumberingAfterBreak="0">
+  <w:abstractNum w:abstractNumId="12" w15:restartNumberingAfterBreak="0">
     <w:nsid w:val="602F391C"/>
     <w:multiLevelType w:val="multilevel"/>
     <w:tmpl w:val="0409001F"/>
@@ -9806,7 +11520,7 @@
       </w:pPr>
     </w:lvl>
   </w:abstractNum>
-  <w:abstractNum w:abstractNumId="11" w15:restartNumberingAfterBreak="0">
+  <w:abstractNum w:abstractNumId="13" w15:restartNumberingAfterBreak="0">
     <w:nsid w:val="618D22B4"/>
     <w:multiLevelType w:val="multilevel"/>
     <w:tmpl w:val="0409001F"/>
@@ -9892,7 +11606,7 @@
       </w:pPr>
     </w:lvl>
   </w:abstractNum>
-  <w:abstractNum w:abstractNumId="12" w15:restartNumberingAfterBreak="0">
+  <w:abstractNum w:abstractNumId="14" w15:restartNumberingAfterBreak="0">
     <w:nsid w:val="6B1D0DB6"/>
     <w:multiLevelType w:val="hybridMultilevel"/>
     <w:tmpl w:val="5DF616E6"/>
@@ -10005,7 +11719,7 @@
       </w:rPr>
     </w:lvl>
   </w:abstractNum>
-  <w:abstractNum w:abstractNumId="13" w15:restartNumberingAfterBreak="0">
+  <w:abstractNum w:abstractNumId="15" w15:restartNumberingAfterBreak="0">
     <w:nsid w:val="78D26A8C"/>
     <w:multiLevelType w:val="hybridMultilevel"/>
     <w:tmpl w:val="5032E86C"/>
@@ -10094,47 +11808,205 @@
       </w:pPr>
     </w:lvl>
   </w:abstractNum>
+  <w:abstractNum w:abstractNumId="16" w15:restartNumberingAfterBreak="0">
+    <w:nsid w:val="7CB03DBE"/>
+    <w:multiLevelType w:val="multilevel"/>
+    <w:tmpl w:val="E836114C"/>
+    <w:lvl w:ilvl="0">
+      <w:start w:val="1"/>
+      <w:numFmt w:val="bullet"/>
+      <w:lvlText w:val=""/>
+      <w:lvlJc w:val="left"/>
+      <w:pPr>
+        <w:tabs>
+          <w:tab w:val="num" w:pos="720"/>
+        </w:tabs>
+        <w:ind w:left="720" w:hanging="360"/>
+      </w:pPr>
+      <w:rPr>
+        <w:rFonts w:ascii="Symbol" w:hAnsi="Symbol" w:hint="default"/>
+        <w:sz w:val="20"/>
+      </w:rPr>
+    </w:lvl>
+    <w:lvl w:ilvl="1" w:tentative="1">
+      <w:start w:val="1"/>
+      <w:numFmt w:val="bullet"/>
+      <w:lvlText w:val="o"/>
+      <w:lvlJc w:val="left"/>
+      <w:pPr>
+        <w:tabs>
+          <w:tab w:val="num" w:pos="1440"/>
+        </w:tabs>
+        <w:ind w:left="1440" w:hanging="360"/>
+      </w:pPr>
+      <w:rPr>
+        <w:rFonts w:ascii="Courier New" w:hAnsi="Courier New" w:hint="default"/>
+        <w:sz w:val="20"/>
+      </w:rPr>
+    </w:lvl>
+    <w:lvl w:ilvl="2" w:tentative="1">
+      <w:start w:val="1"/>
+      <w:numFmt w:val="bullet"/>
+      <w:lvlText w:val=""/>
+      <w:lvlJc w:val="left"/>
+      <w:pPr>
+        <w:tabs>
+          <w:tab w:val="num" w:pos="2160"/>
+        </w:tabs>
+        <w:ind w:left="2160" w:hanging="360"/>
+      </w:pPr>
+      <w:rPr>
+        <w:rFonts w:ascii="Wingdings" w:hAnsi="Wingdings" w:hint="default"/>
+        <w:sz w:val="20"/>
+      </w:rPr>
+    </w:lvl>
+    <w:lvl w:ilvl="3" w:tentative="1">
+      <w:start w:val="1"/>
+      <w:numFmt w:val="bullet"/>
+      <w:lvlText w:val=""/>
+      <w:lvlJc w:val="left"/>
+      <w:pPr>
+        <w:tabs>
+          <w:tab w:val="num" w:pos="2880"/>
+        </w:tabs>
+        <w:ind w:left="2880" w:hanging="360"/>
+      </w:pPr>
+      <w:rPr>
+        <w:rFonts w:ascii="Wingdings" w:hAnsi="Wingdings" w:hint="default"/>
+        <w:sz w:val="20"/>
+      </w:rPr>
+    </w:lvl>
+    <w:lvl w:ilvl="4" w:tentative="1">
+      <w:start w:val="1"/>
+      <w:numFmt w:val="bullet"/>
+      <w:lvlText w:val=""/>
+      <w:lvlJc w:val="left"/>
+      <w:pPr>
+        <w:tabs>
+          <w:tab w:val="num" w:pos="3600"/>
+        </w:tabs>
+        <w:ind w:left="3600" w:hanging="360"/>
+      </w:pPr>
+      <w:rPr>
+        <w:rFonts w:ascii="Wingdings" w:hAnsi="Wingdings" w:hint="default"/>
+        <w:sz w:val="20"/>
+      </w:rPr>
+    </w:lvl>
+    <w:lvl w:ilvl="5" w:tentative="1">
+      <w:start w:val="1"/>
+      <w:numFmt w:val="bullet"/>
+      <w:lvlText w:val=""/>
+      <w:lvlJc w:val="left"/>
+      <w:pPr>
+        <w:tabs>
+          <w:tab w:val="num" w:pos="4320"/>
+        </w:tabs>
+        <w:ind w:left="4320" w:hanging="360"/>
+      </w:pPr>
+      <w:rPr>
+        <w:rFonts w:ascii="Wingdings" w:hAnsi="Wingdings" w:hint="default"/>
+        <w:sz w:val="20"/>
+      </w:rPr>
+    </w:lvl>
+    <w:lvl w:ilvl="6" w:tentative="1">
+      <w:start w:val="1"/>
+      <w:numFmt w:val="bullet"/>
+      <w:lvlText w:val=""/>
+      <w:lvlJc w:val="left"/>
+      <w:pPr>
+        <w:tabs>
+          <w:tab w:val="num" w:pos="5040"/>
+        </w:tabs>
+        <w:ind w:left="5040" w:hanging="360"/>
+      </w:pPr>
+      <w:rPr>
+        <w:rFonts w:ascii="Wingdings" w:hAnsi="Wingdings" w:hint="default"/>
+        <w:sz w:val="20"/>
+      </w:rPr>
+    </w:lvl>
+    <w:lvl w:ilvl="7" w:tentative="1">
+      <w:start w:val="1"/>
+      <w:numFmt w:val="bullet"/>
+      <w:lvlText w:val=""/>
+      <w:lvlJc w:val="left"/>
+      <w:pPr>
+        <w:tabs>
+          <w:tab w:val="num" w:pos="5760"/>
+        </w:tabs>
+        <w:ind w:left="5760" w:hanging="360"/>
+      </w:pPr>
+      <w:rPr>
+        <w:rFonts w:ascii="Wingdings" w:hAnsi="Wingdings" w:hint="default"/>
+        <w:sz w:val="20"/>
+      </w:rPr>
+    </w:lvl>
+    <w:lvl w:ilvl="8" w:tentative="1">
+      <w:start w:val="1"/>
+      <w:numFmt w:val="bullet"/>
+      <w:lvlText w:val=""/>
+      <w:lvlJc w:val="left"/>
+      <w:pPr>
+        <w:tabs>
+          <w:tab w:val="num" w:pos="6480"/>
+        </w:tabs>
+        <w:ind w:left="6480" w:hanging="360"/>
+      </w:pPr>
+      <w:rPr>
+        <w:rFonts w:ascii="Wingdings" w:hAnsi="Wingdings" w:hint="default"/>
+        <w:sz w:val="20"/>
+      </w:rPr>
+    </w:lvl>
+  </w:abstractNum>
   <w:num w:numId="1">
-    <w:abstractNumId w:val="10"/>
+    <w:abstractNumId w:val="12"/>
   </w:num>
   <w:num w:numId="2">
-    <w:abstractNumId w:val="2"/>
+    <w:abstractNumId w:val="3"/>
   </w:num>
   <w:num w:numId="3">
-    <w:abstractNumId w:val="11"/>
+    <w:abstractNumId w:val="13"/>
   </w:num>
   <w:num w:numId="4">
-    <w:abstractNumId w:val="6"/>
+    <w:abstractNumId w:val="8"/>
   </w:num>
   <w:num w:numId="5">
     <w:abstractNumId w:val="0"/>
   </w:num>
   <w:num w:numId="6">
-    <w:abstractNumId w:val="8"/>
+    <w:abstractNumId w:val="10"/>
   </w:num>
   <w:num w:numId="7">
-    <w:abstractNumId w:val="5"/>
+    <w:abstractNumId w:val="7"/>
   </w:num>
   <w:num w:numId="8">
     <w:abstractNumId w:val="1"/>
   </w:num>
   <w:num w:numId="9">
+    <w:abstractNumId w:val="11"/>
+  </w:num>
+  <w:num w:numId="10">
+    <w:abstractNumId w:val="4"/>
+  </w:num>
+  <w:num w:numId="11">
+    <w:abstractNumId w:val="5"/>
+  </w:num>
+  <w:num w:numId="12">
+    <w:abstractNumId w:val="14"/>
+  </w:num>
+  <w:num w:numId="13">
     <w:abstractNumId w:val="9"/>
   </w:num>
-  <w:num w:numId="10">
-    <w:abstractNumId w:val="3"/>
+  <w:num w:numId="14">
+    <w:abstractNumId w:val="15"/>
   </w:num>
-  <w:num w:numId="11">
-    <w:abstractNumId w:val="4"/>
+  <w:num w:numId="15">
+    <w:abstractNumId w:val="16"/>
   </w:num>
-  <w:num w:numId="12">
-    <w:abstractNumId w:val="12"/>
+  <w:num w:numId="16">
+    <w:abstractNumId w:val="6"/>
   </w:num>
-  <w:num w:numId="13">
-    <w:abstractNumId w:val="7"/>
-  </w:num>
-  <w:num w:numId="14">
-    <w:abstractNumId w:val="13"/>
+  <w:num w:numId="17">
+    <w:abstractNumId w:val="2"/>
   </w:num>
 </w:numbering>
 </file>

--- a/Dokumentacio/veglegesek/QUBE_tesztelesi_dokumentacio.docx
+++ b/Dokumentacio/veglegesek/QUBE_tesztelesi_dokumentacio.docx
@@ -1,6 +1,6 @@
 
 <file path=word/document.xml><?xml version="1.0" encoding="utf-8"?>
-<w:document xmlns:wpc="http://schemas.microsoft.com/office/word/2010/wordprocessingCanvas" xmlns:cx="http://schemas.microsoft.com/office/drawing/2014/chartex" xmlns:cx1="http://schemas.microsoft.com/office/drawing/2015/9/8/chartex" xmlns:cx2="http://schemas.microsoft.com/office/drawing/2015/10/21/chartex" xmlns:cx3="http://schemas.microsoft.com/office/drawing/2016/5/9/chartex" xmlns:cx4="http://schemas.microsoft.com/office/drawing/2016/5/10/chartex" xmlns:cx5="http://schemas.microsoft.com/office/drawing/2016/5/11/chartex" xmlns:cx6="http://schemas.microsoft.com/office/drawing/2016/5/12/chartex" xmlns:cx7="http://schemas.microsoft.com/office/drawing/2016/5/13/chartex" xmlns:cx8="http://schemas.microsoft.com/office/drawing/2016/5/14/chartex" xmlns:mc="http://schemas.openxmlformats.org/markup-compatibility/2006" xmlns:aink="http://schemas.microsoft.com/office/drawing/2016/ink" xmlns:am3d="http://schemas.microsoft.com/office/drawing/2017/model3d" xmlns:o="urn:schemas-microsoft-com:office:office" xmlns:r="http://schemas.openxmlformats.org/officeDocument/2006/relationships" xmlns:m="http://schemas.openxmlformats.org/officeDocument/2006/math" xmlns:v="urn:schemas-microsoft-com:vml" xmlns:wp14="http://schemas.microsoft.com/office/word/2010/wordprocessingDrawing" xmlns:wp="http://schemas.openxmlformats.org/drawingml/2006/wordprocessingDrawing" xmlns:w10="urn:schemas-microsoft-com:office:word" xmlns:w="http://schemas.openxmlformats.org/wordprocessingml/2006/main" xmlns:w14="http://schemas.microsoft.com/office/word/2010/wordml" xmlns:w15="http://schemas.microsoft.com/office/word/2012/wordml" xmlns:w16cex="http://schemas.microsoft.com/office/word/2018/wordml/cex" xmlns:w16cid="http://schemas.microsoft.com/office/word/2016/wordml/cid" xmlns:w16="http://schemas.microsoft.com/office/word/2018/wordml" xmlns:w16sdtdh="http://schemas.microsoft.com/office/word/2020/wordml/sdtdatahash" xmlns:w16se="http://schemas.microsoft.com/office/word/2015/wordml/symex" xmlns:wpg="http://schemas.microsoft.com/office/word/2010/wordprocessingGroup" xmlns:wpi="http://schemas.microsoft.com/office/word/2010/wordprocessingInk" xmlns:wne="http://schemas.microsoft.com/office/word/2006/wordml" xmlns:wps="http://schemas.microsoft.com/office/word/2010/wordprocessingShape" mc:Ignorable="w14 w15 w16se w16cid w16 w16cex w16sdtdh wp14">
+<w:document xmlns:wpc="http://schemas.microsoft.com/office/word/2010/wordprocessingCanvas" xmlns:cx="http://schemas.microsoft.com/office/drawing/2014/chartex" xmlns:cx1="http://schemas.microsoft.com/office/drawing/2015/9/8/chartex" xmlns:cx2="http://schemas.microsoft.com/office/drawing/2015/10/21/chartex" xmlns:cx3="http://schemas.microsoft.com/office/drawing/2016/5/9/chartex" xmlns:cx4="http://schemas.microsoft.com/office/drawing/2016/5/10/chartex" xmlns:cx5="http://schemas.microsoft.com/office/drawing/2016/5/11/chartex" xmlns:cx6="http://schemas.microsoft.com/office/drawing/2016/5/12/chartex" xmlns:cx7="http://schemas.microsoft.com/office/drawing/2016/5/13/chartex" xmlns:cx8="http://schemas.microsoft.com/office/drawing/2016/5/14/chartex" xmlns:mc="http://schemas.openxmlformats.org/markup-compatibility/2006" xmlns:aink="http://schemas.microsoft.com/office/drawing/2016/ink" xmlns:am3d="http://schemas.microsoft.com/office/drawing/2017/model3d" xmlns:o="urn:schemas-microsoft-com:office:office" xmlns:oel="http://schemas.microsoft.com/office/2019/extlst" xmlns:r="http://schemas.openxmlformats.org/officeDocument/2006/relationships" xmlns:m="http://schemas.openxmlformats.org/officeDocument/2006/math" xmlns:v="urn:schemas-microsoft-com:vml" xmlns:wp14="http://schemas.microsoft.com/office/word/2010/wordprocessingDrawing" xmlns:wp="http://schemas.openxmlformats.org/drawingml/2006/wordprocessingDrawing" xmlns:w10="urn:schemas-microsoft-com:office:word" xmlns:w="http://schemas.openxmlformats.org/wordprocessingml/2006/main" xmlns:w14="http://schemas.microsoft.com/office/word/2010/wordml" xmlns:w15="http://schemas.microsoft.com/office/word/2012/wordml" xmlns:w16cex="http://schemas.microsoft.com/office/word/2018/wordml/cex" xmlns:w16cid="http://schemas.microsoft.com/office/word/2016/wordml/cid" xmlns:w16="http://schemas.microsoft.com/office/word/2018/wordml" xmlns:w16du="http://schemas.microsoft.com/office/word/2023/wordml/word16du" xmlns:w16sdtdh="http://schemas.microsoft.com/office/word/2020/wordml/sdtdatahash" xmlns:w16sdtfl="http://schemas.microsoft.com/office/word/2024/wordml/sdtformatlock" xmlns:w16se="http://schemas.microsoft.com/office/word/2015/wordml/symex" xmlns:wpg="http://schemas.microsoft.com/office/word/2010/wordprocessingGroup" xmlns:wpi="http://schemas.microsoft.com/office/word/2010/wordprocessingInk" xmlns:wne="http://schemas.microsoft.com/office/word/2006/wordml" xmlns:wps="http://schemas.microsoft.com/office/word/2010/wordprocessingShape" mc:Ignorable="w14 w15 w16se w16cid w16 w16cex w16sdtdh w16sdtfl w16du wp14">
   <w:body>
     <w:p>
       <w:pPr>
@@ -54,10 +54,7 @@
         </w:sectPr>
       </w:pPr>
       <w:r>
-        <w:t>Nyári Patr</w:t>
-      </w:r>
-      <w:r>
-        <w:t>ik</w:t>
+        <w:t>Nyári Patrik</w:t>
       </w:r>
     </w:p>
     <w:sdt>
@@ -69,7 +66,6 @@
           <w:spacing w:val="0"/>
           <w:sz w:val="28"/>
           <w:szCs w:val="21"/>
-          <w:lang w:val="hu-HU"/>
         </w:rPr>
         <w:id w:val="185716181"/>
         <w:docPartObj>
@@ -82,7 +78,6 @@
           <w:b/>
           <w:bCs/>
           <w:sz w:val="24"/>
-          <w:lang w:val="en-US"/>
         </w:rPr>
       </w:sdtEndPr>
       <w:sdtContent>
@@ -91,9 +86,6 @@
             <w:pStyle w:val="Tartalomjegyzkcmsora"/>
           </w:pPr>
           <w:r>
-            <w:rPr>
-              <w:lang w:val="hu-HU"/>
-            </w:rPr>
             <w:t>Tartalomjegyzék</w:t>
           </w:r>
         </w:p>
@@ -105,10 +97,9 @@
             </w:tabs>
             <w:rPr>
               <w:rFonts w:asciiTheme="minorHAnsi" w:hAnsiTheme="minorHAnsi"/>
-              <w:noProof/>
               <w:kern w:val="2"/>
               <w:szCs w:val="24"/>
-              <w:lang w:val="hu-HU" w:eastAsia="hu-HU"/>
+              <w:lang w:eastAsia="hu-HU"/>
               <w14:ligatures w14:val="standardContextual"/>
             </w:rPr>
           </w:pPr>
@@ -125,54 +116,46 @@
             <w:r>
               <w:rPr>
                 <w:rStyle w:val="Hiperhivatkozs"/>
-                <w:noProof/>
               </w:rPr>
               <w:t>Bevezetés</w:t>
             </w:r>
             <w:r>
               <w:rPr>
-                <w:noProof/>
                 <w:webHidden/>
               </w:rPr>
               <w:tab/>
             </w:r>
             <w:r>
               <w:rPr>
-                <w:noProof/>
                 <w:webHidden/>
               </w:rPr>
               <w:fldChar w:fldCharType="begin"/>
             </w:r>
             <w:r>
               <w:rPr>
-                <w:noProof/>
                 <w:webHidden/>
               </w:rPr>
               <w:instrText xml:space="preserve"> PAGEREF _Toc227537795 \h </w:instrText>
             </w:r>
             <w:r>
               <w:rPr>
-                <w:noProof/>
-                <w:webHidden/>
-              </w:rPr>
-            </w:r>
-            <w:r>
-              <w:rPr>
-                <w:noProof/>
+                <w:webHidden/>
+              </w:rPr>
+            </w:r>
+            <w:r>
+              <w:rPr>
                 <w:webHidden/>
               </w:rPr>
               <w:fldChar w:fldCharType="separate"/>
             </w:r>
             <w:r>
               <w:rPr>
-                <w:noProof/>
                 <w:webHidden/>
               </w:rPr>
               <w:t>2</w:t>
             </w:r>
             <w:r>
               <w:rPr>
-                <w:noProof/>
                 <w:webHidden/>
               </w:rPr>
               <w:fldChar w:fldCharType="end"/>
@@ -187,10 +170,9 @@
             </w:tabs>
             <w:rPr>
               <w:rFonts w:asciiTheme="minorHAnsi" w:hAnsiTheme="minorHAnsi"/>
-              <w:noProof/>
               <w:kern w:val="2"/>
               <w:szCs w:val="24"/>
-              <w:lang w:val="hu-HU" w:eastAsia="hu-HU"/>
+              <w:lang w:eastAsia="hu-HU"/>
               <w14:ligatures w14:val="standardContextual"/>
             </w:rPr>
           </w:pPr>
@@ -198,54 +180,46 @@
             <w:r>
               <w:rPr>
                 <w:rStyle w:val="Hiperhivatkozs"/>
-                <w:noProof/>
               </w:rPr>
               <w:t>1. RSTP redundancia teszt</w:t>
             </w:r>
             <w:r>
               <w:rPr>
-                <w:noProof/>
                 <w:webHidden/>
               </w:rPr>
               <w:tab/>
             </w:r>
             <w:r>
               <w:rPr>
-                <w:noProof/>
                 <w:webHidden/>
               </w:rPr>
               <w:fldChar w:fldCharType="begin"/>
             </w:r>
             <w:r>
               <w:rPr>
-                <w:noProof/>
                 <w:webHidden/>
               </w:rPr>
               <w:instrText xml:space="preserve"> PAGEREF _Toc227537796 \h </w:instrText>
             </w:r>
             <w:r>
               <w:rPr>
-                <w:noProof/>
-                <w:webHidden/>
-              </w:rPr>
-            </w:r>
-            <w:r>
-              <w:rPr>
-                <w:noProof/>
+                <w:webHidden/>
+              </w:rPr>
+            </w:r>
+            <w:r>
+              <w:rPr>
                 <w:webHidden/>
               </w:rPr>
               <w:fldChar w:fldCharType="separate"/>
             </w:r>
             <w:r>
               <w:rPr>
-                <w:noProof/>
                 <w:webHidden/>
               </w:rPr>
               <w:t>3</w:t>
             </w:r>
             <w:r>
               <w:rPr>
-                <w:noProof/>
                 <w:webHidden/>
               </w:rPr>
               <w:fldChar w:fldCharType="end"/>
@@ -260,10 +234,9 @@
             </w:tabs>
             <w:rPr>
               <w:rFonts w:asciiTheme="minorHAnsi" w:hAnsiTheme="minorHAnsi"/>
-              <w:noProof/>
               <w:kern w:val="2"/>
               <w:szCs w:val="24"/>
-              <w:lang w:val="hu-HU" w:eastAsia="hu-HU"/>
+              <w:lang w:eastAsia="hu-HU"/>
               <w14:ligatures w14:val="standardContextual"/>
             </w:rPr>
           </w:pPr>
@@ -271,54 +244,46 @@
             <w:r>
               <w:rPr>
                 <w:rStyle w:val="Hiperhivatkozs"/>
-                <w:noProof/>
               </w:rPr>
               <w:t>2. RSTP hurokmentesítés teszt</w:t>
             </w:r>
             <w:r>
               <w:rPr>
-                <w:noProof/>
                 <w:webHidden/>
               </w:rPr>
               <w:tab/>
             </w:r>
             <w:r>
               <w:rPr>
-                <w:noProof/>
                 <w:webHidden/>
               </w:rPr>
               <w:fldChar w:fldCharType="begin"/>
             </w:r>
             <w:r>
               <w:rPr>
-                <w:noProof/>
                 <w:webHidden/>
               </w:rPr>
               <w:instrText xml:space="preserve"> PAGEREF _Toc227537797 \h </w:instrText>
             </w:r>
             <w:r>
               <w:rPr>
-                <w:noProof/>
-                <w:webHidden/>
-              </w:rPr>
-            </w:r>
-            <w:r>
-              <w:rPr>
-                <w:noProof/>
+                <w:webHidden/>
+              </w:rPr>
+            </w:r>
+            <w:r>
+              <w:rPr>
                 <w:webHidden/>
               </w:rPr>
               <w:fldChar w:fldCharType="separate"/>
             </w:r>
             <w:r>
               <w:rPr>
-                <w:noProof/>
                 <w:webHidden/>
               </w:rPr>
               <w:t>4</w:t>
             </w:r>
             <w:r>
               <w:rPr>
-                <w:noProof/>
                 <w:webHidden/>
               </w:rPr>
               <w:fldChar w:fldCharType="end"/>
@@ -333,10 +298,9 @@
             </w:tabs>
             <w:rPr>
               <w:rFonts w:asciiTheme="minorHAnsi" w:hAnsiTheme="minorHAnsi"/>
-              <w:noProof/>
               <w:kern w:val="2"/>
               <w:szCs w:val="24"/>
-              <w:lang w:val="hu-HU" w:eastAsia="hu-HU"/>
+              <w:lang w:eastAsia="hu-HU"/>
               <w14:ligatures w14:val="standardContextual"/>
             </w:rPr>
           </w:pPr>
@@ -344,54 +308,46 @@
             <w:r>
               <w:rPr>
                 <w:rStyle w:val="Hiperhivatkozs"/>
-                <w:noProof/>
               </w:rPr>
               <w:t>3. Link-aggregáció</w:t>
             </w:r>
             <w:r>
               <w:rPr>
-                <w:noProof/>
                 <w:webHidden/>
               </w:rPr>
               <w:tab/>
             </w:r>
             <w:r>
               <w:rPr>
-                <w:noProof/>
                 <w:webHidden/>
               </w:rPr>
               <w:fldChar w:fldCharType="begin"/>
             </w:r>
             <w:r>
               <w:rPr>
-                <w:noProof/>
                 <w:webHidden/>
               </w:rPr>
               <w:instrText xml:space="preserve"> PAGEREF _Toc227537798 \h </w:instrText>
             </w:r>
             <w:r>
               <w:rPr>
-                <w:noProof/>
-                <w:webHidden/>
-              </w:rPr>
-            </w:r>
-            <w:r>
-              <w:rPr>
-                <w:noProof/>
+                <w:webHidden/>
+              </w:rPr>
+            </w:r>
+            <w:r>
+              <w:rPr>
                 <w:webHidden/>
               </w:rPr>
               <w:fldChar w:fldCharType="separate"/>
             </w:r>
             <w:r>
               <w:rPr>
-                <w:noProof/>
                 <w:webHidden/>
               </w:rPr>
               <w:t>4</w:t>
             </w:r>
             <w:r>
               <w:rPr>
-                <w:noProof/>
                 <w:webHidden/>
               </w:rPr>
               <w:fldChar w:fldCharType="end"/>
@@ -406,10 +362,9 @@
             </w:tabs>
             <w:rPr>
               <w:rFonts w:asciiTheme="minorHAnsi" w:hAnsiTheme="minorHAnsi"/>
-              <w:noProof/>
               <w:kern w:val="2"/>
               <w:szCs w:val="24"/>
-              <w:lang w:val="hu-HU" w:eastAsia="hu-HU"/>
+              <w:lang w:eastAsia="hu-HU"/>
               <w14:ligatures w14:val="standardContextual"/>
             </w:rPr>
           </w:pPr>
@@ -417,54 +372,46 @@
             <w:r>
               <w:rPr>
                 <w:rStyle w:val="Hiperhivatkozs"/>
-                <w:noProof/>
               </w:rPr>
               <w:t>4. HSRP failover teszt</w:t>
             </w:r>
             <w:r>
               <w:rPr>
-                <w:noProof/>
                 <w:webHidden/>
               </w:rPr>
               <w:tab/>
             </w:r>
             <w:r>
               <w:rPr>
-                <w:noProof/>
                 <w:webHidden/>
               </w:rPr>
               <w:fldChar w:fldCharType="begin"/>
             </w:r>
             <w:r>
               <w:rPr>
-                <w:noProof/>
                 <w:webHidden/>
               </w:rPr>
               <w:instrText xml:space="preserve"> PAGEREF _Toc227537799 \h </w:instrText>
             </w:r>
             <w:r>
               <w:rPr>
-                <w:noProof/>
-                <w:webHidden/>
-              </w:rPr>
-            </w:r>
-            <w:r>
-              <w:rPr>
-                <w:noProof/>
+                <w:webHidden/>
+              </w:rPr>
+            </w:r>
+            <w:r>
+              <w:rPr>
                 <w:webHidden/>
               </w:rPr>
               <w:fldChar w:fldCharType="separate"/>
             </w:r>
             <w:r>
               <w:rPr>
-                <w:noProof/>
                 <w:webHidden/>
               </w:rPr>
               <w:t>6</w:t>
             </w:r>
             <w:r>
               <w:rPr>
-                <w:noProof/>
                 <w:webHidden/>
               </w:rPr>
               <w:fldChar w:fldCharType="end"/>
@@ -479,10 +426,9 @@
             </w:tabs>
             <w:rPr>
               <w:rFonts w:asciiTheme="minorHAnsi" w:hAnsiTheme="minorHAnsi"/>
-              <w:noProof/>
               <w:kern w:val="2"/>
               <w:szCs w:val="24"/>
-              <w:lang w:val="hu-HU" w:eastAsia="hu-HU"/>
+              <w:lang w:eastAsia="hu-HU"/>
               <w14:ligatures w14:val="standardContextual"/>
             </w:rPr>
           </w:pPr>
@@ -490,54 +436,46 @@
             <w:r>
               <w:rPr>
                 <w:rStyle w:val="Hiperhivatkozs"/>
-                <w:noProof/>
               </w:rPr>
               <w:t>5. Átfogó NAT tesztelés</w:t>
             </w:r>
             <w:r>
               <w:rPr>
-                <w:noProof/>
                 <w:webHidden/>
               </w:rPr>
               <w:tab/>
             </w:r>
             <w:r>
               <w:rPr>
-                <w:noProof/>
                 <w:webHidden/>
               </w:rPr>
               <w:fldChar w:fldCharType="begin"/>
             </w:r>
             <w:r>
               <w:rPr>
-                <w:noProof/>
                 <w:webHidden/>
               </w:rPr>
               <w:instrText xml:space="preserve"> PAGEREF _Toc227537800 \h </w:instrText>
             </w:r>
             <w:r>
               <w:rPr>
-                <w:noProof/>
-                <w:webHidden/>
-              </w:rPr>
-            </w:r>
-            <w:r>
-              <w:rPr>
-                <w:noProof/>
+                <w:webHidden/>
+              </w:rPr>
+            </w:r>
+            <w:r>
+              <w:rPr>
                 <w:webHidden/>
               </w:rPr>
               <w:fldChar w:fldCharType="separate"/>
             </w:r>
             <w:r>
               <w:rPr>
-                <w:noProof/>
                 <w:webHidden/>
               </w:rPr>
               <w:t>7</w:t>
             </w:r>
             <w:r>
               <w:rPr>
-                <w:noProof/>
                 <w:webHidden/>
               </w:rPr>
               <w:fldChar w:fldCharType="end"/>
@@ -552,10 +490,9 @@
             </w:tabs>
             <w:rPr>
               <w:rFonts w:asciiTheme="minorHAnsi" w:hAnsiTheme="minorHAnsi"/>
-              <w:noProof/>
               <w:kern w:val="2"/>
               <w:szCs w:val="24"/>
-              <w:lang w:val="hu-HU" w:eastAsia="hu-HU"/>
+              <w:lang w:eastAsia="hu-HU"/>
               <w14:ligatures w14:val="standardContextual"/>
             </w:rPr>
           </w:pPr>
@@ -563,54 +500,46 @@
             <w:r>
               <w:rPr>
                 <w:rStyle w:val="Hiperhivatkozs"/>
-                <w:noProof/>
               </w:rPr>
               <w:t>6. GRE tunnel tesztelés</w:t>
             </w:r>
             <w:r>
               <w:rPr>
-                <w:noProof/>
                 <w:webHidden/>
               </w:rPr>
               <w:tab/>
             </w:r>
             <w:r>
               <w:rPr>
-                <w:noProof/>
                 <w:webHidden/>
               </w:rPr>
               <w:fldChar w:fldCharType="begin"/>
             </w:r>
             <w:r>
               <w:rPr>
-                <w:noProof/>
                 <w:webHidden/>
               </w:rPr>
               <w:instrText xml:space="preserve"> PAGEREF _Toc227537801 \h </w:instrText>
             </w:r>
             <w:r>
               <w:rPr>
-                <w:noProof/>
-                <w:webHidden/>
-              </w:rPr>
-            </w:r>
-            <w:r>
-              <w:rPr>
-                <w:noProof/>
+                <w:webHidden/>
+              </w:rPr>
+            </w:r>
+            <w:r>
+              <w:rPr>
                 <w:webHidden/>
               </w:rPr>
               <w:fldChar w:fldCharType="separate"/>
             </w:r>
             <w:r>
               <w:rPr>
-                <w:noProof/>
                 <w:webHidden/>
               </w:rPr>
               <w:t>9</w:t>
             </w:r>
             <w:r>
               <w:rPr>
-                <w:noProof/>
                 <w:webHidden/>
               </w:rPr>
               <w:fldChar w:fldCharType="end"/>
@@ -625,10 +554,9 @@
             </w:tabs>
             <w:rPr>
               <w:rFonts w:asciiTheme="minorHAnsi" w:hAnsiTheme="minorHAnsi"/>
-              <w:noProof/>
               <w:kern w:val="2"/>
               <w:szCs w:val="24"/>
-              <w:lang w:val="hu-HU" w:eastAsia="hu-HU"/>
+              <w:lang w:eastAsia="hu-HU"/>
               <w14:ligatures w14:val="standardContextual"/>
             </w:rPr>
           </w:pPr>
@@ -636,54 +564,46 @@
             <w:r>
               <w:rPr>
                 <w:rStyle w:val="Hiperhivatkozs"/>
-                <w:noProof/>
               </w:rPr>
               <w:t>7. Dualstack és SLAAC működése</w:t>
             </w:r>
             <w:r>
               <w:rPr>
-                <w:noProof/>
                 <w:webHidden/>
               </w:rPr>
               <w:tab/>
             </w:r>
             <w:r>
               <w:rPr>
-                <w:noProof/>
                 <w:webHidden/>
               </w:rPr>
               <w:fldChar w:fldCharType="begin"/>
             </w:r>
             <w:r>
               <w:rPr>
-                <w:noProof/>
                 <w:webHidden/>
               </w:rPr>
               <w:instrText xml:space="preserve"> PAGEREF _Toc227537802 \h </w:instrText>
             </w:r>
             <w:r>
               <w:rPr>
-                <w:noProof/>
-                <w:webHidden/>
-              </w:rPr>
-            </w:r>
-            <w:r>
-              <w:rPr>
-                <w:noProof/>
+                <w:webHidden/>
+              </w:rPr>
+            </w:r>
+            <w:r>
+              <w:rPr>
                 <w:webHidden/>
               </w:rPr>
               <w:fldChar w:fldCharType="separate"/>
             </w:r>
             <w:r>
               <w:rPr>
-                <w:noProof/>
                 <w:webHidden/>
               </w:rPr>
               <w:t>10</w:t>
             </w:r>
             <w:r>
               <w:rPr>
-                <w:noProof/>
                 <w:webHidden/>
               </w:rPr>
               <w:fldChar w:fldCharType="end"/>
@@ -698,10 +618,9 @@
             </w:tabs>
             <w:rPr>
               <w:rFonts w:asciiTheme="minorHAnsi" w:hAnsiTheme="minorHAnsi"/>
-              <w:noProof/>
               <w:kern w:val="2"/>
               <w:szCs w:val="24"/>
-              <w:lang w:val="hu-HU" w:eastAsia="hu-HU"/>
+              <w:lang w:eastAsia="hu-HU"/>
               <w14:ligatures w14:val="standardContextual"/>
             </w:rPr>
           </w:pPr>
@@ -709,54 +628,46 @@
             <w:r>
               <w:rPr>
                 <w:rStyle w:val="Hiperhivatkozs"/>
-                <w:noProof/>
               </w:rPr>
               <w:t>13. Vezeték nélküli hálózatok</w:t>
             </w:r>
             <w:r>
               <w:rPr>
-                <w:noProof/>
                 <w:webHidden/>
               </w:rPr>
               <w:tab/>
             </w:r>
             <w:r>
               <w:rPr>
-                <w:noProof/>
                 <w:webHidden/>
               </w:rPr>
               <w:fldChar w:fldCharType="begin"/>
             </w:r>
             <w:r>
               <w:rPr>
-                <w:noProof/>
                 <w:webHidden/>
               </w:rPr>
               <w:instrText xml:space="preserve"> PAGEREF _Toc227537803 \h </w:instrText>
             </w:r>
             <w:r>
               <w:rPr>
-                <w:noProof/>
-                <w:webHidden/>
-              </w:rPr>
-            </w:r>
-            <w:r>
-              <w:rPr>
-                <w:noProof/>
+                <w:webHidden/>
+              </w:rPr>
+            </w:r>
+            <w:r>
+              <w:rPr>
                 <w:webHidden/>
               </w:rPr>
               <w:fldChar w:fldCharType="separate"/>
             </w:r>
             <w:r>
               <w:rPr>
-                <w:noProof/>
                 <w:webHidden/>
               </w:rPr>
               <w:t>12</w:t>
             </w:r>
             <w:r>
               <w:rPr>
-                <w:noProof/>
                 <w:webHidden/>
               </w:rPr>
               <w:fldChar w:fldCharType="end"/>
@@ -771,10 +682,9 @@
             </w:tabs>
             <w:rPr>
               <w:rFonts w:asciiTheme="minorHAnsi" w:hAnsiTheme="minorHAnsi"/>
-              <w:noProof/>
               <w:kern w:val="2"/>
               <w:szCs w:val="24"/>
-              <w:lang w:val="hu-HU" w:eastAsia="hu-HU"/>
+              <w:lang w:eastAsia="hu-HU"/>
               <w14:ligatures w14:val="standardContextual"/>
             </w:rPr>
           </w:pPr>
@@ -782,54 +692,46 @@
             <w:r>
               <w:rPr>
                 <w:rStyle w:val="Hiperhivatkozs"/>
-                <w:noProof/>
               </w:rPr>
               <w:t>5. DAI</w:t>
             </w:r>
             <w:r>
               <w:rPr>
-                <w:noProof/>
                 <w:webHidden/>
               </w:rPr>
               <w:tab/>
             </w:r>
             <w:r>
               <w:rPr>
-                <w:noProof/>
                 <w:webHidden/>
               </w:rPr>
               <w:fldChar w:fldCharType="begin"/>
             </w:r>
             <w:r>
               <w:rPr>
-                <w:noProof/>
                 <w:webHidden/>
               </w:rPr>
               <w:instrText xml:space="preserve"> PAGEREF _Toc227537804 \h </w:instrText>
             </w:r>
             <w:r>
               <w:rPr>
-                <w:noProof/>
-                <w:webHidden/>
-              </w:rPr>
-            </w:r>
-            <w:r>
-              <w:rPr>
-                <w:noProof/>
+                <w:webHidden/>
+              </w:rPr>
+            </w:r>
+            <w:r>
+              <w:rPr>
                 <w:webHidden/>
               </w:rPr>
               <w:fldChar w:fldCharType="separate"/>
             </w:r>
             <w:r>
               <w:rPr>
-                <w:noProof/>
                 <w:webHidden/>
               </w:rPr>
               <w:t>12</w:t>
             </w:r>
             <w:r>
               <w:rPr>
-                <w:noProof/>
                 <w:webHidden/>
               </w:rPr>
               <w:fldChar w:fldCharType="end"/>
@@ -844,10 +746,9 @@
             </w:tabs>
             <w:rPr>
               <w:rFonts w:asciiTheme="minorHAnsi" w:hAnsiTheme="minorHAnsi"/>
-              <w:noProof/>
               <w:kern w:val="2"/>
               <w:szCs w:val="24"/>
-              <w:lang w:val="hu-HU" w:eastAsia="hu-HU"/>
+              <w:lang w:eastAsia="hu-HU"/>
               <w14:ligatures w14:val="standardContextual"/>
             </w:rPr>
           </w:pPr>
@@ -855,54 +756,46 @@
             <w:r>
               <w:rPr>
                 <w:rStyle w:val="Hiperhivatkozs"/>
-                <w:noProof/>
               </w:rPr>
               <w:t>5. DHCP felügyelet</w:t>
             </w:r>
             <w:r>
               <w:rPr>
-                <w:noProof/>
                 <w:webHidden/>
               </w:rPr>
               <w:tab/>
             </w:r>
             <w:r>
               <w:rPr>
-                <w:noProof/>
                 <w:webHidden/>
               </w:rPr>
               <w:fldChar w:fldCharType="begin"/>
             </w:r>
             <w:r>
               <w:rPr>
-                <w:noProof/>
                 <w:webHidden/>
               </w:rPr>
               <w:instrText xml:space="preserve"> PAGEREF _Toc227537805 \h </w:instrText>
             </w:r>
             <w:r>
               <w:rPr>
-                <w:noProof/>
-                <w:webHidden/>
-              </w:rPr>
-            </w:r>
-            <w:r>
-              <w:rPr>
-                <w:noProof/>
+                <w:webHidden/>
+              </w:rPr>
+            </w:r>
+            <w:r>
+              <w:rPr>
                 <w:webHidden/>
               </w:rPr>
               <w:fldChar w:fldCharType="separate"/>
             </w:r>
             <w:r>
               <w:rPr>
-                <w:noProof/>
                 <w:webHidden/>
               </w:rPr>
               <w:t>12</w:t>
             </w:r>
             <w:r>
               <w:rPr>
-                <w:noProof/>
                 <w:webHidden/>
               </w:rPr>
               <w:fldChar w:fldCharType="end"/>
@@ -917,10 +810,9 @@
             </w:tabs>
             <w:rPr>
               <w:rFonts w:asciiTheme="minorHAnsi" w:hAnsiTheme="minorHAnsi"/>
-              <w:noProof/>
               <w:kern w:val="2"/>
               <w:szCs w:val="24"/>
-              <w:lang w:val="hu-HU" w:eastAsia="hu-HU"/>
+              <w:lang w:eastAsia="hu-HU"/>
               <w14:ligatures w14:val="standardContextual"/>
             </w:rPr>
           </w:pPr>
@@ -928,54 +820,46 @@
             <w:r>
               <w:rPr>
                 <w:rStyle w:val="Hiperhivatkozs"/>
-                <w:noProof/>
               </w:rPr>
               <w:t>6. Broadcast védelem</w:t>
             </w:r>
             <w:r>
               <w:rPr>
-                <w:noProof/>
                 <w:webHidden/>
               </w:rPr>
               <w:tab/>
             </w:r>
             <w:r>
               <w:rPr>
-                <w:noProof/>
                 <w:webHidden/>
               </w:rPr>
               <w:fldChar w:fldCharType="begin"/>
             </w:r>
             <w:r>
               <w:rPr>
-                <w:noProof/>
                 <w:webHidden/>
               </w:rPr>
               <w:instrText xml:space="preserve"> PAGEREF _Toc227537806 \h </w:instrText>
             </w:r>
             <w:r>
               <w:rPr>
-                <w:noProof/>
-                <w:webHidden/>
-              </w:rPr>
-            </w:r>
-            <w:r>
-              <w:rPr>
-                <w:noProof/>
+                <w:webHidden/>
+              </w:rPr>
+            </w:r>
+            <w:r>
+              <w:rPr>
                 <w:webHidden/>
               </w:rPr>
               <w:fldChar w:fldCharType="separate"/>
             </w:r>
             <w:r>
               <w:rPr>
-                <w:noProof/>
                 <w:webHidden/>
               </w:rPr>
               <w:t>12</w:t>
             </w:r>
             <w:r>
               <w:rPr>
-                <w:noProof/>
                 <w:webHidden/>
               </w:rPr>
               <w:fldChar w:fldCharType="end"/>
@@ -990,10 +874,9 @@
             </w:tabs>
             <w:rPr>
               <w:rFonts w:asciiTheme="minorHAnsi" w:hAnsiTheme="minorHAnsi"/>
-              <w:noProof/>
               <w:kern w:val="2"/>
               <w:szCs w:val="24"/>
-              <w:lang w:val="hu-HU" w:eastAsia="hu-HU"/>
+              <w:lang w:eastAsia="hu-HU"/>
               <w14:ligatures w14:val="standardContextual"/>
             </w:rPr>
           </w:pPr>
@@ -1001,54 +884,46 @@
             <w:r>
               <w:rPr>
                 <w:rStyle w:val="Hiperhivatkozs"/>
-                <w:noProof/>
               </w:rPr>
               <w:t>7. Tűzfalszabályok</w:t>
             </w:r>
             <w:r>
               <w:rPr>
-                <w:noProof/>
                 <w:webHidden/>
               </w:rPr>
               <w:tab/>
             </w:r>
             <w:r>
               <w:rPr>
-                <w:noProof/>
                 <w:webHidden/>
               </w:rPr>
               <w:fldChar w:fldCharType="begin"/>
             </w:r>
             <w:r>
               <w:rPr>
-                <w:noProof/>
                 <w:webHidden/>
               </w:rPr>
               <w:instrText xml:space="preserve"> PAGEREF _Toc227537807 \h </w:instrText>
             </w:r>
             <w:r>
               <w:rPr>
-                <w:noProof/>
-                <w:webHidden/>
-              </w:rPr>
-            </w:r>
-            <w:r>
-              <w:rPr>
-                <w:noProof/>
+                <w:webHidden/>
+              </w:rPr>
+            </w:r>
+            <w:r>
+              <w:rPr>
                 <w:webHidden/>
               </w:rPr>
               <w:fldChar w:fldCharType="separate"/>
             </w:r>
             <w:r>
               <w:rPr>
-                <w:noProof/>
                 <w:webHidden/>
               </w:rPr>
               <w:t>12</w:t>
             </w:r>
             <w:r>
               <w:rPr>
-                <w:noProof/>
                 <w:webHidden/>
               </w:rPr>
               <w:fldChar w:fldCharType="end"/>
@@ -1063,10 +938,9 @@
             </w:tabs>
             <w:rPr>
               <w:rFonts w:asciiTheme="minorHAnsi" w:hAnsiTheme="minorHAnsi"/>
-              <w:noProof/>
               <w:kern w:val="2"/>
               <w:szCs w:val="24"/>
-              <w:lang w:val="hu-HU" w:eastAsia="hu-HU"/>
+              <w:lang w:eastAsia="hu-HU"/>
               <w14:ligatures w14:val="standardContextual"/>
             </w:rPr>
           </w:pPr>
@@ -1074,54 +948,46 @@
             <w:r>
               <w:rPr>
                 <w:rStyle w:val="Hiperhivatkozs"/>
-                <w:noProof/>
               </w:rPr>
               <w:t>14. Active Directory</w:t>
             </w:r>
             <w:r>
               <w:rPr>
-                <w:noProof/>
                 <w:webHidden/>
               </w:rPr>
               <w:tab/>
             </w:r>
             <w:r>
               <w:rPr>
-                <w:noProof/>
                 <w:webHidden/>
               </w:rPr>
               <w:fldChar w:fldCharType="begin"/>
             </w:r>
             <w:r>
               <w:rPr>
-                <w:noProof/>
                 <w:webHidden/>
               </w:rPr>
               <w:instrText xml:space="preserve"> PAGEREF _Toc227537808 \h </w:instrText>
             </w:r>
             <w:r>
               <w:rPr>
-                <w:noProof/>
-                <w:webHidden/>
-              </w:rPr>
-            </w:r>
-            <w:r>
-              <w:rPr>
-                <w:noProof/>
+                <w:webHidden/>
+              </w:rPr>
+            </w:r>
+            <w:r>
+              <w:rPr>
                 <w:webHidden/>
               </w:rPr>
               <w:fldChar w:fldCharType="separate"/>
             </w:r>
             <w:r>
               <w:rPr>
-                <w:noProof/>
                 <w:webHidden/>
               </w:rPr>
               <w:t>12</w:t>
             </w:r>
             <w:r>
               <w:rPr>
-                <w:noProof/>
                 <w:webHidden/>
               </w:rPr>
               <w:fldChar w:fldCharType="end"/>
@@ -1136,10 +1002,9 @@
             </w:tabs>
             <w:rPr>
               <w:rFonts w:asciiTheme="minorHAnsi" w:hAnsiTheme="minorHAnsi"/>
-              <w:noProof/>
               <w:kern w:val="2"/>
               <w:szCs w:val="24"/>
-              <w:lang w:val="hu-HU" w:eastAsia="hu-HU"/>
+              <w:lang w:eastAsia="hu-HU"/>
               <w14:ligatures w14:val="standardContextual"/>
             </w:rPr>
           </w:pPr>
@@ -1147,54 +1012,46 @@
             <w:r>
               <w:rPr>
                 <w:rStyle w:val="Hiperhivatkozs"/>
-                <w:noProof/>
               </w:rPr>
               <w:t>15. DHCP</w:t>
             </w:r>
             <w:r>
               <w:rPr>
-                <w:noProof/>
                 <w:webHidden/>
               </w:rPr>
               <w:tab/>
             </w:r>
             <w:r>
               <w:rPr>
-                <w:noProof/>
                 <w:webHidden/>
               </w:rPr>
               <w:fldChar w:fldCharType="begin"/>
             </w:r>
             <w:r>
               <w:rPr>
-                <w:noProof/>
                 <w:webHidden/>
               </w:rPr>
               <w:instrText xml:space="preserve"> PAGEREF _Toc227537809 \h </w:instrText>
             </w:r>
             <w:r>
               <w:rPr>
-                <w:noProof/>
-                <w:webHidden/>
-              </w:rPr>
-            </w:r>
-            <w:r>
-              <w:rPr>
-                <w:noProof/>
+                <w:webHidden/>
+              </w:rPr>
+            </w:r>
+            <w:r>
+              <w:rPr>
                 <w:webHidden/>
               </w:rPr>
               <w:fldChar w:fldCharType="separate"/>
             </w:r>
             <w:r>
               <w:rPr>
-                <w:noProof/>
                 <w:webHidden/>
               </w:rPr>
               <w:t>12</w:t>
             </w:r>
             <w:r>
               <w:rPr>
-                <w:noProof/>
                 <w:webHidden/>
               </w:rPr>
               <w:fldChar w:fldCharType="end"/>
@@ -1209,10 +1066,9 @@
             </w:tabs>
             <w:rPr>
               <w:rFonts w:asciiTheme="minorHAnsi" w:hAnsiTheme="minorHAnsi"/>
-              <w:noProof/>
               <w:kern w:val="2"/>
               <w:szCs w:val="24"/>
-              <w:lang w:val="hu-HU" w:eastAsia="hu-HU"/>
+              <w:lang w:eastAsia="hu-HU"/>
               <w14:ligatures w14:val="standardContextual"/>
             </w:rPr>
           </w:pPr>
@@ -1220,54 +1076,46 @@
             <w:r>
               <w:rPr>
                 <w:rStyle w:val="Hiperhivatkozs"/>
-                <w:noProof/>
               </w:rPr>
               <w:t>16. DNS</w:t>
             </w:r>
             <w:r>
               <w:rPr>
-                <w:noProof/>
                 <w:webHidden/>
               </w:rPr>
               <w:tab/>
             </w:r>
             <w:r>
               <w:rPr>
-                <w:noProof/>
                 <w:webHidden/>
               </w:rPr>
               <w:fldChar w:fldCharType="begin"/>
             </w:r>
             <w:r>
               <w:rPr>
-                <w:noProof/>
                 <w:webHidden/>
               </w:rPr>
               <w:instrText xml:space="preserve"> PAGEREF _Toc227537810 \h </w:instrText>
             </w:r>
             <w:r>
               <w:rPr>
-                <w:noProof/>
-                <w:webHidden/>
-              </w:rPr>
-            </w:r>
-            <w:r>
-              <w:rPr>
-                <w:noProof/>
+                <w:webHidden/>
+              </w:rPr>
+            </w:r>
+            <w:r>
+              <w:rPr>
                 <w:webHidden/>
               </w:rPr>
               <w:fldChar w:fldCharType="separate"/>
             </w:r>
             <w:r>
               <w:rPr>
-                <w:noProof/>
                 <w:webHidden/>
               </w:rPr>
               <w:t>12</w:t>
             </w:r>
             <w:r>
               <w:rPr>
-                <w:noProof/>
                 <w:webHidden/>
               </w:rPr>
               <w:fldChar w:fldCharType="end"/>
@@ -1282,10 +1130,9 @@
             </w:tabs>
             <w:rPr>
               <w:rFonts w:asciiTheme="minorHAnsi" w:hAnsiTheme="minorHAnsi"/>
-              <w:noProof/>
               <w:kern w:val="2"/>
               <w:szCs w:val="24"/>
-              <w:lang w:val="hu-HU" w:eastAsia="hu-HU"/>
+              <w:lang w:eastAsia="hu-HU"/>
               <w14:ligatures w14:val="standardContextual"/>
             </w:rPr>
           </w:pPr>
@@ -1293,54 +1140,46 @@
             <w:r>
               <w:rPr>
                 <w:rStyle w:val="Hiperhivatkozs"/>
-                <w:noProof/>
               </w:rPr>
               <w:t>17. Webszerver</w:t>
             </w:r>
             <w:r>
               <w:rPr>
-                <w:noProof/>
                 <w:webHidden/>
               </w:rPr>
               <w:tab/>
             </w:r>
             <w:r>
               <w:rPr>
-                <w:noProof/>
                 <w:webHidden/>
               </w:rPr>
               <w:fldChar w:fldCharType="begin"/>
             </w:r>
             <w:r>
               <w:rPr>
-                <w:noProof/>
                 <w:webHidden/>
               </w:rPr>
               <w:instrText xml:space="preserve"> PAGEREF _Toc227537811 \h </w:instrText>
             </w:r>
             <w:r>
               <w:rPr>
-                <w:noProof/>
-                <w:webHidden/>
-              </w:rPr>
-            </w:r>
-            <w:r>
-              <w:rPr>
-                <w:noProof/>
+                <w:webHidden/>
+              </w:rPr>
+            </w:r>
+            <w:r>
+              <w:rPr>
                 <w:webHidden/>
               </w:rPr>
               <w:fldChar w:fldCharType="separate"/>
             </w:r>
             <w:r>
               <w:rPr>
-                <w:noProof/>
                 <w:webHidden/>
               </w:rPr>
               <w:t>12</w:t>
             </w:r>
             <w:r>
               <w:rPr>
-                <w:noProof/>
                 <w:webHidden/>
               </w:rPr>
               <w:fldChar w:fldCharType="end"/>
@@ -1355,10 +1194,9 @@
             </w:tabs>
             <w:rPr>
               <w:rFonts w:asciiTheme="minorHAnsi" w:hAnsiTheme="minorHAnsi"/>
-              <w:noProof/>
               <w:kern w:val="2"/>
               <w:szCs w:val="24"/>
-              <w:lang w:val="hu-HU" w:eastAsia="hu-HU"/>
+              <w:lang w:eastAsia="hu-HU"/>
               <w14:ligatures w14:val="standardContextual"/>
             </w:rPr>
           </w:pPr>
@@ -1366,54 +1204,46 @@
             <w:r>
               <w:rPr>
                 <w:rStyle w:val="Hiperhivatkozs"/>
-                <w:noProof/>
               </w:rPr>
               <w:t>18. Fájlmegosztás</w:t>
             </w:r>
             <w:r>
               <w:rPr>
-                <w:noProof/>
                 <w:webHidden/>
               </w:rPr>
               <w:tab/>
             </w:r>
             <w:r>
               <w:rPr>
-                <w:noProof/>
                 <w:webHidden/>
               </w:rPr>
               <w:fldChar w:fldCharType="begin"/>
             </w:r>
             <w:r>
               <w:rPr>
-                <w:noProof/>
                 <w:webHidden/>
               </w:rPr>
               <w:instrText xml:space="preserve"> PAGEREF _Toc227537812 \h </w:instrText>
             </w:r>
             <w:r>
               <w:rPr>
-                <w:noProof/>
-                <w:webHidden/>
-              </w:rPr>
-            </w:r>
-            <w:r>
-              <w:rPr>
-                <w:noProof/>
+                <w:webHidden/>
+              </w:rPr>
+            </w:r>
+            <w:r>
+              <w:rPr>
                 <w:webHidden/>
               </w:rPr>
               <w:fldChar w:fldCharType="separate"/>
             </w:r>
             <w:r>
               <w:rPr>
-                <w:noProof/>
                 <w:webHidden/>
               </w:rPr>
               <w:t>12</w:t>
             </w:r>
             <w:r>
               <w:rPr>
-                <w:noProof/>
                 <w:webHidden/>
               </w:rPr>
               <w:fldChar w:fldCharType="end"/>
@@ -1428,10 +1258,9 @@
             </w:tabs>
             <w:rPr>
               <w:rFonts w:asciiTheme="minorHAnsi" w:hAnsiTheme="minorHAnsi"/>
-              <w:noProof/>
               <w:kern w:val="2"/>
               <w:szCs w:val="24"/>
-              <w:lang w:val="hu-HU" w:eastAsia="hu-HU"/>
+              <w:lang w:eastAsia="hu-HU"/>
               <w14:ligatures w14:val="standardContextual"/>
             </w:rPr>
           </w:pPr>
@@ -1439,54 +1268,46 @@
             <w:r>
               <w:rPr>
                 <w:rStyle w:val="Hiperhivatkozs"/>
-                <w:noProof/>
               </w:rPr>
               <w:t>19. Időszinkronizáció</w:t>
             </w:r>
             <w:r>
               <w:rPr>
-                <w:noProof/>
                 <w:webHidden/>
               </w:rPr>
               <w:tab/>
             </w:r>
             <w:r>
               <w:rPr>
-                <w:noProof/>
                 <w:webHidden/>
               </w:rPr>
               <w:fldChar w:fldCharType="begin"/>
             </w:r>
             <w:r>
               <w:rPr>
-                <w:noProof/>
                 <w:webHidden/>
               </w:rPr>
               <w:instrText xml:space="preserve"> PAGEREF _Toc227537813 \h </w:instrText>
             </w:r>
             <w:r>
               <w:rPr>
-                <w:noProof/>
-                <w:webHidden/>
-              </w:rPr>
-            </w:r>
-            <w:r>
-              <w:rPr>
-                <w:noProof/>
+                <w:webHidden/>
+              </w:rPr>
+            </w:r>
+            <w:r>
+              <w:rPr>
                 <w:webHidden/>
               </w:rPr>
               <w:fldChar w:fldCharType="separate"/>
             </w:r>
             <w:r>
               <w:rPr>
-                <w:noProof/>
                 <w:webHidden/>
               </w:rPr>
               <w:t>12</w:t>
             </w:r>
             <w:r>
               <w:rPr>
-                <w:noProof/>
                 <w:webHidden/>
               </w:rPr>
               <w:fldChar w:fldCharType="end"/>
@@ -1501,10 +1322,9 @@
             </w:tabs>
             <w:rPr>
               <w:rFonts w:asciiTheme="minorHAnsi" w:hAnsiTheme="minorHAnsi"/>
-              <w:noProof/>
               <w:kern w:val="2"/>
               <w:szCs w:val="24"/>
-              <w:lang w:val="hu-HU" w:eastAsia="hu-HU"/>
+              <w:lang w:eastAsia="hu-HU"/>
               <w14:ligatures w14:val="standardContextual"/>
             </w:rPr>
           </w:pPr>
@@ -1512,54 +1332,46 @@
             <w:r>
               <w:rPr>
                 <w:rStyle w:val="Hiperhivatkozs"/>
-                <w:noProof/>
               </w:rPr>
               <w:t>20. Szolgáltatásredundancia</w:t>
             </w:r>
             <w:r>
               <w:rPr>
-                <w:noProof/>
                 <w:webHidden/>
               </w:rPr>
               <w:tab/>
             </w:r>
             <w:r>
               <w:rPr>
-                <w:noProof/>
                 <w:webHidden/>
               </w:rPr>
               <w:fldChar w:fldCharType="begin"/>
             </w:r>
             <w:r>
               <w:rPr>
-                <w:noProof/>
                 <w:webHidden/>
               </w:rPr>
               <w:instrText xml:space="preserve"> PAGEREF _Toc227537814 \h </w:instrText>
             </w:r>
             <w:r>
               <w:rPr>
-                <w:noProof/>
-                <w:webHidden/>
-              </w:rPr>
-            </w:r>
-            <w:r>
-              <w:rPr>
-                <w:noProof/>
+                <w:webHidden/>
+              </w:rPr>
+            </w:r>
+            <w:r>
+              <w:rPr>
                 <w:webHidden/>
               </w:rPr>
               <w:fldChar w:fldCharType="separate"/>
             </w:r>
             <w:r>
               <w:rPr>
-                <w:noProof/>
                 <w:webHidden/>
               </w:rPr>
               <w:t>12</w:t>
             </w:r>
             <w:r>
               <w:rPr>
-                <w:noProof/>
                 <w:webHidden/>
               </w:rPr>
               <w:fldChar w:fldCharType="end"/>
@@ -1574,10 +1386,9 @@
             </w:tabs>
             <w:rPr>
               <w:rFonts w:asciiTheme="minorHAnsi" w:hAnsiTheme="minorHAnsi"/>
-              <w:noProof/>
               <w:kern w:val="2"/>
               <w:szCs w:val="24"/>
-              <w:lang w:val="hu-HU" w:eastAsia="hu-HU"/>
+              <w:lang w:eastAsia="hu-HU"/>
               <w14:ligatures w14:val="standardContextual"/>
             </w:rPr>
           </w:pPr>
@@ -1585,54 +1396,46 @@
             <w:r>
               <w:rPr>
                 <w:rStyle w:val="Hiperhivatkozs"/>
-                <w:noProof/>
               </w:rPr>
               <w:t>21. Hálózatautomatizáció</w:t>
             </w:r>
             <w:r>
               <w:rPr>
-                <w:noProof/>
                 <w:webHidden/>
               </w:rPr>
               <w:tab/>
             </w:r>
             <w:r>
               <w:rPr>
-                <w:noProof/>
                 <w:webHidden/>
               </w:rPr>
               <w:fldChar w:fldCharType="begin"/>
             </w:r>
             <w:r>
               <w:rPr>
-                <w:noProof/>
                 <w:webHidden/>
               </w:rPr>
               <w:instrText xml:space="preserve"> PAGEREF _Toc227537815 \h </w:instrText>
             </w:r>
             <w:r>
               <w:rPr>
-                <w:noProof/>
-                <w:webHidden/>
-              </w:rPr>
-            </w:r>
-            <w:r>
-              <w:rPr>
-                <w:noProof/>
+                <w:webHidden/>
+              </w:rPr>
+            </w:r>
+            <w:r>
+              <w:rPr>
                 <w:webHidden/>
               </w:rPr>
               <w:fldChar w:fldCharType="separate"/>
             </w:r>
             <w:r>
               <w:rPr>
-                <w:noProof/>
                 <w:webHidden/>
               </w:rPr>
               <w:t>12</w:t>
             </w:r>
             <w:r>
               <w:rPr>
-                <w:noProof/>
                 <w:webHidden/>
               </w:rPr>
               <w:fldChar w:fldCharType="end"/>
@@ -1647,10 +1450,9 @@
             </w:tabs>
             <w:rPr>
               <w:rFonts w:asciiTheme="minorHAnsi" w:hAnsiTheme="minorHAnsi"/>
-              <w:noProof/>
               <w:kern w:val="2"/>
               <w:szCs w:val="24"/>
-              <w:lang w:val="hu-HU" w:eastAsia="hu-HU"/>
+              <w:lang w:eastAsia="hu-HU"/>
               <w14:ligatures w14:val="standardContextual"/>
             </w:rPr>
           </w:pPr>
@@ -1658,54 +1460,46 @@
             <w:r>
               <w:rPr>
                 <w:rStyle w:val="Hiperhivatkozs"/>
-                <w:noProof/>
               </w:rPr>
               <w:t>22. Hálózatmegfigyelés</w:t>
             </w:r>
             <w:r>
               <w:rPr>
-                <w:noProof/>
                 <w:webHidden/>
               </w:rPr>
               <w:tab/>
             </w:r>
             <w:r>
               <w:rPr>
-                <w:noProof/>
                 <w:webHidden/>
               </w:rPr>
               <w:fldChar w:fldCharType="begin"/>
             </w:r>
             <w:r>
               <w:rPr>
-                <w:noProof/>
                 <w:webHidden/>
               </w:rPr>
               <w:instrText xml:space="preserve"> PAGEREF _Toc227537816 \h </w:instrText>
             </w:r>
             <w:r>
               <w:rPr>
-                <w:noProof/>
-                <w:webHidden/>
-              </w:rPr>
-            </w:r>
-            <w:r>
-              <w:rPr>
-                <w:noProof/>
+                <w:webHidden/>
+              </w:rPr>
+            </w:r>
+            <w:r>
+              <w:rPr>
                 <w:webHidden/>
               </w:rPr>
               <w:fldChar w:fldCharType="separate"/>
             </w:r>
             <w:r>
               <w:rPr>
-                <w:noProof/>
                 <w:webHidden/>
               </w:rPr>
               <w:t>12</w:t>
             </w:r>
             <w:r>
               <w:rPr>
-                <w:noProof/>
                 <w:webHidden/>
               </w:rPr>
               <w:fldChar w:fldCharType="end"/>
@@ -1720,10 +1514,9 @@
             </w:tabs>
             <w:rPr>
               <w:rFonts w:asciiTheme="minorHAnsi" w:hAnsiTheme="minorHAnsi"/>
-              <w:noProof/>
               <w:kern w:val="2"/>
               <w:szCs w:val="24"/>
-              <w:lang w:val="hu-HU" w:eastAsia="hu-HU"/>
+              <w:lang w:eastAsia="hu-HU"/>
               <w14:ligatures w14:val="standardContextual"/>
             </w:rPr>
           </w:pPr>
@@ -1732,54 +1525,46 @@
               <w:rPr>
                 <w:rStyle w:val="Hiperhivatkozs"/>
                 <w:rFonts w:eastAsia="Times New Roman"/>
-                <w:noProof/>
               </w:rPr>
               <w:t>23. Dinamikus forgalomirányítás</w:t>
             </w:r>
             <w:r>
               <w:rPr>
-                <w:noProof/>
                 <w:webHidden/>
               </w:rPr>
               <w:tab/>
             </w:r>
             <w:r>
               <w:rPr>
-                <w:noProof/>
                 <w:webHidden/>
               </w:rPr>
               <w:fldChar w:fldCharType="begin"/>
             </w:r>
             <w:r>
               <w:rPr>
-                <w:noProof/>
                 <w:webHidden/>
               </w:rPr>
               <w:instrText xml:space="preserve"> PAGEREF _Toc227537817 \h </w:instrText>
             </w:r>
             <w:r>
               <w:rPr>
-                <w:noProof/>
-                <w:webHidden/>
-              </w:rPr>
-            </w:r>
-            <w:r>
-              <w:rPr>
-                <w:noProof/>
+                <w:webHidden/>
+              </w:rPr>
+            </w:r>
+            <w:r>
+              <w:rPr>
                 <w:webHidden/>
               </w:rPr>
               <w:fldChar w:fldCharType="separate"/>
             </w:r>
             <w:r>
               <w:rPr>
-                <w:noProof/>
                 <w:webHidden/>
               </w:rPr>
               <w:t>12</w:t>
             </w:r>
             <w:r>
               <w:rPr>
-                <w:noProof/>
                 <w:webHidden/>
               </w:rPr>
               <w:fldChar w:fldCharType="end"/>
@@ -1794,10 +1579,9 @@
             </w:tabs>
             <w:rPr>
               <w:rFonts w:asciiTheme="minorHAnsi" w:hAnsiTheme="minorHAnsi"/>
-              <w:noProof/>
               <w:kern w:val="2"/>
               <w:szCs w:val="24"/>
-              <w:lang w:val="hu-HU" w:eastAsia="hu-HU"/>
+              <w:lang w:eastAsia="hu-HU"/>
               <w14:ligatures w14:val="standardContextual"/>
             </w:rPr>
           </w:pPr>
@@ -1806,54 +1590,46 @@
               <w:rPr>
                 <w:rStyle w:val="Hiperhivatkozs"/>
                 <w:rFonts w:eastAsia="Times New Roman"/>
-                <w:noProof/>
               </w:rPr>
               <w:t>24. PPP hitelesítés</w:t>
             </w:r>
             <w:r>
               <w:rPr>
-                <w:noProof/>
                 <w:webHidden/>
               </w:rPr>
               <w:tab/>
             </w:r>
             <w:r>
               <w:rPr>
-                <w:noProof/>
                 <w:webHidden/>
               </w:rPr>
               <w:fldChar w:fldCharType="begin"/>
             </w:r>
             <w:r>
               <w:rPr>
-                <w:noProof/>
                 <w:webHidden/>
               </w:rPr>
               <w:instrText xml:space="preserve"> PAGEREF _Toc227537818 \h </w:instrText>
             </w:r>
             <w:r>
               <w:rPr>
-                <w:noProof/>
-                <w:webHidden/>
-              </w:rPr>
-            </w:r>
-            <w:r>
-              <w:rPr>
-                <w:noProof/>
+                <w:webHidden/>
+              </w:rPr>
+            </w:r>
+            <w:r>
+              <w:rPr>
                 <w:webHidden/>
               </w:rPr>
               <w:fldChar w:fldCharType="separate"/>
             </w:r>
             <w:r>
               <w:rPr>
-                <w:noProof/>
                 <w:webHidden/>
               </w:rPr>
               <w:t>12</w:t>
             </w:r>
             <w:r>
               <w:rPr>
-                <w:noProof/>
                 <w:webHidden/>
               </w:rPr>
               <w:fldChar w:fldCharType="end"/>
@@ -1886,67 +1662,24 @@
       <w:bookmarkEnd w:id="0"/>
     </w:p>
     <w:p>
-      <w:pPr>
-        <w:rPr>
-          <w:lang w:val="hu-HU"/>
-        </w:rPr>
-      </w:pPr>
       <w:r>
         <w:rPr>
           <w:b/>
           <w:bCs/>
-          <w:lang w:val="hu-HU"/>
         </w:rPr>
         <w:t>A tesztelési dokumentáció célja a rendszer működésének ellenőrzése valamint annak biztosítása, hogy a megvalósított megoldás megfelel a tervezési követelményeknek</w:t>
       </w:r>
       <w:r>
-        <w:rPr>
-          <w:lang w:val="hu-HU"/>
-        </w:rPr>
         <w:t>. A tesztelési folyamat során különböző tesztesetek kerültek végrehajtásra, amelyek lefedik a rendszer főbb funkcióit és komponenseit.</w:t>
       </w:r>
     </w:p>
     <w:p>
-      <w:pPr>
-        <w:rPr>
-          <w:lang w:val="hu-HU"/>
-        </w:rPr>
-      </w:pPr>
-      <w:r>
-        <w:rPr>
-          <w:lang w:val="hu-HU"/>
-        </w:rPr>
-        <w:t>A vizsgálatok során kiemelt figyelmet fordítottunk a hálózati kommunikáció stabilitására, a</w:t>
-      </w:r>
-      <w:r>
-        <w:rPr>
-          <w:lang w:val="hu-HU"/>
-        </w:rPr>
-        <w:t xml:space="preserve"> szerverek </w:t>
-      </w:r>
-      <w:r>
-        <w:rPr>
-          <w:lang w:val="hu-HU"/>
-        </w:rPr>
-        <w:t>megfelelő konfigurációjára, valamint a biztonsági és redundancia megoldások működésére. A tesztelés célja továbbá annak igazolása, hogy a rendszer képes folyamatos és megbízható működésre</w:t>
-      </w:r>
-      <w:r>
-        <w:rPr>
-          <w:lang w:val="hu-HU"/>
-        </w:rPr>
-        <w:t>.</w:t>
+      <w:r>
+        <w:t>A vizsgálatok során kiemelt figyelmet fordítottunk a hálózati kommunikáció stabilitására, a szerverek megfelelő konfigurációjára, valamint a biztonsági és redundancia megoldások működésére. A tesztelés célja továbbá annak igazolása, hogy a rendszer képes folyamatos és megbízható működésre.</w:t>
       </w:r>
     </w:p>
     <w:p>
-      <w:pPr>
-        <w:rPr>
-          <w:lang w:val="hu-HU"/>
-        </w:rPr>
-      </w:pPr>
-      <w:r>
-        <w:rPr>
-          <w:lang w:val="hu-HU"/>
-        </w:rPr>
+      <w:r>
         <w:t>A dokumentáció tartalmazza az alkalmazott módszereket, a végrehajtott tesztesetek leírását, valamint azok eredményeit és kiértékelését.</w:t>
       </w:r>
     </w:p>
@@ -1983,32 +1716,17 @@
     </w:p>
     <w:p>
       <w:r>
-        <w:t>A cél annak vizsgálata, hogy a Rapid Spanning Tree Protocol biztosítja-e a hálózat működését linkhiba esetén.</w:t>
+        <w:t>A cél annak vizsgálata, hogy a Rapid Spanning Tree Protocol biztosítja-e a hálózat működését linkhiba esetén. Ellenőrizzük, hogy a szerver elérhető marad-e kieső kapcsolat mellett.</w:t>
       </w:r>
       <w:r>
         <w:t xml:space="preserve"> </w:t>
       </w:r>
       <w:r>
-        <w:t>Ellenőrizzük, hogy a szerver elérhető marad-e kieső kapcsolat mellett.</w:t>
-      </w:r>
-      <w:r>
-        <w:t xml:space="preserve"> </w:t>
-      </w:r>
-      <w:r>
-        <w:t>Három switch egymásba kötve, redundáns topológiában.</w:t>
-      </w:r>
-      <w:r>
-        <w:t xml:space="preserve"> </w:t>
-      </w:r>
-      <w:r>
-        <w:t>A root bridge automatikusan lett kijelölve.</w:t>
+        <w:t>Három switch egymásba kötve, redundáns topológiában. A root bridge automatikusan lett kijelölve.</w:t>
       </w:r>
     </w:p>
     <w:p>
       <w:r>
-        <w:rPr>
-          <w:noProof/>
-        </w:rPr>
         <w:drawing>
           <wp:anchor distT="0" distB="0" distL="114300" distR="114300" simplePos="0" relativeHeight="251659264" behindDoc="0" locked="0" layoutInCell="1" allowOverlap="1" wp14:anchorId="72EC5472" wp14:editId="5CFBE088">
             <wp:simplePos x="0" y="0"/>
@@ -2070,10 +1788,7 @@
         <w:t>FOLDSZINT_SW</w:t>
       </w:r>
       <w:r>
-        <w:t xml:space="preserve"> switch </w:t>
-      </w:r>
-      <w:r>
-        <w:t>root bridge</w:t>
+        <w:t xml:space="preserve"> switch root bridge</w:t>
       </w:r>
       <w:r>
         <w:t xml:space="preserve"> (</w:t>
@@ -2089,13 +1804,7 @@
         <w:t>)</w:t>
       </w:r>
       <w:r>
-        <w:t xml:space="preserve"> felé tartó</w:t>
-      </w:r>
-      <w:r>
-        <w:t xml:space="preserve"> kapcsolatát </w:t>
-      </w:r>
-      <w:r>
-        <w:t>lekapcsolt</w:t>
+        <w:t xml:space="preserve"> felé tartó kapcsolatát lekapcsolt</w:t>
       </w:r>
       <w:r>
         <w:t>uk</w:t>
@@ -2104,25 +1813,13 @@
         <w:t xml:space="preserve"> (1.1, 1.2. ábra)</w:t>
       </w:r>
       <w:r>
-        <w:t>.</w:t>
-      </w:r>
-      <w:r>
-        <w:t xml:space="preserve"> </w:t>
-      </w:r>
-      <w:r>
-        <w:t>Ezután tesztelt</w:t>
+        <w:t>. Ezután tesztelt</w:t>
       </w:r>
       <w:r>
         <w:t>ük</w:t>
       </w:r>
       <w:r>
-        <w:t xml:space="preserve"> a szerver elérhetőségét </w:t>
-      </w:r>
-      <w:r>
-        <w:t>a switchről</w:t>
-      </w:r>
-      <w:r>
-        <w:t>.</w:t>
+        <w:t xml:space="preserve"> a szerver elérhetőségét a switchről.</w:t>
       </w:r>
     </w:p>
     <w:p>
@@ -2130,9 +1827,6 @@
         <w:keepNext/>
       </w:pPr>
       <w:r>
-        <w:rPr>
-          <w:noProof/>
-        </w:rPr>
         <w:drawing>
           <wp:anchor distT="0" distB="0" distL="114300" distR="114300" simplePos="0" relativeHeight="251657216" behindDoc="0" locked="0" layoutInCell="1" allowOverlap="1" wp14:anchorId="684CFD09" wp14:editId="4F443675">
             <wp:simplePos x="0" y="0"/>
@@ -2190,9 +1884,6 @@
         </w:drawing>
       </w:r>
       <w:r>
-        <w:rPr>
-          <w:noProof/>
-        </w:rPr>
         <mc:AlternateContent>
           <mc:Choice Requires="wps">
             <w:drawing>
@@ -2259,7 +1950,7 @@
                 <v:stroke joinstyle="miter"/>
                 <v:path gradientshapeok="t" o:connecttype="rect"/>
               </v:shapetype>
-              <v:shape id="Szövegdoboz 1" o:spid="_x0000_s1026" type="#_x0000_t202" style="position:absolute;left:0;text-align:left;margin-left:0;margin-top:192.7pt;width:467.25pt;height:.05pt;z-index:251661312;visibility:visible;mso-wrap-style:square;mso-wrap-distance-left:9pt;mso-wrap-distance-top:0;mso-wrap-distance-right:9pt;mso-wrap-distance-bottom:0;mso-position-horizontal:left;mso-position-horizontal-relative:margin;mso-position-vertical:absolute;mso-position-vertical-relative:text;v-text-anchor:top" o:gfxdata="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" stroked="f">
+              <v:shape id="Szövegdoboz 1" o:spid="_x0000_s1026" type="#_x0000_t202" style="position:absolute;left:0;text-align:left;margin-left:0;margin-top:192.7pt;width:467.25pt;height:.05pt;z-index:251661312;visibility:visible;mso-wrap-style:square;mso-wrap-distance-left:9pt;mso-wrap-distance-top:0;mso-wrap-distance-right:9pt;mso-wrap-distance-bottom:0;mso-position-horizontal:left;mso-position-horizontal-relative:margin;mso-position-vertical:absolute;mso-position-vertical-relative:text;v-text-anchor:top" o:gfxdata="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" stroked="f">
                 <v:textbox style="mso-fit-shape-to-text:t" inset="0,0,0,0">
                   <w:txbxContent>
                     <w:p>
@@ -2282,9 +1973,6 @@
     </w:p>
     <w:p>
       <w:r>
-        <w:rPr>
-          <w:noProof/>
-        </w:rPr>
         <mc:AlternateContent>
           <mc:Choice Requires="wps">
             <w:drawing>
@@ -2326,13 +2014,10 @@
                               <w:jc w:val="center"/>
                             </w:pPr>
                             <w:r>
-                              <w:t>1.</w:t>
+                              <w:t xml:space="preserve">1.3. </w:t>
                             </w:r>
                             <w:r>
-                              <w:t>3</w:t>
-                            </w:r>
-                            <w:r>
-                              <w:t>. ábra</w:t>
+                              <w:t>ábra</w:t>
                             </w:r>
                           </w:p>
                         </w:txbxContent>
@@ -2351,7 +2036,7 @@
           </mc:Choice>
           <mc:Fallback>
             <w:pict>
-              <v:shape w14:anchorId="39579D40" id="_x0000_s1027" type="#_x0000_t202" style="position:absolute;left:0;text-align:left;margin-left:0;margin-top:217.05pt;width:467.25pt;height:.05pt;z-index:251665408;visibility:visible;mso-wrap-style:square;mso-wrap-distance-left:9pt;mso-wrap-distance-top:0;mso-wrap-distance-right:9pt;mso-wrap-distance-bottom:0;mso-position-horizontal:center;mso-position-horizontal-relative:margin;mso-position-vertical:absolute;mso-position-vertical-relative:text;v-text-anchor:top" o:gfxdata="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" filled="f" stroked="f">
+              <v:shape w14:anchorId="39579D40" id="_x0000_s1027" type="#_x0000_t202" style="position:absolute;left:0;text-align:left;margin-left:0;margin-top:217.05pt;width:467.25pt;height:.05pt;z-index:251665408;visibility:visible;mso-wrap-style:square;mso-wrap-distance-left:9pt;mso-wrap-distance-top:0;mso-wrap-distance-right:9pt;mso-wrap-distance-bottom:0;mso-position-horizontal:center;mso-position-horizontal-relative:margin;mso-position-vertical:absolute;mso-position-vertical-relative:text;v-text-anchor:top" o:gfxdata="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" filled="f" stroked="f">
                 <v:textbox style="mso-fit-shape-to-text:t" inset="0,0,0,0">
                   <w:txbxContent>
                     <w:p>
@@ -2360,13 +2045,10 @@
                         <w:jc w:val="center"/>
                       </w:pPr>
                       <w:r>
-                        <w:t>1.</w:t>
+                        <w:t xml:space="preserve">1.3. </w:t>
                       </w:r>
                       <w:r>
-                        <w:t>3</w:t>
-                      </w:r>
-                      <w:r>
-                        <w:t>. ábra</w:t>
+                        <w:t>ábra</w:t>
                       </w:r>
                     </w:p>
                   </w:txbxContent>
@@ -2378,9 +2060,6 @@
         </mc:AlternateContent>
       </w:r>
       <w:r>
-        <w:rPr>
-          <w:noProof/>
-        </w:rPr>
         <w:drawing>
           <wp:anchor distT="0" distB="0" distL="114300" distR="114300" simplePos="0" relativeHeight="251658240" behindDoc="0" locked="0" layoutInCell="1" allowOverlap="1" wp14:anchorId="07B7CEF9" wp14:editId="06EA1387">
             <wp:simplePos x="0" y="0"/>
@@ -2432,9 +2111,6 @@
         </w:drawing>
       </w:r>
       <w:r>
-        <w:rPr>
-          <w:noProof/>
-        </w:rPr>
         <mc:AlternateContent>
           <mc:Choice Requires="wps">
             <w:drawing>
@@ -2478,13 +2154,10 @@
                               <w:jc w:val="center"/>
                             </w:pPr>
                             <w:r>
-                              <w:t>1.</w:t>
+                              <w:t xml:space="preserve">1.2. </w:t>
                             </w:r>
                             <w:r>
-                              <w:t>2</w:t>
-                            </w:r>
-                            <w:r>
-                              <w:t>. ábra</w:t>
+                              <w:t>ábra</w:t>
                             </w:r>
                           </w:p>
                         </w:txbxContent>
@@ -2503,7 +2176,7 @@
           </mc:Choice>
           <mc:Fallback>
             <w:pict>
-              <v:shape w14:anchorId="5458C4BC" id="_x0000_s1028" type="#_x0000_t202" style="position:absolute;left:0;text-align:left;margin-left:0;margin-top:77.2pt;width:467.25pt;height:.05pt;z-index:251663360;visibility:visible;mso-wrap-style:square;mso-wrap-distance-left:9pt;mso-wrap-distance-top:0;mso-wrap-distance-right:9pt;mso-wrap-distance-bottom:0;mso-position-horizontal:left;mso-position-horizontal-relative:margin;mso-position-vertical:absolute;mso-position-vertical-relative:text;v-text-anchor:top" o:gfxdata="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" stroked="f">
+              <v:shape w14:anchorId="5458C4BC" id="_x0000_s1028" type="#_x0000_t202" style="position:absolute;left:0;text-align:left;margin-left:0;margin-top:77.2pt;width:467.25pt;height:.05pt;z-index:251663360;visibility:visible;mso-wrap-style:square;mso-wrap-distance-left:9pt;mso-wrap-distance-top:0;mso-wrap-distance-right:9pt;mso-wrap-distance-bottom:0;mso-position-horizontal:left;mso-position-horizontal-relative:margin;mso-position-vertical:absolute;mso-position-vertical-relative:text;v-text-anchor:top" o:gfxdata="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" stroked="f">
                 <v:textbox style="mso-fit-shape-to-text:t" inset="0,0,0,0">
                   <w:txbxContent>
                     <w:p>
@@ -2512,13 +2185,10 @@
                         <w:jc w:val="center"/>
                       </w:pPr>
                       <w:r>
-                        <w:t>1.</w:t>
+                        <w:t xml:space="preserve">1.2. </w:t>
                       </w:r>
                       <w:r>
-                        <w:t>2</w:t>
-                      </w:r>
-                      <w:r>
-                        <w:t>. ábra</w:t>
+                        <w:t>ábra</w:t>
                       </w:r>
                     </w:p>
                   </w:txbxContent>
@@ -2536,27 +2206,12 @@
         <w:t xml:space="preserve"> (1.3 ábra)</w:t>
       </w:r>
       <w:r>
-        <w:t>.</w:t>
-      </w:r>
-      <w:r>
-        <w:t xml:space="preserve"> </w:t>
-      </w:r>
-      <w:r>
-        <w:t>A forgalom alternatív útvonalon, kerülő úton jutott el</w:t>
-      </w:r>
-      <w:r>
-        <w:t>.</w:t>
+        <w:t>. A forgalom alternatív útvonalon, kerülő úton jutott el.</w:t>
       </w:r>
     </w:p>
     <w:p>
       <w:r>
-        <w:t>A hálózat hibatűrően működött, nem történt szolgáltatás kiesés.</w:t>
-      </w:r>
-      <w:r>
-        <w:t xml:space="preserve"> </w:t>
-      </w:r>
-      <w:r>
-        <w:t>Az RSTP gyorsan újrakonfigurálta az útvonalakat.</w:t>
+        <w:t>A hálózat hibatűrően működött, nem történt szolgáltatás kiesés. Az RSTP gyorsan újrakonfigurálta az útvonalakat.</w:t>
       </w:r>
     </w:p>
     <w:p>
@@ -2581,9 +2236,6 @@
     </w:p>
     <w:p>
       <w:r>
-        <w:rPr>
-          <w:noProof/>
-        </w:rPr>
         <mc:AlternateContent>
           <mc:Choice Requires="wps">
             <w:drawing>
@@ -2625,16 +2277,10 @@
                               <w:jc w:val="center"/>
                             </w:pPr>
                             <w:r>
-                              <w:t>2</w:t>
+                              <w:t xml:space="preserve">2.1. </w:t>
                             </w:r>
                             <w:r>
-                              <w:t>.</w:t>
-                            </w:r>
-                            <w:r>
-                              <w:t>1</w:t>
-                            </w:r>
-                            <w:r>
-                              <w:t>. ábra</w:t>
+                              <w:t>ábra</w:t>
                             </w:r>
                           </w:p>
                         </w:txbxContent>
@@ -2653,7 +2299,7 @@
           </mc:Choice>
           <mc:Fallback>
             <w:pict>
-              <v:shape w14:anchorId="6E341546" id="_x0000_s1029" type="#_x0000_t202" style="position:absolute;left:0;text-align:left;margin-left:-8pt;margin-top:255.8pt;width:467.25pt;height:.05pt;z-index:251668480;visibility:visible;mso-wrap-style:square;mso-wrap-distance-left:9pt;mso-wrap-distance-top:0;mso-wrap-distance-right:9pt;mso-wrap-distance-bottom:0;mso-position-horizontal:absolute;mso-position-horizontal-relative:margin;mso-position-vertical:absolute;mso-position-vertical-relative:text;v-text-anchor:top" o:gfxdata="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" filled="f" stroked="f">
+              <v:shape w14:anchorId="6E341546" id="_x0000_s1029" type="#_x0000_t202" style="position:absolute;left:0;text-align:left;margin-left:-8pt;margin-top:255.8pt;width:467.25pt;height:.05pt;z-index:251668480;visibility:visible;mso-wrap-style:square;mso-wrap-distance-left:9pt;mso-wrap-distance-top:0;mso-wrap-distance-right:9pt;mso-wrap-distance-bottom:0;mso-position-horizontal:absolute;mso-position-horizontal-relative:margin;mso-position-vertical:absolute;mso-position-vertical-relative:text;v-text-anchor:top" o:gfxdata="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" filled="f" stroked="f">
                 <v:textbox style="mso-fit-shape-to-text:t" inset="0,0,0,0">
                   <w:txbxContent>
                     <w:p>
@@ -2662,16 +2308,10 @@
                         <w:jc w:val="center"/>
                       </w:pPr>
                       <w:r>
-                        <w:t>2</w:t>
+                        <w:t xml:space="preserve">2.1. </w:t>
                       </w:r>
                       <w:r>
-                        <w:t>.</w:t>
-                      </w:r>
-                      <w:r>
-                        <w:t>1</w:t>
-                      </w:r>
-                      <w:r>
-                        <w:t>. ábra</w:t>
+                        <w:t>ábra</w:t>
                       </w:r>
                     </w:p>
                   </w:txbxContent>
@@ -2683,9 +2323,6 @@
         </mc:AlternateContent>
       </w:r>
       <w:r>
-        <w:rPr>
-          <w:noProof/>
-        </w:rPr>
         <w:drawing>
           <wp:anchor distT="0" distB="0" distL="114300" distR="114300" simplePos="0" relativeHeight="251666432" behindDoc="0" locked="0" layoutInCell="1" allowOverlap="1" wp14:anchorId="43CE14AD" wp14:editId="1651CE9A">
             <wp:simplePos x="0" y="0"/>
@@ -2752,13 +2389,7 @@
         </w:drawing>
       </w:r>
       <w:r>
-        <w:t>A cél annak vizsgálata, hogy a Rapid Spanning Tree Protocol felismeri-e a hurkot és kezeli azt.</w:t>
-      </w:r>
-      <w:r>
-        <w:t xml:space="preserve"> </w:t>
-      </w:r>
-      <w:r>
-        <w:t xml:space="preserve">A </w:t>
+        <w:t xml:space="preserve">A cél annak vizsgálata, hogy a Rapid Spanning Tree Protocol felismeri-e a hurkot és kezeli azt. A </w:t>
       </w:r>
       <w:r>
         <w:rPr>
@@ -2805,39 +2436,12 @@
     </w:p>
     <w:p>
       <w:r>
-        <w:t>Mindkét port</w:t>
-      </w:r>
-      <w:r>
-        <w:t xml:space="preserve"> blocking állapotba kerül</w:t>
-      </w:r>
-      <w:r>
-        <w:t>t</w:t>
-      </w:r>
-      <w:r>
-        <w:t>.</w:t>
-      </w:r>
-      <w:r>
-        <w:t xml:space="preserve"> </w:t>
-      </w:r>
-      <w:r>
-        <w:t>A logokban</w:t>
-      </w:r>
-      <w:r>
-        <w:t xml:space="preserve"> (2.1 ábra)</w:t>
-      </w:r>
-      <w:r>
-        <w:t xml:space="preserve"> látható a port state változás.</w:t>
+        <w:t>Mindkét port blocking állapotba került. A logokban (2.1 ábra) látható a port state változás.</w:t>
       </w:r>
     </w:p>
     <w:p>
       <w:r>
-        <w:t>Az RSTP helyesen kezelte a hurkot</w:t>
-      </w:r>
-      <w:r>
-        <w:t>, a</w:t>
-      </w:r>
-      <w:r>
-        <w:t xml:space="preserve"> hálózat stabil maradt. </w:t>
+        <w:t xml:space="preserve">Az RSTP helyesen kezelte a hurkot, a hálózat stabil maradt. </w:t>
       </w:r>
     </w:p>
     <w:p>
@@ -2860,9 +2464,6 @@
     </w:p>
     <w:p>
       <w:r>
-        <w:rPr>
-          <w:noProof/>
-        </w:rPr>
         <mc:AlternateContent>
           <mc:Choice Requires="wps">
             <w:drawing>
@@ -2904,16 +2505,10 @@
                               <w:jc w:val="center"/>
                             </w:pPr>
                             <w:r>
-                              <w:t>3</w:t>
+                              <w:t xml:space="preserve">3.1. </w:t>
                             </w:r>
                             <w:r>
-                              <w:t>.</w:t>
-                            </w:r>
-                            <w:r>
-                              <w:t>1</w:t>
-                            </w:r>
-                            <w:r>
-                              <w:t>. ábra</w:t>
+                              <w:t>ábra</w:t>
                             </w:r>
                           </w:p>
                         </w:txbxContent>
@@ -2935,7 +2530,7 @@
           </mc:Choice>
           <mc:Fallback>
             <w:pict>
-              <v:shape w14:anchorId="0A9F961B" id="_x0000_s1030" type="#_x0000_t202" style="position:absolute;left:0;text-align:left;margin-left:401.05pt;margin-top:229.2pt;width:452.25pt;height:.05pt;z-index:251671552;visibility:visible;mso-wrap-style:square;mso-width-percent:0;mso-wrap-distance-left:9pt;mso-wrap-distance-top:0;mso-wrap-distance-right:9pt;mso-wrap-distance-bottom:0;mso-position-horizontal:right;mso-position-horizontal-relative:margin;mso-position-vertical:absolute;mso-position-vertical-relative:text;mso-width-percent:0;mso-width-relative:margin;v-text-anchor:top" o:gfxdata="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" filled="f" stroked="f">
+              <v:shape w14:anchorId="0A9F961B" id="_x0000_s1030" type="#_x0000_t202" style="position:absolute;left:0;text-align:left;margin-left:401.05pt;margin-top:229.2pt;width:452.25pt;height:.05pt;z-index:251671552;visibility:visible;mso-wrap-style:square;mso-width-percent:0;mso-wrap-distance-left:9pt;mso-wrap-distance-top:0;mso-wrap-distance-right:9pt;mso-wrap-distance-bottom:0;mso-position-horizontal:right;mso-position-horizontal-relative:margin;mso-position-vertical:absolute;mso-position-vertical-relative:text;mso-width-percent:0;mso-width-relative:margin;v-text-anchor:top" o:gfxdata="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" filled="f" stroked="f">
                 <v:textbox style="mso-fit-shape-to-text:t" inset="0,0,0,0">
                   <w:txbxContent>
                     <w:p>
@@ -2944,16 +2539,10 @@
                         <w:jc w:val="center"/>
                       </w:pPr>
                       <w:r>
-                        <w:t>3</w:t>
+                        <w:t xml:space="preserve">3.1. </w:t>
                       </w:r>
                       <w:r>
-                        <w:t>.</w:t>
-                      </w:r>
-                      <w:r>
-                        <w:t>1</w:t>
-                      </w:r>
-                      <w:r>
-                        <w:t>. ábra</w:t>
+                        <w:t>ábra</w:t>
                       </w:r>
                     </w:p>
                   </w:txbxContent>
@@ -2965,9 +2554,6 @@
         </mc:AlternateContent>
       </w:r>
       <w:r>
-        <w:rPr>
-          <w:noProof/>
-        </w:rPr>
         <w:drawing>
           <wp:anchor distT="0" distB="0" distL="114300" distR="114300" simplePos="0" relativeHeight="251669504" behindDoc="0" locked="0" layoutInCell="1" allowOverlap="1" wp14:anchorId="4845AC38" wp14:editId="6330B2D4">
             <wp:simplePos x="0" y="0"/>
@@ -3023,8 +2609,6 @@
       </w:r>
       <w:r>
         <w:br/>
-      </w:r>
-      <w:r>
         <w:t xml:space="preserve">A </w:t>
       </w:r>
       <w:r>
@@ -3035,28 +2619,11 @@
         <w:t>FOLDSZINT_SW</w:t>
       </w:r>
       <w:r>
-        <w:t>-n t</w:t>
-      </w:r>
-      <w:r>
-        <w:t>öbb port-channel (Po1, Po3) került kialakításra</w:t>
-      </w:r>
-      <w:r>
-        <w:t xml:space="preserve"> (3.1. ábra)</w:t>
-      </w:r>
-      <w:r>
-        <w:t>.</w:t>
+        <w:t>-n több port-channel (Po1, Po3) került kialakításra (3.1. ábra).</w:t>
       </w:r>
     </w:p>
     <w:p>
-      <w:pPr>
-        <w:rPr>
-          <w:noProof/>
-        </w:rPr>
-      </w:pPr>
-      <w:r>
-        <w:rPr>
-          <w:noProof/>
-        </w:rPr>
+      <w:r>
         <w:lastRenderedPageBreak/>
         <w:drawing>
           <wp:anchor distT="0" distB="0" distL="114300" distR="114300" simplePos="0" relativeHeight="251675648" behindDoc="0" locked="0" layoutInCell="1" allowOverlap="1" wp14:anchorId="500AA03E" wp14:editId="6323F971">
@@ -3116,9 +2683,6 @@
         </w:drawing>
       </w:r>
       <w:r>
-        <w:rPr>
-          <w:noProof/>
-        </w:rPr>
         <mc:AlternateContent>
           <mc:Choice Requires="wps">
             <w:drawing>
@@ -3160,16 +2724,10 @@
                               <w:jc w:val="center"/>
                             </w:pPr>
                             <w:r>
-                              <w:t>3</w:t>
+                              <w:t xml:space="preserve">3.2. </w:t>
                             </w:r>
                             <w:r>
-                              <w:t>.</w:t>
-                            </w:r>
-                            <w:r>
-                              <w:t>2</w:t>
-                            </w:r>
-                            <w:r>
-                              <w:t>. ábra</w:t>
+                              <w:t>ábra</w:t>
                             </w:r>
                           </w:p>
                         </w:txbxContent>
@@ -3191,7 +2749,7 @@
           </mc:Choice>
           <mc:Fallback>
             <w:pict>
-              <v:shape w14:anchorId="14BF5180" id="_x0000_s1031" type="#_x0000_t202" style="position:absolute;left:0;text-align:left;margin-left:.5pt;margin-top:320.1pt;width:452.25pt;height:.05pt;z-index:251674624;visibility:visible;mso-wrap-style:square;mso-width-percent:0;mso-wrap-distance-left:9pt;mso-wrap-distance-top:0;mso-wrap-distance-right:9pt;mso-wrap-distance-bottom:0;mso-position-horizontal:absolute;mso-position-horizontal-relative:margin;mso-position-vertical:absolute;mso-position-vertical-relative:text;mso-width-percent:0;mso-width-relative:margin;v-text-anchor:top" o:gfxdata="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" filled="f" stroked="f">
+              <v:shape w14:anchorId="14BF5180" id="_x0000_s1031" type="#_x0000_t202" style="position:absolute;left:0;text-align:left;margin-left:.5pt;margin-top:320.1pt;width:452.25pt;height:.05pt;z-index:251674624;visibility:visible;mso-wrap-style:square;mso-width-percent:0;mso-wrap-distance-left:9pt;mso-wrap-distance-top:0;mso-wrap-distance-right:9pt;mso-wrap-distance-bottom:0;mso-position-horizontal:absolute;mso-position-horizontal-relative:margin;mso-position-vertical:absolute;mso-position-vertical-relative:text;mso-width-percent:0;mso-width-relative:margin;v-text-anchor:top" o:gfxdata="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" filled="f" stroked="f">
                 <v:textbox style="mso-fit-shape-to-text:t" inset="0,0,0,0">
                   <w:txbxContent>
                     <w:p>
@@ -3200,16 +2758,10 @@
                         <w:jc w:val="center"/>
                       </w:pPr>
                       <w:r>
-                        <w:t>3</w:t>
+                        <w:t xml:space="preserve">3.2. </w:t>
                       </w:r>
                       <w:r>
-                        <w:t>.</w:t>
-                      </w:r>
-                      <w:r>
-                        <w:t>2</w:t>
-                      </w:r>
-                      <w:r>
-                        <w:t>. ábra</w:t>
+                        <w:t>ábra</w:t>
                       </w:r>
                     </w:p>
                   </w:txbxContent>
@@ -3221,9 +2773,6 @@
         </mc:AlternateContent>
       </w:r>
       <w:r>
-        <w:rPr>
-          <w:noProof/>
-        </w:rPr>
         <w:drawing>
           <wp:anchor distT="0" distB="0" distL="114300" distR="114300" simplePos="0" relativeHeight="251672576" behindDoc="0" locked="0" layoutInCell="1" allowOverlap="1" wp14:anchorId="2C29F55D" wp14:editId="3ECA10B8">
             <wp:simplePos x="0" y="0"/>
@@ -3288,9 +2837,6 @@
         </w:drawing>
       </w:r>
       <w:r>
-        <w:rPr>
-          <w:noProof/>
-        </w:rPr>
         <mc:AlternateContent>
           <mc:Choice Requires="wps">
             <w:drawing>
@@ -3332,16 +2878,10 @@
                               <w:jc w:val="center"/>
                             </w:pPr>
                             <w:r>
-                              <w:t>3</w:t>
+                              <w:t xml:space="preserve">3.3. </w:t>
                             </w:r>
                             <w:r>
-                              <w:t>.</w:t>
-                            </w:r>
-                            <w:r>
-                              <w:t>3</w:t>
-                            </w:r>
-                            <w:r>
-                              <w:t>. ábra</w:t>
+                              <w:t>ábra</w:t>
                             </w:r>
                           </w:p>
                         </w:txbxContent>
@@ -3363,7 +2903,7 @@
           </mc:Choice>
           <mc:Fallback>
             <w:pict>
-              <v:shape w14:anchorId="565AA2F7" id="_x0000_s1032" type="#_x0000_t202" style="position:absolute;left:0;text-align:left;margin-left:.5pt;margin-top:605.6pt;width:452.25pt;height:.05pt;z-index:251677696;visibility:visible;mso-wrap-style:square;mso-width-percent:0;mso-wrap-distance-left:9pt;mso-wrap-distance-top:0;mso-wrap-distance-right:9pt;mso-wrap-distance-bottom:0;mso-position-horizontal:absolute;mso-position-horizontal-relative:margin;mso-position-vertical:absolute;mso-position-vertical-relative:text;mso-width-percent:0;mso-width-relative:margin;v-text-anchor:top" o:gfxdata="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" filled="f" stroked="f">
+              <v:shape w14:anchorId="565AA2F7" id="_x0000_s1032" type="#_x0000_t202" style="position:absolute;left:0;text-align:left;margin-left:.5pt;margin-top:605.6pt;width:452.25pt;height:.05pt;z-index:251677696;visibility:visible;mso-wrap-style:square;mso-width-percent:0;mso-wrap-distance-left:9pt;mso-wrap-distance-top:0;mso-wrap-distance-right:9pt;mso-wrap-distance-bottom:0;mso-position-horizontal:absolute;mso-position-horizontal-relative:margin;mso-position-vertical:absolute;mso-position-vertical-relative:text;mso-width-percent:0;mso-width-relative:margin;v-text-anchor:top" o:gfxdata="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" filled="f" stroked="f">
                 <v:textbox style="mso-fit-shape-to-text:t" inset="0,0,0,0">
                   <w:txbxContent>
                     <w:p>
@@ -3372,16 +2912,10 @@
                         <w:jc w:val="center"/>
                       </w:pPr>
                       <w:r>
-                        <w:t>3</w:t>
+                        <w:t xml:space="preserve">3.3. </w:t>
                       </w:r>
                       <w:r>
-                        <w:t>.</w:t>
-                      </w:r>
-                      <w:r>
-                        <w:t>3</w:t>
-                      </w:r>
-                      <w:r>
-                        <w:t>. ábra</w:t>
+                        <w:t>ábra</w:t>
                       </w:r>
                     </w:p>
                   </w:txbxContent>
@@ -3403,10 +2937,7 @@
         <w:t>show etherchannel summary</w:t>
       </w:r>
       <w:r>
-        <w:t xml:space="preserve"> </w:t>
-      </w:r>
-      <w:r>
-        <w:t xml:space="preserve">(3.2. ábra), </w:t>
+        <w:t xml:space="preserve"> (3.2. ábra), </w:t>
       </w:r>
       <w:r>
         <w:rPr>
@@ -3416,13 +2947,7 @@
         <w:t>show etherchannel detail</w:t>
       </w:r>
       <w:r>
-        <w:t xml:space="preserve"> </w:t>
-      </w:r>
-      <w:r>
-        <w:t xml:space="preserve">(3.3. ábra) </w:t>
-      </w:r>
-      <w:r>
-        <w:t xml:space="preserve">és </w:t>
+        <w:t xml:space="preserve"> (3.3. ábra) és </w:t>
       </w:r>
       <w:r>
         <w:rPr>
@@ -3432,58 +2957,32 @@
         <w:t>port-channel 1</w:t>
       </w:r>
       <w:r>
-        <w:t xml:space="preserve"> </w:t>
-      </w:r>
-      <w:r>
-        <w:t>(3.</w:t>
+        <w:t xml:space="preserve"> (3.</w:t>
       </w:r>
       <w:r>
         <w:t>4</w:t>
       </w:r>
       <w:r>
-        <w:t xml:space="preserve">. ábra) </w:t>
-      </w:r>
-      <w:r>
-        <w:t>parancsokkal ellenőrizt</w:t>
+        <w:t>. ábra) parancsokkal ellenőrizt</w:t>
       </w:r>
       <w:r>
         <w:t>ük</w:t>
       </w:r>
       <w:r>
-        <w:t xml:space="preserve"> az állapotokat, megfigyelve a portok és port-channel-ek státuszát.</w:t>
-      </w:r>
-      <w:r>
-        <w:rPr>
-          <w:noProof/>
-        </w:rPr>
-        <w:t xml:space="preserve"> </w:t>
+        <w:t xml:space="preserve"> az állapotokat, megfigyelve a portok és port-channel-ek státuszát. </w:t>
       </w:r>
     </w:p>
     <w:p>
       <w:pPr>
         <w:spacing w:after="160" w:line="312" w:lineRule="auto"/>
         <w:jc w:val="left"/>
-        <w:rPr>
-          <w:noProof/>
-        </w:rPr>
-      </w:pPr>
-      <w:r>
-        <w:rPr>
-          <w:noProof/>
-        </w:rPr>
+      </w:pPr>
+      <w:r>
         <w:br w:type="page"/>
       </w:r>
     </w:p>
     <w:p>
-      <w:pPr>
-        <w:rPr>
-          <w:lang w:val="hu-HU"/>
-        </w:rPr>
-      </w:pPr>
-      <w:r>
-        <w:rPr>
-          <w:noProof/>
-        </w:rPr>
+      <w:r>
         <w:lastRenderedPageBreak/>
         <w:drawing>
           <wp:anchor distT="0" distB="0" distL="114300" distR="114300" simplePos="0" relativeHeight="251680768" behindDoc="0" locked="0" layoutInCell="1" allowOverlap="1" wp14:anchorId="223F752C" wp14:editId="5991F55F">
@@ -3548,9 +3047,6 @@
         </w:drawing>
       </w:r>
       <w:r>
-        <w:rPr>
-          <w:noProof/>
-        </w:rPr>
         <mc:AlternateContent>
           <mc:Choice Requires="wps">
             <w:drawing>
@@ -3592,16 +3088,10 @@
                               <w:jc w:val="center"/>
                             </w:pPr>
                             <w:r>
-                              <w:t>3</w:t>
+                              <w:t xml:space="preserve">3.4. </w:t>
                             </w:r>
                             <w:r>
-                              <w:t>.</w:t>
-                            </w:r>
-                            <w:r>
-                              <w:t>4</w:t>
-                            </w:r>
-                            <w:r>
-                              <w:t>. ábra</w:t>
+                              <w:t>ábra</w:t>
                             </w:r>
                           </w:p>
                         </w:txbxContent>
@@ -3623,7 +3113,7 @@
           </mc:Choice>
           <mc:Fallback>
             <w:pict>
-              <v:shape w14:anchorId="0828ADE2" id="_x0000_s1033" type="#_x0000_t202" style="position:absolute;left:0;text-align:left;margin-left:.5pt;margin-top:167.7pt;width:452.25pt;height:.05pt;z-index:251679744;visibility:visible;mso-wrap-style:square;mso-width-percent:0;mso-wrap-distance-left:9pt;mso-wrap-distance-top:0;mso-wrap-distance-right:9pt;mso-wrap-distance-bottom:0;mso-position-horizontal:absolute;mso-position-horizontal-relative:margin;mso-position-vertical:absolute;mso-position-vertical-relative:text;mso-width-percent:0;mso-width-relative:margin;v-text-anchor:top" o:gfxdata="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" filled="f" stroked="f">
+              <v:shape w14:anchorId="0828ADE2" id="_x0000_s1033" type="#_x0000_t202" style="position:absolute;left:0;text-align:left;margin-left:.5pt;margin-top:167.7pt;width:452.25pt;height:.05pt;z-index:251679744;visibility:visible;mso-wrap-style:square;mso-width-percent:0;mso-wrap-distance-left:9pt;mso-wrap-distance-top:0;mso-wrap-distance-right:9pt;mso-wrap-distance-bottom:0;mso-position-horizontal:absolute;mso-position-horizontal-relative:margin;mso-position-vertical:absolute;mso-position-vertical-relative:text;mso-width-percent:0;mso-width-relative:margin;v-text-anchor:top" o:gfxdata="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" filled="f" stroked="f">
                 <v:textbox style="mso-fit-shape-to-text:t" inset="0,0,0,0">
                   <w:txbxContent>
                     <w:p>
@@ -3632,16 +3122,10 @@
                         <w:jc w:val="center"/>
                       </w:pPr>
                       <w:r>
-                        <w:t>3</w:t>
+                        <w:t xml:space="preserve">3.4. </w:t>
                       </w:r>
                       <w:r>
-                        <w:t>.</w:t>
-                      </w:r>
-                      <w:r>
-                        <w:t>4</w:t>
-                      </w:r>
-                      <w:r>
-                        <w:t>. ábra</w:t>
+                        <w:t>ábra</w:t>
                       </w:r>
                     </w:p>
                   </w:txbxContent>
@@ -3675,33 +3159,12 @@
     </w:p>
     <w:p>
       <w:r>
-        <w:t xml:space="preserve">A Hot Standby Router Protocol működésének vizsgálata </w:t>
-      </w:r>
-      <w:r>
-        <w:t xml:space="preserve">egyik </w:t>
-      </w:r>
-      <w:r>
-        <w:t>router kiesés</w:t>
-      </w:r>
-      <w:r>
-        <w:t>e</w:t>
-      </w:r>
-      <w:r>
-        <w:t xml:space="preserve"> esetén.</w:t>
-      </w:r>
-      <w:r>
-        <w:t xml:space="preserve"> </w:t>
-      </w:r>
-      <w:r>
-        <w:t>Ellenőrzés, hogy az alapértelmezett átjáró automatikusan átáll-e.</w:t>
+        <w:t>A Hot Standby Router Protocol működésének vizsgálata egyik router kiesése esetén. Ellenőrzés, hogy az alapértelmezett átjáró automatikusan átáll-e.</w:t>
       </w:r>
     </w:p>
     <w:p>
       <w:r>
-        <w:t>Két router</w:t>
-      </w:r>
-      <w:r>
-        <w:t xml:space="preserve">, </w:t>
+        <w:t xml:space="preserve">Két router, </w:t>
       </w:r>
       <w:r>
         <w:rPr>
@@ -3721,17 +3184,11 @@
         <w:t>KOZPONT_BACKUP_R</w:t>
       </w:r>
       <w:r>
-        <w:t xml:space="preserve"> HSRP-vel konfigurálva több VLAN-on.</w:t>
-      </w:r>
-      <w:r>
-        <w:t xml:space="preserve"> A teszt során a VLAN 70-t vizsgáltuk, ezen könnyen bemutatható a folyamat. </w:t>
+        <w:t xml:space="preserve"> HSRP-vel konfigurálva több VLAN-on. A teszt során a VLAN 70-t vizsgáltuk, ezen könnyen bemutatható a folyamat. </w:t>
       </w:r>
     </w:p>
     <w:p>
       <w:r>
-        <w:rPr>
-          <w:noProof/>
-        </w:rPr>
         <mc:AlternateContent>
           <mc:Choice Requires="wps">
             <w:drawing>
@@ -3773,16 +3230,10 @@
                               <w:jc w:val="center"/>
                             </w:pPr>
                             <w:r>
-                              <w:t>4</w:t>
+                              <w:t xml:space="preserve">4.1. </w:t>
                             </w:r>
                             <w:r>
-                              <w:t>.</w:t>
-                            </w:r>
-                            <w:r>
-                              <w:t>1</w:t>
-                            </w:r>
-                            <w:r>
-                              <w:t>. ábra</w:t>
+                              <w:t>ábra</w:t>
                             </w:r>
                           </w:p>
                         </w:txbxContent>
@@ -3807,7 +3258,7 @@
           </mc:Choice>
           <mc:Fallback>
             <w:pict>
-              <v:shape w14:anchorId="740AEFCA" id="_x0000_s1034" type="#_x0000_t202" style="position:absolute;left:0;text-align:left;margin-left:401.05pt;margin-top:229.1pt;width:452.25pt;height:.05pt;z-index:251682816;visibility:visible;mso-wrap-style:square;mso-width-percent:0;mso-height-percent:0;mso-wrap-distance-left:9pt;mso-wrap-distance-top:0;mso-wrap-distance-right:9pt;mso-wrap-distance-bottom:0;mso-position-horizontal:right;mso-position-horizontal-relative:margin;mso-position-vertical:absolute;mso-position-vertical-relative:text;mso-width-percent:0;mso-height-percent:0;mso-width-relative:margin;mso-height-relative:margin;v-text-anchor:top" o:gfxdata="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" filled="f" stroked="f">
+              <v:shape w14:anchorId="740AEFCA" id="_x0000_s1034" type="#_x0000_t202" style="position:absolute;left:0;text-align:left;margin-left:401.05pt;margin-top:229.1pt;width:452.25pt;height:.05pt;z-index:251682816;visibility:visible;mso-wrap-style:square;mso-width-percent:0;mso-height-percent:0;mso-wrap-distance-left:9pt;mso-wrap-distance-top:0;mso-wrap-distance-right:9pt;mso-wrap-distance-bottom:0;mso-position-horizontal:right;mso-position-horizontal-relative:margin;mso-position-vertical:absolute;mso-position-vertical-relative:text;mso-width-percent:0;mso-height-percent:0;mso-width-relative:margin;mso-height-relative:margin;v-text-anchor:top" o:gfxdata="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" filled="f" stroked="f">
                 <v:textbox style="mso-fit-shape-to-text:t" inset="0,0,0,0">
                   <w:txbxContent>
                     <w:p>
@@ -3816,16 +3267,10 @@
                         <w:jc w:val="center"/>
                       </w:pPr>
                       <w:r>
-                        <w:t>4</w:t>
+                        <w:t xml:space="preserve">4.1. </w:t>
                       </w:r>
                       <w:r>
-                        <w:t>.</w:t>
-                      </w:r>
-                      <w:r>
-                        <w:t>1</w:t>
-                      </w:r>
-                      <w:r>
-                        <w:t>. ábra</w:t>
+                        <w:t>ábra</w:t>
                       </w:r>
                     </w:p>
                   </w:txbxContent>
@@ -3837,9 +3282,6 @@
         </mc:AlternateContent>
       </w:r>
       <w:r>
-        <w:rPr>
-          <w:noProof/>
-        </w:rPr>
         <w:drawing>
           <wp:anchor distT="0" distB="0" distL="114300" distR="114300" simplePos="0" relativeHeight="251683840" behindDoc="0" locked="0" layoutInCell="1" allowOverlap="1" wp14:anchorId="34F1A097" wp14:editId="5967CC99">
             <wp:simplePos x="0" y="0"/>
@@ -3897,13 +3339,7 @@
         </w:drawing>
       </w:r>
       <w:r>
-        <w:t xml:space="preserve">A </w:t>
-      </w:r>
-      <w:r>
-        <w:t>1</w:t>
-      </w:r>
-      <w:r>
-        <w:t xml:space="preserve">0-es VLAN-ban a </w:t>
+        <w:t xml:space="preserve">A 10-es VLAN-ban a </w:t>
       </w:r>
       <w:r>
         <w:rPr>
@@ -3925,10 +3361,7 @@
         <w:t>ük</w:t>
       </w:r>
       <w:r>
-        <w:t xml:space="preserve"> a</w:t>
-      </w:r>
-      <w:r>
-        <w:t xml:space="preserve"> </w:t>
+        <w:t xml:space="preserve"> a </w:t>
       </w:r>
       <w:r>
         <w:rPr>
@@ -3938,25 +3371,13 @@
         <w:t>KOZPONT_BACKUP_R</w:t>
       </w:r>
       <w:r>
-        <w:t xml:space="preserve"> routeren a</w:t>
-      </w:r>
-      <w:r>
-        <w:t xml:space="preserve"> VLAN-ok HSRP állapotváltozását</w:t>
-      </w:r>
-      <w:r>
-        <w:t xml:space="preserve"> </w:t>
+        <w:t xml:space="preserve"> routeren a VLAN-ok HSRP állapotváltozását </w:t>
       </w:r>
       <w:r>
         <w:t xml:space="preserve">   </w:t>
       </w:r>
       <w:r>
-        <w:t>(4.1. ábra)</w:t>
-      </w:r>
-      <w:r>
-        <w:t>.</w:t>
-      </w:r>
-      <w:r>
-        <w:t xml:space="preserve"> Ezek után a SZERVER_SW -ről tesztelt</w:t>
+        <w:t>(4.1. ábra). Ezek után a SZERVER_SW -ről tesztelt</w:t>
       </w:r>
       <w:r>
         <w:t>ük</w:t>
@@ -3973,9 +3394,6 @@
     </w:p>
     <w:p>
       <w:r>
-        <w:rPr>
-          <w:noProof/>
-        </w:rPr>
         <w:lastRenderedPageBreak/>
         <mc:AlternateContent>
           <mc:Choice Requires="wps">
@@ -4018,16 +3436,10 @@
                               <w:jc w:val="center"/>
                             </w:pPr>
                             <w:r>
-                              <w:t>4</w:t>
+                              <w:t xml:space="preserve">4.2. </w:t>
                             </w:r>
                             <w:r>
-                              <w:t>.</w:t>
-                            </w:r>
-                            <w:r>
-                              <w:t>2</w:t>
-                            </w:r>
-                            <w:r>
-                              <w:t>. ábra</w:t>
+                              <w:t>ábra</w:t>
                             </w:r>
                           </w:p>
                         </w:txbxContent>
@@ -4052,7 +3464,7 @@
           </mc:Choice>
           <mc:Fallback>
             <w:pict>
-              <v:shape w14:anchorId="2674DB5D" id="_x0000_s1035" type="#_x0000_t202" style="position:absolute;left:0;text-align:left;margin-left:401.05pt;margin-top:99.1pt;width:452.25pt;height:.05pt;z-index:251685888;visibility:visible;mso-wrap-style:square;mso-width-percent:0;mso-height-percent:0;mso-wrap-distance-left:9pt;mso-wrap-distance-top:0;mso-wrap-distance-right:9pt;mso-wrap-distance-bottom:0;mso-position-horizontal:right;mso-position-horizontal-relative:margin;mso-position-vertical:absolute;mso-position-vertical-relative:text;mso-width-percent:0;mso-height-percent:0;mso-width-relative:margin;mso-height-relative:margin;v-text-anchor:top" o:gfxdata="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" filled="f" stroked="f">
+              <v:shape w14:anchorId="2674DB5D" id="_x0000_s1035" type="#_x0000_t202" style="position:absolute;left:0;text-align:left;margin-left:401.05pt;margin-top:99.1pt;width:452.25pt;height:.05pt;z-index:251685888;visibility:visible;mso-wrap-style:square;mso-width-percent:0;mso-height-percent:0;mso-wrap-distance-left:9pt;mso-wrap-distance-top:0;mso-wrap-distance-right:9pt;mso-wrap-distance-bottom:0;mso-position-horizontal:right;mso-position-horizontal-relative:margin;mso-position-vertical:absolute;mso-position-vertical-relative:text;mso-width-percent:0;mso-height-percent:0;mso-width-relative:margin;mso-height-relative:margin;v-text-anchor:top" o:gfxdata="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" filled="f" stroked="f">
                 <v:textbox style="mso-fit-shape-to-text:t" inset="0,0,0,0">
                   <w:txbxContent>
                     <w:p>
@@ -4061,16 +3473,10 @@
                         <w:jc w:val="center"/>
                       </w:pPr>
                       <w:r>
-                        <w:t>4</w:t>
+                        <w:t xml:space="preserve">4.2. </w:t>
                       </w:r>
                       <w:r>
-                        <w:t>.</w:t>
-                      </w:r>
-                      <w:r>
-                        <w:t>2</w:t>
-                      </w:r>
-                      <w:r>
-                        <w:t>. ábra</w:t>
+                        <w:t>ábra</w:t>
                       </w:r>
                     </w:p>
                   </w:txbxContent>
@@ -4082,9 +3488,6 @@
         </mc:AlternateContent>
       </w:r>
       <w:r>
-        <w:rPr>
-          <w:noProof/>
-        </w:rPr>
         <w:drawing>
           <wp:inline distT="0" distB="0" distL="0" distR="0" wp14:anchorId="213150DF" wp14:editId="7BF848DC">
             <wp:extent cx="5753903" cy="1247949"/>
@@ -4124,13 +3527,7 @@
     </w:p>
     <w:p>
       <w:r>
-        <w:t>A</w:t>
-      </w:r>
-      <w:r>
-        <w:t xml:space="preserve"> 4.1 ábrán jól </w:t>
-      </w:r>
-      <w:r>
-        <w:t xml:space="preserve">látható a </w:t>
+        <w:t xml:space="preserve">A 4.1 ábrán jól látható a </w:t>
       </w:r>
       <w:r>
         <w:rPr>
@@ -4340,10 +3737,7 @@
         <w:t>ö</w:t>
       </w:r>
       <w:r>
-        <w:t>dtek.</w:t>
-      </w:r>
-      <w:r>
-        <w:t xml:space="preserve"> A 4.2. ábra is megerősíti, hogy a virtuális átjáró a hiba után is elérhető.</w:t>
+        <w:t>dtek. A 4.2. ábra is megerősíti, hogy a virtuális átjáró a hiba után is elérhető.</w:t>
       </w:r>
     </w:p>
     <w:p>
@@ -4363,52 +3757,8 @@
       <w:bookmarkEnd w:id="5"/>
     </w:p>
     <w:p>
-      <w:pPr>
-        <w:rPr>
-          <w:lang w:val="hu-HU"/>
-        </w:rPr>
-      </w:pPr>
-      <w:r>
-        <w:rPr>
-          <w:lang w:val="hu-HU"/>
-        </w:rPr>
-        <w:t>A</w:t>
-      </w:r>
-      <w:r>
-        <w:rPr>
-          <w:lang w:val="hu-HU"/>
-        </w:rPr>
-        <w:t xml:space="preserve"> teszt célja a</w:t>
-      </w:r>
-      <w:r>
-        <w:rPr>
-          <w:lang w:val="hu-HU"/>
-        </w:rPr>
-        <w:t xml:space="preserve"> Network Address Translation különböző működési módjainak (PAT, dinamikus NAT, statikus NAT) vizsgálata.</w:t>
-      </w:r>
-      <w:r>
-        <w:rPr>
-          <w:lang w:val="hu-HU"/>
-        </w:rPr>
-        <w:t xml:space="preserve"> </w:t>
-      </w:r>
-      <w:r>
-        <w:rPr>
-          <w:lang w:val="hu-HU"/>
-        </w:rPr>
-        <w:t>Ellenőr</w:t>
-      </w:r>
-      <w:r>
-        <w:rPr>
-          <w:lang w:val="hu-HU"/>
-        </w:rPr>
-        <w:t>izzük</w:t>
-      </w:r>
-      <w:r>
-        <w:rPr>
-          <w:lang w:val="hu-HU"/>
-        </w:rPr>
-        <w:t>, hogy a belső kliensek és szerverek megfelelően kommunikálnak-e publikus címeken keresztül.</w:t>
+      <w:r>
+        <w:t>A teszt célja a Network Address Translation különböző működési módjainak (PAT, dinamikus NAT, statikus NAT) vizsgálata. Ellenőrizzük, hogy a belső kliensek és szerverek megfelelően kommunikálnak-e publikus címeken keresztül.</w:t>
       </w:r>
     </w:p>
     <w:p>
@@ -4424,7 +3774,6 @@
         <w:rPr>
           <w:rStyle w:val="inlineChar"/>
           <w:shd w:val="clear" w:color="auto" w:fill="E7E6E6" w:themeFill="background2"/>
-          <w:lang w:val="en-US"/>
         </w:rPr>
         <w:t>debug</w:t>
       </w:r>
@@ -4435,7 +3784,6 @@
         <w:rPr>
           <w:rStyle w:val="inlineChar"/>
           <w:shd w:val="clear" w:color="auto" w:fill="E7E6E6" w:themeFill="background2"/>
-          <w:lang w:val="en-US"/>
         </w:rPr>
         <w:t>show ip nat translations</w:t>
       </w:r>
@@ -4446,37 +3794,17 @@
         <w:t>ük</w:t>
       </w:r>
       <w:r>
-        <w:t>.</w:t>
-      </w:r>
-      <w:r>
-        <w:t xml:space="preserve"> Ezután a </w:t>
-      </w:r>
-      <w:r>
-        <w:t>BOLT telephely klienséről pingelt</w:t>
+        <w:t>. Ezután a BOLT telephely klienséről pingelt</w:t>
       </w:r>
       <w:r>
         <w:t>ük</w:t>
       </w:r>
       <w:r>
-        <w:t xml:space="preserve"> a K</w:t>
-      </w:r>
-      <w:r>
-        <w:t>Ö</w:t>
-      </w:r>
-      <w:r>
-        <w:t>ZPONT telephely szerverének publikus IP címét.</w:t>
+        <w:t xml:space="preserve"> a KÖZPONT telephely szerverének publikus IP címét.</w:t>
       </w:r>
     </w:p>
     <w:p>
-      <w:pPr>
-        <w:rPr>
-          <w:lang w:val="hu-HU"/>
-        </w:rPr>
-      </w:pPr>
-      <w:r>
-        <w:rPr>
-          <w:noProof/>
-        </w:rPr>
+      <w:r>
         <w:lastRenderedPageBreak/>
         <mc:AlternateContent>
           <mc:Choice Requires="wps">
@@ -4519,16 +3847,10 @@
                               <w:jc w:val="center"/>
                             </w:pPr>
                             <w:r>
-                              <w:t>5</w:t>
+                              <w:t xml:space="preserve">5.3. </w:t>
                             </w:r>
                             <w:r>
-                              <w:t>.</w:t>
-                            </w:r>
-                            <w:r>
-                              <w:t>3</w:t>
-                            </w:r>
-                            <w:r>
-                              <w:t>. ábra</w:t>
+                              <w:t>ábra</w:t>
                             </w:r>
                           </w:p>
                         </w:txbxContent>
@@ -4553,7 +3875,7 @@
           </mc:Choice>
           <mc:Fallback>
             <w:pict>
-              <v:shape w14:anchorId="3059A629" id="_x0000_s1036" type="#_x0000_t202" style="position:absolute;left:0;text-align:left;margin-left:0;margin-top:604.1pt;width:452.25pt;height:.05pt;z-index:251695104;visibility:visible;mso-wrap-style:square;mso-width-percent:0;mso-height-percent:0;mso-wrap-distance-left:9pt;mso-wrap-distance-top:0;mso-wrap-distance-right:9pt;mso-wrap-distance-bottom:0;mso-position-horizontal:left;mso-position-horizontal-relative:margin;mso-position-vertical:absolute;mso-position-vertical-relative:text;mso-width-percent:0;mso-height-percent:0;mso-width-relative:margin;mso-height-relative:margin;v-text-anchor:top" o:gfxdata="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" filled="f" stroked="f">
+              <v:shape w14:anchorId="3059A629" id="_x0000_s1036" type="#_x0000_t202" style="position:absolute;left:0;text-align:left;margin-left:0;margin-top:604.1pt;width:452.25pt;height:.05pt;z-index:251695104;visibility:visible;mso-wrap-style:square;mso-width-percent:0;mso-height-percent:0;mso-wrap-distance-left:9pt;mso-wrap-distance-top:0;mso-wrap-distance-right:9pt;mso-wrap-distance-bottom:0;mso-position-horizontal:left;mso-position-horizontal-relative:margin;mso-position-vertical:absolute;mso-position-vertical-relative:text;mso-width-percent:0;mso-height-percent:0;mso-width-relative:margin;mso-height-relative:margin;v-text-anchor:top" o:gfxdata="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" filled="f" stroked="f">
                 <v:textbox style="mso-fit-shape-to-text:t" inset="0,0,0,0">
                   <w:txbxContent>
                     <w:p>
@@ -4562,16 +3884,10 @@
                         <w:jc w:val="center"/>
                       </w:pPr>
                       <w:r>
-                        <w:t>5</w:t>
+                        <w:t xml:space="preserve">5.3. </w:t>
                       </w:r>
                       <w:r>
-                        <w:t>.</w:t>
-                      </w:r>
-                      <w:r>
-                        <w:t>3</w:t>
-                      </w:r>
-                      <w:r>
-                        <w:t>. ábra</w:t>
+                        <w:t>ábra</w:t>
                       </w:r>
                     </w:p>
                   </w:txbxContent>
@@ -4583,9 +3899,6 @@
         </mc:AlternateContent>
       </w:r>
       <w:r>
-        <w:rPr>
-          <w:noProof/>
-        </w:rPr>
         <w:drawing>
           <wp:anchor distT="0" distB="0" distL="114300" distR="114300" simplePos="0" relativeHeight="251693056" behindDoc="0" locked="0" layoutInCell="1" allowOverlap="1" wp14:anchorId="55ADEB02" wp14:editId="5D564AFD">
             <wp:simplePos x="0" y="0"/>
@@ -4644,9 +3957,6 @@
         </w:drawing>
       </w:r>
       <w:r>
-        <w:rPr>
-          <w:noProof/>
-        </w:rPr>
         <mc:AlternateContent>
           <mc:Choice Requires="wps">
             <w:drawing>
@@ -4688,10 +3998,10 @@
                               <w:jc w:val="center"/>
                             </w:pPr>
                             <w:r>
-                              <w:t>5.2</w:t>
+                              <w:t xml:space="preserve">5.2. </w:t>
                             </w:r>
                             <w:r>
-                              <w:t>. ábra</w:t>
+                              <w:t>ábra</w:t>
                             </w:r>
                           </w:p>
                         </w:txbxContent>
@@ -4716,7 +4026,7 @@
           </mc:Choice>
           <mc:Fallback>
             <w:pict>
-              <v:shape w14:anchorId="57937E35" id="_x0000_s1037" type="#_x0000_t202" style="position:absolute;left:0;text-align:left;margin-left:0;margin-top:416.55pt;width:452.25pt;height:.05pt;z-index:251692032;visibility:visible;mso-wrap-style:square;mso-width-percent:0;mso-height-percent:0;mso-wrap-distance-left:9pt;mso-wrap-distance-top:0;mso-wrap-distance-right:9pt;mso-wrap-distance-bottom:0;mso-position-horizontal:left;mso-position-horizontal-relative:margin;mso-position-vertical:absolute;mso-position-vertical-relative:text;mso-width-percent:0;mso-height-percent:0;mso-width-relative:margin;mso-height-relative:margin;v-text-anchor:top" o:gfxdata="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" filled="f" stroked="f">
+              <v:shape w14:anchorId="57937E35" id="_x0000_s1037" type="#_x0000_t202" style="position:absolute;left:0;text-align:left;margin-left:0;margin-top:416.55pt;width:452.25pt;height:.05pt;z-index:251692032;visibility:visible;mso-wrap-style:square;mso-width-percent:0;mso-height-percent:0;mso-wrap-distance-left:9pt;mso-wrap-distance-top:0;mso-wrap-distance-right:9pt;mso-wrap-distance-bottom:0;mso-position-horizontal:left;mso-position-horizontal-relative:margin;mso-position-vertical:absolute;mso-position-vertical-relative:text;mso-width-percent:0;mso-height-percent:0;mso-width-relative:margin;mso-height-relative:margin;v-text-anchor:top" o:gfxdata="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" filled="f" stroked="f">
                 <v:textbox style="mso-fit-shape-to-text:t" inset="0,0,0,0">
                   <w:txbxContent>
                     <w:p>
@@ -4725,10 +4035,10 @@
                         <w:jc w:val="center"/>
                       </w:pPr>
                       <w:r>
-                        <w:t>5.2</w:t>
+                        <w:t xml:space="preserve">5.2. </w:t>
                       </w:r>
                       <w:r>
-                        <w:t>. ábra</w:t>
+                        <w:t>ábra</w:t>
                       </w:r>
                     </w:p>
                   </w:txbxContent>
@@ -4740,9 +4050,6 @@
         </mc:AlternateContent>
       </w:r>
       <w:r>
-        <w:rPr>
-          <w:noProof/>
-        </w:rPr>
         <w:drawing>
           <wp:anchor distT="0" distB="0" distL="114300" distR="114300" simplePos="0" relativeHeight="251689984" behindDoc="0" locked="0" layoutInCell="1" allowOverlap="1" wp14:anchorId="2D94B140" wp14:editId="725D0288">
             <wp:simplePos x="0" y="0"/>
@@ -4806,9 +4113,6 @@
         </w:drawing>
       </w:r>
       <w:r>
-        <w:rPr>
-          <w:noProof/>
-        </w:rPr>
         <mc:AlternateContent>
           <mc:Choice Requires="wps">
             <w:drawing>
@@ -4850,16 +4154,10 @@
                               <w:jc w:val="center"/>
                             </w:pPr>
                             <w:r>
-                              <w:t>5</w:t>
+                              <w:t xml:space="preserve">5.1. </w:t>
                             </w:r>
                             <w:r>
-                              <w:t>.</w:t>
-                            </w:r>
-                            <w:r>
-                              <w:t>1</w:t>
-                            </w:r>
-                            <w:r>
-                              <w:t>. ábra</w:t>
+                              <w:t>ábra</w:t>
                             </w:r>
                           </w:p>
                         </w:txbxContent>
@@ -4884,7 +4182,7 @@
           </mc:Choice>
           <mc:Fallback>
             <w:pict>
-              <v:shape w14:anchorId="0E36B2D4" id="_x0000_s1038" type="#_x0000_t202" style="position:absolute;left:0;text-align:left;margin-left:401.05pt;margin-top:42.9pt;width:452.25pt;height:.05pt;z-index:251687936;visibility:visible;mso-wrap-style:square;mso-width-percent:0;mso-height-percent:0;mso-wrap-distance-left:9pt;mso-wrap-distance-top:0;mso-wrap-distance-right:9pt;mso-wrap-distance-bottom:0;mso-position-horizontal:right;mso-position-horizontal-relative:margin;mso-position-vertical:absolute;mso-position-vertical-relative:text;mso-width-percent:0;mso-height-percent:0;mso-width-relative:margin;mso-height-relative:margin;v-text-anchor:top" o:gfxdata="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" filled="f" stroked="f">
+              <v:shape w14:anchorId="0E36B2D4" id="_x0000_s1038" type="#_x0000_t202" style="position:absolute;left:0;text-align:left;margin-left:401.05pt;margin-top:42.9pt;width:452.25pt;height:.05pt;z-index:251687936;visibility:visible;mso-wrap-style:square;mso-width-percent:0;mso-height-percent:0;mso-wrap-distance-left:9pt;mso-wrap-distance-top:0;mso-wrap-distance-right:9pt;mso-wrap-distance-bottom:0;mso-position-horizontal:right;mso-position-horizontal-relative:margin;mso-position-vertical:absolute;mso-position-vertical-relative:text;mso-width-percent:0;mso-height-percent:0;mso-width-relative:margin;mso-height-relative:margin;v-text-anchor:top" o:gfxdata="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" filled="f" stroked="f">
                 <v:textbox style="mso-fit-shape-to-text:t" inset="0,0,0,0">
                   <w:txbxContent>
                     <w:p>
@@ -4893,16 +4191,10 @@
                         <w:jc w:val="center"/>
                       </w:pPr>
                       <w:r>
-                        <w:t>5</w:t>
+                        <w:t xml:space="preserve">5.1. </w:t>
                       </w:r>
                       <w:r>
-                        <w:t>.</w:t>
-                      </w:r>
-                      <w:r>
-                        <w:t>1</w:t>
-                      </w:r>
-                      <w:r>
-                        <w:t>. ábra</w:t>
+                        <w:t>ábra</w:t>
                       </w:r>
                     </w:p>
                   </w:txbxContent>
@@ -4914,9 +4206,6 @@
         </mc:AlternateContent>
       </w:r>
       <w:r>
-        <w:rPr>
-          <w:noProof/>
-        </w:rPr>
         <w:drawing>
           <wp:anchor distT="0" distB="0" distL="114300" distR="114300" simplePos="0" relativeHeight="251688960" behindDoc="0" locked="0" layoutInCell="1" allowOverlap="1" wp14:anchorId="6F1A0809" wp14:editId="0C068D07">
             <wp:simplePos x="0" y="0"/>
@@ -4992,13 +4281,7 @@
     <w:p/>
     <w:p>
       <w:r>
-        <w:t xml:space="preserve">Az </w:t>
-      </w:r>
-      <w:r>
-        <w:t xml:space="preserve">5.1 ábrán </w:t>
-      </w:r>
-      <w:r>
-        <w:t xml:space="preserve">látható, hogy a </w:t>
+        <w:t xml:space="preserve">Az 5.1 ábrán látható, hogy a </w:t>
       </w:r>
       <w:r>
         <w:rPr>
@@ -5008,16 +4291,7 @@
         <w:t>BOLT_R</w:t>
       </w:r>
       <w:r>
-        <w:t xml:space="preserve"> a belső privát címeket egyetlen publikus IP-re fordítja PAT segítségével, több kapcsolatot különböző portokkal kezelve. A</w:t>
-      </w:r>
-      <w:r>
-        <w:t>z</w:t>
-      </w:r>
-      <w:r>
-        <w:t xml:space="preserve"> </w:t>
-      </w:r>
-      <w:r>
-        <w:t xml:space="preserve">5.2. ábrán </w:t>
+        <w:t xml:space="preserve"> a belső privát címeket egyetlen publikus IP-re fordítja PAT segítségével, több kapcsolatot különböző portokkal kezelve. Az 5.2. ábrán </w:t>
       </w:r>
       <w:r>
         <w:lastRenderedPageBreak/>
@@ -5088,13 +4362,7 @@
         <w:t>í</w:t>
       </w:r>
       <w:r>
-        <w:t>g a</w:t>
-      </w:r>
-      <w:r>
-        <w:t xml:space="preserve">z 5.3. ábrán </w:t>
-      </w:r>
-      <w:r>
-        <w:t>sikeres ping igazolja, hogy a BOLT telephely kliense el</w:t>
+        <w:t>g az 5.3. ábrán sikeres ping igazolja, hogy a BOLT telephely kliense el</w:t>
       </w:r>
       <w:r>
         <w:rPr>
@@ -5146,60 +4414,21 @@
       <w:bookmarkEnd w:id="6"/>
     </w:p>
     <w:p>
-      <w:pPr>
-        <w:rPr>
-          <w:lang w:val="hu-HU"/>
-        </w:rPr>
-      </w:pPr>
-      <w:r>
-        <w:rPr>
-          <w:lang w:val="hu-HU"/>
-        </w:rPr>
+      <w:r>
         <w:t>A Generic Routing Encapsulation tunnel működésének vizsgálata két telephely között.</w:t>
       </w:r>
       <w:r>
-        <w:rPr>
-          <w:lang w:val="hu-HU"/>
-        </w:rPr>
         <w:br/>
         <w:t>Ellenőrzés, hogy a forgalom megfelelően halad-e a tunnel-en keresztül NAT környezetben.</w:t>
       </w:r>
     </w:p>
     <w:p>
-      <w:pPr>
-        <w:rPr>
-          <w:lang w:val="hu-HU"/>
-        </w:rPr>
-      </w:pPr>
-      <w:r>
-        <w:rPr>
-          <w:lang w:val="hu-HU"/>
-        </w:rPr>
-        <w:t>Két telephely routerei GRE tunnel-lel vannak összekötve, külön tunnel interfészekkel (Tunnel1, Tunnel2).</w:t>
-      </w:r>
-      <w:r>
-        <w:rPr>
-          <w:lang w:val="hu-HU"/>
-        </w:rPr>
-        <w:t xml:space="preserve"> </w:t>
-      </w:r>
-      <w:r>
-        <w:rPr>
-          <w:lang w:val="hu-HU"/>
-        </w:rPr>
-        <w:t>A tunnel-ek publikus IP címeken keresztül épülnek fel, miközben a belső forgalom NAT-olva halad.</w:t>
+      <w:r>
+        <w:t>Két telephely routerei GRE tunnel-lel vannak összekötve, külön tunnel interfészekkel (Tunnel1, Tunnel2). A tunnel-ek publikus IP címeken keresztül épülnek fel, miközben a belső forgalom NAT-olva halad.</w:t>
       </w:r>
     </w:p>
     <w:p>
-      <w:pPr>
-        <w:rPr>
-          <w:lang w:val="hu-HU"/>
-        </w:rPr>
-      </w:pPr>
-      <w:r>
-        <w:rPr>
-          <w:noProof/>
-        </w:rPr>
+      <w:r>
         <mc:AlternateContent>
           <mc:Choice Requires="wps">
             <w:drawing>
@@ -5241,16 +4470,10 @@
                               <w:jc w:val="center"/>
                             </w:pPr>
                             <w:r>
-                              <w:t>6</w:t>
+                              <w:t xml:space="preserve">6.1. </w:t>
                             </w:r>
                             <w:r>
-                              <w:t>.</w:t>
-                            </w:r>
-                            <w:r>
-                              <w:t>1</w:t>
-                            </w:r>
-                            <w:r>
-                              <w:t>. ábra</w:t>
+                              <w:t>ábra</w:t>
                             </w:r>
                           </w:p>
                         </w:txbxContent>
@@ -5275,7 +4498,7 @@
           </mc:Choice>
           <mc:Fallback>
             <w:pict>
-              <v:shape w14:anchorId="1B2DE73F" id="_x0000_s1039" type="#_x0000_t202" style="position:absolute;left:0;text-align:left;margin-left:0;margin-top:209.35pt;width:452.25pt;height:.05pt;z-index:251697152;visibility:visible;mso-wrap-style:square;mso-width-percent:0;mso-height-percent:0;mso-wrap-distance-left:9pt;mso-wrap-distance-top:0;mso-wrap-distance-right:9pt;mso-wrap-distance-bottom:0;mso-position-horizontal:left;mso-position-horizontal-relative:margin;mso-position-vertical:absolute;mso-position-vertical-relative:text;mso-width-percent:0;mso-height-percent:0;mso-width-relative:margin;mso-height-relative:margin;v-text-anchor:top" o:gfxdata="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" filled="f" stroked="f">
+              <v:shape w14:anchorId="1B2DE73F" id="_x0000_s1039" type="#_x0000_t202" style="position:absolute;left:0;text-align:left;margin-left:0;margin-top:209.35pt;width:452.25pt;height:.05pt;z-index:251697152;visibility:visible;mso-wrap-style:square;mso-width-percent:0;mso-height-percent:0;mso-wrap-distance-left:9pt;mso-wrap-distance-top:0;mso-wrap-distance-right:9pt;mso-wrap-distance-bottom:0;mso-position-horizontal:left;mso-position-horizontal-relative:margin;mso-position-vertical:absolute;mso-position-vertical-relative:text;mso-width-percent:0;mso-height-percent:0;mso-width-relative:margin;mso-height-relative:margin;v-text-anchor:top" o:gfxdata="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" filled="f" stroked="f">
                 <v:textbox style="mso-fit-shape-to-text:t" inset="0,0,0,0">
                   <w:txbxContent>
                     <w:p>
@@ -5284,16 +4507,10 @@
                         <w:jc w:val="center"/>
                       </w:pPr>
                       <w:r>
-                        <w:t>6</w:t>
+                        <w:t xml:space="preserve">6.1. </w:t>
                       </w:r>
                       <w:r>
-                        <w:t>.</w:t>
-                      </w:r>
-                      <w:r>
-                        <w:t>1</w:t>
-                      </w:r>
-                      <w:r>
-                        <w:t>. ábra</w:t>
+                        <w:t>ábra</w:t>
                       </w:r>
                     </w:p>
                   </w:txbxContent>
@@ -5305,9 +4522,6 @@
         </mc:AlternateContent>
       </w:r>
       <w:r>
-        <w:rPr>
-          <w:noProof/>
-        </w:rPr>
         <w:drawing>
           <wp:anchor distT="0" distB="0" distL="114300" distR="114300" simplePos="0" relativeHeight="251698176" behindDoc="0" locked="0" layoutInCell="1" allowOverlap="1" wp14:anchorId="1BCEE4EF" wp14:editId="670215D8">
             <wp:simplePos x="0" y="0"/>
@@ -5372,92 +4586,36 @@
         </w:drawing>
       </w:r>
       <w:r>
-        <w:rPr>
-          <w:lang w:val="hu-HU"/>
-        </w:rPr>
         <w:t>Traceroute paranccsal ellenőrizt</w:t>
       </w:r>
       <w:r>
-        <w:rPr>
-          <w:lang w:val="hu-HU"/>
-        </w:rPr>
         <w:t>ük</w:t>
       </w:r>
       <w:r>
-        <w:rPr>
-          <w:lang w:val="hu-HU"/>
-        </w:rPr>
-        <w:t xml:space="preserve"> az útvonalat a távoli szerver felé</w:t>
-      </w:r>
-      <w:r>
-        <w:rPr>
-          <w:lang w:val="hu-HU"/>
-        </w:rPr>
-        <w:t xml:space="preserve"> (6.1. ábra)</w:t>
-      </w:r>
-      <w:r>
-        <w:rPr>
-          <w:lang w:val="hu-HU"/>
-        </w:rPr>
-        <w:t>.</w:t>
-      </w:r>
-      <w:r>
-        <w:rPr>
-          <w:lang w:val="hu-HU"/>
-        </w:rPr>
+        <w:t xml:space="preserve"> az útvonalat a távoli szerver felé (6.1. ábra).</w:t>
+      </w:r>
+      <w:r>
         <w:br/>
         <w:t>Emellett debug logokkal vizsgált</w:t>
       </w:r>
       <w:r>
-        <w:rPr>
-          <w:lang w:val="hu-HU"/>
-        </w:rPr>
         <w:t>uk</w:t>
       </w:r>
       <w:r>
-        <w:rPr>
-          <w:lang w:val="hu-HU"/>
-        </w:rPr>
-        <w:t xml:space="preserve"> a GRE és NAT forgalom működését</w:t>
-      </w:r>
-      <w:r>
-        <w:rPr>
-          <w:lang w:val="hu-HU"/>
-        </w:rPr>
-        <w:t xml:space="preserve"> (6.2 és 6.3. ábra)</w:t>
-      </w:r>
-      <w:r>
-        <w:rPr>
-          <w:lang w:val="hu-HU"/>
-        </w:rPr>
-        <w:t>.</w:t>
+        <w:t xml:space="preserve"> a GRE és NAT forgalom működését (6.2 és 6.3. ábra).</w:t>
       </w:r>
     </w:p>
     <w:p>
       <w:pPr>
         <w:spacing w:after="160" w:line="312" w:lineRule="auto"/>
         <w:jc w:val="left"/>
-        <w:rPr>
-          <w:lang w:val="hu-HU"/>
-        </w:rPr>
-      </w:pPr>
-      <w:r>
-        <w:rPr>
-          <w:lang w:val="hu-HU"/>
-        </w:rPr>
+      </w:pPr>
+      <w:r>
         <w:br w:type="page"/>
       </w:r>
     </w:p>
     <w:p>
-      <w:pPr>
-        <w:rPr>
-          <w:lang w:val="hu-HU"/>
-        </w:rPr>
-      </w:pPr>
-      <w:r>
-        <w:rPr>
-          <w:noProof/>
-        </w:rPr>
+      <w:r>
         <w:lastRenderedPageBreak/>
         <mc:AlternateContent>
           <mc:Choice Requires="wps">
@@ -5500,16 +4658,10 @@
                               <w:jc w:val="center"/>
                             </w:pPr>
                             <w:r>
-                              <w:t>6</w:t>
+                              <w:t xml:space="preserve">6.3. </w:t>
                             </w:r>
                             <w:r>
-                              <w:t>.</w:t>
-                            </w:r>
-                            <w:r>
-                              <w:t>3</w:t>
-                            </w:r>
-                            <w:r>
-                              <w:t>. ábra</w:t>
+                              <w:t>ábra</w:t>
                             </w:r>
                           </w:p>
                         </w:txbxContent>
@@ -5534,7 +4686,7 @@
           </mc:Choice>
           <mc:Fallback>
             <w:pict>
-              <v:shape w14:anchorId="45FC1EB8" id="_x0000_s1040" type="#_x0000_t202" style="position:absolute;left:0;text-align:left;margin-left:401.05pt;margin-top:373.9pt;width:452.25pt;height:.05pt;z-index:251704320;visibility:visible;mso-wrap-style:square;mso-width-percent:0;mso-height-percent:0;mso-wrap-distance-left:9pt;mso-wrap-distance-top:0;mso-wrap-distance-right:9pt;mso-wrap-distance-bottom:0;mso-position-horizontal:right;mso-position-horizontal-relative:margin;mso-position-vertical:absolute;mso-position-vertical-relative:text;mso-width-percent:0;mso-height-percent:0;mso-width-relative:margin;mso-height-relative:margin;v-text-anchor:top" o:gfxdata="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" filled="f" stroked="f">
+              <v:shape w14:anchorId="45FC1EB8" id="_x0000_s1040" type="#_x0000_t202" style="position:absolute;left:0;text-align:left;margin-left:401.05pt;margin-top:373.9pt;width:452.25pt;height:.05pt;z-index:251704320;visibility:visible;mso-wrap-style:square;mso-width-percent:0;mso-height-percent:0;mso-wrap-distance-left:9pt;mso-wrap-distance-top:0;mso-wrap-distance-right:9pt;mso-wrap-distance-bottom:0;mso-position-horizontal:right;mso-position-horizontal-relative:margin;mso-position-vertical:absolute;mso-position-vertical-relative:text;mso-width-percent:0;mso-height-percent:0;mso-width-relative:margin;mso-height-relative:margin;v-text-anchor:top" o:gfxdata="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" filled="f" stroked="f">
                 <v:textbox style="mso-fit-shape-to-text:t" inset="0,0,0,0">
                   <w:txbxContent>
                     <w:p>
@@ -5543,16 +4695,10 @@
                         <w:jc w:val="center"/>
                       </w:pPr>
                       <w:r>
-                        <w:t>6</w:t>
+                        <w:t xml:space="preserve">6.3. </w:t>
                       </w:r>
                       <w:r>
-                        <w:t>.</w:t>
-                      </w:r>
-                      <w:r>
-                        <w:t>3</w:t>
-                      </w:r>
-                      <w:r>
-                        <w:t>. ábra</w:t>
+                        <w:t>ábra</w:t>
                       </w:r>
                     </w:p>
                   </w:txbxContent>
@@ -5564,9 +4710,6 @@
         </mc:AlternateContent>
       </w:r>
       <w:r>
-        <w:rPr>
-          <w:noProof/>
-        </w:rPr>
         <w:drawing>
           <wp:anchor distT="0" distB="0" distL="114300" distR="114300" simplePos="0" relativeHeight="251702272" behindDoc="0" locked="0" layoutInCell="1" allowOverlap="1" wp14:anchorId="76A4164A" wp14:editId="53ED9BF4">
             <wp:simplePos x="0" y="0"/>
@@ -5625,9 +4768,6 @@
         </w:drawing>
       </w:r>
       <w:r>
-        <w:rPr>
-          <w:noProof/>
-        </w:rPr>
         <mc:AlternateContent>
           <mc:Choice Requires="wps">
             <w:drawing>
@@ -5669,16 +4809,10 @@
                               <w:jc w:val="center"/>
                             </w:pPr>
                             <w:r>
-                              <w:t>6</w:t>
+                              <w:t xml:space="preserve">6.2. </w:t>
                             </w:r>
                             <w:r>
-                              <w:t>.</w:t>
-                            </w:r>
-                            <w:r>
-                              <w:t>2</w:t>
-                            </w:r>
-                            <w:r>
-                              <w:t>. ábra</w:t>
+                              <w:t>ábra</w:t>
                             </w:r>
                           </w:p>
                         </w:txbxContent>
@@ -5703,7 +4837,7 @@
           </mc:Choice>
           <mc:Fallback>
             <w:pict>
-              <v:shape w14:anchorId="62AC3762" id="_x0000_s1041" type="#_x0000_t202" style="position:absolute;left:0;text-align:left;margin-left:401.05pt;margin-top:172.95pt;width:452.25pt;height:.05pt;z-index:251701248;visibility:visible;mso-wrap-style:square;mso-width-percent:0;mso-height-percent:0;mso-wrap-distance-left:9pt;mso-wrap-distance-top:0;mso-wrap-distance-right:9pt;mso-wrap-distance-bottom:0;mso-position-horizontal:right;mso-position-horizontal-relative:margin;mso-position-vertical:absolute;mso-position-vertical-relative:text;mso-width-percent:0;mso-height-percent:0;mso-width-relative:margin;mso-height-relative:margin;v-text-anchor:top" o:gfxdata="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" filled="f" stroked="f">
+              <v:shape w14:anchorId="62AC3762" id="_x0000_s1041" type="#_x0000_t202" style="position:absolute;left:0;text-align:left;margin-left:401.05pt;margin-top:172.95pt;width:452.25pt;height:.05pt;z-index:251701248;visibility:visible;mso-wrap-style:square;mso-width-percent:0;mso-height-percent:0;mso-wrap-distance-left:9pt;mso-wrap-distance-top:0;mso-wrap-distance-right:9pt;mso-wrap-distance-bottom:0;mso-position-horizontal:right;mso-position-horizontal-relative:margin;mso-position-vertical:absolute;mso-position-vertical-relative:text;mso-width-percent:0;mso-height-percent:0;mso-width-relative:margin;mso-height-relative:margin;v-text-anchor:top" o:gfxdata="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" filled="f" stroked="f">
                 <v:textbox style="mso-fit-shape-to-text:t" inset="0,0,0,0">
                   <w:txbxContent>
                     <w:p>
@@ -5712,16 +4846,10 @@
                         <w:jc w:val="center"/>
                       </w:pPr>
                       <w:r>
-                        <w:t>6</w:t>
+                        <w:t xml:space="preserve">6.2. </w:t>
                       </w:r>
                       <w:r>
-                        <w:t>.</w:t>
-                      </w:r>
-                      <w:r>
-                        <w:t>2</w:t>
-                      </w:r>
-                      <w:r>
-                        <w:t>. ábra</w:t>
+                        <w:t>ábra</w:t>
                       </w:r>
                     </w:p>
                   </w:txbxContent>
@@ -5734,15 +4862,7 @@
       </w:r>
     </w:p>
     <w:p>
-      <w:pPr>
-        <w:rPr>
-          <w:lang w:val="hu-HU"/>
-        </w:rPr>
-      </w:pPr>
-      <w:r>
-        <w:rPr>
-          <w:noProof/>
-        </w:rPr>
+      <w:r>
         <w:drawing>
           <wp:anchor distT="0" distB="0" distL="114300" distR="114300" simplePos="0" relativeHeight="251699200" behindDoc="0" locked="0" layoutInCell="1" allowOverlap="1" wp14:anchorId="2EE1CC88" wp14:editId="560CE4EC">
             <wp:simplePos x="0" y="0"/>
@@ -5810,51 +4930,9 @@
       <w:pPr>
         <w:spacing w:after="160" w:line="312" w:lineRule="auto"/>
         <w:jc w:val="left"/>
-        <w:rPr>
-          <w:lang w:val="hu-HU"/>
-        </w:rPr>
-      </w:pPr>
-      <w:r>
-        <w:rPr>
-          <w:lang w:val="hu-HU"/>
-        </w:rPr>
-        <w:t>A</w:t>
-      </w:r>
-      <w:r>
-        <w:rPr>
-          <w:lang w:val="hu-HU"/>
-        </w:rPr>
-        <w:t xml:space="preserve"> 6.2. ábrán látható</w:t>
-      </w:r>
-      <w:r>
-        <w:rPr>
-          <w:lang w:val="hu-HU"/>
-        </w:rPr>
-        <w:t>, hogy NAT alatt GRE forgalom halad (GRE port logok), ami aktív tunnel-t jelez.</w:t>
-      </w:r>
-      <w:r>
-        <w:rPr>
-          <w:lang w:val="hu-HU"/>
-        </w:rPr>
-        <w:t xml:space="preserve"> </w:t>
-      </w:r>
-      <w:r>
-        <w:rPr>
-          <w:lang w:val="hu-HU"/>
-        </w:rPr>
-        <w:t xml:space="preserve">A </w:t>
-      </w:r>
-      <w:r>
-        <w:rPr>
-          <w:lang w:val="hu-HU"/>
-        </w:rPr>
-        <w:t>6.1. ábrán</w:t>
-      </w:r>
-      <w:r>
-        <w:rPr>
-          <w:lang w:val="hu-HU"/>
-        </w:rPr>
-        <w:t xml:space="preserve"> a traceroute mutatja, hogy a forgalom a tunnel hálózatokon (</w:t>
+      </w:pPr>
+      <w:r>
+        <w:t>A 6.2. ábrán látható, hogy NAT alatt GRE forgalom halad (GRE port logok), ami aktív tunnel-t jelez. A 6.1. ábrán a traceroute mutatja, hogy a forgalom a tunnel hálózatokon (</w:t>
       </w:r>
       <w:r>
         <w:rPr>
@@ -5864,47 +4942,12 @@
         <w:t>192.168.x.x</w:t>
       </w:r>
       <w:r>
-        <w:rPr>
-          <w:lang w:val="hu-HU"/>
-        </w:rPr>
-        <w:t xml:space="preserve">) keresztül jut el a célhoz, míg a </w:t>
-      </w:r>
-      <w:r>
-        <w:rPr>
-          <w:lang w:val="hu-HU"/>
-        </w:rPr>
-        <w:t>6.3. ábrán</w:t>
-      </w:r>
-      <w:r>
-        <w:rPr>
-          <w:lang w:val="hu-HU"/>
-        </w:rPr>
-        <w:t xml:space="preserve"> a tunnel interfészek konfigurációja látható.</w:t>
+        <w:t>) keresztül jut el a célhoz, míg a 6.3. ábrán a tunnel interfészek konfigurációja látható.</w:t>
       </w:r>
     </w:p>
     <w:p>
-      <w:pPr>
-        <w:rPr>
-          <w:lang w:val="hu-HU"/>
-        </w:rPr>
-      </w:pPr>
-      <w:r>
-        <w:rPr>
-          <w:lang w:val="hu-HU"/>
-        </w:rPr>
-        <w:t>A tunnel megfelelően működik, a forgalom sikeresen áthalad rajta és eléri a célt.</w:t>
-      </w:r>
-      <w:r>
-        <w:rPr>
-          <w:lang w:val="hu-HU"/>
-        </w:rPr>
-        <w:t xml:space="preserve"> </w:t>
-      </w:r>
-      <w:r>
-        <w:rPr>
-          <w:lang w:val="hu-HU"/>
-        </w:rPr>
-        <w:t>A teszt igazolja, hogy a GRE tunnel NAT környezetben is biztosítja a telephelyek közötti kommunikációt.</w:t>
+      <w:r>
+        <w:t>A tunnel megfelelően működik, a forgalom sikeresen áthalad rajta és eléri a célt. A teszt igazolja, hogy a GRE tunnel NAT környezetben is biztosítja a telephelyek közötti kommunikációt.</w:t>
       </w:r>
     </w:p>
     <w:p>
@@ -5925,19 +4968,7 @@
     </w:p>
     <w:p>
       <w:r>
-        <w:t>A</w:t>
-      </w:r>
-      <w:r>
-        <w:t xml:space="preserve"> cél a</w:t>
-      </w:r>
-      <w:r>
-        <w:t xml:space="preserve"> dual-stack (IPv4 + IPv6) működés</w:t>
-      </w:r>
-      <w:r>
-        <w:t>e</w:t>
-      </w:r>
-      <w:r>
-        <w:t xml:space="preserve"> és a </w:t>
+        <w:t xml:space="preserve">A cél a dual-stack (IPv4 + IPv6) működése és a </w:t>
       </w:r>
       <w:r>
         <w:rPr>
@@ -5953,20 +4984,11 @@
     <w:p>
       <w:r>
         <w:lastRenderedPageBreak/>
-        <w:t>A BOLT telephelyen a kliensek dual-stack módban működnek, IPv4 és IPv6 címmel.</w:t>
-      </w:r>
-      <w:r>
-        <w:t xml:space="preserve"> </w:t>
-      </w:r>
-      <w:r>
-        <w:t>Az IPv6 címkiosztás SLAAC segítségével történik, a router biztosítja a hálózati prefixet és gateway-t.</w:t>
+        <w:t>A BOLT telephelyen a kliensek dual-stack módban működnek, IPv4 és IPv6 címmel. Az IPv6 címkiosztás SLAAC segítségével történik, a router biztosítja a hálózati prefixet és gateway-t.</w:t>
       </w:r>
     </w:p>
     <w:p>
       <w:r>
-        <w:rPr>
-          <w:noProof/>
-        </w:rPr>
         <w:drawing>
           <wp:anchor distT="0" distB="0" distL="114300" distR="114300" simplePos="0" relativeHeight="251705344" behindDoc="0" locked="0" layoutInCell="1" allowOverlap="1" wp14:anchorId="45C4864D" wp14:editId="093A4B08">
             <wp:simplePos x="0" y="0"/>
@@ -6025,9 +5047,6 @@
         </w:drawing>
       </w:r>
       <w:r>
-        <w:rPr>
-          <w:noProof/>
-        </w:rPr>
         <mc:AlternateContent>
           <mc:Choice Requires="wps">
             <w:drawing>
@@ -6069,10 +5088,10 @@
                               <w:jc w:val="center"/>
                             </w:pPr>
                             <w:r>
-                              <w:t>7.2</w:t>
+                              <w:t xml:space="preserve">7.2. </w:t>
                             </w:r>
                             <w:r>
-                              <w:t>. ábra</w:t>
+                              <w:t>ábra</w:t>
                             </w:r>
                           </w:p>
                         </w:txbxContent>
@@ -6097,7 +5116,7 @@
           </mc:Choice>
           <mc:Fallback>
             <w:pict>
-              <v:shape w14:anchorId="7E0F987B" id="_x0000_s1042" type="#_x0000_t202" style="position:absolute;left:0;text-align:left;margin-left:401.05pt;margin-top:356.7pt;width:452.25pt;height:.05pt;z-index:251710464;visibility:visible;mso-wrap-style:square;mso-width-percent:0;mso-height-percent:0;mso-wrap-distance-left:9pt;mso-wrap-distance-top:0;mso-wrap-distance-right:9pt;mso-wrap-distance-bottom:0;mso-position-horizontal:right;mso-position-horizontal-relative:margin;mso-position-vertical:absolute;mso-position-vertical-relative:text;mso-width-percent:0;mso-height-percent:0;mso-width-relative:margin;mso-height-relative:margin;v-text-anchor:top" o:gfxdata="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" filled="f" stroked="f">
+              <v:shape w14:anchorId="7E0F987B" id="_x0000_s1042" type="#_x0000_t202" style="position:absolute;left:0;text-align:left;margin-left:401.05pt;margin-top:356.7pt;width:452.25pt;height:.05pt;z-index:251710464;visibility:visible;mso-wrap-style:square;mso-width-percent:0;mso-height-percent:0;mso-wrap-distance-left:9pt;mso-wrap-distance-top:0;mso-wrap-distance-right:9pt;mso-wrap-distance-bottom:0;mso-position-horizontal:right;mso-position-horizontal-relative:margin;mso-position-vertical:absolute;mso-position-vertical-relative:text;mso-width-percent:0;mso-height-percent:0;mso-width-relative:margin;mso-height-relative:margin;v-text-anchor:top" o:gfxdata="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" filled="f" stroked="f">
                 <v:textbox style="mso-fit-shape-to-text:t" inset="0,0,0,0">
                   <w:txbxContent>
                     <w:p>
@@ -6106,10 +5125,10 @@
                         <w:jc w:val="center"/>
                       </w:pPr>
                       <w:r>
-                        <w:t>7.2</w:t>
+                        <w:t xml:space="preserve">7.2. </w:t>
                       </w:r>
                       <w:r>
-                        <w:t>. ábra</w:t>
+                        <w:t>ábra</w:t>
                       </w:r>
                     </w:p>
                   </w:txbxContent>
@@ -6121,9 +5140,6 @@
         </mc:AlternateContent>
       </w:r>
       <w:r>
-        <w:rPr>
-          <w:noProof/>
-        </w:rPr>
         <w:drawing>
           <wp:anchor distT="0" distB="0" distL="114300" distR="114300" simplePos="0" relativeHeight="251708416" behindDoc="0" locked="0" layoutInCell="1" allowOverlap="1" wp14:anchorId="2204FB79" wp14:editId="633FC8E6">
             <wp:simplePos x="0" y="0"/>
@@ -6182,9 +5198,6 @@
         </w:drawing>
       </w:r>
       <w:r>
-        <w:rPr>
-          <w:noProof/>
-        </w:rPr>
         <mc:AlternateContent>
           <mc:Choice Requires="wps">
             <w:drawing>
@@ -6226,10 +5239,10 @@
                               <w:jc w:val="center"/>
                             </w:pPr>
                             <w:r>
-                              <w:t>7.1</w:t>
+                              <w:t xml:space="preserve">7.1. </w:t>
                             </w:r>
                             <w:r>
-                              <w:t>. ábra</w:t>
+                              <w:t>ábra</w:t>
                             </w:r>
                           </w:p>
                         </w:txbxContent>
@@ -6254,7 +5267,7 @@
           </mc:Choice>
           <mc:Fallback>
             <w:pict>
-              <v:shape w14:anchorId="1420B907" id="_x0000_s1043" type="#_x0000_t202" style="position:absolute;left:0;text-align:left;margin-left:0;margin-top:174.8pt;width:452.25pt;height:.05pt;z-index:251707392;visibility:visible;mso-wrap-style:square;mso-width-percent:0;mso-height-percent:0;mso-wrap-distance-left:9pt;mso-wrap-distance-top:0;mso-wrap-distance-right:9pt;mso-wrap-distance-bottom:0;mso-position-horizontal:left;mso-position-horizontal-relative:margin;mso-position-vertical:absolute;mso-position-vertical-relative:text;mso-width-percent:0;mso-height-percent:0;mso-width-relative:margin;mso-height-relative:margin;v-text-anchor:top" o:gfxdata="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" filled="f" stroked="f">
+              <v:shape w14:anchorId="1420B907" id="_x0000_s1043" type="#_x0000_t202" style="position:absolute;left:0;text-align:left;margin-left:0;margin-top:174.8pt;width:452.25pt;height:.05pt;z-index:251707392;visibility:visible;mso-wrap-style:square;mso-width-percent:0;mso-height-percent:0;mso-wrap-distance-left:9pt;mso-wrap-distance-top:0;mso-wrap-distance-right:9pt;mso-wrap-distance-bottom:0;mso-position-horizontal:left;mso-position-horizontal-relative:margin;mso-position-vertical:absolute;mso-position-vertical-relative:text;mso-width-percent:0;mso-height-percent:0;mso-width-relative:margin;mso-height-relative:margin;v-text-anchor:top" o:gfxdata="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" filled="f" stroked="f">
                 <v:textbox style="mso-fit-shape-to-text:t" inset="0,0,0,0">
                   <w:txbxContent>
                     <w:p>
@@ -6263,10 +5276,10 @@
                         <w:jc w:val="center"/>
                       </w:pPr>
                       <w:r>
-                        <w:t>7.1</w:t>
+                        <w:t xml:space="preserve">7.1. </w:t>
                       </w:r>
                       <w:r>
-                        <w:t>. ábra</w:t>
+                        <w:t>ábra</w:t>
                       </w:r>
                     </w:p>
                   </w:txbxContent>
@@ -6278,22 +5291,13 @@
         </mc:AlternateContent>
       </w:r>
       <w:r>
-        <w:t>Ennek tesztelésére l</w:t>
-      </w:r>
-      <w:r>
-        <w:t>ekérdezt</w:t>
+        <w:t>Ennek tesztelésére lekérdezt</w:t>
       </w:r>
       <w:r>
         <w:t>ük</w:t>
       </w:r>
       <w:r>
-        <w:t xml:space="preserve"> a kliens IP konfigurációját (ipconfig)</w:t>
-      </w:r>
-      <w:r>
-        <w:t>, e</w:t>
-      </w:r>
-      <w:r>
-        <w:t>zután ping paranccsal tesztelt</w:t>
+        <w:t xml:space="preserve"> a kliens IP konfigurációját (ipconfig), ezután ping paranccsal tesztelt</w:t>
       </w:r>
       <w:r>
         <w:t>ükk</w:t>
@@ -6304,36 +5308,12 @@
     </w:p>
     <w:p>
       <w:r>
-        <w:t>A</w:t>
-      </w:r>
-      <w:r>
-        <w:t xml:space="preserve"> 7.1. ábrán</w:t>
-      </w:r>
-      <w:r>
-        <w:t xml:space="preserve"> látható, hogy a kliens egyszerre rendelkezik IPv4 és több IPv6 címmel (globális + link-local), ami a dual-stack működést igazolja.</w:t>
-      </w:r>
-      <w:r>
-        <w:t xml:space="preserve"> </w:t>
-      </w:r>
-      <w:r>
-        <w:t xml:space="preserve">A </w:t>
-      </w:r>
-      <w:r>
-        <w:t>7.2. ábrán</w:t>
-      </w:r>
-      <w:r>
-        <w:t xml:space="preserve"> a default gateway (IPv6 cím) pingelése sikeres, ami mutatja, hogy a router elérhető és az IPv6 kommunikáció működik.</w:t>
+        <w:t>A 7.1. ábrán látható, hogy a kliens egyszerre rendelkezik IPv4 és több IPv6 címmel (globális + link-local), ami a dual-stack működést igazolja. A 7.2. ábrán a default gateway (IPv6 cím) pingelése sikeres, ami mutatja, hogy a router elérhető és az IPv6 kommunikáció működik.</w:t>
       </w:r>
     </w:p>
     <w:p>
       <w:r>
-        <w:t>A kliens sikeresen kapott IPv6 címet SLAAC segítségével és eléri a gateway-t</w:t>
-      </w:r>
-      <w:r>
-        <w:t>, illetve a</w:t>
-      </w:r>
-      <w:r>
-        <w:t xml:space="preserve"> dual-stack működés megfelelő, az IPv4 és IPv6 kommunikáció is stabil.</w:t>
+        <w:t>A kliens sikeresen kapott IPv6 címet SLAAC segítségével és eléri a gateway-t, illetve a dual-stack működés megfelelő, az IPv4 és IPv6 kommunikáció is stabil.</w:t>
       </w:r>
     </w:p>
     <w:p>
@@ -6362,9 +5342,6 @@
     </w:p>
     <w:p>
       <w:r>
-        <w:rPr>
-          <w:noProof/>
-        </w:rPr>
         <mc:AlternateContent>
           <mc:Choice Requires="wps">
             <w:drawing>
@@ -6406,10 +5383,10 @@
                               <w:jc w:val="center"/>
                             </w:pPr>
                             <w:r>
-                              <w:t>8.1</w:t>
+                              <w:t xml:space="preserve">8.1. </w:t>
                             </w:r>
                             <w:r>
-                              <w:t>. ábra</w:t>
+                              <w:t>ábra</w:t>
                             </w:r>
                           </w:p>
                         </w:txbxContent>
@@ -6434,7 +5411,7 @@
           </mc:Choice>
           <mc:Fallback>
             <w:pict>
-              <v:shape w14:anchorId="61BDC83A" id="_x0000_s1044" type="#_x0000_t202" style="position:absolute;left:0;text-align:left;margin-left:0;margin-top:345.55pt;width:216.8pt;height:.05pt;z-index:251715584;visibility:visible;mso-wrap-style:square;mso-width-percent:0;mso-height-percent:0;mso-wrap-distance-left:9pt;mso-wrap-distance-top:0;mso-wrap-distance-right:9pt;mso-wrap-distance-bottom:0;mso-position-horizontal:left;mso-position-horizontal-relative:margin;mso-position-vertical:absolute;mso-position-vertical-relative:text;mso-width-percent:0;mso-height-percent:0;mso-width-relative:margin;mso-height-relative:margin;v-text-anchor:top" o:gfxdata="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" filled="f" stroked="f">
+              <v:shape w14:anchorId="61BDC83A" id="_x0000_s1044" type="#_x0000_t202" style="position:absolute;left:0;text-align:left;margin-left:0;margin-top:345.55pt;width:216.8pt;height:.05pt;z-index:251715584;visibility:visible;mso-wrap-style:square;mso-width-percent:0;mso-height-percent:0;mso-wrap-distance-left:9pt;mso-wrap-distance-top:0;mso-wrap-distance-right:9pt;mso-wrap-distance-bottom:0;mso-position-horizontal:left;mso-position-horizontal-relative:margin;mso-position-vertical:absolute;mso-position-vertical-relative:text;mso-width-percent:0;mso-height-percent:0;mso-width-relative:margin;mso-height-relative:margin;v-text-anchor:top" o:gfxdata="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" filled="f" stroked="f">
                 <v:textbox style="mso-fit-shape-to-text:t" inset="0,0,0,0">
                   <w:txbxContent>
                     <w:p>
@@ -6443,10 +5420,10 @@
                         <w:jc w:val="center"/>
                       </w:pPr>
                       <w:r>
-                        <w:t>8.1</w:t>
+                        <w:t xml:space="preserve">8.1. </w:t>
                       </w:r>
                       <w:r>
-                        <w:t>. ábra</w:t>
+                        <w:t>ábra</w:t>
                       </w:r>
                     </w:p>
                   </w:txbxContent>
@@ -6458,9 +5435,6 @@
         </mc:AlternateContent>
       </w:r>
       <w:r>
-        <w:rPr>
-          <w:noProof/>
-        </w:rPr>
         <mc:AlternateContent>
           <mc:Choice Requires="wpg">
             <w:drawing>
@@ -6569,9 +5543,9 @@
               </wp:anchor>
             </w:drawing>
           </mc:Choice>
-          <mc:Fallback xmlns:oel="http://schemas.microsoft.com/office/2019/extlst" xmlns:w16du="http://schemas.microsoft.com/office/word/2023/wordml/word16du" xmlns:w16sdtfl="http://schemas.microsoft.com/office/word/2024/wordml/sdtformatlock">
+          <mc:Fallback>
             <w:pict>
-              <v:group w14:anchorId="09064078" id="Csoportba foglalás 18" o:spid="_x0000_s1026" style="position:absolute;margin-left:1.1pt;margin-top:49.2pt;width:452.75pt;height:296.4pt;z-index:251713536;mso-position-horizontal-relative:margin;mso-width-relative:margin;mso-height-relative:margin" coordorigin="104" coordsize="57502,37645" o:gfxdata="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">
+              <v:group w14:anchorId="0157BA80" id="Csoportba foglalás 18" o:spid="_x0000_s1026" style="position:absolute;margin-left:1.1pt;margin-top:49.2pt;width:452.75pt;height:296.4pt;z-index:251713536;mso-position-horizontal-relative:margin;mso-width-relative:margin;mso-height-relative:margin" coordorigin="104" coordsize="57502,37645" o:gfxdata="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